--- a/Hyde Park BESS/6) Cost Analysis Deliverables/Hyde Park BESS - Statistical Benchmarking Memo.docx
+++ b/Hyde Park BESS/6) Cost Analysis Deliverables/Hyde Park BESS - Statistical Benchmarking Memo.docx
@@ -96,7 +96,7 @@
               <w:rPr>
                 <w:sz w:val="20"/>
               </w:rPr>
-              <w:t>A 20 MWh, two-hour project in 2028 is predicted at $1,116/kWh with an 80 percent prediction interval of $611 to $2,037/kWh. Hyde Park's station-complete direct cost of $1,483/kWh sits at the 73% percentile of that interval and at the 77% percentile of the reference class; its installed battery at $833/kWh sits at the 27% and 38% percentiles. The approval level of $2,862/kWh is above every project in the reference class, and the reasons are named: a separate 13.8 kV switching station, a feeder protection program at Station 496, a landfill platform, and $23.7 million of risk, contingency, indirects and AFUDC that most disclosed project costs do not carry. The Monte Carlo puts the P80 total at $53.0M on base element ranges and $55.9M on Class 5-like ranges, against a $57.2M approval level that carries $7.6M of risk and contingency; the reserve is adequate to conservative on the element view and roughly in line with the 9 to 64 percent estimate-to-actual uplifts observed on comparable small utility projects.</w:t>
+              <w:t>A 20 MWh, two-hour project in 2028 is predicted at $1,116/kWh with an 80 percent prediction interval of $611 to $2,037/kWh. Hyde Park's station-complete direct cost of $1,483/kWh sits at the 73% percentile of that interval and at the 77% percentile of the reference class; its installed battery at $833/kWh sits at the 27% and 38% percentiles. The approval level of $2,862/kWh is above every project in the reference class, and the reasons are named: a separate 13.8 kV switching station, a feeder protection program at Station 496, a landfill platform, and $23.7 million of risk, contingency, indirects and AFUDC that most disclosed project costs do not carry. The Monte Carlo puts the P80 total at $53.0M on base element ranges and $55.9M on Class 5-like ranges, against a $57.2M approval level that carries $7.6M of risk and contingency; the reserve covers the element ranges as modeled and is thin against the 9 to 64 percent estimate-to-actual uplifts observed on comparable small utility projects. The element ranges assume the Haugland reconciliation does not move the construction base; the red team's expectation is that it will.</w:t>
             </w:r>
           </w:p>
         </w:tc>

--- a/Hyde Park BESS/6) Cost Analysis Deliverables/Hyde Park BESS - Statistical Benchmarking Memo.docx
+++ b/Hyde Park BESS/6) Cost Analysis Deliverables/Hyde Park BESS - Statistical Benchmarking Memo.docx
@@ -5178,6 +5178,58 @@
     </w:p>
     <w:p>
       <w:pPr>
+        <w:pStyle w:val="Heading2"/>
+      </w:pPr>
+      <w:r>
+        <w:t>3.1 Dollar-year adjustment (added 2 October 2026)</w:t>
+      </w:r>
+    </w:p>
+    <w:p>
+      <w:pPr>
+        <w:spacing w:after="120"/>
+      </w:pPr>
+      <w:r>
+        <w:rPr>
+          <w:b w:val="0"/>
+          <w:i w:val="0"/>
+        </w:rPr>
+        <w:t>The reference class above is in nominal dollars of the year each cost was reported, and nine of its thirteen members entered service between 2015 and 2019. A reviewer asked whether that understates the gap, given that battery prices were several times higher in 2018. The answer depends on which price is meant. BloombergNEF's pack survey is 1.6 times its 2018 level and 3.4 times its 2015 level; installed systems moved less (EIA's reported all-in for 2018 installs was $625 per kWh against LBNL's $458 for 2024, a factor of 1.4); and Lazard's Levelized Cost of Storage, which some reviewers cite, is roughly flat, down 24 percent from 2019 to 2025 and up 31 percent from 2020 to 2026 on the midpoint of its unsubsidized 100 MW, four-hour range. LCOS is in any case a $/MWh figure that bundles charging energy, operations, augmentation, financing and tax credits with capital cost, and is not a capital-cost deflator.</w:t>
+      </w:r>
+    </w:p>
+    <w:p>
+      <w:pPr>
+        <w:spacing w:after="120"/>
+      </w:pPr>
+      <w:r>
+        <w:rPr>
+          <w:b w:val="0"/>
+          <w:i w:val="0"/>
+        </w:rPr>
+        <w:t>Each comparable was re-based to 2026 with a two-component model: the battery share of its cost (40 percent, with 30 and 50 percent as sensitivities) deflated along a battery index, and the remainder (station, civil, labor, interconnection, overheads) escalated at 3.5 percent a year as a proxy for an ENR-class construction index. Under the installed all-in index the median moves from $1,235 to $1,187 per kWh; under the pack index to $1,225; under BNEF's turnkey series (available from 2022 only) to $1,074; under the LCOS midpoint to $1,466; and with construction escalation alone to $1,480. Every member moves between 0.95 and 1.09 times its nominal value at the installed index. Hyde Park's station-complete direct cost ($1,483) stays at the 77th percentile under the first three indices and falls to the 54th under LCOS; the approval level ($2,862) stays at or above the top under all five. Deflating a comparable's whole cost at the battery rate, which is the arithmetic behind the challenge, gives a median of $575 and treats a 2019 project's switchgear, civil works and interconnection as if they were lithium cells. The formulas are on the workbook tab '2026$ Adjustment'.</w:t>
+      </w:r>
+    </w:p>
+    <w:p>
+      <w:pPr>
+        <w:pStyle w:val="Heading2"/>
+      </w:pPr>
+      <w:r>
+        <w:t>3.2 New York distribution-scale cohort</w:t>
+      </w:r>
+    </w:p>
+    <w:p>
+      <w:pPr>
+        <w:spacing w:after="120"/>
+      </w:pPr>
+      <w:r>
+        <w:rPr>
+          <w:b w:val="0"/>
+          <w:i w:val="0"/>
+        </w:rPr>
+        <w:t>A second review comment noted that New York has built many more projects of this size, most of them by NineDot Energy. NineDot reports eleven operating projects at six New York City sites (39 MW, September 2026) and closed $431 million of construction, tax-credit bridge and letter-of-credit financing in February 2026 for 28 further sites totaling 124 MW and 494 MWh. Three New York City Industrial Development Agency filings disclose all-in project costs: NineDot's Arthur Kill Road site (9.8 MW, 39.1 MWh, $43.4 million, $1,110 per kWh, $4,427 per kW), Elevate Renewables' Victory Boulevard site at an existing generation property (15.1 MW, 60.4 MWh, $31.65 million, $524 per kWh) and Soltage's Maspeth site (5 MW, $16.1 million, $805 per kWh on an assumed four-hour duration). NYSERDA's 6 GW Roadmap reports average total installed costs for its retail-tier (5 MW and below) projects of $464 per kWh for 2020-21 installations and $567 for 2022-23. These are developer-owned, four-hour, distribution-connected sites on leased lots with VDER revenue, a NYSERDA incentive and the investment tax credit; none carries a utility switching station, a landfill platform, a siting case, utility indirects or AFUDC, and none of the figures nets the incentives. On a dollar-per-kW basis NineDot's own filed budget is 77 percent of Hyde Park's approval level and 1.5 times its station-complete direct cost. The cohort also illustrates the interconnection point: NY-BEST and NYSEIA told the Public Service Commission on 11 March 2026 (Case 24-E-0621) that Con Edison's two-part interconnection test had raised upgrade costs about fourteen-fold on 34 distributed projects totaling 161 MW, an average of about $21 million per project. The cohort is shown on deck slide 13 and on the workbook tab; it was not added to the regression, which was not re-run.</w:t>
+      </w:r>
+    </w:p>
+    <w:p>
+      <w:pPr>
         <w:pStyle w:val="Heading1"/>
       </w:pPr>
       <w:r>

--- a/Hyde Park BESS/6) Cost Analysis Deliverables/Hyde Park BESS - Statistical Benchmarking Memo.docx
+++ b/Hyde Park BESS/6) Cost Analysis Deliverables/Hyde Park BESS - Statistical Benchmarking Memo.docx
@@ -96,7 +96,7 @@
               <w:rPr>
                 <w:sz w:val="20"/>
               </w:rPr>
-              <w:t>A 20 MWh, two-hour project in 2028 is predicted at $1,116/kWh with an 80 percent prediction interval of $611 to $2,037/kWh. Hyde Park's station-complete direct cost of $1,483/kWh sits at the 73% percentile of that interval and at the 77% percentile of the reference class; its installed battery at $833/kWh sits at the 27% and 38% percentiles. The approval level of $2,862/kWh is above every project in the reference class, and the reasons are named: a separate 13.8 kV switching station, a feeder protection program at Station 496, a landfill platform, and $23.7 million of risk, contingency, indirects and AFUDC that most disclosed project costs do not carry. The Monte Carlo puts the P80 total at $53.0M on base element ranges and $55.9M on Class 5-like ranges, against a $57.2M approval level that carries $7.6M of risk and contingency; the reserve covers the element ranges as modeled and is thin against the 9 to 64 percent estimate-to-actual uplifts observed on comparable small utility projects. The element ranges assume the Haugland reconciliation does not move the construction base; the red team's expectation is that it will.</w:t>
+              <w:t>A 20 MWh, two-hour project in 2028 is predicted at $1,114/kWh with an 80 percent prediction interval of $652 to $1,903/kWh. Hyde Park's station-complete direct cost of $1,483/kWh sits at the 75% percentile of that interval and at the 77% percentile of the reference class; its installed battery at $833/kWh sits at the 24% and 38% percentiles. The approval level of $2,862/kWh is above every project in the reference class, and the reasons are named: a separate 13.8 kV switching station, a feeder protection program at Station 496, a landfill platform, and $23.7 million of risk, contingency, indirects and AFUDC that most disclosed project costs do not carry. The Monte Carlo puts the P80 total at $53.0M on base element ranges and $55.9M on Class 5-like ranges, against a $57.2M approval level that carries $7.6M of risk and contingency; the reserve covers the element ranges as modeled and is thin against the 9 to 64 percent estimate-to-actual uplifts observed on comparable small utility projects. The element ranges assume the Haugland reconciliation does not move the construction base; the red team's expectation is that it will.</w:t>
             </w:r>
           </w:p>
         </w:tc>
@@ -156,7 +156,7 @@
           <w:b w:val="0"/>
           <w:i w:val="0"/>
         </w:rPr>
-        <w:t>Forty-four projects with a disclosed cost, capacity and energy were compiled from regulator orders, utility releases, 10-K filings and trade press (sourcing in the companion research log). Ten were excluded for bundled or non-capital scope: Nantucket (15 MW diesel generator), Salem Smart Power Center (2013 demonstration with building and controls), Arlington and Hot Springs (microgrids with solar), Essex and SwRI (solar bundled), Leighton Buzzard (R&amp;D trials), Glenarm (a fifteen-year service contract, not capital), the Xcel Minnesota program budget, and Morro Bay (proposed, no date). Eight more lack a confirmed MWh or year and drop out of the fit. The 26 that remain span 3 to 2,150 MWh, 0.25 to 6.5 hours, 2015 to 2027, and $368 to $2,775 per kWh, nominal dollars in the year reported.</w:t>
+        <w:t>Forty-seven projects with a disclosed cost, capacity and energy were compiled (forty-four on 29 September 2026 and three New York City Industrial Development Agency filings on 2 October 2026) from regulator orders, utility releases, 10-K filings and trade press (sourcing in the companion research log). Ten were excluded for bundled or non-capital scope: Nantucket (15 MW diesel generator), Salem Smart Power Center (2013 demonstration with building and controls), Arlington and Hot Springs (microgrids with solar), Essex and SwRI (solar bundled), Leighton Buzzard (R&amp;D trials), Glenarm (a fifteen-year service contract, not capital), the Xcel Minnesota program budget, and Morro Bay (proposed, no date). Eight more lack a confirmed MWh or year and drop out of the fit. The 29 that remain span 3 to 2,150 MWh, 0.25 to 6.5 hours, 2015 to 2027, and $368 to $2,775 per kWh, nominal dollars in the year reported.</w:t>
       </w:r>
     </w:p>
     <w:tbl>
@@ -2575,7 +2575,7 @@
                 <w:i w:val="0"/>
                 <w:sz w:val="15"/>
               </w:rPr>
-              <w:t>Outer Cape (Provincetown) BESS</w:t>
+              <w:t>Soltage Brigis 1A BESS (Maspeth, Queens)</w:t>
             </w:r>
           </w:p>
         </w:tc>
@@ -2594,7 +2594,7 @@
                 <w:i w:val="0"/>
                 <w:sz w:val="15"/>
               </w:rPr>
-              <w:t>MA</w:t>
+              <w:t>NY</w:t>
             </w:r>
           </w:p>
         </w:tc>
@@ -2614,7 +2614,7 @@
                 <w:i w:val="0"/>
                 <w:sz w:val="15"/>
               </w:rPr>
-              <w:t>25</w:t>
+              <w:t>5</w:t>
             </w:r>
           </w:p>
         </w:tc>
@@ -2634,7 +2634,7 @@
                 <w:i w:val="0"/>
                 <w:sz w:val="15"/>
               </w:rPr>
-              <w:t>38</w:t>
+              <w:t>20</w:t>
             </w:r>
           </w:p>
         </w:tc>
@@ -2654,7 +2654,7 @@
                 <w:i w:val="0"/>
                 <w:sz w:val="15"/>
               </w:rPr>
-              <w:t>2022</w:t>
+              <w:t>2025</w:t>
             </w:r>
           </w:p>
         </w:tc>
@@ -2674,7 +2674,7 @@
                 <w:i w:val="0"/>
                 <w:sz w:val="15"/>
               </w:rPr>
-              <w:t>$49.0M</w:t>
+              <w:t>$16.1M</w:t>
             </w:r>
           </w:p>
         </w:tc>
@@ -2694,7 +2694,7 @@
                 <w:i w:val="0"/>
                 <w:sz w:val="15"/>
               </w:rPr>
-              <w:t>$1,289</w:t>
+              <w:t>$805</w:t>
             </w:r>
           </w:p>
         </w:tc>
@@ -2713,7 +2713,7 @@
                 <w:i w:val="0"/>
                 <w:sz w:val="15"/>
               </w:rPr>
-              <w:t>final/actual (as reported)</w:t>
+              <w:t xml:space="preserve">NYCIDA total project cost (public </w:t>
             </w:r>
           </w:p>
         </w:tc>
@@ -2754,7 +2754,7 @@
                 <w:i w:val="0"/>
                 <w:sz w:val="15"/>
               </w:rPr>
-              <w:t>Martha's Vineyard BESS Phase 2 (cancelled)</w:t>
+              <w:t>Outer Cape (Provincetown) BESS</w:t>
             </w:r>
           </w:p>
         </w:tc>
@@ -2795,7 +2795,7 @@
                 <w:i w:val="0"/>
                 <w:sz w:val="15"/>
               </w:rPr>
-              <w:t>9</w:t>
+              <w:t>25</w:t>
             </w:r>
           </w:p>
         </w:tc>
@@ -2816,7 +2816,7 @@
                 <w:i w:val="0"/>
                 <w:sz w:val="15"/>
               </w:rPr>
-              <w:t>64</w:t>
+              <w:t>38</w:t>
             </w:r>
           </w:p>
         </w:tc>
@@ -2837,7 +2837,7 @@
                 <w:i w:val="0"/>
                 <w:sz w:val="15"/>
               </w:rPr>
-              <w:t>2019</w:t>
+              <w:t>2022</w:t>
             </w:r>
           </w:p>
         </w:tc>
@@ -2858,7 +2858,7 @@
                 <w:i w:val="0"/>
                 <w:sz w:val="15"/>
               </w:rPr>
-              <w:t>$28.0M</w:t>
+              <w:t>$49.0M</w:t>
             </w:r>
           </w:p>
         </w:tc>
@@ -2879,7 +2879,7 @@
                 <w:i w:val="0"/>
                 <w:sz w:val="15"/>
               </w:rPr>
-              <w:t>$438</w:t>
+              <w:t>$1,289</w:t>
             </w:r>
           </w:p>
         </w:tc>
@@ -2899,7 +2899,7 @@
                 <w:i w:val="0"/>
                 <w:sz w:val="15"/>
               </w:rPr>
-              <w:t>estimate (DPU 18-155 filing)</w:t>
+              <w:t>final/actual (as reported)</w:t>
             </w:r>
           </w:p>
         </w:tc>
@@ -2940,7 +2940,7 @@
                 <w:i w:val="0"/>
                 <w:sz w:val="15"/>
               </w:rPr>
-              <w:t>Chugach BESS (Southcentral Power Project sit</w:t>
+              <w:t>NineDot Arthur Kill Road BESS (Staten Island</w:t>
             </w:r>
           </w:p>
         </w:tc>
@@ -2959,7 +2959,7 @@
                 <w:i w:val="0"/>
                 <w:sz w:val="15"/>
               </w:rPr>
-              <w:t>AK</w:t>
+              <w:t>NY</w:t>
             </w:r>
           </w:p>
         </w:tc>
@@ -2979,7 +2979,7 @@
                 <w:i w:val="0"/>
                 <w:sz w:val="15"/>
               </w:rPr>
-              <w:t>40</w:t>
+              <w:t>9</w:t>
             </w:r>
           </w:p>
         </w:tc>
@@ -2999,7 +2999,7 @@
                 <w:i w:val="0"/>
                 <w:sz w:val="15"/>
               </w:rPr>
-              <w:t>80</w:t>
+              <w:t>39</w:t>
             </w:r>
           </w:p>
         </w:tc>
@@ -3019,7 +3019,7 @@
                 <w:i w:val="0"/>
                 <w:sz w:val="15"/>
               </w:rPr>
-              <w:t>2024</w:t>
+              <w:t>2025</w:t>
             </w:r>
           </w:p>
         </w:tc>
@@ -3039,7 +3039,7 @@
                 <w:i w:val="0"/>
                 <w:sz w:val="15"/>
               </w:rPr>
-              <w:t>$65.0M</w:t>
+              <w:t>$43.4M</w:t>
             </w:r>
           </w:p>
         </w:tc>
@@ -3059,7 +3059,7 @@
                 <w:i w:val="0"/>
                 <w:sz w:val="15"/>
               </w:rPr>
-              <w:t>$812</w:t>
+              <w:t>$1,110</w:t>
             </w:r>
           </w:p>
         </w:tc>
@@ -3078,7 +3078,7 @@
                 <w:i w:val="0"/>
                 <w:sz w:val="15"/>
               </w:rPr>
-              <w:t>final/actual (as reported)</w:t>
+              <w:t xml:space="preserve">NYCIDA project budget (inducement </w:t>
             </w:r>
           </w:p>
         </w:tc>
@@ -3119,7 +3119,7 @@
                 <w:i w:val="0"/>
                 <w:sz w:val="15"/>
               </w:rPr>
-              <w:t>Waena BESS (Maui)</w:t>
+              <w:t>Elevate Renewables Victory Blvd BESS (Staten</w:t>
             </w:r>
           </w:p>
         </w:tc>
@@ -3139,7 +3139,7 @@
                 <w:i w:val="0"/>
                 <w:sz w:val="15"/>
               </w:rPr>
-              <w:t>HI</w:t>
+              <w:t>NY</w:t>
             </w:r>
           </w:p>
         </w:tc>
@@ -3160,7 +3160,7 @@
                 <w:i w:val="0"/>
                 <w:sz w:val="15"/>
               </w:rPr>
-              <w:t>40</w:t>
+              <w:t>15</w:t>
             </w:r>
           </w:p>
         </w:tc>
@@ -3181,7 +3181,7 @@
                 <w:i w:val="0"/>
                 <w:sz w:val="15"/>
               </w:rPr>
-              <w:t>160</w:t>
+              <w:t>60</w:t>
             </w:r>
           </w:p>
         </w:tc>
@@ -3202,7 +3202,7 @@
                 <w:i w:val="0"/>
                 <w:sz w:val="15"/>
               </w:rPr>
-              <w:t>2027</w:t>
+              <w:t>2025</w:t>
             </w:r>
           </w:p>
         </w:tc>
@@ -3223,7 +3223,7 @@
                 <w:i w:val="0"/>
                 <w:sz w:val="15"/>
               </w:rPr>
-              <w:t>$82.1M</w:t>
+              <w:t>$31.6M</w:t>
             </w:r>
           </w:p>
         </w:tc>
@@ -3244,7 +3244,7 @@
                 <w:i w:val="0"/>
                 <w:sz w:val="15"/>
               </w:rPr>
-              <w:t>$513</w:t>
+              <w:t>$524</w:t>
             </w:r>
           </w:p>
         </w:tc>
@@ -3264,7 +3264,7 @@
                 <w:i w:val="0"/>
                 <w:sz w:val="15"/>
               </w:rPr>
-              <w:t>approved budget/estimate (HPUC Dec</w:t>
+              <w:t xml:space="preserve">NYCIDA total project cost (public </w:t>
             </w:r>
           </w:p>
         </w:tc>
@@ -3305,7 +3305,7 @@
                 <w:i w:val="0"/>
                 <w:sz w:val="15"/>
               </w:rPr>
-              <w:t>Kwinana BESS Stage 1 [AUSTRALIA]</w:t>
+              <w:t>Martha's Vineyard BESS Phase 2 (cancelled)</w:t>
             </w:r>
           </w:p>
         </w:tc>
@@ -3324,7 +3324,7 @@
                 <w:i w:val="0"/>
                 <w:sz w:val="15"/>
               </w:rPr>
-              <w:t>WA (Australia)</w:t>
+              <w:t>MA</w:t>
             </w:r>
           </w:p>
         </w:tc>
@@ -3344,7 +3344,7 @@
                 <w:i w:val="0"/>
                 <w:sz w:val="15"/>
               </w:rPr>
-              <w:t>100</w:t>
+              <w:t>9</w:t>
             </w:r>
           </w:p>
         </w:tc>
@@ -3364,7 +3364,7 @@
                 <w:i w:val="0"/>
                 <w:sz w:val="15"/>
               </w:rPr>
-              <w:t>200</w:t>
+              <w:t>64</w:t>
             </w:r>
           </w:p>
         </w:tc>
@@ -3384,7 +3384,7 @@
                 <w:i w:val="0"/>
                 <w:sz w:val="15"/>
               </w:rPr>
-              <w:t>2023</w:t>
+              <w:t>2019</w:t>
             </w:r>
           </w:p>
         </w:tc>
@@ -3404,7 +3404,7 @@
                 <w:i w:val="0"/>
                 <w:sz w:val="15"/>
               </w:rPr>
-              <w:t>$103.5M</w:t>
+              <w:t>$28.0M</w:t>
             </w:r>
           </w:p>
         </w:tc>
@@ -3424,7 +3424,7 @@
                 <w:i w:val="0"/>
                 <w:sz w:val="15"/>
               </w:rPr>
-              <w:t>$518</w:t>
+              <w:t>$438</w:t>
             </w:r>
           </w:p>
         </w:tc>
@@ -3443,7 +3443,7 @@
                 <w:i w:val="0"/>
                 <w:sz w:val="15"/>
               </w:rPr>
-              <w:t>final (as reported)</w:t>
+              <w:t>estimate (DPU 18-155 filing)</w:t>
             </w:r>
           </w:p>
         </w:tc>
@@ -3484,7 +3484,7 @@
                 <w:i w:val="0"/>
                 <w:sz w:val="15"/>
               </w:rPr>
-              <w:t>Constable (Evergreen) BESS</w:t>
+              <w:t>Chugach BESS (Southcentral Power Project sit</w:t>
             </w:r>
           </w:p>
         </w:tc>
@@ -3504,7 +3504,7 @@
                 <w:i w:val="0"/>
                 <w:sz w:val="15"/>
               </w:rPr>
-              <w:t>OR</w:t>
+              <w:t>AK</w:t>
             </w:r>
           </w:p>
         </w:tc>
@@ -3525,7 +3525,7 @@
                 <w:i w:val="0"/>
                 <w:sz w:val="15"/>
               </w:rPr>
-              <w:t>75</w:t>
+              <w:t>40</w:t>
             </w:r>
           </w:p>
         </w:tc>
@@ -3546,7 +3546,7 @@
                 <w:i w:val="0"/>
                 <w:sz w:val="15"/>
               </w:rPr>
-              <w:t>300</w:t>
+              <w:t>80</w:t>
             </w:r>
           </w:p>
         </w:tc>
@@ -3588,7 +3588,7 @@
                 <w:i w:val="0"/>
                 <w:sz w:val="15"/>
               </w:rPr>
-              <w:t>$156.0M</w:t>
+              <w:t>$65.0M</w:t>
             </w:r>
           </w:p>
         </w:tc>
@@ -3609,7 +3609,7 @@
                 <w:i w:val="0"/>
                 <w:sz w:val="15"/>
               </w:rPr>
-              <w:t>$520</w:t>
+              <w:t>$812</w:t>
             </w:r>
           </w:p>
         </w:tc>
@@ -3629,7 +3629,7 @@
                 <w:i w:val="0"/>
                 <w:sz w:val="15"/>
               </w:rPr>
-              <w:t>final/actual (Electric Utility Pla</w:t>
+              <w:t>final/actual (as reported)</w:t>
             </w:r>
           </w:p>
         </w:tc>
@@ -3670,7 +3670,7 @@
                 <w:i w:val="0"/>
                 <w:sz w:val="15"/>
               </w:rPr>
-              <w:t>Reid Gardner BESS</w:t>
+              <w:t>Waena BESS (Maui)</w:t>
             </w:r>
           </w:p>
         </w:tc>
@@ -3689,7 +3689,7 @@
                 <w:i w:val="0"/>
                 <w:sz w:val="15"/>
               </w:rPr>
-              <w:t>NV</w:t>
+              <w:t>HI</w:t>
             </w:r>
           </w:p>
         </w:tc>
@@ -3709,7 +3709,7 @@
                 <w:i w:val="0"/>
                 <w:sz w:val="15"/>
               </w:rPr>
-              <w:t>220</w:t>
+              <w:t>40</w:t>
             </w:r>
           </w:p>
         </w:tc>
@@ -3729,7 +3729,7 @@
                 <w:i w:val="0"/>
                 <w:sz w:val="15"/>
               </w:rPr>
-              <w:t>440</w:t>
+              <w:t>160</w:t>
             </w:r>
           </w:p>
         </w:tc>
@@ -3749,7 +3749,7 @@
                 <w:i w:val="0"/>
                 <w:sz w:val="15"/>
               </w:rPr>
-              <w:t>2023</w:t>
+              <w:t>2027</w:t>
             </w:r>
           </w:p>
         </w:tc>
@@ -3769,7 +3769,7 @@
                 <w:i w:val="0"/>
                 <w:sz w:val="15"/>
               </w:rPr>
-              <w:t>$257.0M</w:t>
+              <w:t>$82.1M</w:t>
             </w:r>
           </w:p>
         </w:tc>
@@ -3789,7 +3789,7 @@
                 <w:i w:val="0"/>
                 <w:sz w:val="15"/>
               </w:rPr>
-              <w:t>$584</w:t>
+              <w:t>$513</w:t>
             </w:r>
           </w:p>
         </w:tc>
@@ -3808,7 +3808,7 @@
                 <w:i w:val="0"/>
                 <w:sz w:val="15"/>
               </w:rPr>
-              <w:t>final/actual (as reported)</w:t>
+              <w:t>approved budget/estimate (HPUC Dec</w:t>
             </w:r>
           </w:p>
         </w:tc>
@@ -3827,7 +3827,7 @@
                 <w:i w:val="0"/>
                 <w:sz w:val="15"/>
               </w:rPr>
-              <w:t>Medium</w:t>
+              <w:t>High</w:t>
             </w:r>
           </w:p>
         </w:tc>
@@ -3849,7 +3849,7 @@
                 <w:i w:val="0"/>
                 <w:sz w:val="15"/>
               </w:rPr>
-              <w:t>Nova Scotia BESS portfolio (Bridgewater, Wav</w:t>
+              <w:t>Kwinana BESS Stage 1 [AUSTRALIA]</w:t>
             </w:r>
           </w:p>
         </w:tc>
@@ -3869,7 +3869,7 @@
                 <w:i w:val="0"/>
                 <w:sz w:val="15"/>
               </w:rPr>
-              <w:t>NS (Canada)</w:t>
+              <w:t>WA (Australia)</w:t>
             </w:r>
           </w:p>
         </w:tc>
@@ -3890,7 +3890,7 @@
                 <w:i w:val="0"/>
                 <w:sz w:val="15"/>
               </w:rPr>
-              <w:t>150</w:t>
+              <w:t>100</w:t>
             </w:r>
           </w:p>
         </w:tc>
@@ -3911,7 +3911,7 @@
                 <w:i w:val="0"/>
                 <w:sz w:val="15"/>
               </w:rPr>
-              <w:t>600</w:t>
+              <w:t>200</w:t>
             </w:r>
           </w:p>
         </w:tc>
@@ -3932,7 +3932,7 @@
                 <w:i w:val="0"/>
                 <w:sz w:val="15"/>
               </w:rPr>
-              <w:t>2026</w:t>
+              <w:t>2023</w:t>
             </w:r>
           </w:p>
         </w:tc>
@@ -3953,7 +3953,7 @@
                 <w:i w:val="0"/>
                 <w:sz w:val="15"/>
               </w:rPr>
-              <w:t>$258.0M</w:t>
+              <w:t>$103.5M</w:t>
             </w:r>
           </w:p>
         </w:tc>
@@ -3974,7 +3974,7 @@
                 <w:i w:val="0"/>
                 <w:sz w:val="15"/>
               </w:rPr>
-              <w:t>$430</w:t>
+              <w:t>$518</w:t>
             </w:r>
           </w:p>
         </w:tc>
@@ -3994,7 +3994,7 @@
                 <w:i w:val="0"/>
                 <w:sz w:val="15"/>
               </w:rPr>
-              <w:t>approved budget (NSUARB) incl. AFU</w:t>
+              <w:t>final (as reported)</w:t>
             </w:r>
           </w:p>
         </w:tc>
@@ -4014,7 +4014,7 @@
                 <w:i w:val="0"/>
                 <w:sz w:val="15"/>
               </w:rPr>
-              <w:t>High</w:t>
+              <w:t>Medium</w:t>
             </w:r>
           </w:p>
         </w:tc>
@@ -4035,7 +4035,7 @@
                 <w:i w:val="0"/>
                 <w:sz w:val="15"/>
               </w:rPr>
-              <w:t>Seaside BESS</w:t>
+              <w:t>Constable (Evergreen) BESS</w:t>
             </w:r>
           </w:p>
         </w:tc>
@@ -4074,7 +4074,7 @@
                 <w:i w:val="0"/>
                 <w:sz w:val="15"/>
               </w:rPr>
-              <w:t>200</w:t>
+              <w:t>75</w:t>
             </w:r>
           </w:p>
         </w:tc>
@@ -4094,7 +4094,7 @@
                 <w:i w:val="0"/>
                 <w:sz w:val="15"/>
               </w:rPr>
-              <w:t>800</w:t>
+              <w:t>300</w:t>
             </w:r>
           </w:p>
         </w:tc>
@@ -4114,7 +4114,7 @@
                 <w:i w:val="0"/>
                 <w:sz w:val="15"/>
               </w:rPr>
-              <w:t>2025</w:t>
+              <w:t>2024</w:t>
             </w:r>
           </w:p>
         </w:tc>
@@ -4134,7 +4134,7 @@
                 <w:i w:val="0"/>
                 <w:sz w:val="15"/>
               </w:rPr>
-              <w:t>$360.0M</w:t>
+              <w:t>$156.0M</w:t>
             </w:r>
           </w:p>
         </w:tc>
@@ -4154,7 +4154,7 @@
                 <w:i w:val="0"/>
                 <w:sz w:val="15"/>
               </w:rPr>
-              <w:t>$450</w:t>
+              <w:t>$520</w:t>
             </w:r>
           </w:p>
         </w:tc>
@@ -4173,7 +4173,7 @@
                 <w:i w:val="0"/>
                 <w:sz w:val="15"/>
               </w:rPr>
-              <w:t>contract price (fixed-cost build-t</w:t>
+              <w:t>final/actual (Electric Utility Pla</w:t>
             </w:r>
           </w:p>
         </w:tc>
@@ -4214,7 +4214,7 @@
                 <w:i w:val="0"/>
                 <w:sz w:val="15"/>
               </w:rPr>
-              <w:t>Roadrunner Reserve (Phase 1)</w:t>
+              <w:t>Reid Gardner BESS</w:t>
             </w:r>
           </w:p>
         </w:tc>
@@ -4234,7 +4234,7 @@
                 <w:i w:val="0"/>
                 <w:sz w:val="15"/>
               </w:rPr>
-              <w:t>AZ</w:t>
+              <w:t>NV</w:t>
             </w:r>
           </w:p>
         </w:tc>
@@ -4255,7 +4255,7 @@
                 <w:i w:val="0"/>
                 <w:sz w:val="15"/>
               </w:rPr>
-              <w:t>200</w:t>
+              <w:t>220</w:t>
             </w:r>
           </w:p>
         </w:tc>
@@ -4276,7 +4276,7 @@
                 <w:i w:val="0"/>
                 <w:sz w:val="15"/>
               </w:rPr>
-              <w:t>800</w:t>
+              <w:t>440</w:t>
             </w:r>
           </w:p>
         </w:tc>
@@ -4297,7 +4297,7 @@
                 <w:i w:val="0"/>
                 <w:sz w:val="15"/>
               </w:rPr>
-              <w:t>2025</w:t>
+              <w:t>2023</w:t>
             </w:r>
           </w:p>
         </w:tc>
@@ -4318,7 +4318,7 @@
                 <w:i w:val="0"/>
                 <w:sz w:val="15"/>
               </w:rPr>
-              <w:t>$294.0M</w:t>
+              <w:t>$257.0M</w:t>
             </w:r>
           </w:p>
         </w:tc>
@@ -4339,7 +4339,7 @@
                 <w:i w:val="0"/>
                 <w:sz w:val="15"/>
               </w:rPr>
-              <w:t>$368</w:t>
+              <w:t>$584</w:t>
             </w:r>
           </w:p>
         </w:tc>
@@ -4359,7 +4359,7 @@
                 <w:i w:val="0"/>
                 <w:sz w:val="15"/>
               </w:rPr>
-              <w:t>estimate at announcement (2023)</w:t>
+              <w:t>final/actual (as reported)</w:t>
             </w:r>
           </w:p>
         </w:tc>
@@ -4400,7 +4400,7 @@
                 <w:i w:val="0"/>
                 <w:sz w:val="15"/>
               </w:rPr>
-              <w:t>Roadrunner Reserve 2 (Phase 2)</w:t>
+              <w:t>Nova Scotia BESS portfolio (Bridgewater, Wav</w:t>
             </w:r>
           </w:p>
         </w:tc>
@@ -4419,7 +4419,7 @@
                 <w:i w:val="0"/>
                 <w:sz w:val="15"/>
               </w:rPr>
-              <w:t>AZ</w:t>
+              <w:t>NS (Canada)</w:t>
             </w:r>
           </w:p>
         </w:tc>
@@ -4439,7 +4439,7 @@
                 <w:i w:val="0"/>
                 <w:sz w:val="15"/>
               </w:rPr>
-              <w:t>200</w:t>
+              <w:t>150</w:t>
             </w:r>
           </w:p>
         </w:tc>
@@ -4459,7 +4459,7 @@
                 <w:i w:val="0"/>
                 <w:sz w:val="15"/>
               </w:rPr>
-              <w:t>800</w:t>
+              <w:t>600</w:t>
             </w:r>
           </w:p>
         </w:tc>
@@ -4499,7 +4499,7 @@
                 <w:i w:val="0"/>
                 <w:sz w:val="15"/>
               </w:rPr>
-              <w:t>$350.0M</w:t>
+              <w:t>$258.0M</w:t>
             </w:r>
           </w:p>
         </w:tc>
@@ -4519,7 +4519,7 @@
                 <w:i w:val="0"/>
                 <w:sz w:val="15"/>
               </w:rPr>
-              <w:t>$438</w:t>
+              <w:t>$430</w:t>
             </w:r>
           </w:p>
         </w:tc>
@@ -4538,7 +4538,7 @@
                 <w:i w:val="0"/>
                 <w:sz w:val="15"/>
               </w:rPr>
-              <w:t>estimate (utility statement)</w:t>
+              <w:t>approved budget (NSUARB) incl. AFU</w:t>
             </w:r>
           </w:p>
         </w:tc>
@@ -4557,7 +4557,7 @@
                 <w:i w:val="0"/>
                 <w:sz w:val="15"/>
               </w:rPr>
-              <w:t>Medium</w:t>
+              <w:t>High</w:t>
             </w:r>
           </w:p>
         </w:tc>
@@ -4579,7 +4579,7 @@
                 <w:i w:val="0"/>
                 <w:sz w:val="15"/>
               </w:rPr>
-              <w:t>Trenton Channel Energy Center BESS</w:t>
+              <w:t>Seaside BESS</w:t>
             </w:r>
           </w:p>
         </w:tc>
@@ -4599,7 +4599,7 @@
                 <w:i w:val="0"/>
                 <w:sz w:val="15"/>
               </w:rPr>
-              <w:t>MI</w:t>
+              <w:t>OR</w:t>
             </w:r>
           </w:p>
         </w:tc>
@@ -4620,7 +4620,7 @@
                 <w:i w:val="0"/>
                 <w:sz w:val="15"/>
               </w:rPr>
-              <w:t>220</w:t>
+              <w:t>200</w:t>
             </w:r>
           </w:p>
         </w:tc>
@@ -4641,7 +4641,7 @@
                 <w:i w:val="0"/>
                 <w:sz w:val="15"/>
               </w:rPr>
-              <w:t>880</w:t>
+              <w:t>800</w:t>
             </w:r>
           </w:p>
         </w:tc>
@@ -4662,7 +4662,7 @@
                 <w:i w:val="0"/>
                 <w:sz w:val="15"/>
               </w:rPr>
-              <w:t>2026</w:t>
+              <w:t>2025</w:t>
             </w:r>
           </w:p>
         </w:tc>
@@ -4683,7 +4683,7 @@
                 <w:i w:val="0"/>
                 <w:sz w:val="15"/>
               </w:rPr>
-              <w:t>$460.0M</w:t>
+              <w:t>$360.0M</w:t>
             </w:r>
           </w:p>
         </w:tc>
@@ -4704,7 +4704,7 @@
                 <w:i w:val="0"/>
                 <w:sz w:val="15"/>
               </w:rPr>
-              <w:t>$523</w:t>
+              <w:t>$450</w:t>
             </w:r>
           </w:p>
         </w:tc>
@@ -4724,7 +4724,7 @@
                 <w:i w:val="0"/>
                 <w:sz w:val="15"/>
               </w:rPr>
-              <w:t>approved estimate (MPSC, 2024)</w:t>
+              <w:t>contract price (fixed-cost build-t</w:t>
             </w:r>
           </w:p>
         </w:tc>
@@ -4744,7 +4744,7 @@
                 <w:i w:val="0"/>
                 <w:sz w:val="15"/>
               </w:rPr>
-              <w:t>Medium</w:t>
+              <w:t>High</w:t>
             </w:r>
           </w:p>
         </w:tc>
@@ -4765,7 +4765,7 @@
                 <w:i w:val="0"/>
                 <w:sz w:val="15"/>
               </w:rPr>
-              <w:t>Oneida Energy Storage [CANADA]</w:t>
+              <w:t>Roadrunner Reserve (Phase 1)</w:t>
             </w:r>
           </w:p>
         </w:tc>
@@ -4784,7 +4784,7 @@
                 <w:i w:val="0"/>
                 <w:sz w:val="15"/>
               </w:rPr>
-              <w:t>ON (Canada)</w:t>
+              <w:t>AZ</w:t>
             </w:r>
           </w:p>
         </w:tc>
@@ -4804,7 +4804,7 @@
                 <w:i w:val="0"/>
                 <w:sz w:val="15"/>
               </w:rPr>
-              <w:t>250</w:t>
+              <w:t>200</w:t>
             </w:r>
           </w:p>
         </w:tc>
@@ -4824,7 +4824,7 @@
                 <w:i w:val="0"/>
                 <w:sz w:val="15"/>
               </w:rPr>
-              <w:t>1000</w:t>
+              <w:t>800</w:t>
             </w:r>
           </w:p>
         </w:tc>
@@ -4864,7 +4864,7 @@
                 <w:i w:val="0"/>
                 <w:sz w:val="15"/>
               </w:rPr>
-              <w:t>$511.0M</w:t>
+              <w:t>$294.0M</w:t>
             </w:r>
           </w:p>
         </w:tc>
@@ -4884,7 +4884,7 @@
                 <w:i w:val="0"/>
                 <w:sz w:val="15"/>
               </w:rPr>
-              <w:t>$511</w:t>
+              <w:t>$368</w:t>
             </w:r>
           </w:p>
         </w:tc>
@@ -4903,7 +4903,7 @@
                 <w:i w:val="0"/>
                 <w:sz w:val="15"/>
               </w:rPr>
-              <w:t xml:space="preserve">final/actual (reported ~C$700M vs </w:t>
+              <w:t>estimate at announcement (2023)</w:t>
             </w:r>
           </w:p>
         </w:tc>
@@ -4922,7 +4922,7 @@
                 <w:i w:val="0"/>
                 <w:sz w:val="15"/>
               </w:rPr>
-              <w:t>High</w:t>
+              <w:t>Medium</w:t>
             </w:r>
           </w:p>
         </w:tc>
@@ -4944,7 +4944,7 @@
                 <w:i w:val="0"/>
                 <w:sz w:val="15"/>
               </w:rPr>
-              <w:t>SCE substation BESS portfolio (Springvale 22</w:t>
+              <w:t>Roadrunner Reserve 2 (Phase 2)</w:t>
             </w:r>
           </w:p>
         </w:tc>
@@ -4964,7 +4964,7 @@
                 <w:i w:val="0"/>
                 <w:sz w:val="15"/>
               </w:rPr>
-              <w:t>CA</w:t>
+              <w:t>AZ</w:t>
             </w:r>
           </w:p>
         </w:tc>
@@ -4985,7 +4985,7 @@
                 <w:i w:val="0"/>
                 <w:sz w:val="15"/>
               </w:rPr>
-              <w:t>537</w:t>
+              <w:t>200</w:t>
             </w:r>
           </w:p>
         </w:tc>
@@ -5006,7 +5006,7 @@
                 <w:i w:val="0"/>
                 <w:sz w:val="15"/>
               </w:rPr>
-              <w:t>2150</w:t>
+              <w:t>800</w:t>
             </w:r>
           </w:p>
         </w:tc>
@@ -5027,7 +5027,7 @@
                 <w:i w:val="0"/>
                 <w:sz w:val="15"/>
               </w:rPr>
-              <w:t>2022</w:t>
+              <w:t>2026</w:t>
             </w:r>
           </w:p>
         </w:tc>
@@ -5048,7 +5048,7 @@
                 <w:i w:val="0"/>
                 <w:sz w:val="15"/>
               </w:rPr>
-              <w:t>$1,226.0M</w:t>
+              <w:t>$350.0M</w:t>
             </w:r>
           </w:p>
         </w:tc>
@@ -5069,7 +5069,7 @@
                 <w:i w:val="0"/>
                 <w:sz w:val="15"/>
               </w:rPr>
-              <w:t>$570</w:t>
+              <w:t>$438</w:t>
             </w:r>
           </w:p>
         </w:tc>
@@ -5089,7 +5089,7 @@
                 <w:i w:val="0"/>
                 <w:sz w:val="15"/>
               </w:rPr>
-              <w:t>contract price (EPCM contract, CPU</w:t>
+              <w:t>estimate (utility statement)</w:t>
             </w:r>
           </w:p>
         </w:tc>
@@ -5097,6 +5097,549 @@
           <w:tcPr>
             <w:tcW w:type="dxa" w:w="936"/>
             <w:shd w:val="clear" w:color="auto" w:fill="F2F4F8"/>
+          </w:tcPr>
+          <w:p>
+            <w:pPr>
+              <w:spacing w:after="0" w:before="0"/>
+            </w:pPr>
+            <w:r/>
+            <w:r>
+              <w:rPr>
+                <w:b w:val="0"/>
+                <w:i w:val="0"/>
+                <w:sz w:val="15"/>
+              </w:rPr>
+              <w:t>Medium</w:t>
+            </w:r>
+          </w:p>
+        </w:tc>
+      </w:tr>
+      <w:tr>
+        <w:tc>
+          <w:tcPr>
+            <w:tcW w:type="dxa" w:w="2880"/>
+          </w:tcPr>
+          <w:p>
+            <w:pPr>
+              <w:spacing w:after="0" w:before="0"/>
+            </w:pPr>
+            <w:r/>
+            <w:r>
+              <w:rPr>
+                <w:b w:val="0"/>
+                <w:i w:val="0"/>
+                <w:sz w:val="15"/>
+              </w:rPr>
+              <w:t>Trenton Channel Energy Center BESS</w:t>
+            </w:r>
+          </w:p>
+        </w:tc>
+        <w:tc>
+          <w:tcPr>
+            <w:tcW w:type="dxa" w:w="720"/>
+          </w:tcPr>
+          <w:p>
+            <w:pPr>
+              <w:spacing w:after="0" w:before="0"/>
+            </w:pPr>
+            <w:r/>
+            <w:r>
+              <w:rPr>
+                <w:b w:val="0"/>
+                <w:i w:val="0"/>
+                <w:sz w:val="15"/>
+              </w:rPr>
+              <w:t>MI</w:t>
+            </w:r>
+          </w:p>
+        </w:tc>
+        <w:tc>
+          <w:tcPr>
+            <w:tcW w:type="dxa" w:w="576"/>
+          </w:tcPr>
+          <w:p>
+            <w:pPr>
+              <w:spacing w:after="0" w:before="0"/>
+              <w:jc w:val="right"/>
+            </w:pPr>
+            <w:r/>
+            <w:r>
+              <w:rPr>
+                <w:b w:val="0"/>
+                <w:i w:val="0"/>
+                <w:sz w:val="15"/>
+              </w:rPr>
+              <w:t>220</w:t>
+            </w:r>
+          </w:p>
+        </w:tc>
+        <w:tc>
+          <w:tcPr>
+            <w:tcW w:type="dxa" w:w="648"/>
+          </w:tcPr>
+          <w:p>
+            <w:pPr>
+              <w:spacing w:after="0" w:before="0"/>
+              <w:jc w:val="right"/>
+            </w:pPr>
+            <w:r/>
+            <w:r>
+              <w:rPr>
+                <w:b w:val="0"/>
+                <w:i w:val="0"/>
+                <w:sz w:val="15"/>
+              </w:rPr>
+              <w:t>880</w:t>
+            </w:r>
+          </w:p>
+        </w:tc>
+        <w:tc>
+          <w:tcPr>
+            <w:tcW w:type="dxa" w:w="648"/>
+          </w:tcPr>
+          <w:p>
+            <w:pPr>
+              <w:spacing w:after="0" w:before="0"/>
+              <w:jc w:val="right"/>
+            </w:pPr>
+            <w:r/>
+            <w:r>
+              <w:rPr>
+                <w:b w:val="0"/>
+                <w:i w:val="0"/>
+                <w:sz w:val="15"/>
+              </w:rPr>
+              <w:t>2026</w:t>
+            </w:r>
+          </w:p>
+        </w:tc>
+        <w:tc>
+          <w:tcPr>
+            <w:tcW w:type="dxa" w:w="1008"/>
+          </w:tcPr>
+          <w:p>
+            <w:pPr>
+              <w:spacing w:after="0" w:before="0"/>
+              <w:jc w:val="right"/>
+            </w:pPr>
+            <w:r/>
+            <w:r>
+              <w:rPr>
+                <w:b w:val="0"/>
+                <w:i w:val="0"/>
+                <w:sz w:val="15"/>
+              </w:rPr>
+              <w:t>$460.0M</w:t>
+            </w:r>
+          </w:p>
+        </w:tc>
+        <w:tc>
+          <w:tcPr>
+            <w:tcW w:type="dxa" w:w="864"/>
+          </w:tcPr>
+          <w:p>
+            <w:pPr>
+              <w:spacing w:after="0" w:before="0"/>
+              <w:jc w:val="right"/>
+            </w:pPr>
+            <w:r/>
+            <w:r>
+              <w:rPr>
+                <w:b w:val="0"/>
+                <w:i w:val="0"/>
+                <w:sz w:val="15"/>
+              </w:rPr>
+              <w:t>$523</w:t>
+            </w:r>
+          </w:p>
+        </w:tc>
+        <w:tc>
+          <w:tcPr>
+            <w:tcW w:type="dxa" w:w="1944"/>
+          </w:tcPr>
+          <w:p>
+            <w:pPr>
+              <w:spacing w:after="0" w:before="0"/>
+            </w:pPr>
+            <w:r/>
+            <w:r>
+              <w:rPr>
+                <w:b w:val="0"/>
+                <w:i w:val="0"/>
+                <w:sz w:val="15"/>
+              </w:rPr>
+              <w:t>approved estimate (MPSC, 2024)</w:t>
+            </w:r>
+          </w:p>
+        </w:tc>
+        <w:tc>
+          <w:tcPr>
+            <w:tcW w:type="dxa" w:w="936"/>
+          </w:tcPr>
+          <w:p>
+            <w:pPr>
+              <w:spacing w:after="0" w:before="0"/>
+            </w:pPr>
+            <w:r/>
+            <w:r>
+              <w:rPr>
+                <w:b w:val="0"/>
+                <w:i w:val="0"/>
+                <w:sz w:val="15"/>
+              </w:rPr>
+              <w:t>Medium</w:t>
+            </w:r>
+          </w:p>
+        </w:tc>
+      </w:tr>
+      <w:tr>
+        <w:tc>
+          <w:tcPr>
+            <w:tcW w:type="dxa" w:w="2880"/>
+            <w:shd w:val="clear" w:color="auto" w:fill="F2F4F8"/>
+          </w:tcPr>
+          <w:p>
+            <w:pPr>
+              <w:spacing w:after="0" w:before="0"/>
+            </w:pPr>
+            <w:r/>
+            <w:r>
+              <w:rPr>
+                <w:b w:val="0"/>
+                <w:i w:val="0"/>
+                <w:sz w:val="15"/>
+              </w:rPr>
+              <w:t>Oneida Energy Storage [CANADA]</w:t>
+            </w:r>
+          </w:p>
+        </w:tc>
+        <w:tc>
+          <w:tcPr>
+            <w:tcW w:type="dxa" w:w="720"/>
+            <w:shd w:val="clear" w:color="auto" w:fill="F2F4F8"/>
+          </w:tcPr>
+          <w:p>
+            <w:pPr>
+              <w:spacing w:after="0" w:before="0"/>
+            </w:pPr>
+            <w:r/>
+            <w:r>
+              <w:rPr>
+                <w:b w:val="0"/>
+                <w:i w:val="0"/>
+                <w:sz w:val="15"/>
+              </w:rPr>
+              <w:t>ON (Canada)</w:t>
+            </w:r>
+          </w:p>
+        </w:tc>
+        <w:tc>
+          <w:tcPr>
+            <w:tcW w:type="dxa" w:w="576"/>
+            <w:shd w:val="clear" w:color="auto" w:fill="F2F4F8"/>
+          </w:tcPr>
+          <w:p>
+            <w:pPr>
+              <w:spacing w:after="0" w:before="0"/>
+              <w:jc w:val="right"/>
+            </w:pPr>
+            <w:r/>
+            <w:r>
+              <w:rPr>
+                <w:b w:val="0"/>
+                <w:i w:val="0"/>
+                <w:sz w:val="15"/>
+              </w:rPr>
+              <w:t>250</w:t>
+            </w:r>
+          </w:p>
+        </w:tc>
+        <w:tc>
+          <w:tcPr>
+            <w:tcW w:type="dxa" w:w="648"/>
+            <w:shd w:val="clear" w:color="auto" w:fill="F2F4F8"/>
+          </w:tcPr>
+          <w:p>
+            <w:pPr>
+              <w:spacing w:after="0" w:before="0"/>
+              <w:jc w:val="right"/>
+            </w:pPr>
+            <w:r/>
+            <w:r>
+              <w:rPr>
+                <w:b w:val="0"/>
+                <w:i w:val="0"/>
+                <w:sz w:val="15"/>
+              </w:rPr>
+              <w:t>1000</w:t>
+            </w:r>
+          </w:p>
+        </w:tc>
+        <w:tc>
+          <w:tcPr>
+            <w:tcW w:type="dxa" w:w="648"/>
+            <w:shd w:val="clear" w:color="auto" w:fill="F2F4F8"/>
+          </w:tcPr>
+          <w:p>
+            <w:pPr>
+              <w:spacing w:after="0" w:before="0"/>
+              <w:jc w:val="right"/>
+            </w:pPr>
+            <w:r/>
+            <w:r>
+              <w:rPr>
+                <w:b w:val="0"/>
+                <w:i w:val="0"/>
+                <w:sz w:val="15"/>
+              </w:rPr>
+              <w:t>2025</w:t>
+            </w:r>
+          </w:p>
+        </w:tc>
+        <w:tc>
+          <w:tcPr>
+            <w:tcW w:type="dxa" w:w="1008"/>
+            <w:shd w:val="clear" w:color="auto" w:fill="F2F4F8"/>
+          </w:tcPr>
+          <w:p>
+            <w:pPr>
+              <w:spacing w:after="0" w:before="0"/>
+              <w:jc w:val="right"/>
+            </w:pPr>
+            <w:r/>
+            <w:r>
+              <w:rPr>
+                <w:b w:val="0"/>
+                <w:i w:val="0"/>
+                <w:sz w:val="15"/>
+              </w:rPr>
+              <w:t>$511.0M</w:t>
+            </w:r>
+          </w:p>
+        </w:tc>
+        <w:tc>
+          <w:tcPr>
+            <w:tcW w:type="dxa" w:w="864"/>
+            <w:shd w:val="clear" w:color="auto" w:fill="F2F4F8"/>
+          </w:tcPr>
+          <w:p>
+            <w:pPr>
+              <w:spacing w:after="0" w:before="0"/>
+              <w:jc w:val="right"/>
+            </w:pPr>
+            <w:r/>
+            <w:r>
+              <w:rPr>
+                <w:b w:val="0"/>
+                <w:i w:val="0"/>
+                <w:sz w:val="15"/>
+              </w:rPr>
+              <w:t>$511</w:t>
+            </w:r>
+          </w:p>
+        </w:tc>
+        <w:tc>
+          <w:tcPr>
+            <w:tcW w:type="dxa" w:w="1944"/>
+            <w:shd w:val="clear" w:color="auto" w:fill="F2F4F8"/>
+          </w:tcPr>
+          <w:p>
+            <w:pPr>
+              <w:spacing w:after="0" w:before="0"/>
+            </w:pPr>
+            <w:r/>
+            <w:r>
+              <w:rPr>
+                <w:b w:val="0"/>
+                <w:i w:val="0"/>
+                <w:sz w:val="15"/>
+              </w:rPr>
+              <w:t xml:space="preserve">final/actual (reported ~C$700M vs </w:t>
+            </w:r>
+          </w:p>
+        </w:tc>
+        <w:tc>
+          <w:tcPr>
+            <w:tcW w:type="dxa" w:w="936"/>
+            <w:shd w:val="clear" w:color="auto" w:fill="F2F4F8"/>
+          </w:tcPr>
+          <w:p>
+            <w:pPr>
+              <w:spacing w:after="0" w:before="0"/>
+            </w:pPr>
+            <w:r/>
+            <w:r>
+              <w:rPr>
+                <w:b w:val="0"/>
+                <w:i w:val="0"/>
+                <w:sz w:val="15"/>
+              </w:rPr>
+              <w:t>High</w:t>
+            </w:r>
+          </w:p>
+        </w:tc>
+      </w:tr>
+      <w:tr>
+        <w:tc>
+          <w:tcPr>
+            <w:tcW w:type="dxa" w:w="2880"/>
+          </w:tcPr>
+          <w:p>
+            <w:pPr>
+              <w:spacing w:after="0" w:before="0"/>
+            </w:pPr>
+            <w:r/>
+            <w:r>
+              <w:rPr>
+                <w:b w:val="0"/>
+                <w:i w:val="0"/>
+                <w:sz w:val="15"/>
+              </w:rPr>
+              <w:t>SCE substation BESS portfolio (Springvale 22</w:t>
+            </w:r>
+          </w:p>
+        </w:tc>
+        <w:tc>
+          <w:tcPr>
+            <w:tcW w:type="dxa" w:w="720"/>
+          </w:tcPr>
+          <w:p>
+            <w:pPr>
+              <w:spacing w:after="0" w:before="0"/>
+            </w:pPr>
+            <w:r/>
+            <w:r>
+              <w:rPr>
+                <w:b w:val="0"/>
+                <w:i w:val="0"/>
+                <w:sz w:val="15"/>
+              </w:rPr>
+              <w:t>CA</w:t>
+            </w:r>
+          </w:p>
+        </w:tc>
+        <w:tc>
+          <w:tcPr>
+            <w:tcW w:type="dxa" w:w="576"/>
+          </w:tcPr>
+          <w:p>
+            <w:pPr>
+              <w:spacing w:after="0" w:before="0"/>
+              <w:jc w:val="right"/>
+            </w:pPr>
+            <w:r/>
+            <w:r>
+              <w:rPr>
+                <w:b w:val="0"/>
+                <w:i w:val="0"/>
+                <w:sz w:val="15"/>
+              </w:rPr>
+              <w:t>537</w:t>
+            </w:r>
+          </w:p>
+        </w:tc>
+        <w:tc>
+          <w:tcPr>
+            <w:tcW w:type="dxa" w:w="648"/>
+          </w:tcPr>
+          <w:p>
+            <w:pPr>
+              <w:spacing w:after="0" w:before="0"/>
+              <w:jc w:val="right"/>
+            </w:pPr>
+            <w:r/>
+            <w:r>
+              <w:rPr>
+                <w:b w:val="0"/>
+                <w:i w:val="0"/>
+                <w:sz w:val="15"/>
+              </w:rPr>
+              <w:t>2150</w:t>
+            </w:r>
+          </w:p>
+        </w:tc>
+        <w:tc>
+          <w:tcPr>
+            <w:tcW w:type="dxa" w:w="648"/>
+          </w:tcPr>
+          <w:p>
+            <w:pPr>
+              <w:spacing w:after="0" w:before="0"/>
+              <w:jc w:val="right"/>
+            </w:pPr>
+            <w:r/>
+            <w:r>
+              <w:rPr>
+                <w:b w:val="0"/>
+                <w:i w:val="0"/>
+                <w:sz w:val="15"/>
+              </w:rPr>
+              <w:t>2022</w:t>
+            </w:r>
+          </w:p>
+        </w:tc>
+        <w:tc>
+          <w:tcPr>
+            <w:tcW w:type="dxa" w:w="1008"/>
+          </w:tcPr>
+          <w:p>
+            <w:pPr>
+              <w:spacing w:after="0" w:before="0"/>
+              <w:jc w:val="right"/>
+            </w:pPr>
+            <w:r/>
+            <w:r>
+              <w:rPr>
+                <w:b w:val="0"/>
+                <w:i w:val="0"/>
+                <w:sz w:val="15"/>
+              </w:rPr>
+              <w:t>$1,226.0M</w:t>
+            </w:r>
+          </w:p>
+        </w:tc>
+        <w:tc>
+          <w:tcPr>
+            <w:tcW w:type="dxa" w:w="864"/>
+          </w:tcPr>
+          <w:p>
+            <w:pPr>
+              <w:spacing w:after="0" w:before="0"/>
+              <w:jc w:val="right"/>
+            </w:pPr>
+            <w:r/>
+            <w:r>
+              <w:rPr>
+                <w:b w:val="0"/>
+                <w:i w:val="0"/>
+                <w:sz w:val="15"/>
+              </w:rPr>
+              <w:t>$570</w:t>
+            </w:r>
+          </w:p>
+        </w:tc>
+        <w:tc>
+          <w:tcPr>
+            <w:tcW w:type="dxa" w:w="1944"/>
+          </w:tcPr>
+          <w:p>
+            <w:pPr>
+              <w:spacing w:after="0" w:before="0"/>
+            </w:pPr>
+            <w:r/>
+            <w:r>
+              <w:rPr>
+                <w:b w:val="0"/>
+                <w:i w:val="0"/>
+                <w:sz w:val="15"/>
+              </w:rPr>
+              <w:t>contract price (EPCM contract, CPU</w:t>
+            </w:r>
+          </w:p>
+        </w:tc>
+        <w:tc>
+          <w:tcPr>
+            <w:tcW w:type="dxa" w:w="936"/>
           </w:tcPr>
           <w:p>
             <w:pPr>
@@ -5225,7 +5768,7 @@
           <w:b w:val="0"/>
           <w:i w:val="0"/>
         </w:rPr>
-        <w:t>A second review comment noted that New York has built many more projects of this size, most of them by NineDot Energy. NineDot reports eleven operating projects at six New York City sites (39 MW, September 2026) and closed $431 million of construction, tax-credit bridge and letter-of-credit financing in February 2026 for 28 further sites totaling 124 MW and 494 MWh. Three New York City Industrial Development Agency filings disclose all-in project costs: NineDot's Arthur Kill Road site (9.8 MW, 39.1 MWh, $43.4 million, $1,110 per kWh, $4,427 per kW), Elevate Renewables' Victory Boulevard site at an existing generation property (15.1 MW, 60.4 MWh, $31.65 million, $524 per kWh) and Soltage's Maspeth site (5 MW, $16.1 million, $805 per kWh on an assumed four-hour duration). NYSERDA's 6 GW Roadmap reports average total installed costs for its retail-tier (5 MW and below) projects of $464 per kWh for 2020-21 installations and $567 for 2022-23. These are developer-owned, four-hour, distribution-connected sites on leased lots with VDER revenue, a NYSERDA incentive and the investment tax credit; none carries a utility switching station, a landfill platform, a siting case, utility indirects or AFUDC, and none of the figures nets the incentives. On a dollar-per-kW basis NineDot's own filed budget is 77 percent of Hyde Park's approval level and 1.5 times its station-complete direct cost. The cohort also illustrates the interconnection point: NY-BEST and NYSEIA told the Public Service Commission on 11 March 2026 (Case 24-E-0621) that Con Edison's two-part interconnection test had raised upgrade costs about fourteen-fold on 34 distributed projects totaling 161 MW, an average of about $21 million per project. The cohort is shown on deck slide 13 and on the workbook tab; it was not added to the regression, which was not re-run.</w:t>
+        <w:t>A second review comment noted that New York has built many more projects of this size, most of them by NineDot Energy. NineDot reports eleven operating projects at six New York City sites (39 MW, September 2026) and closed $431 million of construction, tax-credit bridge and letter-of-credit financing in February 2026 for 28 further sites totaling 124 MW and 494 MWh. Three New York City Industrial Development Agency filings disclose all-in project costs: NineDot's Arthur Kill Road site (9.8 MW, 39.1 MWh, $43.4 million, $1,110 per kWh, $4,427 per kW), Elevate Renewables' Victory Boulevard site at an existing generation property (15.1 MW, 60.4 MWh, $31.65 million, $524 per kWh) and Soltage's Maspeth site (5 MW, $16.1 million, $805 per kWh on an assumed four-hour duration). NYSERDA's 6 GW Roadmap reports average total installed costs for its retail-tier (5 MW and below) projects of $464 per kWh for 2020-21 installations and $567 for 2022-23. These are developer-owned, four-hour, distribution-connected sites on leased lots with VDER revenue, a NYSERDA incentive and the investment tax credit; none carries a utility switching station, a landfill platform, a siting case, utility indirects or AFUDC, and none of the figures nets the incentives. On a dollar-per-kW basis NineDot's own filed budget is 77 percent of Hyde Park's approval level and 1.5 times its station-complete direct cost. The cohort also illustrates the interconnection point: NY-BEST and NYSEIA told the Public Service Commission on 11 March 2026 (Case 24-E-0621) that Con Edison's two-part interconnection test had raised upgrade costs about fourteen-fold on 34 distributed projects totaling 161 MW, an average of about $21 million per project. The cohort is shown on deck slide 13 and on the workbook tab. The three NYCIDA-costed projects were added to the regression dataset and the model re-run (n = 29): the size elasticity is unchanged at -0.17 and its p-value falls from 0.012 to 0.001; the duration elasticity is -0.29; the year term stays insignificant; R-squared falls from 0.65 to 0.63 as three near-identical-size projects with a 2.1x cost spread enter; the prediction for 20 MWh, two hours, 2028 moves from $1,116 to $1,114 per kWh and the 80 percent interval narrows from $611 to $2,037 to $652 to $1,903. Hyde Park's station-complete direct cost sits at the 75th percentile of the predictive distribution (73rd before). The financing floor and the NYSERDA program averages are not project costs and were not added.</w:t>
       </w:r>
     </w:p>
     <w:p>
@@ -5245,7 +5788,7 @@
           <w:b w:val="0"/>
           <w:i w:val="0"/>
         </w:rPr>
-        <w:t>A log-log ordinary least squares model was fitted with heteroskedasticity-robust standard errors: ln($/kWh) on ln(MWh), ln(duration in hours) and calendar year. Results for the 26 projects: R-squared 0.65 (adjusted 0.60); size elasticity -0.17 (p = 0.012), so a tenfold increase in MWh lowers $/kWh by about 33 percent; duration elasticity -0.29 (p = 0.016), so doubling duration lowers $/kWh by about 18 percent, close to the 38 percent that Modo Energy's September 2026 survey reports for two-hour versus four-hour systems; and a year effect that is not distinguishable from zero (p = 0.68), which is what one expects when falling pack prices and rising installation, interconnection and tariff costs offset over the period. Adding ownership and Northeast dummies changes nothing of substance (R-squared 0.66, both p above 0.5), so the parsimonious model is used. The residual standard deviation of 0.36 in log terms means that a project of given size and duration lands within a factor of about 1.43 of the fitted value two times in three.</w:t>
+        <w:t>A log-log ordinary least squares model was fitted with heteroskedasticity-robust standard errors: ln($/kWh) on ln(MWh), ln(duration in hours) and calendar year. Results for the 29 projects: R-squared 0.63 (adjusted 0.58); size elasticity -0.17 (p = 0.001), so a tenfold increase in MWh lowers $/kWh by about 33 percent; duration elasticity -0.29 (p = 0.012), so doubling duration lowers $/kWh by about 18 percent, close to the 38 percent that Modo Energy's September 2026 survey reports for two-hour versus four-hour systems; and a year effect that is not distinguishable from zero (p = 0.62), which is what one expects when falling pack prices and rising installation, interconnection and tariff costs offset over the period. Adding ownership and Northeast dummies changes nothing of substance (R-squared 0.64, both p above 0.5), so the parsimonious model is used. The residual standard deviation of 0.35 in log terms means that a project of given size and duration lands within a factor of about 1.42 of the fitted value two times in three.</w:t>
       </w:r>
     </w:p>
     <w:p>
@@ -5257,7 +5800,7 @@
           <w:b w:val="0"/>
           <w:i w:val="0"/>
         </w:rPr>
-        <w:t>For a 20 MWh, two-hour project in 2028 the fitted value is $1,116/kWh and the 80 percent prediction interval is $611 to $2,037/kWh. Hyde Park's boundaries fall at the following percentiles of that predictive distribution: vendor contract 10%, installed battery 27%, station complete direct 73%, approval level 98%. The reading is direct. The battery is priced below what the population would predict for a project this small and this short. The station, complete and unloaded, is a high-normal outcome. The approval level is an outlier against public disclosures, and the memo's position is that the outlier is explained by scope that the disclosures do not carry rather than by pricing.</w:t>
+        <w:t>For a 20 MWh, two-hour project in 2028 the fitted value is $1,114/kWh and the 80 percent prediction interval is $652 to $1,903/kWh. Hyde Park's boundaries fall at the following percentiles of that predictive distribution: vendor contract 7%, installed battery 24%, station complete direct 75%, approval level 99%. The reading is direct. The battery is priced below what the population would predict for a project this small and this short. The station, complete and unloaded, is a high-normal outcome. The approval level is an outlier against public disclosures, and the memo's position is that the outlier is explained by scope that the disclosures do not carry rather than by pricing.</w:t>
       </w:r>
     </w:p>
     <w:p>

--- a/Hyde Park BESS/6) Cost Analysis Deliverables/Hyde Park BESS - Statistical Benchmarking Memo.docx
+++ b/Hyde Park BESS/6) Cost Analysis Deliverables/Hyde Park BESS - Statistical Benchmarking Memo.docx
@@ -61,7 +61,7 @@
           <w:b w:val="0"/>
           <w:i w:val="0"/>
         </w:rPr>
-        <w:t>Use three methods together, in this order of weight, and do not let any one of them carry the argument alone. First, a reference class of thirteen utility-owned projects at or below 100 MWh, with Hyde Park placed inside it at each cost boundary. Second, a log-log regression on twenty-six public projects that isolates the size and duration effects and yields a prediction interval for a 20 MWh, two-hour project. Third, a Monte Carlo on the thirteen cost layers of the Rev 3 estimate, which tests whether the risk and contingency carried are consistent with the uncertainty in the elements. The reference class and the regression are statistically viable for bracketing, not for pricing: with n of 13 and 26, an unexplained spread of plus or minus 36 percent, and heterogeneous scope definitions, they answer 'is this number plausible for a project of this size and duration' and nothing finer. The Monte Carlo is the method that a regulator or an internal reviewer can interrogate line by line, because every distribution sits on a named layer with a named source. Confidence in the method: High. Confidence in the specific interval and percentile figures below: Medium, because the public data were retrieved from search-index excerpts and not from the primary filings.</w:t>
+        <w:t>Use three methods together, in this order of weight, and do not let any one of them carry the argument alone. First, a reference class of forty-four distribution-scale projects, utility- and developer-owned, at or below 100 MWh, with Hyde Park placed inside it at each cost boundary. Second, a log-log regression on twenty-six public projects that isolates the size and duration effects and yields a prediction interval for a 20 MWh, two-hour project. Third, a Monte Carlo on the thirteen cost layers of the Rev 3 estimate, which tests whether the risk and contingency carried are consistent with the uncertainty in the elements. The reference class and the regression are statistically viable for bracketing, not for pricing: with n of 13 and 26, an unexplained spread of plus or minus 36 percent, and heterogeneous scope definitions, they answer 'is this number plausible for a project of this size and duration' and nothing finer. The Monte Carlo is the method that a regulator or an internal reviewer can interrogate line by line, because every distribution sits on a named layer with a named source. Confidence in the method: High. Confidence in the specific interval and percentile figures below: Medium, because the public data were retrieved from search-index excerpts and not from the primary filings.</w:t>
       </w:r>
     </w:p>
     <w:tbl>
@@ -96,7 +96,7 @@
               <w:rPr>
                 <w:sz w:val="20"/>
               </w:rPr>
-              <w:t>A 20 MWh, two-hour project in 2028 is predicted at $1,114/kWh with an 80 percent prediction interval of $652 to $1,903/kWh. Hyde Park's station-complete direct cost of $1,483/kWh sits at the 75% percentile of that interval and at the 77% percentile of the reference class; its installed battery at $833/kWh sits at the 24% and 38% percentiles. The approval level of $2,862/kWh is above every project in the reference class, and the reasons are named: a separate 13.8 kV switching station, a feeder protection program at Station 496, a landfill platform, and $23.7 million of risk, contingency, indirects and AFUDC that most disclosed project costs do not carry. The Monte Carlo puts the P80 total at $53.0M on base element ranges and $55.9M on Class 5-like ranges, against a $57.2M approval level that carries $7.6M of risk and contingency; the reserve covers the element ranges as modeled and is thin against the 9 to 64 percent estimate-to-actual uplifts observed on comparable small utility projects. The element ranges assume the Haugland reconciliation does not move the construction base; the red team's expectation is that it will.</w:t>
+              <w:t>A 20 MWh, two-hour project in 2028 is predicted at $1,014/kWh with an 80 percent prediction interval of $631 to $1,630/kWh. Hyde Park's station-complete direct cost of $1,483/kWh sits at the 85% percentile of that interval and at the 86% percentile of the reference class; its installed battery at $833/kWh sits at the 30% and 52% percentiles. The approval level of $2,862/kWh is above every project in the reference class, and the reasons are named: a separate 13.8 kV switching station, a feeder protection program at Station 496, a landfill platform, and $23.7 million of risk, contingency, indirects and AFUDC that most disclosed project costs do not carry. The Monte Carlo puts the P80 total at $53.0M on base element ranges and $55.9M on Class 5-like ranges, against a $57.2M approval level that carries $7.6M of risk and contingency; the reserve covers the element ranges as modeled and is thin against the 9 to 64 percent estimate-to-actual uplifts observed on comparable small utility projects. The element ranges assume the Haugland reconciliation does not move the construction base; the red team's expectation is that it will.</w:t>
             </w:r>
           </w:p>
         </w:tc>
@@ -156,7 +156,7 @@
           <w:b w:val="0"/>
           <w:i w:val="0"/>
         </w:rPr>
-        <w:t>Forty-seven projects with a disclosed cost, capacity and energy were compiled (forty-four on 29 September 2026 and three New York City Industrial Development Agency filings on 2 October 2026) from regulator orders, utility releases, 10-K filings and trade press (sourcing in the companion research log). Ten were excluded for bundled or non-capital scope: Nantucket (15 MW diesel generator), Salem Smart Power Center (2013 demonstration with building and controls), Arlington and Hot Springs (microgrids with solar), Essex and SwRI (solar bundled), Leighton Buzzard (R&amp;D trials), Glenarm (a fifteen-year service contract, not capital), the Xcel Minnesota program budget, and Morro Bay (proposed, no date). Eight more lack a confirmed MWh or year and drop out of the fit. The 29 that remain span 3 to 2,150 MWh, 0.25 to 6.5 hours, 2015 to 2027, and $368 to $2,775 per kWh, nominal dollars in the year reported.</w:t>
+        <w:t>Seventy-five projects with a disclosed cost, capacity and energy were compiled (forty-four on 29 September 2026, three New York City Industrial Development Agency filings later that week, and twenty-eight more on 2 October 2026 from a second research pass over NYCIDA filings, New England municipal and cooperative projects, and utility-owned projects elsewhere in North America) from regulator orders, utility releases, 10-K filings and trade press (sourcing in the companion research log). Ten were excluded for bundled or non-capital scope: Nantucket (15 MW diesel generator), Salem Smart Power Center (2013 demonstration with building and controls), Arlington and Hot Springs (microgrids with solar), Essex and SwRI (solar bundled), Leighton Buzzard (R&amp;D trials), Glenarm (a fifteen-year service contract, not capital), the Xcel Minnesota program budget, and Morro Bay (proposed, no date). Eight more lack a confirmed MWh or year and drop out of the fit. The 55 that remain span 3 to 2,150 MWh, 0.25 to 6.5 hours, 2015 to 2027, and $368 to $2,775 per kWh, nominal dollars in the year reported.</w:t>
       </w:r>
     </w:p>
     <w:tbl>
@@ -385,7 +385,7 @@
                 <w:i w:val="0"/>
                 <w:sz w:val="15"/>
               </w:rPr>
-              <w:t>Kingsbery Community Solar + Storage</w:t>
+              <w:t>Power Creek BESS (Cordova)</w:t>
             </w:r>
           </w:p>
         </w:tc>
@@ -404,7 +404,7 @@
                 <w:i w:val="0"/>
                 <w:sz w:val="15"/>
               </w:rPr>
-              <w:t>TX</w:t>
+              <w:t>AK</w:t>
             </w:r>
           </w:p>
         </w:tc>
@@ -444,7 +444,7 @@
                 <w:i w:val="0"/>
                 <w:sz w:val="15"/>
               </w:rPr>
-              <w:t>3</w:t>
+              <w:t>0</w:t>
             </w:r>
           </w:p>
         </w:tc>
@@ -464,7 +464,7 @@
                 <w:i w:val="0"/>
                 <w:sz w:val="15"/>
               </w:rPr>
-              <w:t>2016</w:t>
+              <w:t>2019</w:t>
             </w:r>
           </w:p>
         </w:tc>
@@ -484,7 +484,7 @@
                 <w:i w:val="0"/>
                 <w:sz w:val="15"/>
               </w:rPr>
-              <w:t>$3.0M</w:t>
+              <w:t>$2.0M</w:t>
             </w:r>
           </w:p>
         </w:tc>
@@ -504,7 +504,7 @@
                 <w:i w:val="0"/>
                 <w:sz w:val="15"/>
               </w:rPr>
-              <w:t>$1,000</w:t>
+              <w:t>$2,174</w:t>
             </w:r>
           </w:p>
         </w:tc>
@@ -523,7 +523,7 @@
                 <w:i w:val="0"/>
                 <w:sz w:val="15"/>
               </w:rPr>
-              <w:t>final/actual (as reported)</w:t>
+              <w:t>itemized project total (DOE EAC pr</w:t>
             </w:r>
           </w:p>
         </w:tc>
@@ -542,7 +542,7 @@
                 <w:i w:val="0"/>
                 <w:sz w:val="15"/>
               </w:rPr>
-              <w:t>Medium</w:t>
+              <w:t>High</w:t>
             </w:r>
           </w:p>
         </w:tc>
@@ -564,7 +564,7 @@
                 <w:i w:val="0"/>
                 <w:sz w:val="15"/>
               </w:rPr>
-              <w:t>Stafford Hill Solar + Storage (Rutland)</w:t>
+              <w:t>Kingsbery Community Solar + Storage</w:t>
             </w:r>
           </w:p>
         </w:tc>
@@ -584,7 +584,7 @@
                 <w:i w:val="0"/>
                 <w:sz w:val="15"/>
               </w:rPr>
-              <w:t>VT</w:t>
+              <w:t>TX</w:t>
             </w:r>
           </w:p>
         </w:tc>
@@ -605,7 +605,7 @@
                 <w:i w:val="0"/>
                 <w:sz w:val="15"/>
               </w:rPr>
-              <w:t>4</w:t>
+              <w:t>1</w:t>
             </w:r>
           </w:p>
         </w:tc>
@@ -647,7 +647,7 @@
                 <w:i w:val="0"/>
                 <w:sz w:val="15"/>
               </w:rPr>
-              <w:t>2015</w:t>
+              <w:t>2016</w:t>
             </w:r>
           </w:p>
         </w:tc>
@@ -668,7 +668,7 @@
                 <w:i w:val="0"/>
                 <w:sz w:val="15"/>
               </w:rPr>
-              <w:t>$4.2M</w:t>
+              <w:t>$3.0M</w:t>
             </w:r>
           </w:p>
         </w:tc>
@@ -689,7 +689,7 @@
                 <w:i w:val="0"/>
                 <w:sz w:val="15"/>
               </w:rPr>
-              <w:t>$1,235</w:t>
+              <w:t>$1,000</w:t>
             </w:r>
           </w:p>
         </w:tc>
@@ -709,7 +709,7 @@
                 <w:i w:val="0"/>
                 <w:sz w:val="15"/>
               </w:rPr>
-              <w:t>final/actual (storage component)</w:t>
+              <w:t>final/actual (as reported)</w:t>
             </w:r>
           </w:p>
         </w:tc>
@@ -750,7 +750,7 @@
                 <w:i w:val="0"/>
                 <w:sz w:val="15"/>
               </w:rPr>
-              <w:t>Sterling MLD Chocksett Road BESS</w:t>
+              <w:t>Stafford Hill Solar + Storage (Rutland)</w:t>
             </w:r>
           </w:p>
         </w:tc>
@@ -769,7 +769,7 @@
                 <w:i w:val="0"/>
                 <w:sz w:val="15"/>
               </w:rPr>
-              <w:t>MA</w:t>
+              <w:t>VT</w:t>
             </w:r>
           </w:p>
         </w:tc>
@@ -789,7 +789,7 @@
                 <w:i w:val="0"/>
                 <w:sz w:val="15"/>
               </w:rPr>
-              <w:t>2</w:t>
+              <w:t>4</w:t>
             </w:r>
           </w:p>
         </w:tc>
@@ -829,7 +829,7 @@
                 <w:i w:val="0"/>
                 <w:sz w:val="15"/>
               </w:rPr>
-              <w:t>2016</w:t>
+              <w:t>2015</w:t>
             </w:r>
           </w:p>
         </w:tc>
@@ -849,7 +849,7 @@
                 <w:i w:val="0"/>
                 <w:sz w:val="15"/>
               </w:rPr>
-              <w:t>$2.7M</w:t>
+              <w:t>$4.2M</w:t>
             </w:r>
           </w:p>
         </w:tc>
@@ -869,7 +869,7 @@
                 <w:i w:val="0"/>
                 <w:sz w:val="15"/>
               </w:rPr>
-              <w:t>$692</w:t>
+              <w:t>$1,235</w:t>
             </w:r>
           </w:p>
         </w:tc>
@@ -888,7 +888,7 @@
                 <w:i w:val="0"/>
                 <w:sz w:val="15"/>
               </w:rPr>
-              <w:t>final/actual (as reported)</w:t>
+              <w:t>final/actual (storage component)</w:t>
             </w:r>
           </w:p>
         </w:tc>
@@ -929,7 +929,7 @@
                 <w:i w:val="0"/>
                 <w:sz w:val="15"/>
               </w:rPr>
-              <w:t>Glacier BESS</w:t>
+              <w:t>Sterling MLD Chocksett Road BESS</w:t>
             </w:r>
           </w:p>
         </w:tc>
@@ -949,7 +949,7 @@
                 <w:i w:val="0"/>
                 <w:sz w:val="15"/>
               </w:rPr>
-              <w:t>WA</w:t>
+              <w:t>MA</w:t>
             </w:r>
           </w:p>
         </w:tc>
@@ -991,7 +991,7 @@
                 <w:i w:val="0"/>
                 <w:sz w:val="15"/>
               </w:rPr>
-              <w:t>4</w:t>
+              <w:t>3</w:t>
             </w:r>
           </w:p>
         </w:tc>
@@ -1033,7 +1033,7 @@
                 <w:i w:val="0"/>
                 <w:sz w:val="15"/>
               </w:rPr>
-              <w:t>$11.2M</w:t>
+              <w:t>$2.7M</w:t>
             </w:r>
           </w:p>
         </w:tc>
@@ -1054,7 +1054,7 @@
                 <w:i w:val="0"/>
                 <w:sz w:val="15"/>
               </w:rPr>
-              <w:t>$2,545</w:t>
+              <w:t>$692</w:t>
             </w:r>
           </w:p>
         </w:tc>
@@ -1074,7 +1074,7 @@
                 <w:i w:val="0"/>
                 <w:sz w:val="15"/>
               </w:rPr>
-              <w:t>final/actual (PSE $7.4M + $3.8M st</w:t>
+              <w:t>final/actual (as reported)</w:t>
             </w:r>
           </w:p>
         </w:tc>
@@ -1094,7 +1094,7 @@
                 <w:i w:val="0"/>
                 <w:sz w:val="15"/>
               </w:rPr>
-              <w:t>High</w:t>
+              <w:t>Medium</w:t>
             </w:r>
           </w:p>
         </w:tc>
@@ -1115,7 +1115,7 @@
                 <w:i w:val="0"/>
                 <w:sz w:val="15"/>
               </w:rPr>
-              <w:t>Dalrymple ESCRI BESS [AUSTRALIA]</w:t>
+              <w:t>VEC Hinesburg BESS</w:t>
             </w:r>
           </w:p>
         </w:tc>
@@ -1134,7 +1134,7 @@
                 <w:i w:val="0"/>
                 <w:sz w:val="15"/>
               </w:rPr>
-              <w:t>SA (Australia)</w:t>
+              <w:t>VT</w:t>
             </w:r>
           </w:p>
         </w:tc>
@@ -1154,7 +1154,7 @@
                 <w:i w:val="0"/>
                 <w:sz w:val="15"/>
               </w:rPr>
-              <w:t>30</w:t>
+              <w:t>1</w:t>
             </w:r>
           </w:p>
         </w:tc>
@@ -1174,7 +1174,7 @@
                 <w:i w:val="0"/>
                 <w:sz w:val="15"/>
               </w:rPr>
-              <w:t>8</w:t>
+              <w:t>4</w:t>
             </w:r>
           </w:p>
         </w:tc>
@@ -1194,7 +1194,7 @@
                 <w:i w:val="0"/>
                 <w:sz w:val="15"/>
               </w:rPr>
-              <w:t>2018</w:t>
+              <w:t>2023</w:t>
             </w:r>
           </w:p>
         </w:tc>
@@ -1214,7 +1214,7 @@
                 <w:i w:val="0"/>
                 <w:sz w:val="15"/>
               </w:rPr>
-              <w:t>$22.2M</w:t>
+              <w:t>$5.6M</w:t>
             </w:r>
           </w:p>
         </w:tc>
@@ -1234,7 +1234,7 @@
                 <w:i w:val="0"/>
                 <w:sz w:val="15"/>
               </w:rPr>
-              <w:t>$2,775</w:t>
+              <w:t>$1,400</w:t>
             </w:r>
           </w:p>
         </w:tc>
@@ -1253,7 +1253,7 @@
                 <w:i w:val="0"/>
                 <w:sz w:val="15"/>
               </w:rPr>
-              <w:t>final/actual (as reported)</w:t>
+              <w:t>total estimated cost reported by N</w:t>
             </w:r>
           </w:p>
         </w:tc>
@@ -1272,7 +1272,7 @@
                 <w:i w:val="0"/>
                 <w:sz w:val="15"/>
               </w:rPr>
-              <w:t>High</w:t>
+              <w:t>Medium</w:t>
             </w:r>
           </w:p>
         </w:tc>
@@ -1294,7 +1294,7 @@
                 <w:i w:val="0"/>
                 <w:sz w:val="15"/>
               </w:rPr>
-              <w:t>Fairhaven BESS</w:t>
+              <w:t>Braintree BELD solar-sited BESS</w:t>
             </w:r>
           </w:p>
         </w:tc>
@@ -1314,7 +1314,7 @@
                 <w:i w:val="0"/>
                 <w:sz w:val="15"/>
               </w:rPr>
-              <w:t>MD</w:t>
+              <w:t>MA</w:t>
             </w:r>
           </w:p>
         </w:tc>
@@ -1356,7 +1356,7 @@
                 <w:i w:val="0"/>
                 <w:sz w:val="15"/>
               </w:rPr>
-              <w:t>9</w:t>
+              <w:t>4</w:t>
             </w:r>
           </w:p>
         </w:tc>
@@ -1377,7 +1377,7 @@
                 <w:i w:val="0"/>
                 <w:sz w:val="15"/>
               </w:rPr>
-              <w:t>2023</w:t>
+              <w:t>2019</w:t>
             </w:r>
           </w:p>
         </w:tc>
@@ -1398,7 +1398,7 @@
                 <w:i w:val="0"/>
                 <w:sz w:val="15"/>
               </w:rPr>
-              <w:t>$16.2M</w:t>
+              <w:t>$2.6M</w:t>
             </w:r>
           </w:p>
         </w:tc>
@@ -1419,7 +1419,7 @@
                 <w:i w:val="0"/>
                 <w:sz w:val="15"/>
               </w:rPr>
-              <w:t>$1,659</w:t>
+              <w:t>$619</w:t>
             </w:r>
           </w:p>
         </w:tc>
@@ -1439,7 +1439,7 @@
                 <w:i w:val="0"/>
                 <w:sz w:val="15"/>
               </w:rPr>
-              <w:t>final/actual (reported to MD PSC)</w:t>
+              <w:t>reported installed cost of battery</w:t>
             </w:r>
           </w:p>
         </w:tc>
@@ -1459,7 +1459,7 @@
                 <w:i w:val="0"/>
                 <w:sz w:val="15"/>
               </w:rPr>
-              <w:t>High</w:t>
+              <w:t>Medium</w:t>
             </w:r>
           </w:p>
         </w:tc>
@@ -1480,7 +1480,7 @@
                 <w:i w:val="0"/>
                 <w:sz w:val="15"/>
               </w:rPr>
-              <w:t>Pomona (Ladentown) BESS</w:t>
+              <w:t>Glacier BESS</w:t>
             </w:r>
           </w:p>
         </w:tc>
@@ -1499,7 +1499,7 @@
                 <w:i w:val="0"/>
                 <w:sz w:val="15"/>
               </w:rPr>
-              <w:t>NY</w:t>
+              <w:t>WA</w:t>
             </w:r>
           </w:p>
         </w:tc>
@@ -1519,7 +1519,7 @@
                 <w:i w:val="0"/>
                 <w:sz w:val="15"/>
               </w:rPr>
-              <w:t>3</w:t>
+              <w:t>2</w:t>
             </w:r>
           </w:p>
         </w:tc>
@@ -1539,7 +1539,7 @@
                 <w:i w:val="0"/>
                 <w:sz w:val="15"/>
               </w:rPr>
-              <w:t>12</w:t>
+              <w:t>4</w:t>
             </w:r>
           </w:p>
         </w:tc>
@@ -1559,7 +1559,7 @@
                 <w:i w:val="0"/>
                 <w:sz w:val="15"/>
               </w:rPr>
-              <w:t>2021</w:t>
+              <w:t>2016</w:t>
             </w:r>
           </w:p>
         </w:tc>
@@ -1579,7 +1579,7 @@
                 <w:i w:val="0"/>
                 <w:sz w:val="15"/>
               </w:rPr>
-              <w:t>$7.4M</w:t>
+              <w:t>$11.2M</w:t>
             </w:r>
           </w:p>
         </w:tc>
@@ -1599,7 +1599,7 @@
                 <w:i w:val="0"/>
                 <w:sz w:val="15"/>
               </w:rPr>
-              <w:t>$617</w:t>
+              <w:t>$2,545</w:t>
             </w:r>
           </w:p>
         </w:tc>
@@ -1618,7 +1618,7 @@
                 <w:i w:val="0"/>
                 <w:sz w:val="15"/>
               </w:rPr>
-              <w:t>final/actual (utility press releas</w:t>
+              <w:t>final/actual (PSE $7.4M + $3.8M st</w:t>
             </w:r>
           </w:p>
         </w:tc>
@@ -1659,7 +1659,7 @@
                 <w:i w:val="0"/>
                 <w:sz w:val="15"/>
               </w:rPr>
-              <w:t>Ozone Park BESS</w:t>
+              <w:t>Ashburnham MLP substation BESS</w:t>
             </w:r>
           </w:p>
         </w:tc>
@@ -1679,7 +1679,7 @@
                 <w:i w:val="0"/>
                 <w:sz w:val="15"/>
               </w:rPr>
-              <w:t>NY</w:t>
+              <w:t>MA</w:t>
             </w:r>
           </w:p>
         </w:tc>
@@ -1700,7 +1700,7 @@
                 <w:i w:val="0"/>
                 <w:sz w:val="15"/>
               </w:rPr>
-              <w:t>1</w:t>
+              <w:t>3</w:t>
             </w:r>
           </w:p>
         </w:tc>
@@ -1721,7 +1721,7 @@
                 <w:i w:val="0"/>
                 <w:sz w:val="15"/>
               </w:rPr>
-              <w:t>12</w:t>
+              <w:t>5</w:t>
             </w:r>
           </w:p>
         </w:tc>
@@ -1763,7 +1763,7 @@
                 <w:i w:val="0"/>
                 <w:sz w:val="15"/>
               </w:rPr>
-              <w:t>$15.0M</w:t>
+              <w:t>$3.5M</w:t>
             </w:r>
           </w:p>
         </w:tc>
@@ -1784,7 +1784,7 @@
                 <w:i w:val="0"/>
                 <w:sz w:val="15"/>
               </w:rPr>
-              <w:t>$1,250</w:t>
+              <w:t>$700</w:t>
             </w:r>
           </w:p>
         </w:tc>
@@ -1804,7 +1804,7 @@
                 <w:i w:val="0"/>
                 <w:sz w:val="15"/>
               </w:rPr>
-              <w:t>estimate (utility spokesman: 'abou</w:t>
+              <w:t>reported total plant cost (NEC / M</w:t>
             </w:r>
           </w:p>
         </w:tc>
@@ -1824,7 +1824,7 @@
                 <w:i w:val="0"/>
                 <w:sz w:val="15"/>
               </w:rPr>
-              <w:t>Low</w:t>
+              <w:t>Medium</w:t>
             </w:r>
           </w:p>
         </w:tc>
@@ -1845,7 +1845,7 @@
                 <w:i w:val="0"/>
                 <w:sz w:val="15"/>
               </w:rPr>
-              <w:t>Martha's Vineyard BESS Phase 1 (cancelled)</w:t>
+              <w:t>Westmoreland Clean Innovation Project BESS (</w:t>
             </w:r>
           </w:p>
         </w:tc>
@@ -1864,7 +1864,7 @@
                 <w:i w:val="0"/>
                 <w:sz w:val="15"/>
               </w:rPr>
-              <w:t>MA</w:t>
+              <w:t>NH</w:t>
             </w:r>
           </w:p>
         </w:tc>
@@ -1884,7 +1884,7 @@
                 <w:i w:val="0"/>
                 <w:sz w:val="15"/>
               </w:rPr>
-              <w:t>4</w:t>
+              <w:t>1</w:t>
             </w:r>
           </w:p>
         </w:tc>
@@ -1904,7 +1904,7 @@
                 <w:i w:val="0"/>
                 <w:sz w:val="15"/>
               </w:rPr>
-              <w:t>20</w:t>
+              <w:t>7</w:t>
             </w:r>
           </w:p>
         </w:tc>
@@ -1924,7 +1924,7 @@
                 <w:i w:val="0"/>
                 <w:sz w:val="15"/>
               </w:rPr>
-              <w:t>2019</w:t>
+              <w:t>2020</w:t>
             </w:r>
           </w:p>
         </w:tc>
@@ -1944,7 +1944,7 @@
                 <w:i w:val="0"/>
                 <w:sz w:val="15"/>
               </w:rPr>
-              <w:t>$15.0M</w:t>
+              <w:t>$7.0M</w:t>
             </w:r>
           </w:p>
         </w:tc>
@@ -1964,7 +1964,7 @@
                 <w:i w:val="0"/>
                 <w:sz w:val="15"/>
               </w:rPr>
-              <w:t>$750</w:t>
+              <w:t>$986</w:t>
             </w:r>
           </w:p>
         </w:tc>
@@ -1983,7 +1983,7 @@
                 <w:i w:val="0"/>
                 <w:sz w:val="15"/>
               </w:rPr>
-              <w:t>estimate (DPU 18-155 filing)</w:t>
+              <w:t>estimated capex in PUC preauthoriz</w:t>
             </w:r>
           </w:p>
         </w:tc>
@@ -2002,7 +2002,7 @@
                 <w:i w:val="0"/>
                 <w:sz w:val="15"/>
               </w:rPr>
-              <w:t>Medium</w:t>
+              <w:t>High</w:t>
             </w:r>
           </w:p>
         </w:tc>
@@ -2024,7 +2024,7 @@
                 <w:i w:val="0"/>
                 <w:sz w:val="15"/>
               </w:rPr>
-              <w:t>Northern New York (Chateaugay) BESS</w:t>
+              <w:t>Dalrymple ESCRI BESS [AUSTRALIA]</w:t>
             </w:r>
           </w:p>
         </w:tc>
@@ -2044,7 +2044,7 @@
                 <w:i w:val="0"/>
                 <w:sz w:val="15"/>
               </w:rPr>
-              <w:t>NY</w:t>
+              <w:t>SA (Australia)</w:t>
             </w:r>
           </w:p>
         </w:tc>
@@ -2065,7 +2065,7 @@
                 <w:i w:val="0"/>
                 <w:sz w:val="15"/>
               </w:rPr>
-              <w:t>20</w:t>
+              <w:t>30</w:t>
             </w:r>
           </w:p>
         </w:tc>
@@ -2086,7 +2086,7 @@
                 <w:i w:val="0"/>
                 <w:sz w:val="15"/>
               </w:rPr>
-              <w:t>20</w:t>
+              <w:t>8</w:t>
             </w:r>
           </w:p>
         </w:tc>
@@ -2107,7 +2107,7 @@
                 <w:i w:val="0"/>
                 <w:sz w:val="15"/>
               </w:rPr>
-              <w:t>2023</w:t>
+              <w:t>2018</w:t>
             </w:r>
           </w:p>
         </w:tc>
@@ -2128,7 +2128,7 @@
                 <w:i w:val="0"/>
                 <w:sz w:val="15"/>
               </w:rPr>
-              <w:t>$29.8M</w:t>
+              <w:t>$22.2M</w:t>
             </w:r>
           </w:p>
         </w:tc>
@@ -2149,7 +2149,7 @@
                 <w:i w:val="0"/>
                 <w:sz w:val="15"/>
               </w:rPr>
-              <w:t>$1,490</w:t>
+              <w:t>$2,775</w:t>
             </w:r>
           </w:p>
         </w:tc>
@@ -2169,7 +2169,7 @@
                 <w:i w:val="0"/>
                 <w:sz w:val="15"/>
               </w:rPr>
-              <w:t>approved budget (NYPA Trustees)</w:t>
+              <w:t>final/actual (as reported)</w:t>
             </w:r>
           </w:p>
         </w:tc>
@@ -2210,7 +2210,7 @@
                 <w:i w:val="0"/>
                 <w:sz w:val="15"/>
               </w:rPr>
-              <w:t>Harding Street BESS</w:t>
+              <w:t>Fairhaven BESS</w:t>
             </w:r>
           </w:p>
         </w:tc>
@@ -2229,7 +2229,7 @@
                 <w:i w:val="0"/>
                 <w:sz w:val="15"/>
               </w:rPr>
-              <w:t>IN</w:t>
+              <w:t>MD</w:t>
             </w:r>
           </w:p>
         </w:tc>
@@ -2249,7 +2249,7 @@
                 <w:i w:val="0"/>
                 <w:sz w:val="15"/>
               </w:rPr>
-              <w:t>20</w:t>
+              <w:t>2</w:t>
             </w:r>
           </w:p>
         </w:tc>
@@ -2269,7 +2269,7 @@
                 <w:i w:val="0"/>
                 <w:sz w:val="15"/>
               </w:rPr>
-              <w:t>20</w:t>
+              <w:t>9</w:t>
             </w:r>
           </w:p>
         </w:tc>
@@ -2289,7 +2289,7 @@
                 <w:i w:val="0"/>
                 <w:sz w:val="15"/>
               </w:rPr>
-              <w:t>2016</w:t>
+              <w:t>2023</w:t>
             </w:r>
           </w:p>
         </w:tc>
@@ -2309,7 +2309,7 @@
                 <w:i w:val="0"/>
                 <w:sz w:val="15"/>
               </w:rPr>
-              <w:t>$25.0M</w:t>
+              <w:t>$16.2M</w:t>
             </w:r>
           </w:p>
         </w:tc>
@@ -2329,7 +2329,7 @@
                 <w:i w:val="0"/>
                 <w:sz w:val="15"/>
               </w:rPr>
-              <w:t>$1,250</w:t>
+              <w:t>$1,659</w:t>
             </w:r>
           </w:p>
         </w:tc>
@@ -2348,7 +2348,7 @@
                 <w:i w:val="0"/>
                 <w:sz w:val="15"/>
               </w:rPr>
-              <w:t>estimate at announcement (2015)</w:t>
+              <w:t>final/actual (reported to MD PSC)</w:t>
             </w:r>
           </w:p>
         </w:tc>
@@ -2367,7 +2367,7 @@
                 <w:i w:val="0"/>
                 <w:sz w:val="15"/>
               </w:rPr>
-              <w:t>Medium</w:t>
+              <w:t>High</w:t>
             </w:r>
           </w:p>
         </w:tc>
@@ -2389,7 +2389,7 @@
                 <w:i w:val="0"/>
                 <w:sz w:val="15"/>
               </w:rPr>
-              <w:t>WindCharger [CANADA]</w:t>
+              <w:t>OSCII Blondell Ave BESS (Bronx)</w:t>
             </w:r>
           </w:p>
         </w:tc>
@@ -2409,7 +2409,7 @@
                 <w:i w:val="0"/>
                 <w:sz w:val="15"/>
               </w:rPr>
-              <w:t>AB (Canada)</w:t>
+              <w:t>NY</w:t>
             </w:r>
           </w:p>
         </w:tc>
@@ -2430,7 +2430,7 @@
                 <w:i w:val="0"/>
                 <w:sz w:val="15"/>
               </w:rPr>
-              <w:t>10</w:t>
+              <w:t>5</w:t>
             </w:r>
           </w:p>
         </w:tc>
@@ -2451,7 +2451,7 @@
                 <w:i w:val="0"/>
                 <w:sz w:val="15"/>
               </w:rPr>
-              <w:t>20</w:t>
+              <w:t>10</w:t>
             </w:r>
           </w:p>
         </w:tc>
@@ -2472,7 +2472,7 @@
                 <w:i w:val="0"/>
                 <w:sz w:val="15"/>
               </w:rPr>
-              <w:t>2020</w:t>
+              <w:t>2024</w:t>
             </w:r>
           </w:p>
         </w:tc>
@@ -2493,7 +2493,7 @@
                 <w:i w:val="0"/>
                 <w:sz w:val="15"/>
               </w:rPr>
-              <w:t>$11.0M</w:t>
+              <w:t>$8.6M</w:t>
             </w:r>
           </w:p>
         </w:tc>
@@ -2514,7 +2514,7 @@
                 <w:i w:val="0"/>
                 <w:sz w:val="15"/>
               </w:rPr>
-              <w:t>$550</w:t>
+              <w:t>$857</w:t>
             </w:r>
           </w:p>
         </w:tc>
@@ -2534,7 +2534,7 @@
                 <w:i w:val="0"/>
                 <w:sz w:val="15"/>
               </w:rPr>
-              <w:t>final/actual (total capital cost)</w:t>
+              <w:t>NYCIDA total project cost (Jul 202</w:t>
             </w:r>
           </w:p>
         </w:tc>
@@ -2575,7 +2575,7 @@
                 <w:i w:val="0"/>
                 <w:sz w:val="15"/>
               </w:rPr>
-              <w:t>Soltage Brigis 1A BESS (Maspeth, Queens)</w:t>
+              <w:t>Pomona (Ladentown) BESS</w:t>
             </w:r>
           </w:p>
         </w:tc>
@@ -2614,7 +2614,7 @@
                 <w:i w:val="0"/>
                 <w:sz w:val="15"/>
               </w:rPr>
-              <w:t>5</w:t>
+              <w:t>3</w:t>
             </w:r>
           </w:p>
         </w:tc>
@@ -2634,7 +2634,7 @@
                 <w:i w:val="0"/>
                 <w:sz w:val="15"/>
               </w:rPr>
-              <w:t>20</w:t>
+              <w:t>12</w:t>
             </w:r>
           </w:p>
         </w:tc>
@@ -2654,7 +2654,7 @@
                 <w:i w:val="0"/>
                 <w:sz w:val="15"/>
               </w:rPr>
-              <w:t>2025</w:t>
+              <w:t>2021</w:t>
             </w:r>
           </w:p>
         </w:tc>
@@ -2674,7 +2674,7 @@
                 <w:i w:val="0"/>
                 <w:sz w:val="15"/>
               </w:rPr>
-              <w:t>$16.1M</w:t>
+              <w:t>$7.4M</w:t>
             </w:r>
           </w:p>
         </w:tc>
@@ -2694,7 +2694,7 @@
                 <w:i w:val="0"/>
                 <w:sz w:val="15"/>
               </w:rPr>
-              <w:t>$805</w:t>
+              <w:t>$617</w:t>
             </w:r>
           </w:p>
         </w:tc>
@@ -2713,7 +2713,7 @@
                 <w:i w:val="0"/>
                 <w:sz w:val="15"/>
               </w:rPr>
-              <w:t xml:space="preserve">NYCIDA total project cost (public </w:t>
+              <w:t>final/actual (utility press releas</w:t>
             </w:r>
           </w:p>
         </w:tc>
@@ -2732,7 +2732,7 @@
                 <w:i w:val="0"/>
                 <w:sz w:val="15"/>
               </w:rPr>
-              <w:t>Medium</w:t>
+              <w:t>High</w:t>
             </w:r>
           </w:p>
         </w:tc>
@@ -2754,7 +2754,7 @@
                 <w:i w:val="0"/>
                 <w:sz w:val="15"/>
               </w:rPr>
-              <w:t>Outer Cape (Provincetown) BESS</w:t>
+              <w:t>Ozone Park BESS</w:t>
             </w:r>
           </w:p>
         </w:tc>
@@ -2774,7 +2774,7 @@
                 <w:i w:val="0"/>
                 <w:sz w:val="15"/>
               </w:rPr>
-              <w:t>MA</w:t>
+              <w:t>NY</w:t>
             </w:r>
           </w:p>
         </w:tc>
@@ -2795,7 +2795,7 @@
                 <w:i w:val="0"/>
                 <w:sz w:val="15"/>
               </w:rPr>
-              <w:t>25</w:t>
+              <w:t>1</w:t>
             </w:r>
           </w:p>
         </w:tc>
@@ -2816,7 +2816,7 @@
                 <w:i w:val="0"/>
                 <w:sz w:val="15"/>
               </w:rPr>
-              <w:t>38</w:t>
+              <w:t>12</w:t>
             </w:r>
           </w:p>
         </w:tc>
@@ -2837,7 +2837,7 @@
                 <w:i w:val="0"/>
                 <w:sz w:val="15"/>
               </w:rPr>
-              <w:t>2022</w:t>
+              <w:t>2019</w:t>
             </w:r>
           </w:p>
         </w:tc>
@@ -2858,7 +2858,7 @@
                 <w:i w:val="0"/>
                 <w:sz w:val="15"/>
               </w:rPr>
-              <w:t>$49.0M</w:t>
+              <w:t>$15.0M</w:t>
             </w:r>
           </w:p>
         </w:tc>
@@ -2879,7 +2879,7 @@
                 <w:i w:val="0"/>
                 <w:sz w:val="15"/>
               </w:rPr>
-              <w:t>$1,289</w:t>
+              <w:t>$1,250</w:t>
             </w:r>
           </w:p>
         </w:tc>
@@ -2899,7 +2899,7 @@
                 <w:i w:val="0"/>
                 <w:sz w:val="15"/>
               </w:rPr>
-              <w:t>final/actual (as reported)</w:t>
+              <w:t>estimate (utility spokesman: 'abou</w:t>
             </w:r>
           </w:p>
         </w:tc>
@@ -2919,7 +2919,7 @@
                 <w:i w:val="0"/>
                 <w:sz w:val="15"/>
               </w:rPr>
-              <w:t>Medium</w:t>
+              <w:t>Low</w:t>
             </w:r>
           </w:p>
         </w:tc>
@@ -2940,7 +2940,7 @@
                 <w:i w:val="0"/>
                 <w:sz w:val="15"/>
               </w:rPr>
-              <w:t>NineDot Arthur Kill Road BESS (Staten Island</w:t>
+              <w:t>North Troy BESS (VEC + GMP)</w:t>
             </w:r>
           </w:p>
         </w:tc>
@@ -2959,7 +2959,7 @@
                 <w:i w:val="0"/>
                 <w:sz w:val="15"/>
               </w:rPr>
-              <w:t>NY</w:t>
+              <w:t>VT</w:t>
             </w:r>
           </w:p>
         </w:tc>
@@ -2979,7 +2979,7 @@
                 <w:i w:val="0"/>
                 <w:sz w:val="15"/>
               </w:rPr>
-              <w:t>9</w:t>
+              <w:t>3</w:t>
             </w:r>
           </w:p>
         </w:tc>
@@ -2999,7 +2999,7 @@
                 <w:i w:val="0"/>
                 <w:sz w:val="15"/>
               </w:rPr>
-              <w:t>39</w:t>
+              <w:t>12</w:t>
             </w:r>
           </w:p>
         </w:tc>
@@ -3019,7 +3019,7 @@
                 <w:i w:val="0"/>
                 <w:sz w:val="15"/>
               </w:rPr>
-              <w:t>2025</w:t>
+              <w:t>2024</w:t>
             </w:r>
           </w:p>
         </w:tc>
@@ -3039,7 +3039,7 @@
                 <w:i w:val="0"/>
                 <w:sz w:val="15"/>
               </w:rPr>
-              <w:t>$43.4M</w:t>
+              <w:t>$6.0M</w:t>
             </w:r>
           </w:p>
         </w:tc>
@@ -3059,7 +3059,7 @@
                 <w:i w:val="0"/>
                 <w:sz w:val="15"/>
               </w:rPr>
-              <w:t>$1,110</w:t>
+              <w:t>$500</w:t>
             </w:r>
           </w:p>
         </w:tc>
@@ -3078,7 +3078,7 @@
                 <w:i w:val="0"/>
                 <w:sz w:val="15"/>
               </w:rPr>
-              <w:t xml:space="preserve">NYCIDA project budget (inducement </w:t>
+              <w:t>reported total project cost (about</w:t>
             </w:r>
           </w:p>
         </w:tc>
@@ -3097,7 +3097,7 @@
                 <w:i w:val="0"/>
                 <w:sz w:val="15"/>
               </w:rPr>
-              <w:t>High</w:t>
+              <w:t>Medium</w:t>
             </w:r>
           </w:p>
         </w:tc>
@@ -3119,7 +3119,7 @@
                 <w:i w:val="0"/>
                 <w:sz w:val="15"/>
               </w:rPr>
-              <w:t>Elevate Renewables Victory Blvd BESS (Staten</w:t>
+              <w:t>Concord MLP grid-scale battery (planned)</w:t>
             </w:r>
           </w:p>
         </w:tc>
@@ -3139,7 +3139,7 @@
                 <w:i w:val="0"/>
                 <w:sz w:val="15"/>
               </w:rPr>
-              <w:t>NY</w:t>
+              <w:t>MA</w:t>
             </w:r>
           </w:p>
         </w:tc>
@@ -3160,7 +3160,7 @@
                 <w:i w:val="0"/>
                 <w:sz w:val="15"/>
               </w:rPr>
-              <w:t>15</w:t>
+              <w:t>4</w:t>
             </w:r>
           </w:p>
         </w:tc>
@@ -3181,7 +3181,7 @@
                 <w:i w:val="0"/>
                 <w:sz w:val="15"/>
               </w:rPr>
-              <w:t>60</w:t>
+              <w:t>14</w:t>
             </w:r>
           </w:p>
         </w:tc>
@@ -3202,7 +3202,7 @@
                 <w:i w:val="0"/>
                 <w:sz w:val="15"/>
               </w:rPr>
-              <w:t>2025</w:t>
+              <w:t>2026</w:t>
             </w:r>
           </w:p>
         </w:tc>
@@ -3223,7 +3223,7 @@
                 <w:i w:val="0"/>
                 <w:sz w:val="15"/>
               </w:rPr>
-              <w:t>$31.6M</w:t>
+              <w:t>$10.4M</w:t>
             </w:r>
           </w:p>
         </w:tc>
@@ -3244,7 +3244,7 @@
                 <w:i w:val="0"/>
                 <w:sz w:val="15"/>
               </w:rPr>
-              <w:t>$524</w:t>
+              <w:t>$695</w:t>
             </w:r>
           </w:p>
         </w:tc>
@@ -3264,7 +3264,7 @@
                 <w:i w:val="0"/>
                 <w:sz w:val="15"/>
               </w:rPr>
-              <w:t xml:space="preserve">NYCIDA total project cost (public </w:t>
+              <w:t xml:space="preserve">capital cost estimate / borrowing </w:t>
             </w:r>
           </w:p>
         </w:tc>
@@ -3305,7 +3305,7 @@
                 <w:i w:val="0"/>
                 <w:sz w:val="15"/>
               </w:rPr>
-              <w:t>Martha's Vineyard BESS Phase 2 (cancelled)</w:t>
+              <w:t>Martha's Vineyard BESS Phase 1 (cancelled)</w:t>
             </w:r>
           </w:p>
         </w:tc>
@@ -3344,7 +3344,7 @@
                 <w:i w:val="0"/>
                 <w:sz w:val="15"/>
               </w:rPr>
-              <w:t>9</w:t>
+              <w:t>4</w:t>
             </w:r>
           </w:p>
         </w:tc>
@@ -3364,7 +3364,7 @@
                 <w:i w:val="0"/>
                 <w:sz w:val="15"/>
               </w:rPr>
-              <w:t>64</w:t>
+              <w:t>20</w:t>
             </w:r>
           </w:p>
         </w:tc>
@@ -3404,7 +3404,7 @@
                 <w:i w:val="0"/>
                 <w:sz w:val="15"/>
               </w:rPr>
-              <w:t>$28.0M</w:t>
+              <w:t>$15.0M</w:t>
             </w:r>
           </w:p>
         </w:tc>
@@ -3424,7 +3424,7 @@
                 <w:i w:val="0"/>
                 <w:sz w:val="15"/>
               </w:rPr>
-              <w:t>$438</w:t>
+              <w:t>$750</w:t>
             </w:r>
           </w:p>
         </w:tc>
@@ -3484,7 +3484,7 @@
                 <w:i w:val="0"/>
                 <w:sz w:val="15"/>
               </w:rPr>
-              <w:t>Chugach BESS (Southcentral Power Project sit</w:t>
+              <w:t>Northern New York (Chateaugay) BESS</w:t>
             </w:r>
           </w:p>
         </w:tc>
@@ -3504,7 +3504,7 @@
                 <w:i w:val="0"/>
                 <w:sz w:val="15"/>
               </w:rPr>
-              <w:t>AK</w:t>
+              <w:t>NY</w:t>
             </w:r>
           </w:p>
         </w:tc>
@@ -3525,7 +3525,7 @@
                 <w:i w:val="0"/>
                 <w:sz w:val="15"/>
               </w:rPr>
-              <w:t>40</w:t>
+              <w:t>20</w:t>
             </w:r>
           </w:p>
         </w:tc>
@@ -3546,7 +3546,7 @@
                 <w:i w:val="0"/>
                 <w:sz w:val="15"/>
               </w:rPr>
-              <w:t>80</w:t>
+              <w:t>20</w:t>
             </w:r>
           </w:p>
         </w:tc>
@@ -3567,7 +3567,7 @@
                 <w:i w:val="0"/>
                 <w:sz w:val="15"/>
               </w:rPr>
-              <w:t>2024</w:t>
+              <w:t>2023</w:t>
             </w:r>
           </w:p>
         </w:tc>
@@ -3588,7 +3588,7 @@
                 <w:i w:val="0"/>
                 <w:sz w:val="15"/>
               </w:rPr>
-              <w:t>$65.0M</w:t>
+              <w:t>$29.8M</w:t>
             </w:r>
           </w:p>
         </w:tc>
@@ -3609,7 +3609,7 @@
                 <w:i w:val="0"/>
                 <w:sz w:val="15"/>
               </w:rPr>
-              <w:t>$812</w:t>
+              <w:t>$1,490</w:t>
             </w:r>
           </w:p>
         </w:tc>
@@ -3629,7 +3629,7 @@
                 <w:i w:val="0"/>
                 <w:sz w:val="15"/>
               </w:rPr>
-              <w:t>final/actual (as reported)</w:t>
+              <w:t>approved budget (NYPA Trustees)</w:t>
             </w:r>
           </w:p>
         </w:tc>
@@ -3650,6 +3650,4751 @@
                 <w:sz w:val="15"/>
               </w:rPr>
               <w:t>High</w:t>
+            </w:r>
+          </w:p>
+        </w:tc>
+      </w:tr>
+      <w:tr>
+        <w:tc>
+          <w:tcPr>
+            <w:tcW w:type="dxa" w:w="2880"/>
+          </w:tcPr>
+          <w:p>
+            <w:pPr>
+              <w:spacing w:after="0" w:before="0"/>
+            </w:pPr>
+            <w:r/>
+            <w:r>
+              <w:rPr>
+                <w:b w:val="0"/>
+                <w:i w:val="0"/>
+                <w:sz w:val="15"/>
+              </w:rPr>
+              <w:t>Harding Street BESS</w:t>
+            </w:r>
+          </w:p>
+        </w:tc>
+        <w:tc>
+          <w:tcPr>
+            <w:tcW w:type="dxa" w:w="720"/>
+          </w:tcPr>
+          <w:p>
+            <w:pPr>
+              <w:spacing w:after="0" w:before="0"/>
+            </w:pPr>
+            <w:r/>
+            <w:r>
+              <w:rPr>
+                <w:b w:val="0"/>
+                <w:i w:val="0"/>
+                <w:sz w:val="15"/>
+              </w:rPr>
+              <w:t>IN</w:t>
+            </w:r>
+          </w:p>
+        </w:tc>
+        <w:tc>
+          <w:tcPr>
+            <w:tcW w:type="dxa" w:w="576"/>
+          </w:tcPr>
+          <w:p>
+            <w:pPr>
+              <w:spacing w:after="0" w:before="0"/>
+              <w:jc w:val="right"/>
+            </w:pPr>
+            <w:r/>
+            <w:r>
+              <w:rPr>
+                <w:b w:val="0"/>
+                <w:i w:val="0"/>
+                <w:sz w:val="15"/>
+              </w:rPr>
+              <w:t>20</w:t>
+            </w:r>
+          </w:p>
+        </w:tc>
+        <w:tc>
+          <w:tcPr>
+            <w:tcW w:type="dxa" w:w="648"/>
+          </w:tcPr>
+          <w:p>
+            <w:pPr>
+              <w:spacing w:after="0" w:before="0"/>
+              <w:jc w:val="right"/>
+            </w:pPr>
+            <w:r/>
+            <w:r>
+              <w:rPr>
+                <w:b w:val="0"/>
+                <w:i w:val="0"/>
+                <w:sz w:val="15"/>
+              </w:rPr>
+              <w:t>20</w:t>
+            </w:r>
+          </w:p>
+        </w:tc>
+        <w:tc>
+          <w:tcPr>
+            <w:tcW w:type="dxa" w:w="648"/>
+          </w:tcPr>
+          <w:p>
+            <w:pPr>
+              <w:spacing w:after="0" w:before="0"/>
+              <w:jc w:val="right"/>
+            </w:pPr>
+            <w:r/>
+            <w:r>
+              <w:rPr>
+                <w:b w:val="0"/>
+                <w:i w:val="0"/>
+                <w:sz w:val="15"/>
+              </w:rPr>
+              <w:t>2016</w:t>
+            </w:r>
+          </w:p>
+        </w:tc>
+        <w:tc>
+          <w:tcPr>
+            <w:tcW w:type="dxa" w:w="1008"/>
+          </w:tcPr>
+          <w:p>
+            <w:pPr>
+              <w:spacing w:after="0" w:before="0"/>
+              <w:jc w:val="right"/>
+            </w:pPr>
+            <w:r/>
+            <w:r>
+              <w:rPr>
+                <w:b w:val="0"/>
+                <w:i w:val="0"/>
+                <w:sz w:val="15"/>
+              </w:rPr>
+              <w:t>$25.0M</w:t>
+            </w:r>
+          </w:p>
+        </w:tc>
+        <w:tc>
+          <w:tcPr>
+            <w:tcW w:type="dxa" w:w="864"/>
+          </w:tcPr>
+          <w:p>
+            <w:pPr>
+              <w:spacing w:after="0" w:before="0"/>
+              <w:jc w:val="right"/>
+            </w:pPr>
+            <w:r/>
+            <w:r>
+              <w:rPr>
+                <w:b w:val="0"/>
+                <w:i w:val="0"/>
+                <w:sz w:val="15"/>
+              </w:rPr>
+              <w:t>$1,250</w:t>
+            </w:r>
+          </w:p>
+        </w:tc>
+        <w:tc>
+          <w:tcPr>
+            <w:tcW w:type="dxa" w:w="1944"/>
+          </w:tcPr>
+          <w:p>
+            <w:pPr>
+              <w:spacing w:after="0" w:before="0"/>
+            </w:pPr>
+            <w:r/>
+            <w:r>
+              <w:rPr>
+                <w:b w:val="0"/>
+                <w:i w:val="0"/>
+                <w:sz w:val="15"/>
+              </w:rPr>
+              <w:t>estimate at announcement (2015)</w:t>
+            </w:r>
+          </w:p>
+        </w:tc>
+        <w:tc>
+          <w:tcPr>
+            <w:tcW w:type="dxa" w:w="936"/>
+          </w:tcPr>
+          <w:p>
+            <w:pPr>
+              <w:spacing w:after="0" w:before="0"/>
+            </w:pPr>
+            <w:r/>
+            <w:r>
+              <w:rPr>
+                <w:b w:val="0"/>
+                <w:i w:val="0"/>
+                <w:sz w:val="15"/>
+              </w:rPr>
+              <w:t>Medium</w:t>
+            </w:r>
+          </w:p>
+        </w:tc>
+      </w:tr>
+      <w:tr>
+        <w:tc>
+          <w:tcPr>
+            <w:tcW w:type="dxa" w:w="2880"/>
+            <w:shd w:val="clear" w:color="auto" w:fill="F2F4F8"/>
+          </w:tcPr>
+          <w:p>
+            <w:pPr>
+              <w:spacing w:after="0" w:before="0"/>
+            </w:pPr>
+            <w:r/>
+            <w:r>
+              <w:rPr>
+                <w:b w:val="0"/>
+                <w:i w:val="0"/>
+                <w:sz w:val="15"/>
+              </w:rPr>
+              <w:t>Regina BESS [CANADA]</w:t>
+            </w:r>
+          </w:p>
+        </w:tc>
+        <w:tc>
+          <w:tcPr>
+            <w:tcW w:type="dxa" w:w="720"/>
+            <w:shd w:val="clear" w:color="auto" w:fill="F2F4F8"/>
+          </w:tcPr>
+          <w:p>
+            <w:pPr>
+              <w:spacing w:after="0" w:before="0"/>
+            </w:pPr>
+            <w:r/>
+            <w:r>
+              <w:rPr>
+                <w:b w:val="0"/>
+                <w:i w:val="0"/>
+                <w:sz w:val="15"/>
+              </w:rPr>
+              <w:t>SK (Canada)</w:t>
+            </w:r>
+          </w:p>
+        </w:tc>
+        <w:tc>
+          <w:tcPr>
+            <w:tcW w:type="dxa" w:w="576"/>
+            <w:shd w:val="clear" w:color="auto" w:fill="F2F4F8"/>
+          </w:tcPr>
+          <w:p>
+            <w:pPr>
+              <w:spacing w:after="0" w:before="0"/>
+              <w:jc w:val="right"/>
+            </w:pPr>
+            <w:r/>
+            <w:r>
+              <w:rPr>
+                <w:b w:val="0"/>
+                <w:i w:val="0"/>
+                <w:sz w:val="15"/>
+              </w:rPr>
+              <w:t>20</w:t>
+            </w:r>
+          </w:p>
+        </w:tc>
+        <w:tc>
+          <w:tcPr>
+            <w:tcW w:type="dxa" w:w="648"/>
+            <w:shd w:val="clear" w:color="auto" w:fill="F2F4F8"/>
+          </w:tcPr>
+          <w:p>
+            <w:pPr>
+              <w:spacing w:after="0" w:before="0"/>
+              <w:jc w:val="right"/>
+            </w:pPr>
+            <w:r/>
+            <w:r>
+              <w:rPr>
+                <w:b w:val="0"/>
+                <w:i w:val="0"/>
+                <w:sz w:val="15"/>
+              </w:rPr>
+              <w:t>20</w:t>
+            </w:r>
+          </w:p>
+        </w:tc>
+        <w:tc>
+          <w:tcPr>
+            <w:tcW w:type="dxa" w:w="648"/>
+            <w:shd w:val="clear" w:color="auto" w:fill="F2F4F8"/>
+          </w:tcPr>
+          <w:p>
+            <w:pPr>
+              <w:spacing w:after="0" w:before="0"/>
+              <w:jc w:val="right"/>
+            </w:pPr>
+            <w:r/>
+            <w:r>
+              <w:rPr>
+                <w:b w:val="0"/>
+                <w:i w:val="0"/>
+                <w:sz w:val="15"/>
+              </w:rPr>
+              <w:t>2024</w:t>
+            </w:r>
+          </w:p>
+        </w:tc>
+        <w:tc>
+          <w:tcPr>
+            <w:tcW w:type="dxa" w:w="1008"/>
+            <w:shd w:val="clear" w:color="auto" w:fill="F2F4F8"/>
+          </w:tcPr>
+          <w:p>
+            <w:pPr>
+              <w:spacing w:after="0" w:before="0"/>
+              <w:jc w:val="right"/>
+            </w:pPr>
+            <w:r/>
+            <w:r>
+              <w:rPr>
+                <w:b w:val="0"/>
+                <w:i w:val="0"/>
+                <w:sz w:val="15"/>
+              </w:rPr>
+              <w:t>$25.2M</w:t>
+            </w:r>
+          </w:p>
+        </w:tc>
+        <w:tc>
+          <w:tcPr>
+            <w:tcW w:type="dxa" w:w="864"/>
+            <w:shd w:val="clear" w:color="auto" w:fill="F2F4F8"/>
+          </w:tcPr>
+          <w:p>
+            <w:pPr>
+              <w:spacing w:after="0" w:before="0"/>
+              <w:jc w:val="right"/>
+            </w:pPr>
+            <w:r/>
+            <w:r>
+              <w:rPr>
+                <w:b w:val="0"/>
+                <w:i w:val="0"/>
+                <w:sz w:val="15"/>
+              </w:rPr>
+              <w:t>$1,260</w:t>
+            </w:r>
+          </w:p>
+        </w:tc>
+        <w:tc>
+          <w:tcPr>
+            <w:tcW w:type="dxa" w:w="1944"/>
+            <w:shd w:val="clear" w:color="auto" w:fill="F2F4F8"/>
+          </w:tcPr>
+          <w:p>
+            <w:pPr>
+              <w:spacing w:after="0" w:before="0"/>
+            </w:pPr>
+            <w:r/>
+            <w:r>
+              <w:rPr>
+                <w:b w:val="0"/>
+                <w:i w:val="0"/>
+                <w:sz w:val="15"/>
+              </w:rPr>
+              <w:t>as-built C$34M per secondary sourc</w:t>
+            </w:r>
+          </w:p>
+        </w:tc>
+        <w:tc>
+          <w:tcPr>
+            <w:tcW w:type="dxa" w:w="936"/>
+            <w:shd w:val="clear" w:color="auto" w:fill="F2F4F8"/>
+          </w:tcPr>
+          <w:p>
+            <w:pPr>
+              <w:spacing w:after="0" w:before="0"/>
+            </w:pPr>
+            <w:r/>
+            <w:r>
+              <w:rPr>
+                <w:b w:val="0"/>
+                <w:i w:val="0"/>
+                <w:sz w:val="15"/>
+              </w:rPr>
+              <w:t>High</w:t>
+            </w:r>
+          </w:p>
+        </w:tc>
+      </w:tr>
+      <w:tr>
+        <w:tc>
+          <w:tcPr>
+            <w:tcW w:type="dxa" w:w="2880"/>
+          </w:tcPr>
+          <w:p>
+            <w:pPr>
+              <w:spacing w:after="0" w:before="0"/>
+            </w:pPr>
+            <w:r/>
+            <w:r>
+              <w:rPr>
+                <w:b w:val="0"/>
+                <w:i w:val="0"/>
+                <w:sz w:val="15"/>
+              </w:rPr>
+              <w:t>WindCharger [CANADA]</w:t>
+            </w:r>
+          </w:p>
+        </w:tc>
+        <w:tc>
+          <w:tcPr>
+            <w:tcW w:type="dxa" w:w="720"/>
+          </w:tcPr>
+          <w:p>
+            <w:pPr>
+              <w:spacing w:after="0" w:before="0"/>
+            </w:pPr>
+            <w:r/>
+            <w:r>
+              <w:rPr>
+                <w:b w:val="0"/>
+                <w:i w:val="0"/>
+                <w:sz w:val="15"/>
+              </w:rPr>
+              <w:t>AB (Canada)</w:t>
+            </w:r>
+          </w:p>
+        </w:tc>
+        <w:tc>
+          <w:tcPr>
+            <w:tcW w:type="dxa" w:w="576"/>
+          </w:tcPr>
+          <w:p>
+            <w:pPr>
+              <w:spacing w:after="0" w:before="0"/>
+              <w:jc w:val="right"/>
+            </w:pPr>
+            <w:r/>
+            <w:r>
+              <w:rPr>
+                <w:b w:val="0"/>
+                <w:i w:val="0"/>
+                <w:sz w:val="15"/>
+              </w:rPr>
+              <w:t>10</w:t>
+            </w:r>
+          </w:p>
+        </w:tc>
+        <w:tc>
+          <w:tcPr>
+            <w:tcW w:type="dxa" w:w="648"/>
+          </w:tcPr>
+          <w:p>
+            <w:pPr>
+              <w:spacing w:after="0" w:before="0"/>
+              <w:jc w:val="right"/>
+            </w:pPr>
+            <w:r/>
+            <w:r>
+              <w:rPr>
+                <w:b w:val="0"/>
+                <w:i w:val="0"/>
+                <w:sz w:val="15"/>
+              </w:rPr>
+              <w:t>20</w:t>
+            </w:r>
+          </w:p>
+        </w:tc>
+        <w:tc>
+          <w:tcPr>
+            <w:tcW w:type="dxa" w:w="648"/>
+          </w:tcPr>
+          <w:p>
+            <w:pPr>
+              <w:spacing w:after="0" w:before="0"/>
+              <w:jc w:val="right"/>
+            </w:pPr>
+            <w:r/>
+            <w:r>
+              <w:rPr>
+                <w:b w:val="0"/>
+                <w:i w:val="0"/>
+                <w:sz w:val="15"/>
+              </w:rPr>
+              <w:t>2020</w:t>
+            </w:r>
+          </w:p>
+        </w:tc>
+        <w:tc>
+          <w:tcPr>
+            <w:tcW w:type="dxa" w:w="1008"/>
+          </w:tcPr>
+          <w:p>
+            <w:pPr>
+              <w:spacing w:after="0" w:before="0"/>
+              <w:jc w:val="right"/>
+            </w:pPr>
+            <w:r/>
+            <w:r>
+              <w:rPr>
+                <w:b w:val="0"/>
+                <w:i w:val="0"/>
+                <w:sz w:val="15"/>
+              </w:rPr>
+              <w:t>$11.0M</w:t>
+            </w:r>
+          </w:p>
+        </w:tc>
+        <w:tc>
+          <w:tcPr>
+            <w:tcW w:type="dxa" w:w="864"/>
+          </w:tcPr>
+          <w:p>
+            <w:pPr>
+              <w:spacing w:after="0" w:before="0"/>
+              <w:jc w:val="right"/>
+            </w:pPr>
+            <w:r/>
+            <w:r>
+              <w:rPr>
+                <w:b w:val="0"/>
+                <w:i w:val="0"/>
+                <w:sz w:val="15"/>
+              </w:rPr>
+              <w:t>$550</w:t>
+            </w:r>
+          </w:p>
+        </w:tc>
+        <w:tc>
+          <w:tcPr>
+            <w:tcW w:type="dxa" w:w="1944"/>
+          </w:tcPr>
+          <w:p>
+            <w:pPr>
+              <w:spacing w:after="0" w:before="0"/>
+            </w:pPr>
+            <w:r/>
+            <w:r>
+              <w:rPr>
+                <w:b w:val="0"/>
+                <w:i w:val="0"/>
+                <w:sz w:val="15"/>
+              </w:rPr>
+              <w:t>final/actual (total capital cost)</w:t>
+            </w:r>
+          </w:p>
+        </w:tc>
+        <w:tc>
+          <w:tcPr>
+            <w:tcW w:type="dxa" w:w="936"/>
+          </w:tcPr>
+          <w:p>
+            <w:pPr>
+              <w:spacing w:after="0" w:before="0"/>
+            </w:pPr>
+            <w:r/>
+            <w:r>
+              <w:rPr>
+                <w:b w:val="0"/>
+                <w:i w:val="0"/>
+                <w:sz w:val="15"/>
+              </w:rPr>
+              <w:t>Medium</w:t>
+            </w:r>
+          </w:p>
+        </w:tc>
+      </w:tr>
+      <w:tr>
+        <w:tc>
+          <w:tcPr>
+            <w:tcW w:type="dxa" w:w="2880"/>
+            <w:shd w:val="clear" w:color="auto" w:fill="F2F4F8"/>
+          </w:tcPr>
+          <w:p>
+            <w:pPr>
+              <w:spacing w:after="0" w:before="0"/>
+            </w:pPr>
+            <w:r/>
+            <w:r>
+              <w:rPr>
+                <w:b w:val="0"/>
+                <w:i w:val="0"/>
+                <w:sz w:val="15"/>
+              </w:rPr>
+              <w:t>Soltage Brigis 1A BESS (Maspeth, Queens)</w:t>
+            </w:r>
+          </w:p>
+        </w:tc>
+        <w:tc>
+          <w:tcPr>
+            <w:tcW w:type="dxa" w:w="720"/>
+            <w:shd w:val="clear" w:color="auto" w:fill="F2F4F8"/>
+          </w:tcPr>
+          <w:p>
+            <w:pPr>
+              <w:spacing w:after="0" w:before="0"/>
+            </w:pPr>
+            <w:r/>
+            <w:r>
+              <w:rPr>
+                <w:b w:val="0"/>
+                <w:i w:val="0"/>
+                <w:sz w:val="15"/>
+              </w:rPr>
+              <w:t>NY</w:t>
+            </w:r>
+          </w:p>
+        </w:tc>
+        <w:tc>
+          <w:tcPr>
+            <w:tcW w:type="dxa" w:w="576"/>
+            <w:shd w:val="clear" w:color="auto" w:fill="F2F4F8"/>
+          </w:tcPr>
+          <w:p>
+            <w:pPr>
+              <w:spacing w:after="0" w:before="0"/>
+              <w:jc w:val="right"/>
+            </w:pPr>
+            <w:r/>
+            <w:r>
+              <w:rPr>
+                <w:b w:val="0"/>
+                <w:i w:val="0"/>
+                <w:sz w:val="15"/>
+              </w:rPr>
+              <w:t>5</w:t>
+            </w:r>
+          </w:p>
+        </w:tc>
+        <w:tc>
+          <w:tcPr>
+            <w:tcW w:type="dxa" w:w="648"/>
+            <w:shd w:val="clear" w:color="auto" w:fill="F2F4F8"/>
+          </w:tcPr>
+          <w:p>
+            <w:pPr>
+              <w:spacing w:after="0" w:before="0"/>
+              <w:jc w:val="right"/>
+            </w:pPr>
+            <w:r/>
+            <w:r>
+              <w:rPr>
+                <w:b w:val="0"/>
+                <w:i w:val="0"/>
+                <w:sz w:val="15"/>
+              </w:rPr>
+              <w:t>20</w:t>
+            </w:r>
+          </w:p>
+        </w:tc>
+        <w:tc>
+          <w:tcPr>
+            <w:tcW w:type="dxa" w:w="648"/>
+            <w:shd w:val="clear" w:color="auto" w:fill="F2F4F8"/>
+          </w:tcPr>
+          <w:p>
+            <w:pPr>
+              <w:spacing w:after="0" w:before="0"/>
+              <w:jc w:val="right"/>
+            </w:pPr>
+            <w:r/>
+            <w:r>
+              <w:rPr>
+                <w:b w:val="0"/>
+                <w:i w:val="0"/>
+                <w:sz w:val="15"/>
+              </w:rPr>
+              <w:t>2025</w:t>
+            </w:r>
+          </w:p>
+        </w:tc>
+        <w:tc>
+          <w:tcPr>
+            <w:tcW w:type="dxa" w:w="1008"/>
+            <w:shd w:val="clear" w:color="auto" w:fill="F2F4F8"/>
+          </w:tcPr>
+          <w:p>
+            <w:pPr>
+              <w:spacing w:after="0" w:before="0"/>
+              <w:jc w:val="right"/>
+            </w:pPr>
+            <w:r/>
+            <w:r>
+              <w:rPr>
+                <w:b w:val="0"/>
+                <w:i w:val="0"/>
+                <w:sz w:val="15"/>
+              </w:rPr>
+              <w:t>$16.1M</w:t>
+            </w:r>
+          </w:p>
+        </w:tc>
+        <w:tc>
+          <w:tcPr>
+            <w:tcW w:type="dxa" w:w="864"/>
+            <w:shd w:val="clear" w:color="auto" w:fill="F2F4F8"/>
+          </w:tcPr>
+          <w:p>
+            <w:pPr>
+              <w:spacing w:after="0" w:before="0"/>
+              <w:jc w:val="right"/>
+            </w:pPr>
+            <w:r/>
+            <w:r>
+              <w:rPr>
+                <w:b w:val="0"/>
+                <w:i w:val="0"/>
+                <w:sz w:val="15"/>
+              </w:rPr>
+              <w:t>$805</w:t>
+            </w:r>
+          </w:p>
+        </w:tc>
+        <w:tc>
+          <w:tcPr>
+            <w:tcW w:type="dxa" w:w="1944"/>
+            <w:shd w:val="clear" w:color="auto" w:fill="F2F4F8"/>
+          </w:tcPr>
+          <w:p>
+            <w:pPr>
+              <w:spacing w:after="0" w:before="0"/>
+            </w:pPr>
+            <w:r/>
+            <w:r>
+              <w:rPr>
+                <w:b w:val="0"/>
+                <w:i w:val="0"/>
+                <w:sz w:val="15"/>
+              </w:rPr>
+              <w:t xml:space="preserve">NYCIDA total project cost (public </w:t>
+            </w:r>
+          </w:p>
+        </w:tc>
+        <w:tc>
+          <w:tcPr>
+            <w:tcW w:type="dxa" w:w="936"/>
+            <w:shd w:val="clear" w:color="auto" w:fill="F2F4F8"/>
+          </w:tcPr>
+          <w:p>
+            <w:pPr>
+              <w:spacing w:after="0" w:before="0"/>
+            </w:pPr>
+            <w:r/>
+            <w:r>
+              <w:rPr>
+                <w:b w:val="0"/>
+                <w:i w:val="0"/>
+                <w:sz w:val="15"/>
+              </w:rPr>
+              <w:t>Medium</w:t>
+            </w:r>
+          </w:p>
+        </w:tc>
+      </w:tr>
+      <w:tr>
+        <w:tc>
+          <w:tcPr>
+            <w:tcW w:type="dxa" w:w="2880"/>
+          </w:tcPr>
+          <w:p>
+            <w:pPr>
+              <w:spacing w:after="0" w:before="0"/>
+            </w:pPr>
+            <w:r/>
+            <w:r>
+              <w:rPr>
+                <w:b w:val="0"/>
+                <w:i w:val="0"/>
+                <w:sz w:val="15"/>
+              </w:rPr>
+              <w:t>Wellesley MLP BESS (Citizens Energy)</w:t>
+            </w:r>
+          </w:p>
+        </w:tc>
+        <w:tc>
+          <w:tcPr>
+            <w:tcW w:type="dxa" w:w="720"/>
+          </w:tcPr>
+          <w:p>
+            <w:pPr>
+              <w:spacing w:after="0" w:before="0"/>
+            </w:pPr>
+            <w:r/>
+            <w:r>
+              <w:rPr>
+                <w:b w:val="0"/>
+                <w:i w:val="0"/>
+                <w:sz w:val="15"/>
+              </w:rPr>
+              <w:t>MA</w:t>
+            </w:r>
+          </w:p>
+        </w:tc>
+        <w:tc>
+          <w:tcPr>
+            <w:tcW w:type="dxa" w:w="576"/>
+          </w:tcPr>
+          <w:p>
+            <w:pPr>
+              <w:spacing w:after="0" w:before="0"/>
+              <w:jc w:val="right"/>
+            </w:pPr>
+            <w:r/>
+            <w:r>
+              <w:rPr>
+                <w:b w:val="0"/>
+                <w:i w:val="0"/>
+                <w:sz w:val="15"/>
+              </w:rPr>
+              <w:t>4</w:t>
+            </w:r>
+          </w:p>
+        </w:tc>
+        <w:tc>
+          <w:tcPr>
+            <w:tcW w:type="dxa" w:w="648"/>
+          </w:tcPr>
+          <w:p>
+            <w:pPr>
+              <w:spacing w:after="0" w:before="0"/>
+              <w:jc w:val="right"/>
+            </w:pPr>
+            <w:r/>
+            <w:r>
+              <w:rPr>
+                <w:b w:val="0"/>
+                <w:i w:val="0"/>
+                <w:sz w:val="15"/>
+              </w:rPr>
+              <w:t>20</w:t>
+            </w:r>
+          </w:p>
+        </w:tc>
+        <w:tc>
+          <w:tcPr>
+            <w:tcW w:type="dxa" w:w="648"/>
+          </w:tcPr>
+          <w:p>
+            <w:pPr>
+              <w:spacing w:after="0" w:before="0"/>
+              <w:jc w:val="right"/>
+            </w:pPr>
+            <w:r/>
+            <w:r>
+              <w:rPr>
+                <w:b w:val="0"/>
+                <w:i w:val="0"/>
+                <w:sz w:val="15"/>
+              </w:rPr>
+              <w:t>2024</w:t>
+            </w:r>
+          </w:p>
+        </w:tc>
+        <w:tc>
+          <w:tcPr>
+            <w:tcW w:type="dxa" w:w="1008"/>
+          </w:tcPr>
+          <w:p>
+            <w:pPr>
+              <w:spacing w:after="0" w:before="0"/>
+              <w:jc w:val="right"/>
+            </w:pPr>
+            <w:r/>
+            <w:r>
+              <w:rPr>
+                <w:b w:val="0"/>
+                <w:i w:val="0"/>
+                <w:sz w:val="15"/>
+              </w:rPr>
+              <w:t>$11.0M</w:t>
+            </w:r>
+          </w:p>
+        </w:tc>
+        <w:tc>
+          <w:tcPr>
+            <w:tcW w:type="dxa" w:w="864"/>
+          </w:tcPr>
+          <w:p>
+            <w:pPr>
+              <w:spacing w:after="0" w:before="0"/>
+              <w:jc w:val="right"/>
+            </w:pPr>
+            <w:r/>
+            <w:r>
+              <w:rPr>
+                <w:b w:val="0"/>
+                <w:i w:val="0"/>
+                <w:sz w:val="15"/>
+              </w:rPr>
+              <w:t>$550</w:t>
+            </w:r>
+          </w:p>
+        </w:tc>
+        <w:tc>
+          <w:tcPr>
+            <w:tcW w:type="dxa" w:w="1944"/>
+          </w:tcPr>
+          <w:p>
+            <w:pPr>
+              <w:spacing w:after="0" w:before="0"/>
+            </w:pPr>
+            <w:r/>
+            <w:r>
+              <w:rPr>
+                <w:b w:val="0"/>
+                <w:i w:val="0"/>
+                <w:sz w:val="15"/>
+              </w:rPr>
+              <w:t>reported project cost range $10M-$</w:t>
+            </w:r>
+          </w:p>
+        </w:tc>
+        <w:tc>
+          <w:tcPr>
+            <w:tcW w:type="dxa" w:w="936"/>
+          </w:tcPr>
+          <w:p>
+            <w:pPr>
+              <w:spacing w:after="0" w:before="0"/>
+            </w:pPr>
+            <w:r/>
+            <w:r>
+              <w:rPr>
+                <w:b w:val="0"/>
+                <w:i w:val="0"/>
+                <w:sz w:val="15"/>
+              </w:rPr>
+              <w:t>Medium</w:t>
+            </w:r>
+          </w:p>
+        </w:tc>
+      </w:tr>
+      <w:tr>
+        <w:tc>
+          <w:tcPr>
+            <w:tcW w:type="dxa" w:w="2880"/>
+            <w:shd w:val="clear" w:color="auto" w:fill="F2F4F8"/>
+          </w:tcPr>
+          <w:p>
+            <w:pPr>
+              <w:spacing w:after="0" w:before="0"/>
+            </w:pPr>
+            <w:r/>
+            <w:r>
+              <w:rPr>
+                <w:b w:val="0"/>
+                <w:i w:val="0"/>
+                <w:sz w:val="15"/>
+              </w:rPr>
+              <w:t>Greenbacker Staten Island Energy Storage 3 (</w:t>
+            </w:r>
+          </w:p>
+        </w:tc>
+        <w:tc>
+          <w:tcPr>
+            <w:tcW w:type="dxa" w:w="720"/>
+            <w:shd w:val="clear" w:color="auto" w:fill="F2F4F8"/>
+          </w:tcPr>
+          <w:p>
+            <w:pPr>
+              <w:spacing w:after="0" w:before="0"/>
+            </w:pPr>
+            <w:r/>
+            <w:r>
+              <w:rPr>
+                <w:b w:val="0"/>
+                <w:i w:val="0"/>
+                <w:sz w:val="15"/>
+              </w:rPr>
+              <w:t>NY</w:t>
+            </w:r>
+          </w:p>
+        </w:tc>
+        <w:tc>
+          <w:tcPr>
+            <w:tcW w:type="dxa" w:w="576"/>
+            <w:shd w:val="clear" w:color="auto" w:fill="F2F4F8"/>
+          </w:tcPr>
+          <w:p>
+            <w:pPr>
+              <w:spacing w:after="0" w:before="0"/>
+              <w:jc w:val="right"/>
+            </w:pPr>
+            <w:r/>
+            <w:r>
+              <w:rPr>
+                <w:b w:val="0"/>
+                <w:i w:val="0"/>
+                <w:sz w:val="15"/>
+              </w:rPr>
+              <w:t>5</w:t>
+            </w:r>
+          </w:p>
+        </w:tc>
+        <w:tc>
+          <w:tcPr>
+            <w:tcW w:type="dxa" w:w="648"/>
+            <w:shd w:val="clear" w:color="auto" w:fill="F2F4F8"/>
+          </w:tcPr>
+          <w:p>
+            <w:pPr>
+              <w:spacing w:after="0" w:before="0"/>
+              <w:jc w:val="right"/>
+            </w:pPr>
+            <w:r/>
+            <w:r>
+              <w:rPr>
+                <w:b w:val="0"/>
+                <w:i w:val="0"/>
+                <w:sz w:val="15"/>
+              </w:rPr>
+              <w:t>20</w:t>
+            </w:r>
+          </w:p>
+        </w:tc>
+        <w:tc>
+          <w:tcPr>
+            <w:tcW w:type="dxa" w:w="648"/>
+            <w:shd w:val="clear" w:color="auto" w:fill="F2F4F8"/>
+          </w:tcPr>
+          <w:p>
+            <w:pPr>
+              <w:spacing w:after="0" w:before="0"/>
+              <w:jc w:val="right"/>
+            </w:pPr>
+            <w:r/>
+            <w:r>
+              <w:rPr>
+                <w:b w:val="0"/>
+                <w:i w:val="0"/>
+                <w:sz w:val="15"/>
+              </w:rPr>
+              <w:t>2023</w:t>
+            </w:r>
+          </w:p>
+        </w:tc>
+        <w:tc>
+          <w:tcPr>
+            <w:tcW w:type="dxa" w:w="1008"/>
+            <w:shd w:val="clear" w:color="auto" w:fill="F2F4F8"/>
+          </w:tcPr>
+          <w:p>
+            <w:pPr>
+              <w:spacing w:after="0" w:before="0"/>
+              <w:jc w:val="right"/>
+            </w:pPr>
+            <w:r/>
+            <w:r>
+              <w:rPr>
+                <w:b w:val="0"/>
+                <w:i w:val="0"/>
+                <w:sz w:val="15"/>
+              </w:rPr>
+              <w:t>$10.4M</w:t>
+            </w:r>
+          </w:p>
+        </w:tc>
+        <w:tc>
+          <w:tcPr>
+            <w:tcW w:type="dxa" w:w="864"/>
+            <w:shd w:val="clear" w:color="auto" w:fill="F2F4F8"/>
+          </w:tcPr>
+          <w:p>
+            <w:pPr>
+              <w:spacing w:after="0" w:before="0"/>
+              <w:jc w:val="right"/>
+            </w:pPr>
+            <w:r/>
+            <w:r>
+              <w:rPr>
+                <w:b w:val="0"/>
+                <w:i w:val="0"/>
+                <w:sz w:val="15"/>
+              </w:rPr>
+              <w:t>$522</w:t>
+            </w:r>
+          </w:p>
+        </w:tc>
+        <w:tc>
+          <w:tcPr>
+            <w:tcW w:type="dxa" w:w="1944"/>
+            <w:shd w:val="clear" w:color="auto" w:fill="F2F4F8"/>
+          </w:tcPr>
+          <w:p>
+            <w:pPr>
+              <w:spacing w:after="0" w:before="0"/>
+            </w:pPr>
+            <w:r/>
+            <w:r>
+              <w:rPr>
+                <w:b w:val="0"/>
+                <w:i w:val="0"/>
+                <w:sz w:val="15"/>
+              </w:rPr>
+              <w:t>NYCIDA estimated project budget (M</w:t>
+            </w:r>
+          </w:p>
+        </w:tc>
+        <w:tc>
+          <w:tcPr>
+            <w:tcW w:type="dxa" w:w="936"/>
+            <w:shd w:val="clear" w:color="auto" w:fill="F2F4F8"/>
+          </w:tcPr>
+          <w:p>
+            <w:pPr>
+              <w:spacing w:after="0" w:before="0"/>
+            </w:pPr>
+            <w:r/>
+            <w:r>
+              <w:rPr>
+                <w:b w:val="0"/>
+                <w:i w:val="0"/>
+                <w:sz w:val="15"/>
+              </w:rPr>
+              <w:t>Medium</w:t>
+            </w:r>
+          </w:p>
+        </w:tc>
+      </w:tr>
+      <w:tr>
+        <w:tc>
+          <w:tcPr>
+            <w:tcW w:type="dxa" w:w="2880"/>
+          </w:tcPr>
+          <w:p>
+            <w:pPr>
+              <w:spacing w:after="0" w:before="0"/>
+            </w:pPr>
+            <w:r/>
+            <w:r>
+              <w:rPr>
+                <w:b w:val="0"/>
+                <w:i w:val="0"/>
+                <w:sz w:val="15"/>
+              </w:rPr>
+              <w:t>OSCII Gildersleeve Ave BESS (Bronx)</w:t>
+            </w:r>
+          </w:p>
+        </w:tc>
+        <w:tc>
+          <w:tcPr>
+            <w:tcW w:type="dxa" w:w="720"/>
+          </w:tcPr>
+          <w:p>
+            <w:pPr>
+              <w:spacing w:after="0" w:before="0"/>
+            </w:pPr>
+            <w:r/>
+            <w:r>
+              <w:rPr>
+                <w:b w:val="0"/>
+                <w:i w:val="0"/>
+                <w:sz w:val="15"/>
+              </w:rPr>
+              <w:t>NY</w:t>
+            </w:r>
+          </w:p>
+        </w:tc>
+        <w:tc>
+          <w:tcPr>
+            <w:tcW w:type="dxa" w:w="576"/>
+          </w:tcPr>
+          <w:p>
+            <w:pPr>
+              <w:spacing w:after="0" w:before="0"/>
+              <w:jc w:val="right"/>
+            </w:pPr>
+            <w:r/>
+            <w:r>
+              <w:rPr>
+                <w:b w:val="0"/>
+                <w:i w:val="0"/>
+                <w:sz w:val="15"/>
+              </w:rPr>
+              <w:t>5</w:t>
+            </w:r>
+          </w:p>
+        </w:tc>
+        <w:tc>
+          <w:tcPr>
+            <w:tcW w:type="dxa" w:w="648"/>
+          </w:tcPr>
+          <w:p>
+            <w:pPr>
+              <w:spacing w:after="0" w:before="0"/>
+              <w:jc w:val="right"/>
+            </w:pPr>
+            <w:r/>
+            <w:r>
+              <w:rPr>
+                <w:b w:val="0"/>
+                <w:i w:val="0"/>
+                <w:sz w:val="15"/>
+              </w:rPr>
+              <w:t>20</w:t>
+            </w:r>
+          </w:p>
+        </w:tc>
+        <w:tc>
+          <w:tcPr>
+            <w:tcW w:type="dxa" w:w="648"/>
+          </w:tcPr>
+          <w:p>
+            <w:pPr>
+              <w:spacing w:after="0" w:before="0"/>
+              <w:jc w:val="right"/>
+            </w:pPr>
+            <w:r/>
+            <w:r>
+              <w:rPr>
+                <w:b w:val="0"/>
+                <w:i w:val="0"/>
+                <w:sz w:val="15"/>
+              </w:rPr>
+              <w:t>2025</w:t>
+            </w:r>
+          </w:p>
+        </w:tc>
+        <w:tc>
+          <w:tcPr>
+            <w:tcW w:type="dxa" w:w="1008"/>
+          </w:tcPr>
+          <w:p>
+            <w:pPr>
+              <w:spacing w:after="0" w:before="0"/>
+              <w:jc w:val="right"/>
+            </w:pPr>
+            <w:r/>
+            <w:r>
+              <w:rPr>
+                <w:b w:val="0"/>
+                <w:i w:val="0"/>
+                <w:sz w:val="15"/>
+              </w:rPr>
+              <w:t>$13.9M</w:t>
+            </w:r>
+          </w:p>
+        </w:tc>
+        <w:tc>
+          <w:tcPr>
+            <w:tcW w:type="dxa" w:w="864"/>
+          </w:tcPr>
+          <w:p>
+            <w:pPr>
+              <w:spacing w:after="0" w:before="0"/>
+              <w:jc w:val="right"/>
+            </w:pPr>
+            <w:r/>
+            <w:r>
+              <w:rPr>
+                <w:b w:val="0"/>
+                <w:i w:val="0"/>
+                <w:sz w:val="15"/>
+              </w:rPr>
+              <w:t>$694</w:t>
+            </w:r>
+          </w:p>
+        </w:tc>
+        <w:tc>
+          <w:tcPr>
+            <w:tcW w:type="dxa" w:w="1944"/>
+          </w:tcPr>
+          <w:p>
+            <w:pPr>
+              <w:spacing w:after="0" w:before="0"/>
+            </w:pPr>
+            <w:r/>
+            <w:r>
+              <w:rPr>
+                <w:b w:val="0"/>
+                <w:i w:val="0"/>
+                <w:sz w:val="15"/>
+              </w:rPr>
+              <w:t>NYCIDA total project cost (Jul 202</w:t>
+            </w:r>
+          </w:p>
+        </w:tc>
+        <w:tc>
+          <w:tcPr>
+            <w:tcW w:type="dxa" w:w="936"/>
+          </w:tcPr>
+          <w:p>
+            <w:pPr>
+              <w:spacing w:after="0" w:before="0"/>
+            </w:pPr>
+            <w:r/>
+            <w:r>
+              <w:rPr>
+                <w:b w:val="0"/>
+                <w:i w:val="0"/>
+                <w:sz w:val="15"/>
+              </w:rPr>
+              <w:t>Medium</w:t>
+            </w:r>
+          </w:p>
+        </w:tc>
+      </w:tr>
+      <w:tr>
+        <w:tc>
+          <w:tcPr>
+            <w:tcW w:type="dxa" w:w="2880"/>
+            <w:shd w:val="clear" w:color="auto" w:fill="F2F4F8"/>
+          </w:tcPr>
+          <w:p>
+            <w:pPr>
+              <w:spacing w:after="0" w:before="0"/>
+            </w:pPr>
+            <w:r/>
+            <w:r>
+              <w:rPr>
+                <w:b w:val="0"/>
+                <w:i w:val="0"/>
+                <w:sz w:val="15"/>
+              </w:rPr>
+              <w:t>OSCII Gun Hill Rd BESS (Bronx)</w:t>
+            </w:r>
+          </w:p>
+        </w:tc>
+        <w:tc>
+          <w:tcPr>
+            <w:tcW w:type="dxa" w:w="720"/>
+            <w:shd w:val="clear" w:color="auto" w:fill="F2F4F8"/>
+          </w:tcPr>
+          <w:p>
+            <w:pPr>
+              <w:spacing w:after="0" w:before="0"/>
+            </w:pPr>
+            <w:r/>
+            <w:r>
+              <w:rPr>
+                <w:b w:val="0"/>
+                <w:i w:val="0"/>
+                <w:sz w:val="15"/>
+              </w:rPr>
+              <w:t>NY</w:t>
+            </w:r>
+          </w:p>
+        </w:tc>
+        <w:tc>
+          <w:tcPr>
+            <w:tcW w:type="dxa" w:w="576"/>
+            <w:shd w:val="clear" w:color="auto" w:fill="F2F4F8"/>
+          </w:tcPr>
+          <w:p>
+            <w:pPr>
+              <w:spacing w:after="0" w:before="0"/>
+              <w:jc w:val="right"/>
+            </w:pPr>
+            <w:r/>
+            <w:r>
+              <w:rPr>
+                <w:b w:val="0"/>
+                <w:i w:val="0"/>
+                <w:sz w:val="15"/>
+              </w:rPr>
+              <w:t>5</w:t>
+            </w:r>
+          </w:p>
+        </w:tc>
+        <w:tc>
+          <w:tcPr>
+            <w:tcW w:type="dxa" w:w="648"/>
+            <w:shd w:val="clear" w:color="auto" w:fill="F2F4F8"/>
+          </w:tcPr>
+          <w:p>
+            <w:pPr>
+              <w:spacing w:after="0" w:before="0"/>
+              <w:jc w:val="right"/>
+            </w:pPr>
+            <w:r/>
+            <w:r>
+              <w:rPr>
+                <w:b w:val="0"/>
+                <w:i w:val="0"/>
+                <w:sz w:val="15"/>
+              </w:rPr>
+              <w:t>20</w:t>
+            </w:r>
+          </w:p>
+        </w:tc>
+        <w:tc>
+          <w:tcPr>
+            <w:tcW w:type="dxa" w:w="648"/>
+            <w:shd w:val="clear" w:color="auto" w:fill="F2F4F8"/>
+          </w:tcPr>
+          <w:p>
+            <w:pPr>
+              <w:spacing w:after="0" w:before="0"/>
+              <w:jc w:val="right"/>
+            </w:pPr>
+            <w:r/>
+            <w:r>
+              <w:rPr>
+                <w:b w:val="0"/>
+                <w:i w:val="0"/>
+                <w:sz w:val="15"/>
+              </w:rPr>
+              <w:t>2025</w:t>
+            </w:r>
+          </w:p>
+        </w:tc>
+        <w:tc>
+          <w:tcPr>
+            <w:tcW w:type="dxa" w:w="1008"/>
+            <w:shd w:val="clear" w:color="auto" w:fill="F2F4F8"/>
+          </w:tcPr>
+          <w:p>
+            <w:pPr>
+              <w:spacing w:after="0" w:before="0"/>
+              <w:jc w:val="right"/>
+            </w:pPr>
+            <w:r/>
+            <w:r>
+              <w:rPr>
+                <w:b w:val="0"/>
+                <w:i w:val="0"/>
+                <w:sz w:val="15"/>
+              </w:rPr>
+              <w:t>$15.3M</w:t>
+            </w:r>
+          </w:p>
+        </w:tc>
+        <w:tc>
+          <w:tcPr>
+            <w:tcW w:type="dxa" w:w="864"/>
+            <w:shd w:val="clear" w:color="auto" w:fill="F2F4F8"/>
+          </w:tcPr>
+          <w:p>
+            <w:pPr>
+              <w:spacing w:after="0" w:before="0"/>
+              <w:jc w:val="right"/>
+            </w:pPr>
+            <w:r/>
+            <w:r>
+              <w:rPr>
+                <w:b w:val="0"/>
+                <w:i w:val="0"/>
+                <w:sz w:val="15"/>
+              </w:rPr>
+              <w:t>$763</w:t>
+            </w:r>
+          </w:p>
+        </w:tc>
+        <w:tc>
+          <w:tcPr>
+            <w:tcW w:type="dxa" w:w="1944"/>
+            <w:shd w:val="clear" w:color="auto" w:fill="F2F4F8"/>
+          </w:tcPr>
+          <w:p>
+            <w:pPr>
+              <w:spacing w:after="0" w:before="0"/>
+            </w:pPr>
+            <w:r/>
+            <w:r>
+              <w:rPr>
+                <w:b w:val="0"/>
+                <w:i w:val="0"/>
+                <w:sz w:val="15"/>
+              </w:rPr>
+              <w:t>NYCIDA estimated project budget (J</w:t>
+            </w:r>
+          </w:p>
+        </w:tc>
+        <w:tc>
+          <w:tcPr>
+            <w:tcW w:type="dxa" w:w="936"/>
+            <w:shd w:val="clear" w:color="auto" w:fill="F2F4F8"/>
+          </w:tcPr>
+          <w:p>
+            <w:pPr>
+              <w:spacing w:after="0" w:before="0"/>
+            </w:pPr>
+            <w:r/>
+            <w:r>
+              <w:rPr>
+                <w:b w:val="0"/>
+                <w:i w:val="0"/>
+                <w:sz w:val="15"/>
+              </w:rPr>
+              <w:t>Medium</w:t>
+            </w:r>
+          </w:p>
+        </w:tc>
+      </w:tr>
+      <w:tr>
+        <w:tc>
+          <w:tcPr>
+            <w:tcW w:type="dxa" w:w="2880"/>
+          </w:tcPr>
+          <w:p>
+            <w:pPr>
+              <w:spacing w:after="0" w:before="0"/>
+            </w:pPr>
+            <w:r/>
+            <w:r>
+              <w:rPr>
+                <w:b w:val="0"/>
+                <w:i w:val="0"/>
+                <w:sz w:val="15"/>
+              </w:rPr>
+              <w:t>Convergent SSC Richmond Rd BESS (Staten Isla</w:t>
+            </w:r>
+          </w:p>
+        </w:tc>
+        <w:tc>
+          <w:tcPr>
+            <w:tcW w:type="dxa" w:w="720"/>
+          </w:tcPr>
+          <w:p>
+            <w:pPr>
+              <w:spacing w:after="0" w:before="0"/>
+            </w:pPr>
+            <w:r/>
+            <w:r>
+              <w:rPr>
+                <w:b w:val="0"/>
+                <w:i w:val="0"/>
+                <w:sz w:val="15"/>
+              </w:rPr>
+              <w:t>NY</w:t>
+            </w:r>
+          </w:p>
+        </w:tc>
+        <w:tc>
+          <w:tcPr>
+            <w:tcW w:type="dxa" w:w="576"/>
+          </w:tcPr>
+          <w:p>
+            <w:pPr>
+              <w:spacing w:after="0" w:before="0"/>
+              <w:jc w:val="right"/>
+            </w:pPr>
+            <w:r/>
+            <w:r>
+              <w:rPr>
+                <w:b w:val="0"/>
+                <w:i w:val="0"/>
+                <w:sz w:val="15"/>
+              </w:rPr>
+              <w:t>5</w:t>
+            </w:r>
+          </w:p>
+        </w:tc>
+        <w:tc>
+          <w:tcPr>
+            <w:tcW w:type="dxa" w:w="648"/>
+          </w:tcPr>
+          <w:p>
+            <w:pPr>
+              <w:spacing w:after="0" w:before="0"/>
+              <w:jc w:val="right"/>
+            </w:pPr>
+            <w:r/>
+            <w:r>
+              <w:rPr>
+                <w:b w:val="0"/>
+                <w:i w:val="0"/>
+                <w:sz w:val="15"/>
+              </w:rPr>
+              <w:t>20</w:t>
+            </w:r>
+          </w:p>
+        </w:tc>
+        <w:tc>
+          <w:tcPr>
+            <w:tcW w:type="dxa" w:w="648"/>
+          </w:tcPr>
+          <w:p>
+            <w:pPr>
+              <w:spacing w:after="0" w:before="0"/>
+              <w:jc w:val="right"/>
+            </w:pPr>
+            <w:r/>
+            <w:r>
+              <w:rPr>
+                <w:b w:val="0"/>
+                <w:i w:val="0"/>
+                <w:sz w:val="15"/>
+              </w:rPr>
+              <w:t>2025</w:t>
+            </w:r>
+          </w:p>
+        </w:tc>
+        <w:tc>
+          <w:tcPr>
+            <w:tcW w:type="dxa" w:w="1008"/>
+          </w:tcPr>
+          <w:p>
+            <w:pPr>
+              <w:spacing w:after="0" w:before="0"/>
+              <w:jc w:val="right"/>
+            </w:pPr>
+            <w:r/>
+            <w:r>
+              <w:rPr>
+                <w:b w:val="0"/>
+                <w:i w:val="0"/>
+                <w:sz w:val="15"/>
+              </w:rPr>
+              <w:t>$8.2M</w:t>
+            </w:r>
+          </w:p>
+        </w:tc>
+        <w:tc>
+          <w:tcPr>
+            <w:tcW w:type="dxa" w:w="864"/>
+          </w:tcPr>
+          <w:p>
+            <w:pPr>
+              <w:spacing w:after="0" w:before="0"/>
+              <w:jc w:val="right"/>
+            </w:pPr>
+            <w:r/>
+            <w:r>
+              <w:rPr>
+                <w:b w:val="0"/>
+                <w:i w:val="0"/>
+                <w:sz w:val="15"/>
+              </w:rPr>
+              <w:t>$410</w:t>
+            </w:r>
+          </w:p>
+        </w:tc>
+        <w:tc>
+          <w:tcPr>
+            <w:tcW w:type="dxa" w:w="1944"/>
+          </w:tcPr>
+          <w:p>
+            <w:pPr>
+              <w:spacing w:after="0" w:before="0"/>
+            </w:pPr>
+            <w:r/>
+            <w:r>
+              <w:rPr>
+                <w:b w:val="0"/>
+                <w:i w:val="0"/>
+                <w:sz w:val="15"/>
+              </w:rPr>
+              <w:t>NYCIDA total development cost (Mar</w:t>
+            </w:r>
+          </w:p>
+        </w:tc>
+        <w:tc>
+          <w:tcPr>
+            <w:tcW w:type="dxa" w:w="936"/>
+          </w:tcPr>
+          <w:p>
+            <w:pPr>
+              <w:spacing w:after="0" w:before="0"/>
+            </w:pPr>
+            <w:r/>
+            <w:r>
+              <w:rPr>
+                <w:b w:val="0"/>
+                <w:i w:val="0"/>
+                <w:sz w:val="15"/>
+              </w:rPr>
+              <w:t>Medium</w:t>
+            </w:r>
+          </w:p>
+        </w:tc>
+      </w:tr>
+      <w:tr>
+        <w:tc>
+          <w:tcPr>
+            <w:tcW w:type="dxa" w:w="2880"/>
+            <w:shd w:val="clear" w:color="auto" w:fill="F2F4F8"/>
+          </w:tcPr>
+          <w:p>
+            <w:pPr>
+              <w:spacing w:after="0" w:before="0"/>
+            </w:pPr>
+            <w:r/>
+            <w:r>
+              <w:rPr>
+                <w:b w:val="0"/>
+                <w:i w:val="0"/>
+                <w:sz w:val="15"/>
+              </w:rPr>
+              <w:t>Convergent East Bay Ave Energy Storage 1 (Br</w:t>
+            </w:r>
+          </w:p>
+        </w:tc>
+        <w:tc>
+          <w:tcPr>
+            <w:tcW w:type="dxa" w:w="720"/>
+            <w:shd w:val="clear" w:color="auto" w:fill="F2F4F8"/>
+          </w:tcPr>
+          <w:p>
+            <w:pPr>
+              <w:spacing w:after="0" w:before="0"/>
+            </w:pPr>
+            <w:r/>
+            <w:r>
+              <w:rPr>
+                <w:b w:val="0"/>
+                <w:i w:val="0"/>
+                <w:sz w:val="15"/>
+              </w:rPr>
+              <w:t>NY</w:t>
+            </w:r>
+          </w:p>
+        </w:tc>
+        <w:tc>
+          <w:tcPr>
+            <w:tcW w:type="dxa" w:w="576"/>
+            <w:shd w:val="clear" w:color="auto" w:fill="F2F4F8"/>
+          </w:tcPr>
+          <w:p>
+            <w:pPr>
+              <w:spacing w:after="0" w:before="0"/>
+              <w:jc w:val="right"/>
+            </w:pPr>
+            <w:r/>
+            <w:r>
+              <w:rPr>
+                <w:b w:val="0"/>
+                <w:i w:val="0"/>
+                <w:sz w:val="15"/>
+              </w:rPr>
+              <w:t>5</w:t>
+            </w:r>
+          </w:p>
+        </w:tc>
+        <w:tc>
+          <w:tcPr>
+            <w:tcW w:type="dxa" w:w="648"/>
+            <w:shd w:val="clear" w:color="auto" w:fill="F2F4F8"/>
+          </w:tcPr>
+          <w:p>
+            <w:pPr>
+              <w:spacing w:after="0" w:before="0"/>
+              <w:jc w:val="right"/>
+            </w:pPr>
+            <w:r/>
+            <w:r>
+              <w:rPr>
+                <w:b w:val="0"/>
+                <w:i w:val="0"/>
+                <w:sz w:val="15"/>
+              </w:rPr>
+              <w:t>20</w:t>
+            </w:r>
+          </w:p>
+        </w:tc>
+        <w:tc>
+          <w:tcPr>
+            <w:tcW w:type="dxa" w:w="648"/>
+            <w:shd w:val="clear" w:color="auto" w:fill="F2F4F8"/>
+          </w:tcPr>
+          <w:p>
+            <w:pPr>
+              <w:spacing w:after="0" w:before="0"/>
+              <w:jc w:val="right"/>
+            </w:pPr>
+            <w:r/>
+            <w:r>
+              <w:rPr>
+                <w:b w:val="0"/>
+                <w:i w:val="0"/>
+                <w:sz w:val="15"/>
+              </w:rPr>
+              <w:t>2026</w:t>
+            </w:r>
+          </w:p>
+        </w:tc>
+        <w:tc>
+          <w:tcPr>
+            <w:tcW w:type="dxa" w:w="1008"/>
+            <w:shd w:val="clear" w:color="auto" w:fill="F2F4F8"/>
+          </w:tcPr>
+          <w:p>
+            <w:pPr>
+              <w:spacing w:after="0" w:before="0"/>
+              <w:jc w:val="right"/>
+            </w:pPr>
+            <w:r/>
+            <w:r>
+              <w:rPr>
+                <w:b w:val="0"/>
+                <w:i w:val="0"/>
+                <w:sz w:val="15"/>
+              </w:rPr>
+              <w:t>$19.5M</w:t>
+            </w:r>
+          </w:p>
+        </w:tc>
+        <w:tc>
+          <w:tcPr>
+            <w:tcW w:type="dxa" w:w="864"/>
+            <w:shd w:val="clear" w:color="auto" w:fill="F2F4F8"/>
+          </w:tcPr>
+          <w:p>
+            <w:pPr>
+              <w:spacing w:after="0" w:before="0"/>
+              <w:jc w:val="right"/>
+            </w:pPr>
+            <w:r/>
+            <w:r>
+              <w:rPr>
+                <w:b w:val="0"/>
+                <w:i w:val="0"/>
+                <w:sz w:val="15"/>
+              </w:rPr>
+              <w:t>$976</w:t>
+            </w:r>
+          </w:p>
+        </w:tc>
+        <w:tc>
+          <w:tcPr>
+            <w:tcW w:type="dxa" w:w="1944"/>
+            <w:shd w:val="clear" w:color="auto" w:fill="F2F4F8"/>
+          </w:tcPr>
+          <w:p>
+            <w:pPr>
+              <w:spacing w:after="0" w:before="0"/>
+            </w:pPr>
+            <w:r/>
+            <w:r>
+              <w:rPr>
+                <w:b w:val="0"/>
+                <w:i w:val="0"/>
+                <w:sz w:val="15"/>
+              </w:rPr>
+              <w:t>NYCIDA budget (latest of three fil</w:t>
+            </w:r>
+          </w:p>
+        </w:tc>
+        <w:tc>
+          <w:tcPr>
+            <w:tcW w:type="dxa" w:w="936"/>
+            <w:shd w:val="clear" w:color="auto" w:fill="F2F4F8"/>
+          </w:tcPr>
+          <w:p>
+            <w:pPr>
+              <w:spacing w:after="0" w:before="0"/>
+            </w:pPr>
+            <w:r/>
+            <w:r>
+              <w:rPr>
+                <w:b w:val="0"/>
+                <w:i w:val="0"/>
+                <w:sz w:val="15"/>
+              </w:rPr>
+              <w:t>Medium</w:t>
+            </w:r>
+          </w:p>
+        </w:tc>
+      </w:tr>
+      <w:tr>
+        <w:tc>
+          <w:tcPr>
+            <w:tcW w:type="dxa" w:w="2880"/>
+          </w:tcPr>
+          <w:p>
+            <w:pPr>
+              <w:spacing w:after="0" w:before="0"/>
+            </w:pPr>
+            <w:r/>
+            <w:r>
+              <w:rPr>
+                <w:b w:val="0"/>
+                <w:i w:val="0"/>
+                <w:sz w:val="15"/>
+              </w:rPr>
+              <w:t>Convergent 720 E 144th St Energy Storage 1 (</w:t>
+            </w:r>
+          </w:p>
+        </w:tc>
+        <w:tc>
+          <w:tcPr>
+            <w:tcW w:type="dxa" w:w="720"/>
+          </w:tcPr>
+          <w:p>
+            <w:pPr>
+              <w:spacing w:after="0" w:before="0"/>
+            </w:pPr>
+            <w:r/>
+            <w:r>
+              <w:rPr>
+                <w:b w:val="0"/>
+                <w:i w:val="0"/>
+                <w:sz w:val="15"/>
+              </w:rPr>
+              <w:t>NY</w:t>
+            </w:r>
+          </w:p>
+        </w:tc>
+        <w:tc>
+          <w:tcPr>
+            <w:tcW w:type="dxa" w:w="576"/>
+          </w:tcPr>
+          <w:p>
+            <w:pPr>
+              <w:spacing w:after="0" w:before="0"/>
+              <w:jc w:val="right"/>
+            </w:pPr>
+            <w:r/>
+            <w:r>
+              <w:rPr>
+                <w:b w:val="0"/>
+                <w:i w:val="0"/>
+                <w:sz w:val="15"/>
+              </w:rPr>
+              <w:t>5</w:t>
+            </w:r>
+          </w:p>
+        </w:tc>
+        <w:tc>
+          <w:tcPr>
+            <w:tcW w:type="dxa" w:w="648"/>
+          </w:tcPr>
+          <w:p>
+            <w:pPr>
+              <w:spacing w:after="0" w:before="0"/>
+              <w:jc w:val="right"/>
+            </w:pPr>
+            <w:r/>
+            <w:r>
+              <w:rPr>
+                <w:b w:val="0"/>
+                <w:i w:val="0"/>
+                <w:sz w:val="15"/>
+              </w:rPr>
+              <w:t>20</w:t>
+            </w:r>
+          </w:p>
+        </w:tc>
+        <w:tc>
+          <w:tcPr>
+            <w:tcW w:type="dxa" w:w="648"/>
+          </w:tcPr>
+          <w:p>
+            <w:pPr>
+              <w:spacing w:after="0" w:before="0"/>
+              <w:jc w:val="right"/>
+            </w:pPr>
+            <w:r/>
+            <w:r>
+              <w:rPr>
+                <w:b w:val="0"/>
+                <w:i w:val="0"/>
+                <w:sz w:val="15"/>
+              </w:rPr>
+              <w:t>2026</w:t>
+            </w:r>
+          </w:p>
+        </w:tc>
+        <w:tc>
+          <w:tcPr>
+            <w:tcW w:type="dxa" w:w="1008"/>
+          </w:tcPr>
+          <w:p>
+            <w:pPr>
+              <w:spacing w:after="0" w:before="0"/>
+              <w:jc w:val="right"/>
+            </w:pPr>
+            <w:r/>
+            <w:r>
+              <w:rPr>
+                <w:b w:val="0"/>
+                <w:i w:val="0"/>
+                <w:sz w:val="15"/>
+              </w:rPr>
+              <w:t>$17.8M</w:t>
+            </w:r>
+          </w:p>
+        </w:tc>
+        <w:tc>
+          <w:tcPr>
+            <w:tcW w:type="dxa" w:w="864"/>
+          </w:tcPr>
+          <w:p>
+            <w:pPr>
+              <w:spacing w:after="0" w:before="0"/>
+              <w:jc w:val="right"/>
+            </w:pPr>
+            <w:r/>
+            <w:r>
+              <w:rPr>
+                <w:b w:val="0"/>
+                <w:i w:val="0"/>
+                <w:sz w:val="15"/>
+              </w:rPr>
+              <w:t>$890</w:t>
+            </w:r>
+          </w:p>
+        </w:tc>
+        <w:tc>
+          <w:tcPr>
+            <w:tcW w:type="dxa" w:w="1944"/>
+          </w:tcPr>
+          <w:p>
+            <w:pPr>
+              <w:spacing w:after="0" w:before="0"/>
+            </w:pPr>
+            <w:r/>
+            <w:r>
+              <w:rPr>
+                <w:b w:val="0"/>
+                <w:i w:val="0"/>
+                <w:sz w:val="15"/>
+              </w:rPr>
+              <w:t>NYCIDA notice Sep 2025 (City Recor</w:t>
+            </w:r>
+          </w:p>
+        </w:tc>
+        <w:tc>
+          <w:tcPr>
+            <w:tcW w:type="dxa" w:w="936"/>
+          </w:tcPr>
+          <w:p>
+            <w:pPr>
+              <w:spacing w:after="0" w:before="0"/>
+            </w:pPr>
+            <w:r/>
+            <w:r>
+              <w:rPr>
+                <w:b w:val="0"/>
+                <w:i w:val="0"/>
+                <w:sz w:val="15"/>
+              </w:rPr>
+              <w:t>Medium</w:t>
+            </w:r>
+          </w:p>
+        </w:tc>
+      </w:tr>
+      <w:tr>
+        <w:tc>
+          <w:tcPr>
+            <w:tcW w:type="dxa" w:w="2880"/>
+            <w:shd w:val="clear" w:color="auto" w:fill="F2F4F8"/>
+          </w:tcPr>
+          <w:p>
+            <w:pPr>
+              <w:spacing w:after="0" w:before="0"/>
+            </w:pPr>
+            <w:r/>
+            <w:r>
+              <w:rPr>
+                <w:b w:val="0"/>
+                <w:i w:val="0"/>
+                <w:sz w:val="15"/>
+              </w:rPr>
+              <w:t>El Centro BESS (IID)</w:t>
+            </w:r>
+          </w:p>
+        </w:tc>
+        <w:tc>
+          <w:tcPr>
+            <w:tcW w:type="dxa" w:w="720"/>
+            <w:shd w:val="clear" w:color="auto" w:fill="F2F4F8"/>
+          </w:tcPr>
+          <w:p>
+            <w:pPr>
+              <w:spacing w:after="0" w:before="0"/>
+            </w:pPr>
+            <w:r/>
+            <w:r>
+              <w:rPr>
+                <w:b w:val="0"/>
+                <w:i w:val="0"/>
+                <w:sz w:val="15"/>
+              </w:rPr>
+              <w:t>CA</w:t>
+            </w:r>
+          </w:p>
+        </w:tc>
+        <w:tc>
+          <w:tcPr>
+            <w:tcW w:type="dxa" w:w="576"/>
+            <w:shd w:val="clear" w:color="auto" w:fill="F2F4F8"/>
+          </w:tcPr>
+          <w:p>
+            <w:pPr>
+              <w:spacing w:after="0" w:before="0"/>
+              <w:jc w:val="right"/>
+            </w:pPr>
+            <w:r/>
+            <w:r>
+              <w:rPr>
+                <w:b w:val="0"/>
+                <w:i w:val="0"/>
+                <w:sz w:val="15"/>
+              </w:rPr>
+              <w:t>30</w:t>
+            </w:r>
+          </w:p>
+        </w:tc>
+        <w:tc>
+          <w:tcPr>
+            <w:tcW w:type="dxa" w:w="648"/>
+            <w:shd w:val="clear" w:color="auto" w:fill="F2F4F8"/>
+          </w:tcPr>
+          <w:p>
+            <w:pPr>
+              <w:spacing w:after="0" w:before="0"/>
+              <w:jc w:val="right"/>
+            </w:pPr>
+            <w:r/>
+            <w:r>
+              <w:rPr>
+                <w:b w:val="0"/>
+                <w:i w:val="0"/>
+                <w:sz w:val="15"/>
+              </w:rPr>
+              <w:t>20</w:t>
+            </w:r>
+          </w:p>
+        </w:tc>
+        <w:tc>
+          <w:tcPr>
+            <w:tcW w:type="dxa" w:w="648"/>
+            <w:shd w:val="clear" w:color="auto" w:fill="F2F4F8"/>
+          </w:tcPr>
+          <w:p>
+            <w:pPr>
+              <w:spacing w:after="0" w:before="0"/>
+              <w:jc w:val="right"/>
+            </w:pPr>
+            <w:r/>
+            <w:r>
+              <w:rPr>
+                <w:b w:val="0"/>
+                <w:i w:val="0"/>
+                <w:sz w:val="15"/>
+              </w:rPr>
+              <w:t>2017</w:t>
+            </w:r>
+          </w:p>
+        </w:tc>
+        <w:tc>
+          <w:tcPr>
+            <w:tcW w:type="dxa" w:w="1008"/>
+            <w:shd w:val="clear" w:color="auto" w:fill="F2F4F8"/>
+          </w:tcPr>
+          <w:p>
+            <w:pPr>
+              <w:spacing w:after="0" w:before="0"/>
+              <w:jc w:val="right"/>
+            </w:pPr>
+            <w:r/>
+            <w:r>
+              <w:rPr>
+                <w:b w:val="0"/>
+                <w:i w:val="0"/>
+                <w:sz w:val="15"/>
+              </w:rPr>
+              <w:t>$38.0M</w:t>
+            </w:r>
+          </w:p>
+        </w:tc>
+        <w:tc>
+          <w:tcPr>
+            <w:tcW w:type="dxa" w:w="864"/>
+            <w:shd w:val="clear" w:color="auto" w:fill="F2F4F8"/>
+          </w:tcPr>
+          <w:p>
+            <w:pPr>
+              <w:spacing w:after="0" w:before="0"/>
+              <w:jc w:val="right"/>
+            </w:pPr>
+            <w:r/>
+            <w:r>
+              <w:rPr>
+                <w:b w:val="0"/>
+                <w:i w:val="0"/>
+                <w:sz w:val="15"/>
+              </w:rPr>
+              <w:t>$1,900</w:t>
+            </w:r>
+          </w:p>
+        </w:tc>
+        <w:tc>
+          <w:tcPr>
+            <w:tcW w:type="dxa" w:w="1944"/>
+            <w:shd w:val="clear" w:color="auto" w:fill="F2F4F8"/>
+          </w:tcPr>
+          <w:p>
+            <w:pPr>
+              <w:spacing w:after="0" w:before="0"/>
+            </w:pPr>
+            <w:r/>
+            <w:r>
+              <w:rPr>
+                <w:b w:val="0"/>
+                <w:i w:val="0"/>
+                <w:sz w:val="15"/>
+              </w:rPr>
+              <w:t>IID / GE turnkey deal value</w:t>
+            </w:r>
+          </w:p>
+        </w:tc>
+        <w:tc>
+          <w:tcPr>
+            <w:tcW w:type="dxa" w:w="936"/>
+            <w:shd w:val="clear" w:color="auto" w:fill="F2F4F8"/>
+          </w:tcPr>
+          <w:p>
+            <w:pPr>
+              <w:spacing w:after="0" w:before="0"/>
+            </w:pPr>
+            <w:r/>
+            <w:r>
+              <w:rPr>
+                <w:b w:val="0"/>
+                <w:i w:val="0"/>
+                <w:sz w:val="15"/>
+              </w:rPr>
+              <w:t>Medium</w:t>
+            </w:r>
+          </w:p>
+        </w:tc>
+      </w:tr>
+      <w:tr>
+        <w:tc>
+          <w:tcPr>
+            <w:tcW w:type="dxa" w:w="2880"/>
+          </w:tcPr>
+          <w:p>
+            <w:pPr>
+              <w:spacing w:after="0" w:before="0"/>
+            </w:pPr>
+            <w:r/>
+            <w:r>
+              <w:rPr>
+                <w:b w:val="0"/>
+                <w:i w:val="0"/>
+                <w:sz w:val="15"/>
+              </w:rPr>
+              <w:t>Agilitas AE-ESS NWS 1 (Long Island City)</w:t>
+            </w:r>
+          </w:p>
+        </w:tc>
+        <w:tc>
+          <w:tcPr>
+            <w:tcW w:type="dxa" w:w="720"/>
+          </w:tcPr>
+          <w:p>
+            <w:pPr>
+              <w:spacing w:after="0" w:before="0"/>
+            </w:pPr>
+            <w:r/>
+            <w:r>
+              <w:rPr>
+                <w:b w:val="0"/>
+                <w:i w:val="0"/>
+                <w:sz w:val="15"/>
+              </w:rPr>
+              <w:t>NY</w:t>
+            </w:r>
+          </w:p>
+        </w:tc>
+        <w:tc>
+          <w:tcPr>
+            <w:tcW w:type="dxa" w:w="576"/>
+          </w:tcPr>
+          <w:p>
+            <w:pPr>
+              <w:spacing w:after="0" w:before="0"/>
+              <w:jc w:val="right"/>
+            </w:pPr>
+            <w:r/>
+            <w:r>
+              <w:rPr>
+                <w:b w:val="0"/>
+                <w:i w:val="0"/>
+                <w:sz w:val="15"/>
+              </w:rPr>
+              <w:t>5</w:t>
+            </w:r>
+          </w:p>
+        </w:tc>
+        <w:tc>
+          <w:tcPr>
+            <w:tcW w:type="dxa" w:w="648"/>
+          </w:tcPr>
+          <w:p>
+            <w:pPr>
+              <w:spacing w:after="0" w:before="0"/>
+              <w:jc w:val="right"/>
+            </w:pPr>
+            <w:r/>
+            <w:r>
+              <w:rPr>
+                <w:b w:val="0"/>
+                <w:i w:val="0"/>
+                <w:sz w:val="15"/>
+              </w:rPr>
+              <w:t>20</w:t>
+            </w:r>
+          </w:p>
+        </w:tc>
+        <w:tc>
+          <w:tcPr>
+            <w:tcW w:type="dxa" w:w="648"/>
+          </w:tcPr>
+          <w:p>
+            <w:pPr>
+              <w:spacing w:after="0" w:before="0"/>
+              <w:jc w:val="right"/>
+            </w:pPr>
+            <w:r/>
+            <w:r>
+              <w:rPr>
+                <w:b w:val="0"/>
+                <w:i w:val="0"/>
+                <w:sz w:val="15"/>
+              </w:rPr>
+              <w:t>2021</w:t>
+            </w:r>
+          </w:p>
+        </w:tc>
+        <w:tc>
+          <w:tcPr>
+            <w:tcW w:type="dxa" w:w="1008"/>
+          </w:tcPr>
+          <w:p>
+            <w:pPr>
+              <w:spacing w:after="0" w:before="0"/>
+              <w:jc w:val="right"/>
+            </w:pPr>
+            <w:r/>
+            <w:r>
+              <w:rPr>
+                <w:b w:val="0"/>
+                <w:i w:val="0"/>
+                <w:sz w:val="15"/>
+              </w:rPr>
+              <w:t>$15.0M</w:t>
+            </w:r>
+          </w:p>
+        </w:tc>
+        <w:tc>
+          <w:tcPr>
+            <w:tcW w:type="dxa" w:w="864"/>
+          </w:tcPr>
+          <w:p>
+            <w:pPr>
+              <w:spacing w:after="0" w:before="0"/>
+              <w:jc w:val="right"/>
+            </w:pPr>
+            <w:r/>
+            <w:r>
+              <w:rPr>
+                <w:b w:val="0"/>
+                <w:i w:val="0"/>
+                <w:sz w:val="15"/>
+              </w:rPr>
+              <w:t>$728</w:t>
+            </w:r>
+          </w:p>
+        </w:tc>
+        <w:tc>
+          <w:tcPr>
+            <w:tcW w:type="dxa" w:w="1944"/>
+          </w:tcPr>
+          <w:p>
+            <w:pPr>
+              <w:spacing w:after="0" w:before="0"/>
+            </w:pPr>
+            <w:r/>
+            <w:r>
+              <w:rPr>
+                <w:b w:val="0"/>
+                <w:i w:val="0"/>
+                <w:sz w:val="15"/>
+              </w:rPr>
+              <w:t xml:space="preserve">NYCIDA cost/benefit analysis (Jul </w:t>
+            </w:r>
+          </w:p>
+        </w:tc>
+        <w:tc>
+          <w:tcPr>
+            <w:tcW w:type="dxa" w:w="936"/>
+          </w:tcPr>
+          <w:p>
+            <w:pPr>
+              <w:spacing w:after="0" w:before="0"/>
+            </w:pPr>
+            <w:r/>
+            <w:r>
+              <w:rPr>
+                <w:b w:val="0"/>
+                <w:i w:val="0"/>
+                <w:sz w:val="15"/>
+              </w:rPr>
+              <w:t>Medium</w:t>
+            </w:r>
+          </w:p>
+        </w:tc>
+      </w:tr>
+      <w:tr>
+        <w:tc>
+          <w:tcPr>
+            <w:tcW w:type="dxa" w:w="2880"/>
+            <w:shd w:val="clear" w:color="auto" w:fill="F2F4F8"/>
+          </w:tcPr>
+          <w:p>
+            <w:pPr>
+              <w:spacing w:after="0" w:before="0"/>
+            </w:pPr>
+            <w:r/>
+            <w:r>
+              <w:rPr>
+                <w:b w:val="0"/>
+                <w:i w:val="0"/>
+                <w:sz w:val="15"/>
+              </w:rPr>
+              <w:t>Outer Cape (Provincetown) BESS</w:t>
+            </w:r>
+          </w:p>
+        </w:tc>
+        <w:tc>
+          <w:tcPr>
+            <w:tcW w:type="dxa" w:w="720"/>
+            <w:shd w:val="clear" w:color="auto" w:fill="F2F4F8"/>
+          </w:tcPr>
+          <w:p>
+            <w:pPr>
+              <w:spacing w:after="0" w:before="0"/>
+            </w:pPr>
+            <w:r/>
+            <w:r>
+              <w:rPr>
+                <w:b w:val="0"/>
+                <w:i w:val="0"/>
+                <w:sz w:val="15"/>
+              </w:rPr>
+              <w:t>MA</w:t>
+            </w:r>
+          </w:p>
+        </w:tc>
+        <w:tc>
+          <w:tcPr>
+            <w:tcW w:type="dxa" w:w="576"/>
+            <w:shd w:val="clear" w:color="auto" w:fill="F2F4F8"/>
+          </w:tcPr>
+          <w:p>
+            <w:pPr>
+              <w:spacing w:after="0" w:before="0"/>
+              <w:jc w:val="right"/>
+            </w:pPr>
+            <w:r/>
+            <w:r>
+              <w:rPr>
+                <w:b w:val="0"/>
+                <w:i w:val="0"/>
+                <w:sz w:val="15"/>
+              </w:rPr>
+              <w:t>25</w:t>
+            </w:r>
+          </w:p>
+        </w:tc>
+        <w:tc>
+          <w:tcPr>
+            <w:tcW w:type="dxa" w:w="648"/>
+            <w:shd w:val="clear" w:color="auto" w:fill="F2F4F8"/>
+          </w:tcPr>
+          <w:p>
+            <w:pPr>
+              <w:spacing w:after="0" w:before="0"/>
+              <w:jc w:val="right"/>
+            </w:pPr>
+            <w:r/>
+            <w:r>
+              <w:rPr>
+                <w:b w:val="0"/>
+                <w:i w:val="0"/>
+                <w:sz w:val="15"/>
+              </w:rPr>
+              <w:t>38</w:t>
+            </w:r>
+          </w:p>
+        </w:tc>
+        <w:tc>
+          <w:tcPr>
+            <w:tcW w:type="dxa" w:w="648"/>
+            <w:shd w:val="clear" w:color="auto" w:fill="F2F4F8"/>
+          </w:tcPr>
+          <w:p>
+            <w:pPr>
+              <w:spacing w:after="0" w:before="0"/>
+              <w:jc w:val="right"/>
+            </w:pPr>
+            <w:r/>
+            <w:r>
+              <w:rPr>
+                <w:b w:val="0"/>
+                <w:i w:val="0"/>
+                <w:sz w:val="15"/>
+              </w:rPr>
+              <w:t>2022</w:t>
+            </w:r>
+          </w:p>
+        </w:tc>
+        <w:tc>
+          <w:tcPr>
+            <w:tcW w:type="dxa" w:w="1008"/>
+            <w:shd w:val="clear" w:color="auto" w:fill="F2F4F8"/>
+          </w:tcPr>
+          <w:p>
+            <w:pPr>
+              <w:spacing w:after="0" w:before="0"/>
+              <w:jc w:val="right"/>
+            </w:pPr>
+            <w:r/>
+            <w:r>
+              <w:rPr>
+                <w:b w:val="0"/>
+                <w:i w:val="0"/>
+                <w:sz w:val="15"/>
+              </w:rPr>
+              <w:t>$49.0M</w:t>
+            </w:r>
+          </w:p>
+        </w:tc>
+        <w:tc>
+          <w:tcPr>
+            <w:tcW w:type="dxa" w:w="864"/>
+            <w:shd w:val="clear" w:color="auto" w:fill="F2F4F8"/>
+          </w:tcPr>
+          <w:p>
+            <w:pPr>
+              <w:spacing w:after="0" w:before="0"/>
+              <w:jc w:val="right"/>
+            </w:pPr>
+            <w:r/>
+            <w:r>
+              <w:rPr>
+                <w:b w:val="0"/>
+                <w:i w:val="0"/>
+                <w:sz w:val="15"/>
+              </w:rPr>
+              <w:t>$1,289</w:t>
+            </w:r>
+          </w:p>
+        </w:tc>
+        <w:tc>
+          <w:tcPr>
+            <w:tcW w:type="dxa" w:w="1944"/>
+            <w:shd w:val="clear" w:color="auto" w:fill="F2F4F8"/>
+          </w:tcPr>
+          <w:p>
+            <w:pPr>
+              <w:spacing w:after="0" w:before="0"/>
+            </w:pPr>
+            <w:r/>
+            <w:r>
+              <w:rPr>
+                <w:b w:val="0"/>
+                <w:i w:val="0"/>
+                <w:sz w:val="15"/>
+              </w:rPr>
+              <w:t>final/actual (as reported)</w:t>
+            </w:r>
+          </w:p>
+        </w:tc>
+        <w:tc>
+          <w:tcPr>
+            <w:tcW w:type="dxa" w:w="936"/>
+            <w:shd w:val="clear" w:color="auto" w:fill="F2F4F8"/>
+          </w:tcPr>
+          <w:p>
+            <w:pPr>
+              <w:spacing w:after="0" w:before="0"/>
+            </w:pPr>
+            <w:r/>
+            <w:r>
+              <w:rPr>
+                <w:b w:val="0"/>
+                <w:i w:val="0"/>
+                <w:sz w:val="15"/>
+              </w:rPr>
+              <w:t>Medium</w:t>
+            </w:r>
+          </w:p>
+        </w:tc>
+      </w:tr>
+      <w:tr>
+        <w:tc>
+          <w:tcPr>
+            <w:tcW w:type="dxa" w:w="2880"/>
+          </w:tcPr>
+          <w:p>
+            <w:pPr>
+              <w:spacing w:after="0" w:before="0"/>
+            </w:pPr>
+            <w:r/>
+            <w:r>
+              <w:rPr>
+                <w:b w:val="0"/>
+                <w:i w:val="0"/>
+                <w:sz w:val="15"/>
+              </w:rPr>
+              <w:t>NineDot Arthur Kill Road BESS (Staten Island</w:t>
+            </w:r>
+          </w:p>
+        </w:tc>
+        <w:tc>
+          <w:tcPr>
+            <w:tcW w:type="dxa" w:w="720"/>
+          </w:tcPr>
+          <w:p>
+            <w:pPr>
+              <w:spacing w:after="0" w:before="0"/>
+            </w:pPr>
+            <w:r/>
+            <w:r>
+              <w:rPr>
+                <w:b w:val="0"/>
+                <w:i w:val="0"/>
+                <w:sz w:val="15"/>
+              </w:rPr>
+              <w:t>NY</w:t>
+            </w:r>
+          </w:p>
+        </w:tc>
+        <w:tc>
+          <w:tcPr>
+            <w:tcW w:type="dxa" w:w="576"/>
+          </w:tcPr>
+          <w:p>
+            <w:pPr>
+              <w:spacing w:after="0" w:before="0"/>
+              <w:jc w:val="right"/>
+            </w:pPr>
+            <w:r/>
+            <w:r>
+              <w:rPr>
+                <w:b w:val="0"/>
+                <w:i w:val="0"/>
+                <w:sz w:val="15"/>
+              </w:rPr>
+              <w:t>9</w:t>
+            </w:r>
+          </w:p>
+        </w:tc>
+        <w:tc>
+          <w:tcPr>
+            <w:tcW w:type="dxa" w:w="648"/>
+          </w:tcPr>
+          <w:p>
+            <w:pPr>
+              <w:spacing w:after="0" w:before="0"/>
+              <w:jc w:val="right"/>
+            </w:pPr>
+            <w:r/>
+            <w:r>
+              <w:rPr>
+                <w:b w:val="0"/>
+                <w:i w:val="0"/>
+                <w:sz w:val="15"/>
+              </w:rPr>
+              <w:t>39</w:t>
+            </w:r>
+          </w:p>
+        </w:tc>
+        <w:tc>
+          <w:tcPr>
+            <w:tcW w:type="dxa" w:w="648"/>
+          </w:tcPr>
+          <w:p>
+            <w:pPr>
+              <w:spacing w:after="0" w:before="0"/>
+              <w:jc w:val="right"/>
+            </w:pPr>
+            <w:r/>
+            <w:r>
+              <w:rPr>
+                <w:b w:val="0"/>
+                <w:i w:val="0"/>
+                <w:sz w:val="15"/>
+              </w:rPr>
+              <w:t>2025</w:t>
+            </w:r>
+          </w:p>
+        </w:tc>
+        <w:tc>
+          <w:tcPr>
+            <w:tcW w:type="dxa" w:w="1008"/>
+          </w:tcPr>
+          <w:p>
+            <w:pPr>
+              <w:spacing w:after="0" w:before="0"/>
+              <w:jc w:val="right"/>
+            </w:pPr>
+            <w:r/>
+            <w:r>
+              <w:rPr>
+                <w:b w:val="0"/>
+                <w:i w:val="0"/>
+                <w:sz w:val="15"/>
+              </w:rPr>
+              <w:t>$43.4M</w:t>
+            </w:r>
+          </w:p>
+        </w:tc>
+        <w:tc>
+          <w:tcPr>
+            <w:tcW w:type="dxa" w:w="864"/>
+          </w:tcPr>
+          <w:p>
+            <w:pPr>
+              <w:spacing w:after="0" w:before="0"/>
+              <w:jc w:val="right"/>
+            </w:pPr>
+            <w:r/>
+            <w:r>
+              <w:rPr>
+                <w:b w:val="0"/>
+                <w:i w:val="0"/>
+                <w:sz w:val="15"/>
+              </w:rPr>
+              <w:t>$1,110</w:t>
+            </w:r>
+          </w:p>
+        </w:tc>
+        <w:tc>
+          <w:tcPr>
+            <w:tcW w:type="dxa" w:w="1944"/>
+          </w:tcPr>
+          <w:p>
+            <w:pPr>
+              <w:spacing w:after="0" w:before="0"/>
+            </w:pPr>
+            <w:r/>
+            <w:r>
+              <w:rPr>
+                <w:b w:val="0"/>
+                <w:i w:val="0"/>
+                <w:sz w:val="15"/>
+              </w:rPr>
+              <w:t xml:space="preserve">NYCIDA project budget (inducement </w:t>
+            </w:r>
+          </w:p>
+        </w:tc>
+        <w:tc>
+          <w:tcPr>
+            <w:tcW w:type="dxa" w:w="936"/>
+          </w:tcPr>
+          <w:p>
+            <w:pPr>
+              <w:spacing w:after="0" w:before="0"/>
+            </w:pPr>
+            <w:r/>
+            <w:r>
+              <w:rPr>
+                <w:b w:val="0"/>
+                <w:i w:val="0"/>
+                <w:sz w:val="15"/>
+              </w:rPr>
+              <w:t>High</w:t>
+            </w:r>
+          </w:p>
+        </w:tc>
+      </w:tr>
+      <w:tr>
+        <w:tc>
+          <w:tcPr>
+            <w:tcW w:type="dxa" w:w="2880"/>
+            <w:shd w:val="clear" w:color="auto" w:fill="F2F4F8"/>
+          </w:tcPr>
+          <w:p>
+            <w:pPr>
+              <w:spacing w:after="0" w:before="0"/>
+            </w:pPr>
+            <w:r/>
+            <w:r>
+              <w:rPr>
+                <w:b w:val="0"/>
+                <w:i w:val="0"/>
+                <w:sz w:val="15"/>
+              </w:rPr>
+              <w:t>NineDot Devoe Ave BESS (Bronx)</w:t>
+            </w:r>
+          </w:p>
+        </w:tc>
+        <w:tc>
+          <w:tcPr>
+            <w:tcW w:type="dxa" w:w="720"/>
+            <w:shd w:val="clear" w:color="auto" w:fill="F2F4F8"/>
+          </w:tcPr>
+          <w:p>
+            <w:pPr>
+              <w:spacing w:after="0" w:before="0"/>
+            </w:pPr>
+            <w:r/>
+            <w:r>
+              <w:rPr>
+                <w:b w:val="0"/>
+                <w:i w:val="0"/>
+                <w:sz w:val="15"/>
+              </w:rPr>
+              <w:t>NY</w:t>
+            </w:r>
+          </w:p>
+        </w:tc>
+        <w:tc>
+          <w:tcPr>
+            <w:tcW w:type="dxa" w:w="576"/>
+            <w:shd w:val="clear" w:color="auto" w:fill="F2F4F8"/>
+          </w:tcPr>
+          <w:p>
+            <w:pPr>
+              <w:spacing w:after="0" w:before="0"/>
+              <w:jc w:val="right"/>
+            </w:pPr>
+            <w:r/>
+            <w:r>
+              <w:rPr>
+                <w:b w:val="0"/>
+                <w:i w:val="0"/>
+                <w:sz w:val="15"/>
+              </w:rPr>
+              <w:t>9</w:t>
+            </w:r>
+          </w:p>
+        </w:tc>
+        <w:tc>
+          <w:tcPr>
+            <w:tcW w:type="dxa" w:w="648"/>
+            <w:shd w:val="clear" w:color="auto" w:fill="F2F4F8"/>
+          </w:tcPr>
+          <w:p>
+            <w:pPr>
+              <w:spacing w:after="0" w:before="0"/>
+              <w:jc w:val="right"/>
+            </w:pPr>
+            <w:r/>
+            <w:r>
+              <w:rPr>
+                <w:b w:val="0"/>
+                <w:i w:val="0"/>
+                <w:sz w:val="15"/>
+              </w:rPr>
+              <w:t>39</w:t>
+            </w:r>
+          </w:p>
+        </w:tc>
+        <w:tc>
+          <w:tcPr>
+            <w:tcW w:type="dxa" w:w="648"/>
+            <w:shd w:val="clear" w:color="auto" w:fill="F2F4F8"/>
+          </w:tcPr>
+          <w:p>
+            <w:pPr>
+              <w:spacing w:after="0" w:before="0"/>
+              <w:jc w:val="right"/>
+            </w:pPr>
+            <w:r/>
+            <w:r>
+              <w:rPr>
+                <w:b w:val="0"/>
+                <w:i w:val="0"/>
+                <w:sz w:val="15"/>
+              </w:rPr>
+              <w:t>2026</w:t>
+            </w:r>
+          </w:p>
+        </w:tc>
+        <w:tc>
+          <w:tcPr>
+            <w:tcW w:type="dxa" w:w="1008"/>
+            <w:shd w:val="clear" w:color="auto" w:fill="F2F4F8"/>
+          </w:tcPr>
+          <w:p>
+            <w:pPr>
+              <w:spacing w:after="0" w:before="0"/>
+              <w:jc w:val="right"/>
+            </w:pPr>
+            <w:r/>
+            <w:r>
+              <w:rPr>
+                <w:b w:val="0"/>
+                <w:i w:val="0"/>
+                <w:sz w:val="15"/>
+              </w:rPr>
+              <w:t>$35.0M</w:t>
+            </w:r>
+          </w:p>
+        </w:tc>
+        <w:tc>
+          <w:tcPr>
+            <w:tcW w:type="dxa" w:w="864"/>
+            <w:shd w:val="clear" w:color="auto" w:fill="F2F4F8"/>
+          </w:tcPr>
+          <w:p>
+            <w:pPr>
+              <w:spacing w:after="0" w:before="0"/>
+              <w:jc w:val="right"/>
+            </w:pPr>
+            <w:r/>
+            <w:r>
+              <w:rPr>
+                <w:b w:val="0"/>
+                <w:i w:val="0"/>
+                <w:sz w:val="15"/>
+              </w:rPr>
+              <w:t>$892</w:t>
+            </w:r>
+          </w:p>
+        </w:tc>
+        <w:tc>
+          <w:tcPr>
+            <w:tcW w:type="dxa" w:w="1944"/>
+            <w:shd w:val="clear" w:color="auto" w:fill="F2F4F8"/>
+          </w:tcPr>
+          <w:p>
+            <w:pPr>
+              <w:spacing w:after="0" w:before="0"/>
+            </w:pPr>
+            <w:r/>
+            <w:r>
+              <w:rPr>
+                <w:b w:val="0"/>
+                <w:i w:val="0"/>
+                <w:sz w:val="15"/>
+              </w:rPr>
+              <w:t>NYCIDA notice and IDA resolution (</w:t>
+            </w:r>
+          </w:p>
+        </w:tc>
+        <w:tc>
+          <w:tcPr>
+            <w:tcW w:type="dxa" w:w="936"/>
+            <w:shd w:val="clear" w:color="auto" w:fill="F2F4F8"/>
+          </w:tcPr>
+          <w:p>
+            <w:pPr>
+              <w:spacing w:after="0" w:before="0"/>
+            </w:pPr>
+            <w:r/>
+            <w:r>
+              <w:rPr>
+                <w:b w:val="0"/>
+                <w:i w:val="0"/>
+                <w:sz w:val="15"/>
+              </w:rPr>
+              <w:t>Medium</w:t>
+            </w:r>
+          </w:p>
+        </w:tc>
+      </w:tr>
+      <w:tr>
+        <w:tc>
+          <w:tcPr>
+            <w:tcW w:type="dxa" w:w="2880"/>
+          </w:tcPr>
+          <w:p>
+            <w:pPr>
+              <w:spacing w:after="0" w:before="0"/>
+            </w:pPr>
+            <w:r/>
+            <w:r>
+              <w:rPr>
+                <w:b w:val="0"/>
+                <w:i w:val="0"/>
+                <w:sz w:val="15"/>
+              </w:rPr>
+              <w:t>NineDot Eastern Towhee A/B (Centre St Brookl</w:t>
+            </w:r>
+          </w:p>
+        </w:tc>
+        <w:tc>
+          <w:tcPr>
+            <w:tcW w:type="dxa" w:w="720"/>
+          </w:tcPr>
+          <w:p>
+            <w:pPr>
+              <w:spacing w:after="0" w:before="0"/>
+            </w:pPr>
+            <w:r/>
+            <w:r>
+              <w:rPr>
+                <w:b w:val="0"/>
+                <w:i w:val="0"/>
+                <w:sz w:val="15"/>
+              </w:rPr>
+              <w:t>NY</w:t>
+            </w:r>
+          </w:p>
+        </w:tc>
+        <w:tc>
+          <w:tcPr>
+            <w:tcW w:type="dxa" w:w="576"/>
+          </w:tcPr>
+          <w:p>
+            <w:pPr>
+              <w:spacing w:after="0" w:before="0"/>
+              <w:jc w:val="right"/>
+            </w:pPr>
+            <w:r/>
+            <w:r>
+              <w:rPr>
+                <w:b w:val="0"/>
+                <w:i w:val="0"/>
+                <w:sz w:val="15"/>
+              </w:rPr>
+              <w:t>9</w:t>
+            </w:r>
+          </w:p>
+        </w:tc>
+        <w:tc>
+          <w:tcPr>
+            <w:tcW w:type="dxa" w:w="648"/>
+          </w:tcPr>
+          <w:p>
+            <w:pPr>
+              <w:spacing w:after="0" w:before="0"/>
+              <w:jc w:val="right"/>
+            </w:pPr>
+            <w:r/>
+            <w:r>
+              <w:rPr>
+                <w:b w:val="0"/>
+                <w:i w:val="0"/>
+                <w:sz w:val="15"/>
+              </w:rPr>
+              <w:t>39</w:t>
+            </w:r>
+          </w:p>
+        </w:tc>
+        <w:tc>
+          <w:tcPr>
+            <w:tcW w:type="dxa" w:w="648"/>
+          </w:tcPr>
+          <w:p>
+            <w:pPr>
+              <w:spacing w:after="0" w:before="0"/>
+              <w:jc w:val="right"/>
+            </w:pPr>
+            <w:r/>
+            <w:r>
+              <w:rPr>
+                <w:b w:val="0"/>
+                <w:i w:val="0"/>
+                <w:sz w:val="15"/>
+              </w:rPr>
+              <w:t>2027</w:t>
+            </w:r>
+          </w:p>
+        </w:tc>
+        <w:tc>
+          <w:tcPr>
+            <w:tcW w:type="dxa" w:w="1008"/>
+          </w:tcPr>
+          <w:p>
+            <w:pPr>
+              <w:spacing w:after="0" w:before="0"/>
+              <w:jc w:val="right"/>
+            </w:pPr>
+            <w:r/>
+            <w:r>
+              <w:rPr>
+                <w:b w:val="0"/>
+                <w:i w:val="0"/>
+                <w:sz w:val="15"/>
+              </w:rPr>
+              <w:t>$32.6M</w:t>
+            </w:r>
+          </w:p>
+        </w:tc>
+        <w:tc>
+          <w:tcPr>
+            <w:tcW w:type="dxa" w:w="864"/>
+          </w:tcPr>
+          <w:p>
+            <w:pPr>
+              <w:spacing w:after="0" w:before="0"/>
+              <w:jc w:val="right"/>
+            </w:pPr>
+            <w:r/>
+            <w:r>
+              <w:rPr>
+                <w:b w:val="0"/>
+                <w:i w:val="0"/>
+                <w:sz w:val="15"/>
+              </w:rPr>
+              <w:t>$832</w:t>
+            </w:r>
+          </w:p>
+        </w:tc>
+        <w:tc>
+          <w:tcPr>
+            <w:tcW w:type="dxa" w:w="1944"/>
+          </w:tcPr>
+          <w:p>
+            <w:pPr>
+              <w:spacing w:after="0" w:before="0"/>
+            </w:pPr>
+            <w:r/>
+            <w:r>
+              <w:rPr>
+                <w:b w:val="0"/>
+                <w:i w:val="0"/>
+                <w:sz w:val="15"/>
+              </w:rPr>
+              <w:t>NYCIDA notice (City Record Jun 202</w:t>
+            </w:r>
+          </w:p>
+        </w:tc>
+        <w:tc>
+          <w:tcPr>
+            <w:tcW w:type="dxa" w:w="936"/>
+          </w:tcPr>
+          <w:p>
+            <w:pPr>
+              <w:spacing w:after="0" w:before="0"/>
+            </w:pPr>
+            <w:r/>
+            <w:r>
+              <w:rPr>
+                <w:b w:val="0"/>
+                <w:i w:val="0"/>
+                <w:sz w:val="15"/>
+              </w:rPr>
+              <w:t>Medium</w:t>
+            </w:r>
+          </w:p>
+        </w:tc>
+      </w:tr>
+      <w:tr>
+        <w:tc>
+          <w:tcPr>
+            <w:tcW w:type="dxa" w:w="2880"/>
+            <w:shd w:val="clear" w:color="auto" w:fill="F2F4F8"/>
+          </w:tcPr>
+          <w:p>
+            <w:pPr>
+              <w:spacing w:after="0" w:before="0"/>
+            </w:pPr>
+            <w:r/>
+            <w:r>
+              <w:rPr>
+                <w:b w:val="0"/>
+                <w:i w:val="0"/>
+                <w:sz w:val="15"/>
+              </w:rPr>
+              <w:t>Whitehorse Grid-Scale BESS [CANADA]</w:t>
+            </w:r>
+          </w:p>
+        </w:tc>
+        <w:tc>
+          <w:tcPr>
+            <w:tcW w:type="dxa" w:w="720"/>
+            <w:shd w:val="clear" w:color="auto" w:fill="F2F4F8"/>
+          </w:tcPr>
+          <w:p>
+            <w:pPr>
+              <w:spacing w:after="0" w:before="0"/>
+            </w:pPr>
+            <w:r/>
+            <w:r>
+              <w:rPr>
+                <w:b w:val="0"/>
+                <w:i w:val="0"/>
+                <w:sz w:val="15"/>
+              </w:rPr>
+              <w:t>YT (Canada)</w:t>
+            </w:r>
+          </w:p>
+        </w:tc>
+        <w:tc>
+          <w:tcPr>
+            <w:tcW w:type="dxa" w:w="576"/>
+            <w:shd w:val="clear" w:color="auto" w:fill="F2F4F8"/>
+          </w:tcPr>
+          <w:p>
+            <w:pPr>
+              <w:spacing w:after="0" w:before="0"/>
+              <w:jc w:val="right"/>
+            </w:pPr>
+            <w:r/>
+            <w:r>
+              <w:rPr>
+                <w:b w:val="0"/>
+                <w:i w:val="0"/>
+                <w:sz w:val="15"/>
+              </w:rPr>
+              <w:t>7</w:t>
+            </w:r>
+          </w:p>
+        </w:tc>
+        <w:tc>
+          <w:tcPr>
+            <w:tcW w:type="dxa" w:w="648"/>
+            <w:shd w:val="clear" w:color="auto" w:fill="F2F4F8"/>
+          </w:tcPr>
+          <w:p>
+            <w:pPr>
+              <w:spacing w:after="0" w:before="0"/>
+              <w:jc w:val="right"/>
+            </w:pPr>
+            <w:r/>
+            <w:r>
+              <w:rPr>
+                <w:b w:val="0"/>
+                <w:i w:val="0"/>
+                <w:sz w:val="15"/>
+              </w:rPr>
+              <w:t>40</w:t>
+            </w:r>
+          </w:p>
+        </w:tc>
+        <w:tc>
+          <w:tcPr>
+            <w:tcW w:type="dxa" w:w="648"/>
+            <w:shd w:val="clear" w:color="auto" w:fill="F2F4F8"/>
+          </w:tcPr>
+          <w:p>
+            <w:pPr>
+              <w:spacing w:after="0" w:before="0"/>
+              <w:jc w:val="right"/>
+            </w:pPr>
+            <w:r/>
+            <w:r>
+              <w:rPr>
+                <w:b w:val="0"/>
+                <w:i w:val="0"/>
+                <w:sz w:val="15"/>
+              </w:rPr>
+              <w:t>2023</w:t>
+            </w:r>
+          </w:p>
+        </w:tc>
+        <w:tc>
+          <w:tcPr>
+            <w:tcW w:type="dxa" w:w="1008"/>
+            <w:shd w:val="clear" w:color="auto" w:fill="F2F4F8"/>
+          </w:tcPr>
+          <w:p>
+            <w:pPr>
+              <w:spacing w:after="0" w:before="0"/>
+              <w:jc w:val="right"/>
+            </w:pPr>
+            <w:r/>
+            <w:r>
+              <w:rPr>
+                <w:b w:val="0"/>
+                <w:i w:val="0"/>
+                <w:sz w:val="15"/>
+              </w:rPr>
+              <w:t>$25.9M</w:t>
+            </w:r>
+          </w:p>
+        </w:tc>
+        <w:tc>
+          <w:tcPr>
+            <w:tcW w:type="dxa" w:w="864"/>
+            <w:shd w:val="clear" w:color="auto" w:fill="F2F4F8"/>
+          </w:tcPr>
+          <w:p>
+            <w:pPr>
+              <w:spacing w:after="0" w:before="0"/>
+              <w:jc w:val="right"/>
+            </w:pPr>
+            <w:r/>
+            <w:r>
+              <w:rPr>
+                <w:b w:val="0"/>
+                <w:i w:val="0"/>
+                <w:sz w:val="15"/>
+              </w:rPr>
+              <w:t>$648</w:t>
+            </w:r>
+          </w:p>
+        </w:tc>
+        <w:tc>
+          <w:tcPr>
+            <w:tcW w:type="dxa" w:w="1944"/>
+            <w:shd w:val="clear" w:color="auto" w:fill="F2F4F8"/>
+          </w:tcPr>
+          <w:p>
+            <w:pPr>
+              <w:spacing w:after="0" w:before="0"/>
+            </w:pPr>
+            <w:r/>
+            <w:r>
+              <w:rPr>
+                <w:b w:val="0"/>
+                <w:i w:val="0"/>
+                <w:sz w:val="15"/>
+              </w:rPr>
+              <w:t>YUB-reviewed final capital estimat</w:t>
+            </w:r>
+          </w:p>
+        </w:tc>
+        <w:tc>
+          <w:tcPr>
+            <w:tcW w:type="dxa" w:w="936"/>
+            <w:shd w:val="clear" w:color="auto" w:fill="F2F4F8"/>
+          </w:tcPr>
+          <w:p>
+            <w:pPr>
+              <w:spacing w:after="0" w:before="0"/>
+            </w:pPr>
+            <w:r/>
+            <w:r>
+              <w:rPr>
+                <w:b w:val="0"/>
+                <w:i w:val="0"/>
+                <w:sz w:val="15"/>
+              </w:rPr>
+              <w:t>High</w:t>
+            </w:r>
+          </w:p>
+        </w:tc>
+      </w:tr>
+      <w:tr>
+        <w:tc>
+          <w:tcPr>
+            <w:tcW w:type="dxa" w:w="2880"/>
+          </w:tcPr>
+          <w:p>
+            <w:pPr>
+              <w:spacing w:after="0" w:before="0"/>
+            </w:pPr>
+            <w:r/>
+            <w:r>
+              <w:rPr>
+                <w:b w:val="0"/>
+                <w:i w:val="0"/>
+                <w:sz w:val="15"/>
+              </w:rPr>
+              <w:t>Virginia battery pilot portfolio (Scott Sola</w:t>
+            </w:r>
+          </w:p>
+        </w:tc>
+        <w:tc>
+          <w:tcPr>
+            <w:tcW w:type="dxa" w:w="720"/>
+          </w:tcPr>
+          <w:p>
+            <w:pPr>
+              <w:spacing w:after="0" w:before="0"/>
+            </w:pPr>
+            <w:r/>
+            <w:r>
+              <w:rPr>
+                <w:b w:val="0"/>
+                <w:i w:val="0"/>
+                <w:sz w:val="15"/>
+              </w:rPr>
+              <w:t>VA</w:t>
+            </w:r>
+          </w:p>
+        </w:tc>
+        <w:tc>
+          <w:tcPr>
+            <w:tcW w:type="dxa" w:w="576"/>
+          </w:tcPr>
+          <w:p>
+            <w:pPr>
+              <w:spacing w:after="0" w:before="0"/>
+              <w:jc w:val="right"/>
+            </w:pPr>
+            <w:r/>
+            <w:r>
+              <w:rPr>
+                <w:b w:val="0"/>
+                <w:i w:val="0"/>
+                <w:sz w:val="15"/>
+              </w:rPr>
+              <w:t>16</w:t>
+            </w:r>
+          </w:p>
+        </w:tc>
+        <w:tc>
+          <w:tcPr>
+            <w:tcW w:type="dxa" w:w="648"/>
+          </w:tcPr>
+          <w:p>
+            <w:pPr>
+              <w:spacing w:after="0" w:before="0"/>
+              <w:jc w:val="right"/>
+            </w:pPr>
+            <w:r/>
+            <w:r>
+              <w:rPr>
+                <w:b w:val="0"/>
+                <w:i w:val="0"/>
+                <w:sz w:val="15"/>
+              </w:rPr>
+              <w:t>56</w:t>
+            </w:r>
+          </w:p>
+        </w:tc>
+        <w:tc>
+          <w:tcPr>
+            <w:tcW w:type="dxa" w:w="648"/>
+          </w:tcPr>
+          <w:p>
+            <w:pPr>
+              <w:spacing w:after="0" w:before="0"/>
+              <w:jc w:val="right"/>
+            </w:pPr>
+            <w:r/>
+            <w:r>
+              <w:rPr>
+                <w:b w:val="0"/>
+                <w:i w:val="0"/>
+                <w:sz w:val="15"/>
+              </w:rPr>
+              <w:t>2021</w:t>
+            </w:r>
+          </w:p>
+        </w:tc>
+        <w:tc>
+          <w:tcPr>
+            <w:tcW w:type="dxa" w:w="1008"/>
+          </w:tcPr>
+          <w:p>
+            <w:pPr>
+              <w:spacing w:after="0" w:before="0"/>
+              <w:jc w:val="right"/>
+            </w:pPr>
+            <w:r/>
+            <w:r>
+              <w:rPr>
+                <w:b w:val="0"/>
+                <w:i w:val="0"/>
+                <w:sz w:val="15"/>
+              </w:rPr>
+              <w:t>$33.0M</w:t>
+            </w:r>
+          </w:p>
+        </w:tc>
+        <w:tc>
+          <w:tcPr>
+            <w:tcW w:type="dxa" w:w="864"/>
+          </w:tcPr>
+          <w:p>
+            <w:pPr>
+              <w:spacing w:after="0" w:before="0"/>
+              <w:jc w:val="right"/>
+            </w:pPr>
+            <w:r/>
+            <w:r>
+              <w:rPr>
+                <w:b w:val="0"/>
+                <w:i w:val="0"/>
+                <w:sz w:val="15"/>
+              </w:rPr>
+              <w:t>$589</w:t>
+            </w:r>
+          </w:p>
+        </w:tc>
+        <w:tc>
+          <w:tcPr>
+            <w:tcW w:type="dxa" w:w="1944"/>
+          </w:tcPr>
+          <w:p>
+            <w:pPr>
+              <w:spacing w:after="0" w:before="0"/>
+            </w:pPr>
+            <w:r/>
+            <w:r>
+              <w:rPr>
+                <w:b w:val="0"/>
+                <w:i w:val="0"/>
+                <w:sz w:val="15"/>
+              </w:rPr>
+              <w:t>company estimate at SCC filing (po</w:t>
+            </w:r>
+          </w:p>
+        </w:tc>
+        <w:tc>
+          <w:tcPr>
+            <w:tcW w:type="dxa" w:w="936"/>
+          </w:tcPr>
+          <w:p>
+            <w:pPr>
+              <w:spacing w:after="0" w:before="0"/>
+            </w:pPr>
+            <w:r/>
+            <w:r>
+              <w:rPr>
+                <w:b w:val="0"/>
+                <w:i w:val="0"/>
+                <w:sz w:val="15"/>
+              </w:rPr>
+              <w:t>Medium</w:t>
+            </w:r>
+          </w:p>
+        </w:tc>
+      </w:tr>
+      <w:tr>
+        <w:tc>
+          <w:tcPr>
+            <w:tcW w:type="dxa" w:w="2880"/>
+            <w:shd w:val="clear" w:color="auto" w:fill="F2F4F8"/>
+          </w:tcPr>
+          <w:p>
+            <w:pPr>
+              <w:spacing w:after="0" w:before="0"/>
+            </w:pPr>
+            <w:r/>
+            <w:r>
+              <w:rPr>
+                <w:b w:val="0"/>
+                <w:i w:val="0"/>
+                <w:sz w:val="15"/>
+              </w:rPr>
+              <w:t>NineDot Blue Aster BESS (Hinsdale St Brookly</w:t>
+            </w:r>
+          </w:p>
+        </w:tc>
+        <w:tc>
+          <w:tcPr>
+            <w:tcW w:type="dxa" w:w="720"/>
+            <w:shd w:val="clear" w:color="auto" w:fill="F2F4F8"/>
+          </w:tcPr>
+          <w:p>
+            <w:pPr>
+              <w:spacing w:after="0" w:before="0"/>
+            </w:pPr>
+            <w:r/>
+            <w:r>
+              <w:rPr>
+                <w:b w:val="0"/>
+                <w:i w:val="0"/>
+                <w:sz w:val="15"/>
+              </w:rPr>
+              <w:t>NY</w:t>
+            </w:r>
+          </w:p>
+        </w:tc>
+        <w:tc>
+          <w:tcPr>
+            <w:tcW w:type="dxa" w:w="576"/>
+            <w:shd w:val="clear" w:color="auto" w:fill="F2F4F8"/>
+          </w:tcPr>
+          <w:p>
+            <w:pPr>
+              <w:spacing w:after="0" w:before="0"/>
+              <w:jc w:val="right"/>
+            </w:pPr>
+            <w:r/>
+            <w:r>
+              <w:rPr>
+                <w:b w:val="0"/>
+                <w:i w:val="0"/>
+                <w:sz w:val="15"/>
+              </w:rPr>
+              <w:t>14</w:t>
+            </w:r>
+          </w:p>
+        </w:tc>
+        <w:tc>
+          <w:tcPr>
+            <w:tcW w:type="dxa" w:w="648"/>
+            <w:shd w:val="clear" w:color="auto" w:fill="F2F4F8"/>
+          </w:tcPr>
+          <w:p>
+            <w:pPr>
+              <w:spacing w:after="0" w:before="0"/>
+              <w:jc w:val="right"/>
+            </w:pPr>
+            <w:r/>
+            <w:r>
+              <w:rPr>
+                <w:b w:val="0"/>
+                <w:i w:val="0"/>
+                <w:sz w:val="15"/>
+              </w:rPr>
+              <w:t>58</w:t>
+            </w:r>
+          </w:p>
+        </w:tc>
+        <w:tc>
+          <w:tcPr>
+            <w:tcW w:type="dxa" w:w="648"/>
+            <w:shd w:val="clear" w:color="auto" w:fill="F2F4F8"/>
+          </w:tcPr>
+          <w:p>
+            <w:pPr>
+              <w:spacing w:after="0" w:before="0"/>
+              <w:jc w:val="right"/>
+            </w:pPr>
+            <w:r/>
+            <w:r>
+              <w:rPr>
+                <w:b w:val="0"/>
+                <w:i w:val="0"/>
+                <w:sz w:val="15"/>
+              </w:rPr>
+              <w:t>2026</w:t>
+            </w:r>
+          </w:p>
+        </w:tc>
+        <w:tc>
+          <w:tcPr>
+            <w:tcW w:type="dxa" w:w="1008"/>
+            <w:shd w:val="clear" w:color="auto" w:fill="F2F4F8"/>
+          </w:tcPr>
+          <w:p>
+            <w:pPr>
+              <w:spacing w:after="0" w:before="0"/>
+              <w:jc w:val="right"/>
+            </w:pPr>
+            <w:r/>
+            <w:r>
+              <w:rPr>
+                <w:b w:val="0"/>
+                <w:i w:val="0"/>
+                <w:sz w:val="15"/>
+              </w:rPr>
+              <w:t>$48.8M</w:t>
+            </w:r>
+          </w:p>
+        </w:tc>
+        <w:tc>
+          <w:tcPr>
+            <w:tcW w:type="dxa" w:w="864"/>
+            <w:shd w:val="clear" w:color="auto" w:fill="F2F4F8"/>
+          </w:tcPr>
+          <w:p>
+            <w:pPr>
+              <w:spacing w:after="0" w:before="0"/>
+              <w:jc w:val="right"/>
+            </w:pPr>
+            <w:r/>
+            <w:r>
+              <w:rPr>
+                <w:b w:val="0"/>
+                <w:i w:val="0"/>
+                <w:sz w:val="15"/>
+              </w:rPr>
+              <w:t>$830</w:t>
+            </w:r>
+          </w:p>
+        </w:tc>
+        <w:tc>
+          <w:tcPr>
+            <w:tcW w:type="dxa" w:w="1944"/>
+            <w:shd w:val="clear" w:color="auto" w:fill="F2F4F8"/>
+          </w:tcPr>
+          <w:p>
+            <w:pPr>
+              <w:spacing w:after="0" w:before="0"/>
+            </w:pPr>
+            <w:r/>
+            <w:r>
+              <w:rPr>
+                <w:b w:val="0"/>
+                <w:i w:val="0"/>
+                <w:sz w:val="15"/>
+              </w:rPr>
+              <w:t xml:space="preserve">NYCIDA cost/benefit analysis (Jul </w:t>
+            </w:r>
+          </w:p>
+        </w:tc>
+        <w:tc>
+          <w:tcPr>
+            <w:tcW w:type="dxa" w:w="936"/>
+            <w:shd w:val="clear" w:color="auto" w:fill="F2F4F8"/>
+          </w:tcPr>
+          <w:p>
+            <w:pPr>
+              <w:spacing w:after="0" w:before="0"/>
+            </w:pPr>
+            <w:r/>
+            <w:r>
+              <w:rPr>
+                <w:b w:val="0"/>
+                <w:i w:val="0"/>
+                <w:sz w:val="15"/>
+              </w:rPr>
+              <w:t>Medium</w:t>
+            </w:r>
+          </w:p>
+        </w:tc>
+      </w:tr>
+      <w:tr>
+        <w:tc>
+          <w:tcPr>
+            <w:tcW w:type="dxa" w:w="2880"/>
+          </w:tcPr>
+          <w:p>
+            <w:pPr>
+              <w:spacing w:after="0" w:before="0"/>
+            </w:pPr>
+            <w:r/>
+            <w:r>
+              <w:rPr>
+                <w:b w:val="0"/>
+                <w:i w:val="0"/>
+                <w:sz w:val="15"/>
+              </w:rPr>
+              <w:t>Elevate Renewables Victory Blvd BESS (Staten</w:t>
+            </w:r>
+          </w:p>
+        </w:tc>
+        <w:tc>
+          <w:tcPr>
+            <w:tcW w:type="dxa" w:w="720"/>
+          </w:tcPr>
+          <w:p>
+            <w:pPr>
+              <w:spacing w:after="0" w:before="0"/>
+            </w:pPr>
+            <w:r/>
+            <w:r>
+              <w:rPr>
+                <w:b w:val="0"/>
+                <w:i w:val="0"/>
+                <w:sz w:val="15"/>
+              </w:rPr>
+              <w:t>NY</w:t>
+            </w:r>
+          </w:p>
+        </w:tc>
+        <w:tc>
+          <w:tcPr>
+            <w:tcW w:type="dxa" w:w="576"/>
+          </w:tcPr>
+          <w:p>
+            <w:pPr>
+              <w:spacing w:after="0" w:before="0"/>
+              <w:jc w:val="right"/>
+            </w:pPr>
+            <w:r/>
+            <w:r>
+              <w:rPr>
+                <w:b w:val="0"/>
+                <w:i w:val="0"/>
+                <w:sz w:val="15"/>
+              </w:rPr>
+              <w:t>15</w:t>
+            </w:r>
+          </w:p>
+        </w:tc>
+        <w:tc>
+          <w:tcPr>
+            <w:tcW w:type="dxa" w:w="648"/>
+          </w:tcPr>
+          <w:p>
+            <w:pPr>
+              <w:spacing w:after="0" w:before="0"/>
+              <w:jc w:val="right"/>
+            </w:pPr>
+            <w:r/>
+            <w:r>
+              <w:rPr>
+                <w:b w:val="0"/>
+                <w:i w:val="0"/>
+                <w:sz w:val="15"/>
+              </w:rPr>
+              <w:t>60</w:t>
+            </w:r>
+          </w:p>
+        </w:tc>
+        <w:tc>
+          <w:tcPr>
+            <w:tcW w:type="dxa" w:w="648"/>
+          </w:tcPr>
+          <w:p>
+            <w:pPr>
+              <w:spacing w:after="0" w:before="0"/>
+              <w:jc w:val="right"/>
+            </w:pPr>
+            <w:r/>
+            <w:r>
+              <w:rPr>
+                <w:b w:val="0"/>
+                <w:i w:val="0"/>
+                <w:sz w:val="15"/>
+              </w:rPr>
+              <w:t>2025</w:t>
+            </w:r>
+          </w:p>
+        </w:tc>
+        <w:tc>
+          <w:tcPr>
+            <w:tcW w:type="dxa" w:w="1008"/>
+          </w:tcPr>
+          <w:p>
+            <w:pPr>
+              <w:spacing w:after="0" w:before="0"/>
+              <w:jc w:val="right"/>
+            </w:pPr>
+            <w:r/>
+            <w:r>
+              <w:rPr>
+                <w:b w:val="0"/>
+                <w:i w:val="0"/>
+                <w:sz w:val="15"/>
+              </w:rPr>
+              <w:t>$31.6M</w:t>
+            </w:r>
+          </w:p>
+        </w:tc>
+        <w:tc>
+          <w:tcPr>
+            <w:tcW w:type="dxa" w:w="864"/>
+          </w:tcPr>
+          <w:p>
+            <w:pPr>
+              <w:spacing w:after="0" w:before="0"/>
+              <w:jc w:val="right"/>
+            </w:pPr>
+            <w:r/>
+            <w:r>
+              <w:rPr>
+                <w:b w:val="0"/>
+                <w:i w:val="0"/>
+                <w:sz w:val="15"/>
+              </w:rPr>
+              <w:t>$524</w:t>
+            </w:r>
+          </w:p>
+        </w:tc>
+        <w:tc>
+          <w:tcPr>
+            <w:tcW w:type="dxa" w:w="1944"/>
+          </w:tcPr>
+          <w:p>
+            <w:pPr>
+              <w:spacing w:after="0" w:before="0"/>
+            </w:pPr>
+            <w:r/>
+            <w:r>
+              <w:rPr>
+                <w:b w:val="0"/>
+                <w:i w:val="0"/>
+                <w:sz w:val="15"/>
+              </w:rPr>
+              <w:t xml:space="preserve">NYCIDA total project cost (public </w:t>
+            </w:r>
+          </w:p>
+        </w:tc>
+        <w:tc>
+          <w:tcPr>
+            <w:tcW w:type="dxa" w:w="936"/>
+          </w:tcPr>
+          <w:p>
+            <w:pPr>
+              <w:spacing w:after="0" w:before="0"/>
+            </w:pPr>
+            <w:r/>
+            <w:r>
+              <w:rPr>
+                <w:b w:val="0"/>
+                <w:i w:val="0"/>
+                <w:sz w:val="15"/>
+              </w:rPr>
+              <w:t>High</w:t>
+            </w:r>
+          </w:p>
+        </w:tc>
+      </w:tr>
+      <w:tr>
+        <w:tc>
+          <w:tcPr>
+            <w:tcW w:type="dxa" w:w="2880"/>
+            <w:shd w:val="clear" w:color="auto" w:fill="F2F4F8"/>
+          </w:tcPr>
+          <w:p>
+            <w:pPr>
+              <w:spacing w:after="0" w:before="0"/>
+            </w:pPr>
+            <w:r/>
+            <w:r>
+              <w:rPr>
+                <w:b w:val="0"/>
+                <w:i w:val="0"/>
+                <w:sz w:val="15"/>
+              </w:rPr>
+              <w:t>Martha's Vineyard BESS Phase 2 (cancelled)</w:t>
+            </w:r>
+          </w:p>
+        </w:tc>
+        <w:tc>
+          <w:tcPr>
+            <w:tcW w:type="dxa" w:w="720"/>
+            <w:shd w:val="clear" w:color="auto" w:fill="F2F4F8"/>
+          </w:tcPr>
+          <w:p>
+            <w:pPr>
+              <w:spacing w:after="0" w:before="0"/>
+            </w:pPr>
+            <w:r/>
+            <w:r>
+              <w:rPr>
+                <w:b w:val="0"/>
+                <w:i w:val="0"/>
+                <w:sz w:val="15"/>
+              </w:rPr>
+              <w:t>MA</w:t>
+            </w:r>
+          </w:p>
+        </w:tc>
+        <w:tc>
+          <w:tcPr>
+            <w:tcW w:type="dxa" w:w="576"/>
+            <w:shd w:val="clear" w:color="auto" w:fill="F2F4F8"/>
+          </w:tcPr>
+          <w:p>
+            <w:pPr>
+              <w:spacing w:after="0" w:before="0"/>
+              <w:jc w:val="right"/>
+            </w:pPr>
+            <w:r/>
+            <w:r>
+              <w:rPr>
+                <w:b w:val="0"/>
+                <w:i w:val="0"/>
+                <w:sz w:val="15"/>
+              </w:rPr>
+              <w:t>9</w:t>
+            </w:r>
+          </w:p>
+        </w:tc>
+        <w:tc>
+          <w:tcPr>
+            <w:tcW w:type="dxa" w:w="648"/>
+            <w:shd w:val="clear" w:color="auto" w:fill="F2F4F8"/>
+          </w:tcPr>
+          <w:p>
+            <w:pPr>
+              <w:spacing w:after="0" w:before="0"/>
+              <w:jc w:val="right"/>
+            </w:pPr>
+            <w:r/>
+            <w:r>
+              <w:rPr>
+                <w:b w:val="0"/>
+                <w:i w:val="0"/>
+                <w:sz w:val="15"/>
+              </w:rPr>
+              <w:t>64</w:t>
+            </w:r>
+          </w:p>
+        </w:tc>
+        <w:tc>
+          <w:tcPr>
+            <w:tcW w:type="dxa" w:w="648"/>
+            <w:shd w:val="clear" w:color="auto" w:fill="F2F4F8"/>
+          </w:tcPr>
+          <w:p>
+            <w:pPr>
+              <w:spacing w:after="0" w:before="0"/>
+              <w:jc w:val="right"/>
+            </w:pPr>
+            <w:r/>
+            <w:r>
+              <w:rPr>
+                <w:b w:val="0"/>
+                <w:i w:val="0"/>
+                <w:sz w:val="15"/>
+              </w:rPr>
+              <w:t>2019</w:t>
+            </w:r>
+          </w:p>
+        </w:tc>
+        <w:tc>
+          <w:tcPr>
+            <w:tcW w:type="dxa" w:w="1008"/>
+            <w:shd w:val="clear" w:color="auto" w:fill="F2F4F8"/>
+          </w:tcPr>
+          <w:p>
+            <w:pPr>
+              <w:spacing w:after="0" w:before="0"/>
+              <w:jc w:val="right"/>
+            </w:pPr>
+            <w:r/>
+            <w:r>
+              <w:rPr>
+                <w:b w:val="0"/>
+                <w:i w:val="0"/>
+                <w:sz w:val="15"/>
+              </w:rPr>
+              <w:t>$28.0M</w:t>
+            </w:r>
+          </w:p>
+        </w:tc>
+        <w:tc>
+          <w:tcPr>
+            <w:tcW w:type="dxa" w:w="864"/>
+            <w:shd w:val="clear" w:color="auto" w:fill="F2F4F8"/>
+          </w:tcPr>
+          <w:p>
+            <w:pPr>
+              <w:spacing w:after="0" w:before="0"/>
+              <w:jc w:val="right"/>
+            </w:pPr>
+            <w:r/>
+            <w:r>
+              <w:rPr>
+                <w:b w:val="0"/>
+                <w:i w:val="0"/>
+                <w:sz w:val="15"/>
+              </w:rPr>
+              <w:t>$438</w:t>
+            </w:r>
+          </w:p>
+        </w:tc>
+        <w:tc>
+          <w:tcPr>
+            <w:tcW w:type="dxa" w:w="1944"/>
+            <w:shd w:val="clear" w:color="auto" w:fill="F2F4F8"/>
+          </w:tcPr>
+          <w:p>
+            <w:pPr>
+              <w:spacing w:after="0" w:before="0"/>
+            </w:pPr>
+            <w:r/>
+            <w:r>
+              <w:rPr>
+                <w:b w:val="0"/>
+                <w:i w:val="0"/>
+                <w:sz w:val="15"/>
+              </w:rPr>
+              <w:t>estimate (DPU 18-155 filing)</w:t>
+            </w:r>
+          </w:p>
+        </w:tc>
+        <w:tc>
+          <w:tcPr>
+            <w:tcW w:type="dxa" w:w="936"/>
+            <w:shd w:val="clear" w:color="auto" w:fill="F2F4F8"/>
+          </w:tcPr>
+          <w:p>
+            <w:pPr>
+              <w:spacing w:after="0" w:before="0"/>
+            </w:pPr>
+            <w:r/>
+            <w:r>
+              <w:rPr>
+                <w:b w:val="0"/>
+                <w:i w:val="0"/>
+                <w:sz w:val="15"/>
+              </w:rPr>
+              <w:t>Medium</w:t>
+            </w:r>
+          </w:p>
+        </w:tc>
+      </w:tr>
+      <w:tr>
+        <w:tc>
+          <w:tcPr>
+            <w:tcW w:type="dxa" w:w="2880"/>
+          </w:tcPr>
+          <w:p>
+            <w:pPr>
+              <w:spacing w:after="0" w:before="0"/>
+            </w:pPr>
+            <w:r/>
+            <w:r>
+              <w:rPr>
+                <w:b w:val="0"/>
+                <w:i w:val="0"/>
+                <w:sz w:val="15"/>
+              </w:rPr>
+              <w:t>NineDot Wintergreen / Hunts Point BESS (Bron</w:t>
+            </w:r>
+          </w:p>
+        </w:tc>
+        <w:tc>
+          <w:tcPr>
+            <w:tcW w:type="dxa" w:w="720"/>
+          </w:tcPr>
+          <w:p>
+            <w:pPr>
+              <w:spacing w:after="0" w:before="0"/>
+            </w:pPr>
+            <w:r/>
+            <w:r>
+              <w:rPr>
+                <w:b w:val="0"/>
+                <w:i w:val="0"/>
+                <w:sz w:val="15"/>
+              </w:rPr>
+              <w:t>NY</w:t>
+            </w:r>
+          </w:p>
+        </w:tc>
+        <w:tc>
+          <w:tcPr>
+            <w:tcW w:type="dxa" w:w="576"/>
+          </w:tcPr>
+          <w:p>
+            <w:pPr>
+              <w:spacing w:after="0" w:before="0"/>
+              <w:jc w:val="right"/>
+            </w:pPr>
+            <w:r/>
+            <w:r>
+              <w:rPr>
+                <w:b w:val="0"/>
+                <w:i w:val="0"/>
+                <w:sz w:val="15"/>
+              </w:rPr>
+              <w:t>19</w:t>
+            </w:r>
+          </w:p>
+        </w:tc>
+        <w:tc>
+          <w:tcPr>
+            <w:tcW w:type="dxa" w:w="648"/>
+          </w:tcPr>
+          <w:p>
+            <w:pPr>
+              <w:spacing w:after="0" w:before="0"/>
+              <w:jc w:val="right"/>
+            </w:pPr>
+            <w:r/>
+            <w:r>
+              <w:rPr>
+                <w:b w:val="0"/>
+                <w:i w:val="0"/>
+                <w:sz w:val="15"/>
+              </w:rPr>
+              <w:t>78</w:t>
+            </w:r>
+          </w:p>
+        </w:tc>
+        <w:tc>
+          <w:tcPr>
+            <w:tcW w:type="dxa" w:w="648"/>
+          </w:tcPr>
+          <w:p>
+            <w:pPr>
+              <w:spacing w:after="0" w:before="0"/>
+              <w:jc w:val="right"/>
+            </w:pPr>
+            <w:r/>
+            <w:r>
+              <w:rPr>
+                <w:b w:val="0"/>
+                <w:i w:val="0"/>
+                <w:sz w:val="15"/>
+              </w:rPr>
+              <w:t>2027</w:t>
+            </w:r>
+          </w:p>
+        </w:tc>
+        <w:tc>
+          <w:tcPr>
+            <w:tcW w:type="dxa" w:w="1008"/>
+          </w:tcPr>
+          <w:p>
+            <w:pPr>
+              <w:spacing w:after="0" w:before="0"/>
+              <w:jc w:val="right"/>
+            </w:pPr>
+            <w:r/>
+            <w:r>
+              <w:rPr>
+                <w:b w:val="0"/>
+                <w:i w:val="0"/>
+                <w:sz w:val="15"/>
+              </w:rPr>
+              <w:t>$78.2M</w:t>
+            </w:r>
+          </w:p>
+        </w:tc>
+        <w:tc>
+          <w:tcPr>
+            <w:tcW w:type="dxa" w:w="864"/>
+          </w:tcPr>
+          <w:p>
+            <w:pPr>
+              <w:spacing w:after="0" w:before="0"/>
+              <w:jc w:val="right"/>
+            </w:pPr>
+            <w:r/>
+            <w:r>
+              <w:rPr>
+                <w:b w:val="0"/>
+                <w:i w:val="0"/>
+                <w:sz w:val="15"/>
+              </w:rPr>
+              <w:t>$999</w:t>
+            </w:r>
+          </w:p>
+        </w:tc>
+        <w:tc>
+          <w:tcPr>
+            <w:tcW w:type="dxa" w:w="1944"/>
+          </w:tcPr>
+          <w:p>
+            <w:pPr>
+              <w:spacing w:after="0" w:before="0"/>
+            </w:pPr>
+            <w:r/>
+            <w:r>
+              <w:rPr>
+                <w:b w:val="0"/>
+                <w:i w:val="0"/>
+                <w:sz w:val="15"/>
+              </w:rPr>
+              <w:t xml:space="preserve">NYCIDA cost/benefit analysis + 12 </w:t>
+            </w:r>
+          </w:p>
+        </w:tc>
+        <w:tc>
+          <w:tcPr>
+            <w:tcW w:type="dxa" w:w="936"/>
+          </w:tcPr>
+          <w:p>
+            <w:pPr>
+              <w:spacing w:after="0" w:before="0"/>
+            </w:pPr>
+            <w:r/>
+            <w:r>
+              <w:rPr>
+                <w:b w:val="0"/>
+                <w:i w:val="0"/>
+                <w:sz w:val="15"/>
+              </w:rPr>
+              <w:t>Medium</w:t>
+            </w:r>
+          </w:p>
+        </w:tc>
+      </w:tr>
+      <w:tr>
+        <w:tc>
+          <w:tcPr>
+            <w:tcW w:type="dxa" w:w="2880"/>
+            <w:shd w:val="clear" w:color="auto" w:fill="F2F4F8"/>
+          </w:tcPr>
+          <w:p>
+            <w:pPr>
+              <w:spacing w:after="0" w:before="0"/>
+            </w:pPr>
+            <w:r/>
+            <w:r>
+              <w:rPr>
+                <w:b w:val="0"/>
+                <w:i w:val="0"/>
+                <w:sz w:val="15"/>
+              </w:rPr>
+              <w:t>Chugach BESS (Southcentral Power Project sit</w:t>
+            </w:r>
+          </w:p>
+        </w:tc>
+        <w:tc>
+          <w:tcPr>
+            <w:tcW w:type="dxa" w:w="720"/>
+            <w:shd w:val="clear" w:color="auto" w:fill="F2F4F8"/>
+          </w:tcPr>
+          <w:p>
+            <w:pPr>
+              <w:spacing w:after="0" w:before="0"/>
+            </w:pPr>
+            <w:r/>
+            <w:r>
+              <w:rPr>
+                <w:b w:val="0"/>
+                <w:i w:val="0"/>
+                <w:sz w:val="15"/>
+              </w:rPr>
+              <w:t>AK</w:t>
+            </w:r>
+          </w:p>
+        </w:tc>
+        <w:tc>
+          <w:tcPr>
+            <w:tcW w:type="dxa" w:w="576"/>
+            <w:shd w:val="clear" w:color="auto" w:fill="F2F4F8"/>
+          </w:tcPr>
+          <w:p>
+            <w:pPr>
+              <w:spacing w:after="0" w:before="0"/>
+              <w:jc w:val="right"/>
+            </w:pPr>
+            <w:r/>
+            <w:r>
+              <w:rPr>
+                <w:b w:val="0"/>
+                <w:i w:val="0"/>
+                <w:sz w:val="15"/>
+              </w:rPr>
+              <w:t>40</w:t>
+            </w:r>
+          </w:p>
+        </w:tc>
+        <w:tc>
+          <w:tcPr>
+            <w:tcW w:type="dxa" w:w="648"/>
+            <w:shd w:val="clear" w:color="auto" w:fill="F2F4F8"/>
+          </w:tcPr>
+          <w:p>
+            <w:pPr>
+              <w:spacing w:after="0" w:before="0"/>
+              <w:jc w:val="right"/>
+            </w:pPr>
+            <w:r/>
+            <w:r>
+              <w:rPr>
+                <w:b w:val="0"/>
+                <w:i w:val="0"/>
+                <w:sz w:val="15"/>
+              </w:rPr>
+              <w:t>80</w:t>
+            </w:r>
+          </w:p>
+        </w:tc>
+        <w:tc>
+          <w:tcPr>
+            <w:tcW w:type="dxa" w:w="648"/>
+            <w:shd w:val="clear" w:color="auto" w:fill="F2F4F8"/>
+          </w:tcPr>
+          <w:p>
+            <w:pPr>
+              <w:spacing w:after="0" w:before="0"/>
+              <w:jc w:val="right"/>
+            </w:pPr>
+            <w:r/>
+            <w:r>
+              <w:rPr>
+                <w:b w:val="0"/>
+                <w:i w:val="0"/>
+                <w:sz w:val="15"/>
+              </w:rPr>
+              <w:t>2024</w:t>
+            </w:r>
+          </w:p>
+        </w:tc>
+        <w:tc>
+          <w:tcPr>
+            <w:tcW w:type="dxa" w:w="1008"/>
+            <w:shd w:val="clear" w:color="auto" w:fill="F2F4F8"/>
+          </w:tcPr>
+          <w:p>
+            <w:pPr>
+              <w:spacing w:after="0" w:before="0"/>
+              <w:jc w:val="right"/>
+            </w:pPr>
+            <w:r/>
+            <w:r>
+              <w:rPr>
+                <w:b w:val="0"/>
+                <w:i w:val="0"/>
+                <w:sz w:val="15"/>
+              </w:rPr>
+              <w:t>$65.0M</w:t>
+            </w:r>
+          </w:p>
+        </w:tc>
+        <w:tc>
+          <w:tcPr>
+            <w:tcW w:type="dxa" w:w="864"/>
+            <w:shd w:val="clear" w:color="auto" w:fill="F2F4F8"/>
+          </w:tcPr>
+          <w:p>
+            <w:pPr>
+              <w:spacing w:after="0" w:before="0"/>
+              <w:jc w:val="right"/>
+            </w:pPr>
+            <w:r/>
+            <w:r>
+              <w:rPr>
+                <w:b w:val="0"/>
+                <w:i w:val="0"/>
+                <w:sz w:val="15"/>
+              </w:rPr>
+              <w:t>$812</w:t>
+            </w:r>
+          </w:p>
+        </w:tc>
+        <w:tc>
+          <w:tcPr>
+            <w:tcW w:type="dxa" w:w="1944"/>
+            <w:shd w:val="clear" w:color="auto" w:fill="F2F4F8"/>
+          </w:tcPr>
+          <w:p>
+            <w:pPr>
+              <w:spacing w:after="0" w:before="0"/>
+            </w:pPr>
+            <w:r/>
+            <w:r>
+              <w:rPr>
+                <w:b w:val="0"/>
+                <w:i w:val="0"/>
+                <w:sz w:val="15"/>
+              </w:rPr>
+              <w:t>final/actual (as reported)</w:t>
+            </w:r>
+          </w:p>
+        </w:tc>
+        <w:tc>
+          <w:tcPr>
+            <w:tcW w:type="dxa" w:w="936"/>
+            <w:shd w:val="clear" w:color="auto" w:fill="F2F4F8"/>
+          </w:tcPr>
+          <w:p>
+            <w:pPr>
+              <w:spacing w:after="0" w:before="0"/>
+            </w:pPr>
+            <w:r/>
+            <w:r>
+              <w:rPr>
+                <w:b w:val="0"/>
+                <w:i w:val="0"/>
+                <w:sz w:val="15"/>
+              </w:rPr>
+              <w:t>High</w:t>
+            </w:r>
+          </w:p>
+        </w:tc>
+      </w:tr>
+      <w:tr>
+        <w:tc>
+          <w:tcPr>
+            <w:tcW w:type="dxa" w:w="2880"/>
+          </w:tcPr>
+          <w:p>
+            <w:pPr>
+              <w:spacing w:after="0" w:before="0"/>
+            </w:pPr>
+            <w:r/>
+            <w:r>
+              <w:rPr>
+                <w:b w:val="0"/>
+                <w:i w:val="0"/>
+                <w:sz w:val="15"/>
+              </w:rPr>
+              <w:t>Soltage Brigis 2 / Maspeth ESS (Queens)</w:t>
+            </w:r>
+          </w:p>
+        </w:tc>
+        <w:tc>
+          <w:tcPr>
+            <w:tcW w:type="dxa" w:w="720"/>
+          </w:tcPr>
+          <w:p>
+            <w:pPr>
+              <w:spacing w:after="0" w:before="0"/>
+            </w:pPr>
+            <w:r/>
+            <w:r>
+              <w:rPr>
+                <w:b w:val="0"/>
+                <w:i w:val="0"/>
+                <w:sz w:val="15"/>
+              </w:rPr>
+              <w:t>NY</w:t>
+            </w:r>
+          </w:p>
+        </w:tc>
+        <w:tc>
+          <w:tcPr>
+            <w:tcW w:type="dxa" w:w="576"/>
+          </w:tcPr>
+          <w:p>
+            <w:pPr>
+              <w:spacing w:after="0" w:before="0"/>
+              <w:jc w:val="right"/>
+            </w:pPr>
+            <w:r/>
+            <w:r>
+              <w:rPr>
+                <w:b w:val="0"/>
+                <w:i w:val="0"/>
+                <w:sz w:val="15"/>
+              </w:rPr>
+              <w:t>20</w:t>
+            </w:r>
+          </w:p>
+        </w:tc>
+        <w:tc>
+          <w:tcPr>
+            <w:tcW w:type="dxa" w:w="648"/>
+          </w:tcPr>
+          <w:p>
+            <w:pPr>
+              <w:spacing w:after="0" w:before="0"/>
+              <w:jc w:val="right"/>
+            </w:pPr>
+            <w:r/>
+            <w:r>
+              <w:rPr>
+                <w:b w:val="0"/>
+                <w:i w:val="0"/>
+                <w:sz w:val="15"/>
+              </w:rPr>
+              <w:t>80</w:t>
+            </w:r>
+          </w:p>
+        </w:tc>
+        <w:tc>
+          <w:tcPr>
+            <w:tcW w:type="dxa" w:w="648"/>
+          </w:tcPr>
+          <w:p>
+            <w:pPr>
+              <w:spacing w:after="0" w:before="0"/>
+              <w:jc w:val="right"/>
+            </w:pPr>
+            <w:r/>
+            <w:r>
+              <w:rPr>
+                <w:b w:val="0"/>
+                <w:i w:val="0"/>
+                <w:sz w:val="15"/>
+              </w:rPr>
+              <w:t>2027</w:t>
+            </w:r>
+          </w:p>
+        </w:tc>
+        <w:tc>
+          <w:tcPr>
+            <w:tcW w:type="dxa" w:w="1008"/>
+          </w:tcPr>
+          <w:p>
+            <w:pPr>
+              <w:spacing w:after="0" w:before="0"/>
+              <w:jc w:val="right"/>
+            </w:pPr>
+            <w:r/>
+            <w:r>
+              <w:rPr>
+                <w:b w:val="0"/>
+                <w:i w:val="0"/>
+                <w:sz w:val="15"/>
+              </w:rPr>
+              <w:t>$80.7M</w:t>
+            </w:r>
+          </w:p>
+        </w:tc>
+        <w:tc>
+          <w:tcPr>
+            <w:tcW w:type="dxa" w:w="864"/>
+          </w:tcPr>
+          <w:p>
+            <w:pPr>
+              <w:spacing w:after="0" w:before="0"/>
+              <w:jc w:val="right"/>
+            </w:pPr>
+            <w:r/>
+            <w:r>
+              <w:rPr>
+                <w:b w:val="0"/>
+                <w:i w:val="0"/>
+                <w:sz w:val="15"/>
+              </w:rPr>
+              <w:t>$1,009</w:t>
+            </w:r>
+          </w:p>
+        </w:tc>
+        <w:tc>
+          <w:tcPr>
+            <w:tcW w:type="dxa" w:w="1944"/>
+          </w:tcPr>
+          <w:p>
+            <w:pPr>
+              <w:spacing w:after="0" w:before="0"/>
+            </w:pPr>
+            <w:r/>
+            <w:r>
+              <w:rPr>
+                <w:b w:val="0"/>
+                <w:i w:val="0"/>
+                <w:sz w:val="15"/>
+              </w:rPr>
+              <w:t xml:space="preserve">NYCIDA cost/benefit analysis (Sep </w:t>
+            </w:r>
+          </w:p>
+        </w:tc>
+        <w:tc>
+          <w:tcPr>
+            <w:tcW w:type="dxa" w:w="936"/>
+          </w:tcPr>
+          <w:p>
+            <w:pPr>
+              <w:spacing w:after="0" w:before="0"/>
+            </w:pPr>
+            <w:r/>
+            <w:r>
+              <w:rPr>
+                <w:b w:val="0"/>
+                <w:i w:val="0"/>
+                <w:sz w:val="15"/>
+              </w:rPr>
+              <w:t>Medium</w:t>
+            </w:r>
+          </w:p>
+        </w:tc>
+      </w:tr>
+      <w:tr>
+        <w:tc>
+          <w:tcPr>
+            <w:tcW w:type="dxa" w:w="2880"/>
+            <w:shd w:val="clear" w:color="auto" w:fill="F2F4F8"/>
+          </w:tcPr>
+          <w:p>
+            <w:pPr>
+              <w:spacing w:after="0" w:before="0"/>
+            </w:pPr>
+            <w:r/>
+            <w:r>
+              <w:rPr>
+                <w:b w:val="0"/>
+                <w:i w:val="0"/>
+                <w:sz w:val="15"/>
+              </w:rPr>
+              <w:t>Soldotna BESS (37 Megapacks)</w:t>
+            </w:r>
+          </w:p>
+        </w:tc>
+        <w:tc>
+          <w:tcPr>
+            <w:tcW w:type="dxa" w:w="720"/>
+            <w:shd w:val="clear" w:color="auto" w:fill="F2F4F8"/>
+          </w:tcPr>
+          <w:p>
+            <w:pPr>
+              <w:spacing w:after="0" w:before="0"/>
+            </w:pPr>
+            <w:r/>
+            <w:r>
+              <w:rPr>
+                <w:b w:val="0"/>
+                <w:i w:val="0"/>
+                <w:sz w:val="15"/>
+              </w:rPr>
+              <w:t>AK</w:t>
+            </w:r>
+          </w:p>
+        </w:tc>
+        <w:tc>
+          <w:tcPr>
+            <w:tcW w:type="dxa" w:w="576"/>
+            <w:shd w:val="clear" w:color="auto" w:fill="F2F4F8"/>
+          </w:tcPr>
+          <w:p>
+            <w:pPr>
+              <w:spacing w:after="0" w:before="0"/>
+              <w:jc w:val="right"/>
+            </w:pPr>
+            <w:r/>
+            <w:r>
+              <w:rPr>
+                <w:b w:val="0"/>
+                <w:i w:val="0"/>
+                <w:sz w:val="15"/>
+              </w:rPr>
+              <w:t>46</w:t>
+            </w:r>
+          </w:p>
+        </w:tc>
+        <w:tc>
+          <w:tcPr>
+            <w:tcW w:type="dxa" w:w="648"/>
+            <w:shd w:val="clear" w:color="auto" w:fill="F2F4F8"/>
+          </w:tcPr>
+          <w:p>
+            <w:pPr>
+              <w:spacing w:after="0" w:before="0"/>
+              <w:jc w:val="right"/>
+            </w:pPr>
+            <w:r/>
+            <w:r>
+              <w:rPr>
+                <w:b w:val="0"/>
+                <w:i w:val="0"/>
+                <w:sz w:val="15"/>
+              </w:rPr>
+              <w:t>93</w:t>
+            </w:r>
+          </w:p>
+        </w:tc>
+        <w:tc>
+          <w:tcPr>
+            <w:tcW w:type="dxa" w:w="648"/>
+            <w:shd w:val="clear" w:color="auto" w:fill="F2F4F8"/>
+          </w:tcPr>
+          <w:p>
+            <w:pPr>
+              <w:spacing w:after="0" w:before="0"/>
+              <w:jc w:val="right"/>
+            </w:pPr>
+            <w:r/>
+            <w:r>
+              <w:rPr>
+                <w:b w:val="0"/>
+                <w:i w:val="0"/>
+                <w:sz w:val="15"/>
+              </w:rPr>
+              <w:t>2022</w:t>
+            </w:r>
+          </w:p>
+        </w:tc>
+        <w:tc>
+          <w:tcPr>
+            <w:tcW w:type="dxa" w:w="1008"/>
+            <w:shd w:val="clear" w:color="auto" w:fill="F2F4F8"/>
+          </w:tcPr>
+          <w:p>
+            <w:pPr>
+              <w:spacing w:after="0" w:before="0"/>
+              <w:jc w:val="right"/>
+            </w:pPr>
+            <w:r/>
+            <w:r>
+              <w:rPr>
+                <w:b w:val="0"/>
+                <w:i w:val="0"/>
+                <w:sz w:val="15"/>
+              </w:rPr>
+              <w:t>$40.0M</w:t>
+            </w:r>
+          </w:p>
+        </w:tc>
+        <w:tc>
+          <w:tcPr>
+            <w:tcW w:type="dxa" w:w="864"/>
+            <w:shd w:val="clear" w:color="auto" w:fill="F2F4F8"/>
+          </w:tcPr>
+          <w:p>
+            <w:pPr>
+              <w:spacing w:after="0" w:before="0"/>
+              <w:jc w:val="right"/>
+            </w:pPr>
+            <w:r/>
+            <w:r>
+              <w:rPr>
+                <w:b w:val="0"/>
+                <w:i w:val="0"/>
+                <w:sz w:val="15"/>
+              </w:rPr>
+              <w:t>$430</w:t>
+            </w:r>
+          </w:p>
+        </w:tc>
+        <w:tc>
+          <w:tcPr>
+            <w:tcW w:type="dxa" w:w="1944"/>
+            <w:shd w:val="clear" w:color="auto" w:fill="F2F4F8"/>
+          </w:tcPr>
+          <w:p>
+            <w:pPr>
+              <w:spacing w:after="0" w:before="0"/>
+            </w:pPr>
+            <w:r/>
+            <w:r>
+              <w:rPr>
+                <w:b w:val="0"/>
+                <w:i w:val="0"/>
+                <w:sz w:val="15"/>
+              </w:rPr>
+              <w:t>reported up-front capital (about $</w:t>
+            </w:r>
+          </w:p>
+        </w:tc>
+        <w:tc>
+          <w:tcPr>
+            <w:tcW w:type="dxa" w:w="936"/>
+            <w:shd w:val="clear" w:color="auto" w:fill="F2F4F8"/>
+          </w:tcPr>
+          <w:p>
+            <w:pPr>
+              <w:spacing w:after="0" w:before="0"/>
+            </w:pPr>
+            <w:r/>
+            <w:r>
+              <w:rPr>
+                <w:b w:val="0"/>
+                <w:i w:val="0"/>
+                <w:sz w:val="15"/>
+              </w:rPr>
+              <w:t>Medium</w:t>
             </w:r>
           </w:p>
         </w:tc>
@@ -5668,7 +10413,7 @@
         <w:pStyle w:val="Heading1"/>
       </w:pPr>
       <w:r>
-        <w:t>3. Reference class: utility-owned projects at or below 100 MWh</w:t>
+        <w:t>3. Reference class: projects at or below 100 MWh, utility- and developer-owned</w:t>
       </w:r>
     </w:p>
     <w:p>
@@ -5680,14 +10425,14 @@
           <w:b w:val="0"/>
           <w:i w:val="0"/>
         </w:rPr>
-        <w:t>Thirteen projects meet the class definition. The median is $1,235/kWh, the interquartile range $750 to $1,289/kWh, and the full range $438 (Martha's Vineyard Phase 2, a 2019 estimate for a 6.5-hour system that was never built) to $2,775 (Dalrymple, a 30 MW / 8 MWh grid-support unit in South Australia). Hyde Park's installed battery at $833/kWh ranks at the 38% percentile, its station-complete direct cost at $1,483/kWh at the 77% percentile, and its approval level at $2,862/kWh above the maximum. Three members of the class are the most instructive comparables because they are recent, IOU-owned, substation-sited and cost-disclosed to a regulator: BGE Fairhaven (2.5 MW / 9.7 MWh, 2023, $1,659/kWh actual against $1,010/kWh estimated), NYPA Chateaugay (20 MW / 20 MWh, 2023, $1,490/kWh approved), and Eversource Provincetown (25 MW / 38 MWh, 2022, $1,289/kWh final, with microgrid controls and fiber bundled). Hyde Park's direct cost sits among those three; what lifts it above them is the loader stack and the two interconnection scopes.</w:t>
+        <w:t>The class was redefined on 2 October 2026 at a reviewer's request: every project at or below 100 MWh with an all-in disclosed cost, whoever owns it. 44 projects qualify, 26 utility-owned and 18 developer-owned, the latter dominated by thirteen New York City sites whose costs are filed with the City's Industrial Development Agency. The median is $831/kWh, the interquartile range $640 to $1,239/kWh, and the full range $410 to $2,775. The utility-owned subclass (26 members) has a median of $993/kWh. Hyde Park's installed battery at $833/kWh ranks at the 52% percentile of the full class, its station-complete direct cost at $1,483/kWh at the 86% percentile (77% in the utility subclass), and its approval level at $2,862/kWh above the maximum. Broadening the class moved Hyde Park up, not down: the developer-owned sites are four-hour systems on leased lots with no utility switching station, no landfill platform, no siting case, no utility indirects and no AFUDC, and their incentives are not netted from the filed costs. The members closest to Hyde Park in scope remain the recent, utility-owned, substation-sited projects disclosed to a regulator: BGE Fairhaven (2.5 MW / 9.7 MWh, 2023, $1,659/kWh actual against $1,010/kWh estimated), NYPA Chateaugay (20 MW / 20 MWh, 2023, $1,490/kWh), Vermont Electric Cooperative's Hinesburg battery (1 MW / 4 MWh, 2023, $1,400/kWh) and Eversource's Provincetown (24.9 MW / 38 MWh, 2022, $1,289/kWh). Of the thirteen New York City developer sites, NineDot's Arthur Kill Road budget ($1,110/kWh, $4,427/kW) is the closest in size and date.</w:t>
       </w:r>
     </w:p>
     <w:p>
       <w:r>
         <w:drawing>
           <wp:inline xmlns:a="http://schemas.openxmlformats.org/drawingml/2006/main" xmlns:pic="http://schemas.openxmlformats.org/drawingml/2006/picture">
-            <wp:extent cx="5943600" cy="2033337"/>
+            <wp:extent cx="5943600" cy="6318985"/>
             <wp:docPr id="1" name="Picture 1"/>
             <wp:cNvGraphicFramePr>
               <a:graphicFrameLocks noChangeAspect="1"/>
@@ -5708,7 +10453,7 @@
                   <pic:spPr>
                     <a:xfrm>
                       <a:off x="0" y="0"/>
-                      <a:ext cx="5943600" cy="2033337"/>
+                      <a:ext cx="5943600" cy="6318985"/>
                     </a:xfrm>
                     <a:prstGeom prst="rect"/>
                   </pic:spPr>
@@ -5736,7 +10481,7 @@
           <w:b w:val="0"/>
           <w:i w:val="0"/>
         </w:rPr>
-        <w:t>The reference class above is in nominal dollars of the year each cost was reported, and nine of its thirteen members entered service between 2015 and 2019. A reviewer asked whether that understates the gap, given that battery prices were several times higher in 2018. The answer depends on which price is meant. BloombergNEF's pack survey is 1.6 times its 2018 level and 3.4 times its 2015 level; installed systems moved less (EIA's reported all-in for 2018 installs was $625 per kWh against LBNL's $458 for 2024, a factor of 1.4); and Lazard's Levelized Cost of Storage, which some reviewers cite, is roughly flat, down 24 percent from 2019 to 2025 and up 31 percent from 2020 to 2026 on the midpoint of its unsubsidized 100 MW, four-hour range. LCOS is in any case a $/MWh figure that bundles charging energy, operations, augmentation, financing and tax credits with capital cost, and is not a capital-cost deflator.</w:t>
+        <w:t>The comparables are in nominal dollars of the year each cost was reported. A reviewer asked whether that understates the gap, given that battery prices were several times higher in 2018. The answer depends on which price is meant. BloombergNEF's pack survey is 1.6 times its 2018 level ($176 against $108) and 3.2 times its 2015 level ($350); its turnkey system survey is 2.0 times its 2021 level; NREL's bottom-up base year fell from $482 (2022) to $334 (2024); installed systems moved less (EIA's reported all-in for 2018 installs was $625 per kWh against LBNL's $458 for 2024, a factor of 1.4); and Lazard's Levelized Cost of Storage, which some reviewers cite, is roughly flat, down 24 percent from 2019 to 2025 and up 31 percent from 2020 to 2026 on the midpoint of its unsubsidized 100 MW, four-hour range. LCOS is in any case a $/MWh figure that bundles charging energy, operations, augmentation, financing and tax credits with capital cost, and is not a capital-cost deflator.</w:t>
       </w:r>
     </w:p>
     <w:p>
@@ -5748,7 +10493,7 @@
           <w:b w:val="0"/>
           <w:i w:val="0"/>
         </w:rPr>
-        <w:t>Each comparable was re-based to 2026 with a two-component model: the battery share of its cost (40 percent, with 30 and 50 percent as sensitivities) deflated along a battery index, and the remainder (station, civil, labor, interconnection, overheads) escalated at 3.5 percent a year as a proxy for an ENR-class construction index. Under the installed all-in index the median moves from $1,235 to $1,187 per kWh; under the pack index to $1,225; under BNEF's turnkey series (available from 2022 only) to $1,074; under the LCOS midpoint to $1,466; and with construction escalation alone to $1,480. Every member moves between 0.95 and 1.09 times its nominal value at the installed index. Hyde Park's station-complete direct cost ($1,483) stays at the 77th percentile under the first three indices and falls to the 54th under LCOS; the approval level ($2,862) stays at or above the top under all five. Deflating a comparable's whole cost at the battery rate, which is the arithmetic behind the challenge, gives a median of $575 and treats a 2019 project's switchgear, civil works and interconnection as if they were lithium cells. The formulas are on the workbook tab '2026$ Adjustment'.</w:t>
+        <w:t>Each comparable was re-based to 2026 with a two-component model: the battery share of its cost (40 percent, with 30 and 50 percent as sensitivities) deflated along a battery index, and the remainder (station, civil, labor, interconnection, overheads) escalated on the Handy-Whitman North Atlantic utility construction index as posted by PJM, which rose 49 percent from 2018 to 2026 (700 in 2015, 745 in 2018, 861 in 2021, 953 in 2022, 1,112 in 2026). Under the installed all-in index the class median moves from $831 to $861 per kWh; under the pack index to $848; under BNEF's turnkey series to $828; under NREL's base-year series to $853; under the LCOS midpoint to $921; and with construction escalation alone to $923. Hyde Park's station-complete direct cost ($1,483) sits between the 73% and 91% percentiles across the six; the approval level ($2,862) stays at or above the top under all of them. Deflating a comparable's whole cost at the battery rate, which is the arithmetic behind the challenge, gives $772 to $611 and treats a 2019 project's switchgear, civil works and interconnection as if they were lithium cells. In the utility-owned subclass the same exercise moves the median from $993 to $1,109 (installed index) and $1,124 (pack). The formulas are on the workbook tab '2026$ Adjustment'.</w:t>
       </w:r>
     </w:p>
     <w:p>
@@ -5768,7 +10513,27 @@
           <w:b w:val="0"/>
           <w:i w:val="0"/>
         </w:rPr>
-        <w:t>A second review comment noted that New York has built many more projects of this size, most of them by NineDot Energy. NineDot reports eleven operating projects at six New York City sites (39 MW, September 2026) and closed $431 million of construction, tax-credit bridge and letter-of-credit financing in February 2026 for 28 further sites totaling 124 MW and 494 MWh. Three New York City Industrial Development Agency filings disclose all-in project costs: NineDot's Arthur Kill Road site (9.8 MW, 39.1 MWh, $43.4 million, $1,110 per kWh, $4,427 per kW), Elevate Renewables' Victory Boulevard site at an existing generation property (15.1 MW, 60.4 MWh, $31.65 million, $524 per kWh) and Soltage's Maspeth site (5 MW, $16.1 million, $805 per kWh on an assumed four-hour duration). NYSERDA's 6 GW Roadmap reports average total installed costs for its retail-tier (5 MW and below) projects of $464 per kWh for 2020-21 installations and $567 for 2022-23. These are developer-owned, four-hour, distribution-connected sites on leased lots with VDER revenue, a NYSERDA incentive and the investment tax credit; none carries a utility switching station, a landfill platform, a siting case, utility indirects or AFUDC, and none of the figures nets the incentives. On a dollar-per-kW basis NineDot's own filed budget is 77 percent of Hyde Park's approval level and 1.5 times its station-complete direct cost. The cohort also illustrates the interconnection point: NY-BEST and NYSEIA told the Public Service Commission on 11 March 2026 (Case 24-E-0621) that Con Edison's two-part interconnection test had raised upgrade costs about fourteen-fold on 34 distributed projects totaling 161 MW, an average of about $21 million per project. The cohort is shown on deck slide 13 and on the workbook tab. The three NYCIDA-costed projects were added to the regression dataset and the model re-run (n = 29): the size elasticity is unchanged at -0.17 and its p-value falls from 0.012 to 0.001; the duration elasticity is -0.29; the year term stays insignificant; R-squared falls from 0.65 to 0.63 as three near-identical-size projects with a 2.1x cost spread enter; the prediction for 20 MWh, two hours, 2028 moves from $1,116 to $1,114 per kWh and the 80 percent interval narrows from $611 to $2,037 to $652 to $1,903. Hyde Park's station-complete direct cost sits at the 75th percentile of the predictive distribution (73rd before). The financing floor and the NYSERDA program averages are not project costs and were not added.</w:t>
+        <w:t>A second review comment noted that New York has built many more projects of this size, most of them by NineDot Energy. NineDot reports eleven operating projects at six New York City sites (39 MW, September 2026) and closed $431 million of construction, tax-credit bridge and letter-of-credit financing in February 2026 for 28 further sites totaling 124 MW and 494 MWh. Three New York City Industrial Development Agency filings disclose all-in project costs: NineDot's Arthur Kill Road site (9.8 MW, 39.1 MWh, $43.4 million, $1,110 per kWh, $4,427 per kW), Elevate Renewables' Victory Boulevard site at an existing generation property (15.1 MW, 60.4 MWh, $31.65 million, $524 per kWh) and Soltage's Maspeth site (5 MW, $16.1 million, $805 per kWh on an assumed four-hour duration). NYSERDA's 6 GW Roadmap reports average total installed costs for its retail-tier (5 MW and below) projects of $464 per kWh for 2020-21 installations and $567 for 2022-23. These are developer-owned, four-hour, distribution-connected sites on leased lots with VDER revenue, a NYSERDA incentive and the investment tax credit; none carries a utility switching station, a landfill platform, a siting case, utility indirects or AFUDC, and none of the figures nets the incentives. On a dollar-per-kW basis NineDot's own filed budget is 77 percent of Hyde Park's approval level and 1.5 times its station-complete direct cost. The cohort also illustrates the interconnection point: NY-BEST and NYSEIA told the Public Service Commission on 11 March 2026 (Case 24-E-0621) that Con Edison's two-part interconnection test had raised upgrade costs about fourteen-fold on 34 distributed projects totaling 161 MW, an average of about $21 million per project. The cohort is shown on deck slide 13 and on the workbook tab. A second research pass over NYCIDA filings added ten more New York City developer sites with filed total project costs (Agilitas Long Island City, Greenbacker Staten Island, the three Orenda/Convergent Bronx sites, Convergent's East Bay Avenue, 720 East 144th Street and Richmond Road, NineDot's Hunts Point, Blue Aster, Devoe Avenue and Eastern Towhee, and Soltage's Brigis 2), spanning $410 to $1,110 per kWh with a median near $830; four further rows were excluded as a probable notice error, a mobile demonstration, a contract value and a low-confidence cost. All thirteen are in the reference class and the regression (section 4). The financing floor and the NYSERDA program averages are not project costs and were not added.</w:t>
+      </w:r>
+    </w:p>
+    <w:p>
+      <w:pPr>
+        <w:pStyle w:val="Heading2"/>
+      </w:pPr>
+      <w:r>
+        <w:t>3.3 What the choice of curve does</w:t>
+      </w:r>
+    </w:p>
+    <w:p>
+      <w:pPr>
+        <w:spacing w:after="120"/>
+      </w:pPr>
+      <w:r>
+        <w:rPr>
+          <w:b w:val="0"/>
+          <w:i w:val="0"/>
+        </w:rPr>
+        <w:t>With the class fixed at 44 members and the battery share at 40 percent, the five published battery series give class medians between $828 and $861 per kWh, a spread of about 4 percent; LCOS, which is flat, gives $921. The curves disagree about packs and agree about projects, because for a 2018 project the net factor is 0.4 times a battery ratio of 0.5 to 0.7 plus 0.6 times a construction ratio of 1.49, which lands between 1.1 and 1.2 whichever battery series is used. The battery share is a larger lever than the curve: moving it from 30 to 50 percent changes the median by $48 under the installed index. The non-battery escalator is the largest: the Handy-Whitman series rose 49 percent from 2018 to 2026 against 32 percent for a flat 3.5 percent proxy, and substituting the proxy moves the installed-index median from $861 to $839. The practical rule for a reviewer: state the share and the construction index first; the battery curve is the least consequential of the three choices, and none of them moves Hyde Park's station-complete cost out of the top quarter of the class.</w:t>
       </w:r>
     </w:p>
     <w:p>
@@ -5788,7 +10553,7 @@
           <w:b w:val="0"/>
           <w:i w:val="0"/>
         </w:rPr>
-        <w:t>A log-log ordinary least squares model was fitted with heteroskedasticity-robust standard errors: ln($/kWh) on ln(MWh), ln(duration in hours) and calendar year. Results for the 29 projects: R-squared 0.63 (adjusted 0.58); size elasticity -0.17 (p = 0.001), so a tenfold increase in MWh lowers $/kWh by about 33 percent; duration elasticity -0.29 (p = 0.012), so doubling duration lowers $/kWh by about 18 percent, close to the 38 percent that Modo Energy's September 2026 survey reports for two-hour versus four-hour systems; and a year effect that is not distinguishable from zero (p = 0.62), which is what one expects when falling pack prices and rising installation, interconnection and tariff costs offset over the period. Adding ownership and Northeast dummies changes nothing of substance (R-squared 0.64, both p above 0.5), so the parsimonious model is used. The residual standard deviation of 0.35 in log terms means that a project of given size and duration lands within a factor of about 1.42 of the fitted value two times in three.</w:t>
+        <w:t>A log-log ordinary least squares model was fitted with heteroskedasticity-robust standard errors: ln($/kWh) on ln(MWh), ln(duration in hours) and calendar year. Results for the 55 projects: R-squared 0.51 (adjusted 0.48); size elasticity -0.14 (p = 0.000), so a tenfold increase in MWh lowers $/kWh by about 27 percent; duration elasticity -0.33 (p = 0.001), so doubling duration lowers $/kWh by about 21 percent, close to the 38 percent that Modo Energy's September 2026 survey reports for two-hour versus four-hour systems; and a year effect that is not distinguishable from zero (p = 0.57), which is what one expects when falling pack prices and rising installation, interconnection and tariff costs offset over the period. Adding ownership and Northeast dummies changes nothing of substance (R-squared 0.52, both p above 0.5), so the parsimonious model is used. The residual standard deviation of 0.35 in log terms means that a project of given size and duration lands within a factor of about 1.42 of the fitted value two times in three.</w:t>
       </w:r>
     </w:p>
     <w:p>
@@ -5800,7 +10565,7 @@
           <w:b w:val="0"/>
           <w:i w:val="0"/>
         </w:rPr>
-        <w:t>For a 20 MWh, two-hour project in 2028 the fitted value is $1,114/kWh and the 80 percent prediction interval is $652 to $1,903/kWh. Hyde Park's boundaries fall at the following percentiles of that predictive distribution: vendor contract 7%, installed battery 24%, station complete direct 75%, approval level 99%. The reading is direct. The battery is priced below what the population would predict for a project this small and this short. The station, complete and unloaded, is a high-normal outcome. The approval level is an outlier against public disclosures, and the memo's position is that the outlier is explained by scope that the disclosures do not carry rather than by pricing.</w:t>
+        <w:t>For a 20 MWh, two-hour project in 2028 the fitted value is $1,014/kWh and the 80 percent prediction interval is $631 to $1,630/kWh. Hyde Park's boundaries fall at the following percentiles of that predictive distribution: vendor contract 8%, installed battery 30%, station complete direct 85%, approval level 100%. The reading is direct. The battery is priced below what the population would predict for a project this small and this short. The station, complete and unloaded, is a high-normal outcome. The approval level is an outlier against public disclosures, and the memo's position is that the outlier is explained by scope that the disclosures do not carry rather than by pricing.</w:t>
       </w:r>
     </w:p>
     <w:p>
@@ -6909,7 +11674,7 @@
         <w:t xml:space="preserve">Lead with the reference class, not the regression. </w:t>
       </w:r>
       <w:r>
-        <w:t>Thirteen named projects with named costs are more persuasive to a non-statistician than a fitted line, and the placement of Hyde Park's direct cost among Fairhaven, Chateaugay and Provincetown is the single most useful fact this memo produces.</w:t>
+        <w:t>Forty-four named projects with named costs are more persuasive to a non-statistician than a fitted line, and the placement of Hyde Park's direct cost among Fairhaven, Chateaugay and Provincetown is the single most useful fact this memo produces.</w:t>
       </w:r>
     </w:p>
     <w:p>

--- a/Hyde Park BESS/6) Cost Analysis Deliverables/Hyde Park BESS - Statistical Benchmarking Memo.docx
+++ b/Hyde Park BESS/6) Cost Analysis Deliverables/Hyde Park BESS - Statistical Benchmarking Memo.docx
@@ -96,7 +96,7 @@
               <w:rPr>
                 <w:sz w:val="20"/>
               </w:rPr>
-              <w:t>A 20 MWh, two-hour project in 2028 is predicted at $1,014/kWh with an 80 percent prediction interval of $631 to $1,630/kWh. Hyde Park's station-complete direct cost of $1,483/kWh sits at the 85% percentile of that interval and at the 86% percentile of the reference class; its installed battery at $833/kWh sits at the 30% and 52% percentiles. The approval level of $2,862/kWh is above every project in the reference class, and the reasons are named: a separate 13.8 kV switching station, a feeder protection program at Station 496, a landfill platform, and $23.7 million of risk, contingency, indirects and AFUDC that most disclosed project costs do not carry. The Monte Carlo puts the P80 total at $53.0M on base element ranges and $55.9M on Class 5-like ranges, against a $57.2M approval level that carries $7.6M of risk and contingency; the reserve covers the element ranges as modeled and is thin against the 9 to 64 percent estimate-to-actual uplifts observed on comparable small utility projects. The element ranges assume the Haugland reconciliation does not move the construction base; the red team's expectation is that it will.</w:t>
+              <w:t>A 20 MWh, two-hour project in 2028 is predicted at $1,062/kWh with an 80 percent prediction interval of $676 to $1,668/kWh. Hyde Park's station-complete direct cost of $1,483/kWh sits at the 83% percentile of that interval and at the 85% percentile of the reference class; its installed battery at $833/kWh sits at the 25% and 58% percentiles. The approval level of $2,862/kWh is above every project in the reference class, and the reasons are named: a separate 13.8 kV switching station, a feeder protection program at Station 496, a landfill platform, and $23.7 million of risk, contingency, indirects and AFUDC that most disclosed project costs do not carry. The Monte Carlo puts the P80 total at $53.0M on base element ranges and $55.9M on Class 5-like ranges, against a $57.2M approval level that carries $7.6M of risk and contingency; the reserve covers the element ranges as modeled and is thin against the 9 to 64 percent estimate-to-actual uplifts observed on comparable small utility projects. The element ranges assume the Haugland reconciliation does not move the construction base; the red team's expectation is that it will.</w:t>
             </w:r>
           </w:p>
         </w:tc>
@@ -156,7 +156,7 @@
           <w:b w:val="0"/>
           <w:i w:val="0"/>
         </w:rPr>
-        <w:t>Seventy-five projects with a disclosed cost, capacity and energy were compiled (forty-four on 29 September 2026, three New York City Industrial Development Agency filings later that week, and twenty-eight more on 2 October 2026 from a second research pass over NYCIDA filings, New England municipal and cooperative projects, and utility-owned projects elsewhere in North America) from regulator orders, utility releases, 10-K filings and trade press (sourcing in the companion research log). Ten were excluded for bundled or non-capital scope: Nantucket (15 MW diesel generator), Salem Smart Power Center (2013 demonstration with building and controls), Arlington and Hot Springs (microgrids with solar), Essex and SwRI (solar bundled), Leighton Buzzard (R&amp;D trials), Glenarm (a fifteen-year service contract, not capital), the Xcel Minnesota program budget, and Morro Bay (proposed, no date). Eight more lack a confirmed MWh or year and drop out of the fit. The 55 that remain span 3 to 2,150 MWh, 0.25 to 6.5 hours, 2015 to 2027, and $368 to $2,775 per kWh, nominal dollars in the year reported.</w:t>
+        <w:t>One hundred and three projects with a disclosed cost, capacity and energy were compiled in three passes (forty-four on 29 September 2026; thirty-one on 2 October from NYCIDA filings, New England municipal and cooperative projects and utility-owned projects elsewhere in North America; twenty-eight on 3 October from investor-owned-utility rate cases and 10-K filings, federal and state grant awards, community and developer projects, and ARENA-, UK- and Canada-disclosed projects, with foreign currencies converted at stated rates) from regulator orders, utility releases, 10-K filings and trade press (sourcing in the companion research log). Ten were excluded for bundled or non-capital scope: Nantucket (15 MW diesel generator), Salem Smart Power Center (2013 demonstration with building and controls), Arlington and Hot Springs (microgrids with solar), Essex and SwRI (solar bundled), Leighton Buzzard (R&amp;D trials), Glenarm (a fifteen-year service contract, not capital), the Xcel Minnesota program budget, and Morro Bay (proposed, no date). Eight more lack a confirmed MWh or year and drop out of the fit. The 81 that remain span 3 to 2,150 MWh, 0.25 to 6.5 hours, 2015 to 2027, and $368 to $2,775 per kWh, nominal dollars in the year reported.</w:t>
       </w:r>
     </w:p>
     <w:tbl>
@@ -1294,7 +1294,7 @@
                 <w:i w:val="0"/>
                 <w:sz w:val="15"/>
               </w:rPr>
-              <w:t>Braintree BELD solar-sited BESS</w:t>
+              <w:t>Panton battery (Green Mountain Power)</w:t>
             </w:r>
           </w:p>
         </w:tc>
@@ -1314,7 +1314,7 @@
                 <w:i w:val="0"/>
                 <w:sz w:val="15"/>
               </w:rPr>
-              <w:t>MA</w:t>
+              <w:t>VT</w:t>
             </w:r>
           </w:p>
         </w:tc>
@@ -1335,7 +1335,7 @@
                 <w:i w:val="0"/>
                 <w:sz w:val="15"/>
               </w:rPr>
-              <w:t>2</w:t>
+              <w:t>1</w:t>
             </w:r>
           </w:p>
         </w:tc>
@@ -1377,7 +1377,7 @@
                 <w:i w:val="0"/>
                 <w:sz w:val="15"/>
               </w:rPr>
-              <w:t>2019</w:t>
+              <w:t>2018</w:t>
             </w:r>
           </w:p>
         </w:tc>
@@ -1398,7 +1398,7 @@
                 <w:i w:val="0"/>
                 <w:sz w:val="15"/>
               </w:rPr>
-              <w:t>$2.6M</w:t>
+              <w:t>$3.0M</w:t>
             </w:r>
           </w:p>
         </w:tc>
@@ -1419,7 +1419,7 @@
                 <w:i w:val="0"/>
                 <w:sz w:val="15"/>
               </w:rPr>
-              <w:t>$619</w:t>
+              <w:t>$750</w:t>
             </w:r>
           </w:p>
         </w:tc>
@@ -1439,7 +1439,7 @@
                 <w:i w:val="0"/>
                 <w:sz w:val="15"/>
               </w:rPr>
-              <w:t>reported installed cost of battery</w:t>
+              <w:t>Vermont PUC CPG coverage: $3.0M ba</w:t>
             </w:r>
           </w:p>
         </w:tc>
@@ -1480,7 +1480,7 @@
                 <w:i w:val="0"/>
                 <w:sz w:val="15"/>
               </w:rPr>
-              <w:t>Glacier BESS</w:t>
+              <w:t>Braintree BELD solar-sited BESS</w:t>
             </w:r>
           </w:p>
         </w:tc>
@@ -1499,7 +1499,7 @@
                 <w:i w:val="0"/>
                 <w:sz w:val="15"/>
               </w:rPr>
-              <w:t>WA</w:t>
+              <w:t>MA</w:t>
             </w:r>
           </w:p>
         </w:tc>
@@ -1559,7 +1559,7 @@
                 <w:i w:val="0"/>
                 <w:sz w:val="15"/>
               </w:rPr>
-              <w:t>2016</w:t>
+              <w:t>2019</w:t>
             </w:r>
           </w:p>
         </w:tc>
@@ -1579,7 +1579,7 @@
                 <w:i w:val="0"/>
                 <w:sz w:val="15"/>
               </w:rPr>
-              <w:t>$11.2M</w:t>
+              <w:t>$2.6M</w:t>
             </w:r>
           </w:p>
         </w:tc>
@@ -1599,7 +1599,7 @@
                 <w:i w:val="0"/>
                 <w:sz w:val="15"/>
               </w:rPr>
-              <w:t>$2,545</w:t>
+              <w:t>$619</w:t>
             </w:r>
           </w:p>
         </w:tc>
@@ -1618,7 +1618,7 @@
                 <w:i w:val="0"/>
                 <w:sz w:val="15"/>
               </w:rPr>
-              <w:t>final/actual (PSE $7.4M + $3.8M st</w:t>
+              <w:t>reported installed cost of battery</w:t>
             </w:r>
           </w:p>
         </w:tc>
@@ -1637,7 +1637,7 @@
                 <w:i w:val="0"/>
                 <w:sz w:val="15"/>
               </w:rPr>
-              <w:t>High</w:t>
+              <w:t>Medium</w:t>
             </w:r>
           </w:p>
         </w:tc>
@@ -1659,7 +1659,7 @@
                 <w:i w:val="0"/>
                 <w:sz w:val="15"/>
               </w:rPr>
-              <w:t>Ashburnham MLP substation BESS</w:t>
+              <w:t>Glacier BESS</w:t>
             </w:r>
           </w:p>
         </w:tc>
@@ -1679,7 +1679,7 @@
                 <w:i w:val="0"/>
                 <w:sz w:val="15"/>
               </w:rPr>
-              <w:t>MA</w:t>
+              <w:t>WA</w:t>
             </w:r>
           </w:p>
         </w:tc>
@@ -1700,7 +1700,7 @@
                 <w:i w:val="0"/>
                 <w:sz w:val="15"/>
               </w:rPr>
-              <w:t>3</w:t>
+              <w:t>2</w:t>
             </w:r>
           </w:p>
         </w:tc>
@@ -1721,7 +1721,7 @@
                 <w:i w:val="0"/>
                 <w:sz w:val="15"/>
               </w:rPr>
-              <w:t>5</w:t>
+              <w:t>4</w:t>
             </w:r>
           </w:p>
         </w:tc>
@@ -1742,7 +1742,7 @@
                 <w:i w:val="0"/>
                 <w:sz w:val="15"/>
               </w:rPr>
-              <w:t>2019</w:t>
+              <w:t>2016</w:t>
             </w:r>
           </w:p>
         </w:tc>
@@ -1763,7 +1763,7 @@
                 <w:i w:val="0"/>
                 <w:sz w:val="15"/>
               </w:rPr>
-              <w:t>$3.5M</w:t>
+              <w:t>$11.2M</w:t>
             </w:r>
           </w:p>
         </w:tc>
@@ -1784,7 +1784,7 @@
                 <w:i w:val="0"/>
                 <w:sz w:val="15"/>
               </w:rPr>
-              <w:t>$700</w:t>
+              <w:t>$2,545</w:t>
             </w:r>
           </w:p>
         </w:tc>
@@ -1804,7 +1804,7 @@
                 <w:i w:val="0"/>
                 <w:sz w:val="15"/>
               </w:rPr>
-              <w:t>reported total plant cost (NEC / M</w:t>
+              <w:t>final/actual (PSE $7.4M + $3.8M st</w:t>
             </w:r>
           </w:p>
         </w:tc>
@@ -1824,7 +1824,7 @@
                 <w:i w:val="0"/>
                 <w:sz w:val="15"/>
               </w:rPr>
-              <w:t>Medium</w:t>
+              <w:t>High</w:t>
             </w:r>
           </w:p>
         </w:tc>
@@ -1845,7 +1845,7 @@
                 <w:i w:val="0"/>
                 <w:sz w:val="15"/>
               </w:rPr>
-              <w:t>Westmoreland Clean Innovation Project BESS (</w:t>
+              <w:t>Ashburnham MLP substation BESS</w:t>
             </w:r>
           </w:p>
         </w:tc>
@@ -1864,7 +1864,7 @@
                 <w:i w:val="0"/>
                 <w:sz w:val="15"/>
               </w:rPr>
-              <w:t>NH</w:t>
+              <w:t>MA</w:t>
             </w:r>
           </w:p>
         </w:tc>
@@ -1884,7 +1884,7 @@
                 <w:i w:val="0"/>
                 <w:sz w:val="15"/>
               </w:rPr>
-              <w:t>1</w:t>
+              <w:t>3</w:t>
             </w:r>
           </w:p>
         </w:tc>
@@ -1904,7 +1904,7 @@
                 <w:i w:val="0"/>
                 <w:sz w:val="15"/>
               </w:rPr>
-              <w:t>7</w:t>
+              <w:t>5</w:t>
             </w:r>
           </w:p>
         </w:tc>
@@ -1924,7 +1924,7 @@
                 <w:i w:val="0"/>
                 <w:sz w:val="15"/>
               </w:rPr>
-              <w:t>2020</w:t>
+              <w:t>2019</w:t>
             </w:r>
           </w:p>
         </w:tc>
@@ -1944,7 +1944,7 @@
                 <w:i w:val="0"/>
                 <w:sz w:val="15"/>
               </w:rPr>
-              <w:t>$7.0M</w:t>
+              <w:t>$3.5M</w:t>
             </w:r>
           </w:p>
         </w:tc>
@@ -1964,7 +1964,7 @@
                 <w:i w:val="0"/>
                 <w:sz w:val="15"/>
               </w:rPr>
-              <w:t>$986</w:t>
+              <w:t>$700</w:t>
             </w:r>
           </w:p>
         </w:tc>
@@ -1983,7 +1983,7 @@
                 <w:i w:val="0"/>
                 <w:sz w:val="15"/>
               </w:rPr>
-              <w:t>estimated capex in PUC preauthoriz</w:t>
+              <w:t>reported total plant cost (NEC / M</w:t>
             </w:r>
           </w:p>
         </w:tc>
@@ -2002,7 +2002,7 @@
                 <w:i w:val="0"/>
                 <w:sz w:val="15"/>
               </w:rPr>
-              <w:t>High</w:t>
+              <w:t>Medium</w:t>
             </w:r>
           </w:p>
         </w:tc>
@@ -2024,7 +2024,7 @@
                 <w:i w:val="0"/>
                 <w:sz w:val="15"/>
               </w:rPr>
-              <w:t>Dalrymple ESCRI BESS [AUSTRALIA]</w:t>
+              <w:t>Westmoreland Clean Innovation Project BESS (</w:t>
             </w:r>
           </w:p>
         </w:tc>
@@ -2044,7 +2044,7 @@
                 <w:i w:val="0"/>
                 <w:sz w:val="15"/>
               </w:rPr>
-              <w:t>SA (Australia)</w:t>
+              <w:t>NH</w:t>
             </w:r>
           </w:p>
         </w:tc>
@@ -2065,7 +2065,7 @@
                 <w:i w:val="0"/>
                 <w:sz w:val="15"/>
               </w:rPr>
-              <w:t>30</w:t>
+              <w:t>1</w:t>
             </w:r>
           </w:p>
         </w:tc>
@@ -2086,7 +2086,7 @@
                 <w:i w:val="0"/>
                 <w:sz w:val="15"/>
               </w:rPr>
-              <w:t>8</w:t>
+              <w:t>7</w:t>
             </w:r>
           </w:p>
         </w:tc>
@@ -2107,7 +2107,7 @@
                 <w:i w:val="0"/>
                 <w:sz w:val="15"/>
               </w:rPr>
-              <w:t>2018</w:t>
+              <w:t>2020</w:t>
             </w:r>
           </w:p>
         </w:tc>
@@ -2128,7 +2128,7 @@
                 <w:i w:val="0"/>
                 <w:sz w:val="15"/>
               </w:rPr>
-              <w:t>$22.2M</w:t>
+              <w:t>$7.0M</w:t>
             </w:r>
           </w:p>
         </w:tc>
@@ -2149,7 +2149,7 @@
                 <w:i w:val="0"/>
                 <w:sz w:val="15"/>
               </w:rPr>
-              <w:t>$2,775</w:t>
+              <w:t>$986</w:t>
             </w:r>
           </w:p>
         </w:tc>
@@ -2169,7 +2169,7 @@
                 <w:i w:val="0"/>
                 <w:sz w:val="15"/>
               </w:rPr>
-              <w:t>final/actual (as reported)</w:t>
+              <w:t>estimated capex in PUC preauthoriz</w:t>
             </w:r>
           </w:p>
         </w:tc>
@@ -2210,7 +2210,7 @@
                 <w:i w:val="0"/>
                 <w:sz w:val="15"/>
               </w:rPr>
-              <w:t>Fairhaven BESS</w:t>
+              <w:t>Dalrymple ESCRI BESS [AUSTRALIA]</w:t>
             </w:r>
           </w:p>
         </w:tc>
@@ -2229,7 +2229,7 @@
                 <w:i w:val="0"/>
                 <w:sz w:val="15"/>
               </w:rPr>
-              <w:t>MD</w:t>
+              <w:t>SA (Australia)</w:t>
             </w:r>
           </w:p>
         </w:tc>
@@ -2249,7 +2249,7 @@
                 <w:i w:val="0"/>
                 <w:sz w:val="15"/>
               </w:rPr>
-              <w:t>2</w:t>
+              <w:t>30</w:t>
             </w:r>
           </w:p>
         </w:tc>
@@ -2269,7 +2269,7 @@
                 <w:i w:val="0"/>
                 <w:sz w:val="15"/>
               </w:rPr>
-              <w:t>9</w:t>
+              <w:t>8</w:t>
             </w:r>
           </w:p>
         </w:tc>
@@ -2289,7 +2289,7 @@
                 <w:i w:val="0"/>
                 <w:sz w:val="15"/>
               </w:rPr>
-              <w:t>2023</w:t>
+              <w:t>2018</w:t>
             </w:r>
           </w:p>
         </w:tc>
@@ -2309,7 +2309,7 @@
                 <w:i w:val="0"/>
                 <w:sz w:val="15"/>
               </w:rPr>
-              <w:t>$16.2M</w:t>
+              <w:t>$22.2M</w:t>
             </w:r>
           </w:p>
         </w:tc>
@@ -2329,7 +2329,7 @@
                 <w:i w:val="0"/>
                 <w:sz w:val="15"/>
               </w:rPr>
-              <w:t>$1,659</w:t>
+              <w:t>$2,775</w:t>
             </w:r>
           </w:p>
         </w:tc>
@@ -2348,7 +2348,7 @@
                 <w:i w:val="0"/>
                 <w:sz w:val="15"/>
               </w:rPr>
-              <w:t>final/actual (reported to MD PSC)</w:t>
+              <w:t>final/actual (as reported)</w:t>
             </w:r>
           </w:p>
         </w:tc>
@@ -2389,7 +2389,7 @@
                 <w:i w:val="0"/>
                 <w:sz w:val="15"/>
               </w:rPr>
-              <w:t>OSCII Blondell Ave BESS (Bronx)</w:t>
+              <w:t>Asheville Rock Hill substation BESS (Duke En</w:t>
             </w:r>
           </w:p>
         </w:tc>
@@ -2409,7 +2409,7 @@
                 <w:i w:val="0"/>
                 <w:sz w:val="15"/>
               </w:rPr>
-              <w:t>NY</w:t>
+              <w:t>NC</w:t>
             </w:r>
           </w:p>
         </w:tc>
@@ -2430,7 +2430,7 @@
                 <w:i w:val="0"/>
                 <w:sz w:val="15"/>
               </w:rPr>
-              <w:t>5</w:t>
+              <w:t>9</w:t>
             </w:r>
           </w:p>
         </w:tc>
@@ -2451,7 +2451,7 @@
                 <w:i w:val="0"/>
                 <w:sz w:val="15"/>
               </w:rPr>
-              <w:t>10</w:t>
+              <w:t>9</w:t>
             </w:r>
           </w:p>
         </w:tc>
@@ -2472,7 +2472,7 @@
                 <w:i w:val="0"/>
                 <w:sz w:val="15"/>
               </w:rPr>
-              <w:t>2024</w:t>
+              <w:t>2020</w:t>
             </w:r>
           </w:p>
         </w:tc>
@@ -2493,7 +2493,7 @@
                 <w:i w:val="0"/>
                 <w:sz w:val="15"/>
               </w:rPr>
-              <w:t>$8.6M</w:t>
+              <w:t>$15.0M</w:t>
             </w:r>
           </w:p>
         </w:tc>
@@ -2514,7 +2514,7 @@
                 <w:i w:val="0"/>
                 <w:sz w:val="15"/>
               </w:rPr>
-              <w:t>$857</w:t>
+              <w:t>$1,667</w:t>
             </w:r>
           </w:p>
         </w:tc>
@@ -2534,7 +2534,7 @@
                 <w:i w:val="0"/>
                 <w:sz w:val="15"/>
               </w:rPr>
-              <w:t>NYCIDA total project cost (Jul 202</w:t>
+              <w:t>utility statement / trade press: a</w:t>
             </w:r>
           </w:p>
         </w:tc>
@@ -2575,7 +2575,7 @@
                 <w:i w:val="0"/>
                 <w:sz w:val="15"/>
               </w:rPr>
-              <w:t>Pomona (Ladentown) BESS</w:t>
+              <w:t>Fairhaven BESS</w:t>
             </w:r>
           </w:p>
         </w:tc>
@@ -2594,7 +2594,7 @@
                 <w:i w:val="0"/>
                 <w:sz w:val="15"/>
               </w:rPr>
-              <w:t>NY</w:t>
+              <w:t>MD</w:t>
             </w:r>
           </w:p>
         </w:tc>
@@ -2614,7 +2614,7 @@
                 <w:i w:val="0"/>
                 <w:sz w:val="15"/>
               </w:rPr>
-              <w:t>3</w:t>
+              <w:t>2</w:t>
             </w:r>
           </w:p>
         </w:tc>
@@ -2634,7 +2634,7 @@
                 <w:i w:val="0"/>
                 <w:sz w:val="15"/>
               </w:rPr>
-              <w:t>12</w:t>
+              <w:t>9</w:t>
             </w:r>
           </w:p>
         </w:tc>
@@ -2654,7 +2654,7 @@
                 <w:i w:val="0"/>
                 <w:sz w:val="15"/>
               </w:rPr>
-              <w:t>2021</w:t>
+              <w:t>2023</w:t>
             </w:r>
           </w:p>
         </w:tc>
@@ -2674,7 +2674,7 @@
                 <w:i w:val="0"/>
                 <w:sz w:val="15"/>
               </w:rPr>
-              <w:t>$7.4M</w:t>
+              <w:t>$16.2M</w:t>
             </w:r>
           </w:p>
         </w:tc>
@@ -2694,7 +2694,7 @@
                 <w:i w:val="0"/>
                 <w:sz w:val="15"/>
               </w:rPr>
-              <w:t>$617</w:t>
+              <w:t>$1,659</w:t>
             </w:r>
           </w:p>
         </w:tc>
@@ -2713,7 +2713,7 @@
                 <w:i w:val="0"/>
                 <w:sz w:val="15"/>
               </w:rPr>
-              <w:t>final/actual (utility press releas</w:t>
+              <w:t>final/actual (reported to MD PSC)</w:t>
             </w:r>
           </w:p>
         </w:tc>
@@ -2754,7 +2754,7 @@
                 <w:i w:val="0"/>
                 <w:sz w:val="15"/>
               </w:rPr>
-              <w:t>Ozone Park BESS</w:t>
+              <w:t>OSCII Blondell Ave BESS (Bronx)</w:t>
             </w:r>
           </w:p>
         </w:tc>
@@ -2795,7 +2795,7 @@
                 <w:i w:val="0"/>
                 <w:sz w:val="15"/>
               </w:rPr>
-              <w:t>1</w:t>
+              <w:t>5</w:t>
             </w:r>
           </w:p>
         </w:tc>
@@ -2816,7 +2816,7 @@
                 <w:i w:val="0"/>
                 <w:sz w:val="15"/>
               </w:rPr>
-              <w:t>12</w:t>
+              <w:t>10</w:t>
             </w:r>
           </w:p>
         </w:tc>
@@ -2837,7 +2837,7 @@
                 <w:i w:val="0"/>
                 <w:sz w:val="15"/>
               </w:rPr>
-              <w:t>2019</w:t>
+              <w:t>2024</w:t>
             </w:r>
           </w:p>
         </w:tc>
@@ -2858,7 +2858,7 @@
                 <w:i w:val="0"/>
                 <w:sz w:val="15"/>
               </w:rPr>
-              <w:t>$15.0M</w:t>
+              <w:t>$8.6M</w:t>
             </w:r>
           </w:p>
         </w:tc>
@@ -2879,7 +2879,7 @@
                 <w:i w:val="0"/>
                 <w:sz w:val="15"/>
               </w:rPr>
-              <w:t>$1,250</w:t>
+              <w:t>$857</w:t>
             </w:r>
           </w:p>
         </w:tc>
@@ -2899,7 +2899,7 @@
                 <w:i w:val="0"/>
                 <w:sz w:val="15"/>
               </w:rPr>
-              <w:t>estimate (utility spokesman: 'abou</w:t>
+              <w:t>NYCIDA total project cost (Jul 202</w:t>
             </w:r>
           </w:p>
         </w:tc>
@@ -2919,7 +2919,7 @@
                 <w:i w:val="0"/>
                 <w:sz w:val="15"/>
               </w:rPr>
-              <w:t>Low</w:t>
+              <w:t>Medium</w:t>
             </w:r>
           </w:p>
         </w:tc>
@@ -2940,7 +2940,7 @@
                 <w:i w:val="0"/>
                 <w:sz w:val="15"/>
               </w:rPr>
-              <w:t>North Troy BESS (VEC + GMP)</w:t>
+              <w:t>LADWP Beacon Energy Storage System</w:t>
             </w:r>
           </w:p>
         </w:tc>
@@ -2959,7 +2959,7 @@
                 <w:i w:val="0"/>
                 <w:sz w:val="15"/>
               </w:rPr>
-              <w:t>VT</w:t>
+              <w:t>CA</w:t>
             </w:r>
           </w:p>
         </w:tc>
@@ -2979,7 +2979,7 @@
                 <w:i w:val="0"/>
                 <w:sz w:val="15"/>
               </w:rPr>
-              <w:t>3</w:t>
+              <w:t>20</w:t>
             </w:r>
           </w:p>
         </w:tc>
@@ -2999,7 +2999,7 @@
                 <w:i w:val="0"/>
                 <w:sz w:val="15"/>
               </w:rPr>
-              <w:t>12</w:t>
+              <w:t>10</w:t>
             </w:r>
           </w:p>
         </w:tc>
@@ -3019,7 +3019,7 @@
                 <w:i w:val="0"/>
                 <w:sz w:val="15"/>
               </w:rPr>
-              <w:t>2024</w:t>
+              <w:t>2018</w:t>
             </w:r>
           </w:p>
         </w:tc>
@@ -3039,7 +3039,7 @@
                 <w:i w:val="0"/>
                 <w:sz w:val="15"/>
               </w:rPr>
-              <w:t>$6.0M</w:t>
+              <w:t>$19.2M</w:t>
             </w:r>
           </w:p>
         </w:tc>
@@ -3059,7 +3059,7 @@
                 <w:i w:val="0"/>
                 <w:sz w:val="15"/>
               </w:rPr>
-              <w:t>$500</w:t>
+              <w:t>$1,920</w:t>
             </w:r>
           </w:p>
         </w:tc>
@@ -3078,7 +3078,7 @@
                 <w:i w:val="0"/>
                 <w:sz w:val="15"/>
               </w:rPr>
-              <w:t>reported total project cost (about</w:t>
+              <w:t>board-approved Doosan GridTech con</w:t>
             </w:r>
           </w:p>
         </w:tc>
@@ -3119,7 +3119,7 @@
                 <w:i w:val="0"/>
                 <w:sz w:val="15"/>
               </w:rPr>
-              <w:t>Concord MLP grid-scale battery (planned)</w:t>
+              <w:t>Pomona (Ladentown) BESS</w:t>
             </w:r>
           </w:p>
         </w:tc>
@@ -3139,7 +3139,7 @@
                 <w:i w:val="0"/>
                 <w:sz w:val="15"/>
               </w:rPr>
-              <w:t>MA</w:t>
+              <w:t>NY</w:t>
             </w:r>
           </w:p>
         </w:tc>
@@ -3160,7 +3160,7 @@
                 <w:i w:val="0"/>
                 <w:sz w:val="15"/>
               </w:rPr>
-              <w:t>4</w:t>
+              <w:t>3</w:t>
             </w:r>
           </w:p>
         </w:tc>
@@ -3181,7 +3181,7 @@
                 <w:i w:val="0"/>
                 <w:sz w:val="15"/>
               </w:rPr>
-              <w:t>14</w:t>
+              <w:t>12</w:t>
             </w:r>
           </w:p>
         </w:tc>
@@ -3202,7 +3202,7 @@
                 <w:i w:val="0"/>
                 <w:sz w:val="15"/>
               </w:rPr>
-              <w:t>2026</w:t>
+              <w:t>2021</w:t>
             </w:r>
           </w:p>
         </w:tc>
@@ -3223,7 +3223,7 @@
                 <w:i w:val="0"/>
                 <w:sz w:val="15"/>
               </w:rPr>
-              <w:t>$10.4M</w:t>
+              <w:t>$7.4M</w:t>
             </w:r>
           </w:p>
         </w:tc>
@@ -3244,7 +3244,7 @@
                 <w:i w:val="0"/>
                 <w:sz w:val="15"/>
               </w:rPr>
-              <w:t>$695</w:t>
+              <w:t>$617</w:t>
             </w:r>
           </w:p>
         </w:tc>
@@ -3264,7 +3264,7 @@
                 <w:i w:val="0"/>
                 <w:sz w:val="15"/>
               </w:rPr>
-              <w:t xml:space="preserve">capital cost estimate / borrowing </w:t>
+              <w:t>final/actual (utility press releas</w:t>
             </w:r>
           </w:p>
         </w:tc>
@@ -3305,7 +3305,7 @@
                 <w:i w:val="0"/>
                 <w:sz w:val="15"/>
               </w:rPr>
-              <w:t>Martha's Vineyard BESS Phase 1 (cancelled)</w:t>
+              <w:t>Ozone Park BESS</w:t>
             </w:r>
           </w:p>
         </w:tc>
@@ -3324,7 +3324,7 @@
                 <w:i w:val="0"/>
                 <w:sz w:val="15"/>
               </w:rPr>
-              <w:t>MA</w:t>
+              <w:t>NY</w:t>
             </w:r>
           </w:p>
         </w:tc>
@@ -3344,7 +3344,7 @@
                 <w:i w:val="0"/>
                 <w:sz w:val="15"/>
               </w:rPr>
-              <w:t>4</w:t>
+              <w:t>1</w:t>
             </w:r>
           </w:p>
         </w:tc>
@@ -3364,7 +3364,7 @@
                 <w:i w:val="0"/>
                 <w:sz w:val="15"/>
               </w:rPr>
-              <w:t>20</w:t>
+              <w:t>12</w:t>
             </w:r>
           </w:p>
         </w:tc>
@@ -3424,7 +3424,7 @@
                 <w:i w:val="0"/>
                 <w:sz w:val="15"/>
               </w:rPr>
-              <w:t>$750</w:t>
+              <w:t>$1,250</w:t>
             </w:r>
           </w:p>
         </w:tc>
@@ -3443,7 +3443,7 @@
                 <w:i w:val="0"/>
                 <w:sz w:val="15"/>
               </w:rPr>
-              <w:t>estimate (DPU 18-155 filing)</w:t>
+              <w:t>estimate (utility spokesman: 'abou</w:t>
             </w:r>
           </w:p>
         </w:tc>
@@ -3462,7 +3462,7 @@
                 <w:i w:val="0"/>
                 <w:sz w:val="15"/>
               </w:rPr>
-              <w:t>Medium</w:t>
+              <w:t>Low</w:t>
             </w:r>
           </w:p>
         </w:tc>
@@ -3484,7 +3484,7 @@
                 <w:i w:val="0"/>
                 <w:sz w:val="15"/>
               </w:rPr>
-              <w:t>Northern New York (Chateaugay) BESS</w:t>
+              <w:t>North Troy BESS (VEC + GMP)</w:t>
             </w:r>
           </w:p>
         </w:tc>
@@ -3504,7 +3504,7 @@
                 <w:i w:val="0"/>
                 <w:sz w:val="15"/>
               </w:rPr>
-              <w:t>NY</w:t>
+              <w:t>VT</w:t>
             </w:r>
           </w:p>
         </w:tc>
@@ -3525,7 +3525,7 @@
                 <w:i w:val="0"/>
                 <w:sz w:val="15"/>
               </w:rPr>
-              <w:t>20</w:t>
+              <w:t>3</w:t>
             </w:r>
           </w:p>
         </w:tc>
@@ -3546,7 +3546,7 @@
                 <w:i w:val="0"/>
                 <w:sz w:val="15"/>
               </w:rPr>
-              <w:t>20</w:t>
+              <w:t>12</w:t>
             </w:r>
           </w:p>
         </w:tc>
@@ -3567,7 +3567,7 @@
                 <w:i w:val="0"/>
                 <w:sz w:val="15"/>
               </w:rPr>
-              <w:t>2023</w:t>
+              <w:t>2024</w:t>
             </w:r>
           </w:p>
         </w:tc>
@@ -3588,7 +3588,7 @@
                 <w:i w:val="0"/>
                 <w:sz w:val="15"/>
               </w:rPr>
-              <w:t>$29.8M</w:t>
+              <w:t>$6.0M</w:t>
             </w:r>
           </w:p>
         </w:tc>
@@ -3609,7 +3609,7 @@
                 <w:i w:val="0"/>
                 <w:sz w:val="15"/>
               </w:rPr>
-              <w:t>$1,490</w:t>
+              <w:t>$500</w:t>
             </w:r>
           </w:p>
         </w:tc>
@@ -3629,7 +3629,7 @@
                 <w:i w:val="0"/>
                 <w:sz w:val="15"/>
               </w:rPr>
-              <w:t>approved budget (NYPA Trustees)</w:t>
+              <w:t>reported total project cost (about</w:t>
             </w:r>
           </w:p>
         </w:tc>
@@ -3649,7 +3649,7 @@
                 <w:i w:val="0"/>
                 <w:sz w:val="15"/>
               </w:rPr>
-              <w:t>High</w:t>
+              <w:t>Medium</w:t>
             </w:r>
           </w:p>
         </w:tc>
@@ -3670,7 +3670,7 @@
                 <w:i w:val="0"/>
                 <w:sz w:val="15"/>
               </w:rPr>
-              <w:t>Harding Street BESS</w:t>
+              <w:t>Concord MLP grid-scale battery (planned)</w:t>
             </w:r>
           </w:p>
         </w:tc>
@@ -3689,7 +3689,7 @@
                 <w:i w:val="0"/>
                 <w:sz w:val="15"/>
               </w:rPr>
-              <w:t>IN</w:t>
+              <w:t>MA</w:t>
             </w:r>
           </w:p>
         </w:tc>
@@ -3709,7 +3709,7 @@
                 <w:i w:val="0"/>
                 <w:sz w:val="15"/>
               </w:rPr>
-              <w:t>20</w:t>
+              <w:t>4</w:t>
             </w:r>
           </w:p>
         </w:tc>
@@ -3729,7 +3729,7 @@
                 <w:i w:val="0"/>
                 <w:sz w:val="15"/>
               </w:rPr>
-              <w:t>20</w:t>
+              <w:t>14</w:t>
             </w:r>
           </w:p>
         </w:tc>
@@ -3749,7 +3749,7 @@
                 <w:i w:val="0"/>
                 <w:sz w:val="15"/>
               </w:rPr>
-              <w:t>2016</w:t>
+              <w:t>2026</w:t>
             </w:r>
           </w:p>
         </w:tc>
@@ -3769,7 +3769,7 @@
                 <w:i w:val="0"/>
                 <w:sz w:val="15"/>
               </w:rPr>
-              <w:t>$25.0M</w:t>
+              <w:t>$10.4M</w:t>
             </w:r>
           </w:p>
         </w:tc>
@@ -3789,7 +3789,7 @@
                 <w:i w:val="0"/>
                 <w:sz w:val="15"/>
               </w:rPr>
-              <w:t>$1,250</w:t>
+              <w:t>$695</w:t>
             </w:r>
           </w:p>
         </w:tc>
@@ -3808,7 +3808,7 @@
                 <w:i w:val="0"/>
                 <w:sz w:val="15"/>
               </w:rPr>
-              <w:t>estimate at announcement (2015)</w:t>
+              <w:t xml:space="preserve">capital cost estimate / borrowing </w:t>
             </w:r>
           </w:p>
         </w:tc>
@@ -3827,7 +3827,7 @@
                 <w:i w:val="0"/>
                 <w:sz w:val="15"/>
               </w:rPr>
-              <w:t>Medium</w:t>
+              <w:t>High</w:t>
             </w:r>
           </w:p>
         </w:tc>
@@ -3849,7 +3849,7 @@
                 <w:i w:val="0"/>
                 <w:sz w:val="15"/>
               </w:rPr>
-              <w:t>Regina BESS [CANADA]</w:t>
+              <w:t>Martha's Vineyard BESS Phase 1 (cancelled)</w:t>
             </w:r>
           </w:p>
         </w:tc>
@@ -3869,7 +3869,7 @@
                 <w:i w:val="0"/>
                 <w:sz w:val="15"/>
               </w:rPr>
-              <w:t>SK (Canada)</w:t>
+              <w:t>MA</w:t>
             </w:r>
           </w:p>
         </w:tc>
@@ -3890,7 +3890,7 @@
                 <w:i w:val="0"/>
                 <w:sz w:val="15"/>
               </w:rPr>
-              <w:t>20</w:t>
+              <w:t>4</w:t>
             </w:r>
           </w:p>
         </w:tc>
@@ -3932,7 +3932,7 @@
                 <w:i w:val="0"/>
                 <w:sz w:val="15"/>
               </w:rPr>
-              <w:t>2024</w:t>
+              <w:t>2019</w:t>
             </w:r>
           </w:p>
         </w:tc>
@@ -3953,7 +3953,7 @@
                 <w:i w:val="0"/>
                 <w:sz w:val="15"/>
               </w:rPr>
-              <w:t>$25.2M</w:t>
+              <w:t>$15.0M</w:t>
             </w:r>
           </w:p>
         </w:tc>
@@ -3974,7 +3974,7 @@
                 <w:i w:val="0"/>
                 <w:sz w:val="15"/>
               </w:rPr>
-              <w:t>$1,260</w:t>
+              <w:t>$750</w:t>
             </w:r>
           </w:p>
         </w:tc>
@@ -3994,7 +3994,7 @@
                 <w:i w:val="0"/>
                 <w:sz w:val="15"/>
               </w:rPr>
-              <w:t>as-built C$34M per secondary sourc</w:t>
+              <w:t>estimate (DPU 18-155 filing)</w:t>
             </w:r>
           </w:p>
         </w:tc>
@@ -4014,7 +4014,7 @@
                 <w:i w:val="0"/>
                 <w:sz w:val="15"/>
               </w:rPr>
-              <w:t>High</w:t>
+              <w:t>Medium</w:t>
             </w:r>
           </w:p>
         </w:tc>
@@ -4035,7 +4035,7 @@
                 <w:i w:val="0"/>
                 <w:sz w:val="15"/>
               </w:rPr>
-              <w:t>WindCharger [CANADA]</w:t>
+              <w:t>Northern New York (Chateaugay) BESS</w:t>
             </w:r>
           </w:p>
         </w:tc>
@@ -4054,7 +4054,7 @@
                 <w:i w:val="0"/>
                 <w:sz w:val="15"/>
               </w:rPr>
-              <w:t>AB (Canada)</w:t>
+              <w:t>NY</w:t>
             </w:r>
           </w:p>
         </w:tc>
@@ -4074,7 +4074,7 @@
                 <w:i w:val="0"/>
                 <w:sz w:val="15"/>
               </w:rPr>
-              <w:t>10</w:t>
+              <w:t>20</w:t>
             </w:r>
           </w:p>
         </w:tc>
@@ -4114,7 +4114,7 @@
                 <w:i w:val="0"/>
                 <w:sz w:val="15"/>
               </w:rPr>
-              <w:t>2020</w:t>
+              <w:t>2023</w:t>
             </w:r>
           </w:p>
         </w:tc>
@@ -4134,7 +4134,7 @@
                 <w:i w:val="0"/>
                 <w:sz w:val="15"/>
               </w:rPr>
-              <w:t>$11.0M</w:t>
+              <w:t>$29.8M</w:t>
             </w:r>
           </w:p>
         </w:tc>
@@ -4154,7 +4154,7 @@
                 <w:i w:val="0"/>
                 <w:sz w:val="15"/>
               </w:rPr>
-              <w:t>$550</w:t>
+              <w:t>$1,490</w:t>
             </w:r>
           </w:p>
         </w:tc>
@@ -4173,7 +4173,7 @@
                 <w:i w:val="0"/>
                 <w:sz w:val="15"/>
               </w:rPr>
-              <w:t>final/actual (total capital cost)</w:t>
+              <w:t>approved budget (NYPA Trustees)</w:t>
             </w:r>
           </w:p>
         </w:tc>
@@ -4192,7 +4192,7 @@
                 <w:i w:val="0"/>
                 <w:sz w:val="15"/>
               </w:rPr>
-              <w:t>Medium</w:t>
+              <w:t>High</w:t>
             </w:r>
           </w:p>
         </w:tc>
@@ -4214,7 +4214,7 @@
                 <w:i w:val="0"/>
                 <w:sz w:val="15"/>
               </w:rPr>
-              <w:t>Soltage Brigis 1A BESS (Maspeth, Queens)</w:t>
+              <w:t>Harding Street BESS</w:t>
             </w:r>
           </w:p>
         </w:tc>
@@ -4234,7 +4234,7 @@
                 <w:i w:val="0"/>
                 <w:sz w:val="15"/>
               </w:rPr>
-              <w:t>NY</w:t>
+              <w:t>IN</w:t>
             </w:r>
           </w:p>
         </w:tc>
@@ -4255,7 +4255,7 @@
                 <w:i w:val="0"/>
                 <w:sz w:val="15"/>
               </w:rPr>
-              <w:t>5</w:t>
+              <w:t>20</w:t>
             </w:r>
           </w:p>
         </w:tc>
@@ -4297,7 +4297,7 @@
                 <w:i w:val="0"/>
                 <w:sz w:val="15"/>
               </w:rPr>
-              <w:t>2025</w:t>
+              <w:t>2016</w:t>
             </w:r>
           </w:p>
         </w:tc>
@@ -4318,7 +4318,7 @@
                 <w:i w:val="0"/>
                 <w:sz w:val="15"/>
               </w:rPr>
-              <w:t>$16.1M</w:t>
+              <w:t>$25.0M</w:t>
             </w:r>
           </w:p>
         </w:tc>
@@ -4339,7 +4339,7 @@
                 <w:i w:val="0"/>
                 <w:sz w:val="15"/>
               </w:rPr>
-              <w:t>$805</w:t>
+              <w:t>$1,250</w:t>
             </w:r>
           </w:p>
         </w:tc>
@@ -4359,7 +4359,7 @@
                 <w:i w:val="0"/>
                 <w:sz w:val="15"/>
               </w:rPr>
-              <w:t xml:space="preserve">NYCIDA total project cost (public </w:t>
+              <w:t>estimate at announcement (2015)</w:t>
             </w:r>
           </w:p>
         </w:tc>
@@ -4400,7 +4400,7 @@
                 <w:i w:val="0"/>
                 <w:sz w:val="15"/>
               </w:rPr>
-              <w:t>Wellesley MLP BESS (Citizens Energy)</w:t>
+              <w:t>Regina BESS [CANADA]</w:t>
             </w:r>
           </w:p>
         </w:tc>
@@ -4419,7 +4419,7 @@
                 <w:i w:val="0"/>
                 <w:sz w:val="15"/>
               </w:rPr>
-              <w:t>MA</w:t>
+              <w:t>SK (Canada)</w:t>
             </w:r>
           </w:p>
         </w:tc>
@@ -4439,7 +4439,7 @@
                 <w:i w:val="0"/>
                 <w:sz w:val="15"/>
               </w:rPr>
-              <w:t>4</w:t>
+              <w:t>20</w:t>
             </w:r>
           </w:p>
         </w:tc>
@@ -4499,7 +4499,7 @@
                 <w:i w:val="0"/>
                 <w:sz w:val="15"/>
               </w:rPr>
-              <w:t>$11.0M</w:t>
+              <w:t>$25.2M</w:t>
             </w:r>
           </w:p>
         </w:tc>
@@ -4519,7 +4519,7 @@
                 <w:i w:val="0"/>
                 <w:sz w:val="15"/>
               </w:rPr>
-              <w:t>$550</w:t>
+              <w:t>$1,260</w:t>
             </w:r>
           </w:p>
         </w:tc>
@@ -4538,7 +4538,7 @@
                 <w:i w:val="0"/>
                 <w:sz w:val="15"/>
               </w:rPr>
-              <w:t>reported project cost range $10M-$</w:t>
+              <w:t>as-built C$34M per secondary sourc</w:t>
             </w:r>
           </w:p>
         </w:tc>
@@ -4557,7 +4557,7 @@
                 <w:i w:val="0"/>
                 <w:sz w:val="15"/>
               </w:rPr>
-              <w:t>Medium</w:t>
+              <w:t>High</w:t>
             </w:r>
           </w:p>
         </w:tc>
@@ -4579,7 +4579,7 @@
                 <w:i w:val="0"/>
                 <w:sz w:val="15"/>
               </w:rPr>
-              <w:t>Greenbacker Staten Island Energy Storage 3 (</w:t>
+              <w:t>WindCharger [CANADA]</w:t>
             </w:r>
           </w:p>
         </w:tc>
@@ -4599,7 +4599,7 @@
                 <w:i w:val="0"/>
                 <w:sz w:val="15"/>
               </w:rPr>
-              <w:t>NY</w:t>
+              <w:t>AB (Canada)</w:t>
             </w:r>
           </w:p>
         </w:tc>
@@ -4620,7 +4620,7 @@
                 <w:i w:val="0"/>
                 <w:sz w:val="15"/>
               </w:rPr>
-              <w:t>5</w:t>
+              <w:t>10</w:t>
             </w:r>
           </w:p>
         </w:tc>
@@ -4662,7 +4662,7 @@
                 <w:i w:val="0"/>
                 <w:sz w:val="15"/>
               </w:rPr>
-              <w:t>2023</w:t>
+              <w:t>2020</w:t>
             </w:r>
           </w:p>
         </w:tc>
@@ -4683,7 +4683,7 @@
                 <w:i w:val="0"/>
                 <w:sz w:val="15"/>
               </w:rPr>
-              <w:t>$10.4M</w:t>
+              <w:t>$11.0M</w:t>
             </w:r>
           </w:p>
         </w:tc>
@@ -4704,7 +4704,7 @@
                 <w:i w:val="0"/>
                 <w:sz w:val="15"/>
               </w:rPr>
-              <w:t>$522</w:t>
+              <w:t>$550</w:t>
             </w:r>
           </w:p>
         </w:tc>
@@ -4724,7 +4724,7 @@
                 <w:i w:val="0"/>
                 <w:sz w:val="15"/>
               </w:rPr>
-              <w:t>NYCIDA estimated project budget (M</w:t>
+              <w:t>final/actual (total capital cost)</w:t>
             </w:r>
           </w:p>
         </w:tc>
@@ -4765,7 +4765,7 @@
                 <w:i w:val="0"/>
                 <w:sz w:val="15"/>
               </w:rPr>
-              <w:t>OSCII Gildersleeve Ave BESS (Bronx)</w:t>
+              <w:t>Soltage Brigis 1A BESS (Maspeth, Queens)</w:t>
             </w:r>
           </w:p>
         </w:tc>
@@ -4864,7 +4864,7 @@
                 <w:i w:val="0"/>
                 <w:sz w:val="15"/>
               </w:rPr>
-              <w:t>$13.9M</w:t>
+              <w:t>$16.1M</w:t>
             </w:r>
           </w:p>
         </w:tc>
@@ -4884,7 +4884,7 @@
                 <w:i w:val="0"/>
                 <w:sz w:val="15"/>
               </w:rPr>
-              <w:t>$694</w:t>
+              <w:t>$805</w:t>
             </w:r>
           </w:p>
         </w:tc>
@@ -4903,7 +4903,7 @@
                 <w:i w:val="0"/>
                 <w:sz w:val="15"/>
               </w:rPr>
-              <w:t>NYCIDA total project cost (Jul 202</w:t>
+              <w:t xml:space="preserve">NYCIDA total project cost (public </w:t>
             </w:r>
           </w:p>
         </w:tc>
@@ -4944,7 +4944,7 @@
                 <w:i w:val="0"/>
                 <w:sz w:val="15"/>
               </w:rPr>
-              <w:t>OSCII Gun Hill Rd BESS (Bronx)</w:t>
+              <w:t>Wellesley MLP BESS (Citizens Energy)</w:t>
             </w:r>
           </w:p>
         </w:tc>
@@ -4964,7 +4964,7 @@
                 <w:i w:val="0"/>
                 <w:sz w:val="15"/>
               </w:rPr>
-              <w:t>NY</w:t>
+              <w:t>MA</w:t>
             </w:r>
           </w:p>
         </w:tc>
@@ -4985,7 +4985,7 @@
                 <w:i w:val="0"/>
                 <w:sz w:val="15"/>
               </w:rPr>
-              <w:t>5</w:t>
+              <w:t>4</w:t>
             </w:r>
           </w:p>
         </w:tc>
@@ -5027,7 +5027,7 @@
                 <w:i w:val="0"/>
                 <w:sz w:val="15"/>
               </w:rPr>
-              <w:t>2025</w:t>
+              <w:t>2024</w:t>
             </w:r>
           </w:p>
         </w:tc>
@@ -5048,7 +5048,7 @@
                 <w:i w:val="0"/>
                 <w:sz w:val="15"/>
               </w:rPr>
-              <w:t>$15.3M</w:t>
+              <w:t>$11.0M</w:t>
             </w:r>
           </w:p>
         </w:tc>
@@ -5069,7 +5069,7 @@
                 <w:i w:val="0"/>
                 <w:sz w:val="15"/>
               </w:rPr>
-              <w:t>$763</w:t>
+              <w:t>$550</w:t>
             </w:r>
           </w:p>
         </w:tc>
@@ -5089,7 +5089,7 @@
                 <w:i w:val="0"/>
                 <w:sz w:val="15"/>
               </w:rPr>
-              <w:t>NYCIDA estimated project budget (J</w:t>
+              <w:t>reported project cost range $10M-$</w:t>
             </w:r>
           </w:p>
         </w:tc>
@@ -5130,7 +5130,7 @@
                 <w:i w:val="0"/>
                 <w:sz w:val="15"/>
               </w:rPr>
-              <w:t>Convergent SSC Richmond Rd BESS (Staten Isla</w:t>
+              <w:t>Greenbacker Staten Island Energy Storage 3 (</w:t>
             </w:r>
           </w:p>
         </w:tc>
@@ -5209,7 +5209,7 @@
                 <w:i w:val="0"/>
                 <w:sz w:val="15"/>
               </w:rPr>
-              <w:t>2025</w:t>
+              <w:t>2023</w:t>
             </w:r>
           </w:p>
         </w:tc>
@@ -5229,7 +5229,7 @@
                 <w:i w:val="0"/>
                 <w:sz w:val="15"/>
               </w:rPr>
-              <w:t>$8.2M</w:t>
+              <w:t>$10.4M</w:t>
             </w:r>
           </w:p>
         </w:tc>
@@ -5249,7 +5249,7 @@
                 <w:i w:val="0"/>
                 <w:sz w:val="15"/>
               </w:rPr>
-              <w:t>$410</w:t>
+              <w:t>$522</w:t>
             </w:r>
           </w:p>
         </w:tc>
@@ -5268,7 +5268,7 @@
                 <w:i w:val="0"/>
                 <w:sz w:val="15"/>
               </w:rPr>
-              <w:t>NYCIDA total development cost (Mar</w:t>
+              <w:t>NYCIDA estimated project budget (M</w:t>
             </w:r>
           </w:p>
         </w:tc>
@@ -5309,7 +5309,7 @@
                 <w:i w:val="0"/>
                 <w:sz w:val="15"/>
               </w:rPr>
-              <w:t>Convergent East Bay Ave Energy Storage 1 (Br</w:t>
+              <w:t>OSCII Gildersleeve Ave BESS (Bronx)</w:t>
             </w:r>
           </w:p>
         </w:tc>
@@ -5392,7 +5392,7 @@
                 <w:i w:val="0"/>
                 <w:sz w:val="15"/>
               </w:rPr>
-              <w:t>2026</w:t>
+              <w:t>2025</w:t>
             </w:r>
           </w:p>
         </w:tc>
@@ -5413,7 +5413,7 @@
                 <w:i w:val="0"/>
                 <w:sz w:val="15"/>
               </w:rPr>
-              <w:t>$19.5M</w:t>
+              <w:t>$13.9M</w:t>
             </w:r>
           </w:p>
         </w:tc>
@@ -5434,7 +5434,7 @@
                 <w:i w:val="0"/>
                 <w:sz w:val="15"/>
               </w:rPr>
-              <w:t>$976</w:t>
+              <w:t>$694</w:t>
             </w:r>
           </w:p>
         </w:tc>
@@ -5454,7 +5454,7 @@
                 <w:i w:val="0"/>
                 <w:sz w:val="15"/>
               </w:rPr>
-              <w:t>NYCIDA budget (latest of three fil</w:t>
+              <w:t>NYCIDA total project cost (Jul 202</w:t>
             </w:r>
           </w:p>
         </w:tc>
@@ -5495,7 +5495,7 @@
                 <w:i w:val="0"/>
                 <w:sz w:val="15"/>
               </w:rPr>
-              <w:t>Convergent 720 E 144th St Energy Storage 1 (</w:t>
+              <w:t>OSCII Gun Hill Rd BESS (Bronx)</w:t>
             </w:r>
           </w:p>
         </w:tc>
@@ -5574,7 +5574,7 @@
                 <w:i w:val="0"/>
                 <w:sz w:val="15"/>
               </w:rPr>
-              <w:t>2026</w:t>
+              <w:t>2025</w:t>
             </w:r>
           </w:p>
         </w:tc>
@@ -5594,7 +5594,7 @@
                 <w:i w:val="0"/>
                 <w:sz w:val="15"/>
               </w:rPr>
-              <w:t>$17.8M</w:t>
+              <w:t>$15.3M</w:t>
             </w:r>
           </w:p>
         </w:tc>
@@ -5614,7 +5614,7 @@
                 <w:i w:val="0"/>
                 <w:sz w:val="15"/>
               </w:rPr>
-              <w:t>$890</w:t>
+              <w:t>$763</w:t>
             </w:r>
           </w:p>
         </w:tc>
@@ -5633,7 +5633,7 @@
                 <w:i w:val="0"/>
                 <w:sz w:val="15"/>
               </w:rPr>
-              <w:t>NYCIDA notice Sep 2025 (City Recor</w:t>
+              <w:t>NYCIDA estimated project budget (J</w:t>
             </w:r>
           </w:p>
         </w:tc>
@@ -5674,7 +5674,7 @@
                 <w:i w:val="0"/>
                 <w:sz w:val="15"/>
               </w:rPr>
-              <w:t>El Centro BESS (IID)</w:t>
+              <w:t>Convergent SSC Richmond Rd BESS (Staten Isla</w:t>
             </w:r>
           </w:p>
         </w:tc>
@@ -5694,7 +5694,7 @@
                 <w:i w:val="0"/>
                 <w:sz w:val="15"/>
               </w:rPr>
-              <w:t>CA</w:t>
+              <w:t>NY</w:t>
             </w:r>
           </w:p>
         </w:tc>
@@ -5715,7 +5715,7 @@
                 <w:i w:val="0"/>
                 <w:sz w:val="15"/>
               </w:rPr>
-              <w:t>30</w:t>
+              <w:t>5</w:t>
             </w:r>
           </w:p>
         </w:tc>
@@ -5757,7 +5757,7 @@
                 <w:i w:val="0"/>
                 <w:sz w:val="15"/>
               </w:rPr>
-              <w:t>2017</w:t>
+              <w:t>2025</w:t>
             </w:r>
           </w:p>
         </w:tc>
@@ -5778,7 +5778,7 @@
                 <w:i w:val="0"/>
                 <w:sz w:val="15"/>
               </w:rPr>
-              <w:t>$38.0M</w:t>
+              <w:t>$8.2M</w:t>
             </w:r>
           </w:p>
         </w:tc>
@@ -5799,7 +5799,7 @@
                 <w:i w:val="0"/>
                 <w:sz w:val="15"/>
               </w:rPr>
-              <w:t>$1,900</w:t>
+              <w:t>$410</w:t>
             </w:r>
           </w:p>
         </w:tc>
@@ -5819,7 +5819,7 @@
                 <w:i w:val="0"/>
                 <w:sz w:val="15"/>
               </w:rPr>
-              <w:t>IID / GE turnkey deal value</w:t>
+              <w:t>NYCIDA total development cost (Mar</w:t>
             </w:r>
           </w:p>
         </w:tc>
@@ -5860,7 +5860,7 @@
                 <w:i w:val="0"/>
                 <w:sz w:val="15"/>
               </w:rPr>
-              <w:t>Agilitas AE-ESS NWS 1 (Long Island City)</w:t>
+              <w:t>Convergent East Bay Ave Energy Storage 1 (Br</w:t>
             </w:r>
           </w:p>
         </w:tc>
@@ -5939,7 +5939,7 @@
                 <w:i w:val="0"/>
                 <w:sz w:val="15"/>
               </w:rPr>
-              <w:t>2021</w:t>
+              <w:t>2026</w:t>
             </w:r>
           </w:p>
         </w:tc>
@@ -5959,7 +5959,7 @@
                 <w:i w:val="0"/>
                 <w:sz w:val="15"/>
               </w:rPr>
-              <w:t>$15.0M</w:t>
+              <w:t>$19.5M</w:t>
             </w:r>
           </w:p>
         </w:tc>
@@ -5979,7 +5979,7 @@
                 <w:i w:val="0"/>
                 <w:sz w:val="15"/>
               </w:rPr>
-              <w:t>$728</w:t>
+              <w:t>$976</w:t>
             </w:r>
           </w:p>
         </w:tc>
@@ -5998,7 +5998,7 @@
                 <w:i w:val="0"/>
                 <w:sz w:val="15"/>
               </w:rPr>
-              <w:t xml:space="preserve">NYCIDA cost/benefit analysis (Jul </w:t>
+              <w:t>NYCIDA budget (latest of three fil</w:t>
             </w:r>
           </w:p>
         </w:tc>
@@ -6039,7 +6039,7 @@
                 <w:i w:val="0"/>
                 <w:sz w:val="15"/>
               </w:rPr>
-              <w:t>Outer Cape (Provincetown) BESS</w:t>
+              <w:t>Convergent 720 E 144th St Energy Storage 1 (</w:t>
             </w:r>
           </w:p>
         </w:tc>
@@ -6059,7 +6059,7 @@
                 <w:i w:val="0"/>
                 <w:sz w:val="15"/>
               </w:rPr>
-              <w:t>MA</w:t>
+              <w:t>NY</w:t>
             </w:r>
           </w:p>
         </w:tc>
@@ -6080,7 +6080,7 @@
                 <w:i w:val="0"/>
                 <w:sz w:val="15"/>
               </w:rPr>
-              <w:t>25</w:t>
+              <w:t>5</w:t>
             </w:r>
           </w:p>
         </w:tc>
@@ -6101,7 +6101,7 @@
                 <w:i w:val="0"/>
                 <w:sz w:val="15"/>
               </w:rPr>
-              <w:t>38</w:t>
+              <w:t>20</w:t>
             </w:r>
           </w:p>
         </w:tc>
@@ -6122,7 +6122,7 @@
                 <w:i w:val="0"/>
                 <w:sz w:val="15"/>
               </w:rPr>
-              <w:t>2022</w:t>
+              <w:t>2026</w:t>
             </w:r>
           </w:p>
         </w:tc>
@@ -6143,7 +6143,7 @@
                 <w:i w:val="0"/>
                 <w:sz w:val="15"/>
               </w:rPr>
-              <w:t>$49.0M</w:t>
+              <w:t>$17.8M</w:t>
             </w:r>
           </w:p>
         </w:tc>
@@ -6164,7 +6164,7 @@
                 <w:i w:val="0"/>
                 <w:sz w:val="15"/>
               </w:rPr>
-              <w:t>$1,289</w:t>
+              <w:t>$890</w:t>
             </w:r>
           </w:p>
         </w:tc>
@@ -6184,7 +6184,7 @@
                 <w:i w:val="0"/>
                 <w:sz w:val="15"/>
               </w:rPr>
-              <w:t>final/actual (as reported)</w:t>
+              <w:t>NYCIDA notice Sep 2025 (City Recor</w:t>
             </w:r>
           </w:p>
         </w:tc>
@@ -6225,7 +6225,7 @@
                 <w:i w:val="0"/>
                 <w:sz w:val="15"/>
               </w:rPr>
-              <w:t>NineDot Arthur Kill Road BESS (Staten Island</w:t>
+              <w:t>El Centro BESS (IID)</w:t>
             </w:r>
           </w:p>
         </w:tc>
@@ -6244,7 +6244,7 @@
                 <w:i w:val="0"/>
                 <w:sz w:val="15"/>
               </w:rPr>
-              <w:t>NY</w:t>
+              <w:t>CA</w:t>
             </w:r>
           </w:p>
         </w:tc>
@@ -6264,7 +6264,7 @@
                 <w:i w:val="0"/>
                 <w:sz w:val="15"/>
               </w:rPr>
-              <w:t>9</w:t>
+              <w:t>30</w:t>
             </w:r>
           </w:p>
         </w:tc>
@@ -6284,7 +6284,7 @@
                 <w:i w:val="0"/>
                 <w:sz w:val="15"/>
               </w:rPr>
-              <w:t>39</w:t>
+              <w:t>20</w:t>
             </w:r>
           </w:p>
         </w:tc>
@@ -6304,7 +6304,7 @@
                 <w:i w:val="0"/>
                 <w:sz w:val="15"/>
               </w:rPr>
-              <w:t>2025</w:t>
+              <w:t>2017</w:t>
             </w:r>
           </w:p>
         </w:tc>
@@ -6324,7 +6324,7 @@
                 <w:i w:val="0"/>
                 <w:sz w:val="15"/>
               </w:rPr>
-              <w:t>$43.4M</w:t>
+              <w:t>$38.0M</w:t>
             </w:r>
           </w:p>
         </w:tc>
@@ -6344,7 +6344,7 @@
                 <w:i w:val="0"/>
                 <w:sz w:val="15"/>
               </w:rPr>
-              <w:t>$1,110</w:t>
+              <w:t>$1,900</w:t>
             </w:r>
           </w:p>
         </w:tc>
@@ -6363,7 +6363,7 @@
                 <w:i w:val="0"/>
                 <w:sz w:val="15"/>
               </w:rPr>
-              <w:t xml:space="preserve">NYCIDA project budget (inducement </w:t>
+              <w:t>IID / GE turnkey deal value</w:t>
             </w:r>
           </w:p>
         </w:tc>
@@ -6382,7 +6382,7 @@
                 <w:i w:val="0"/>
                 <w:sz w:val="15"/>
               </w:rPr>
-              <w:t>High</w:t>
+              <w:t>Medium</w:t>
             </w:r>
           </w:p>
         </w:tc>
@@ -6404,7 +6404,7 @@
                 <w:i w:val="0"/>
                 <w:sz w:val="15"/>
               </w:rPr>
-              <w:t>NineDot Devoe Ave BESS (Bronx)</w:t>
+              <w:t>Agilitas AE-ESS NWS 1 (Long Island City)</w:t>
             </w:r>
           </w:p>
         </w:tc>
@@ -6445,7 +6445,7 @@
                 <w:i w:val="0"/>
                 <w:sz w:val="15"/>
               </w:rPr>
-              <w:t>9</w:t>
+              <w:t>5</w:t>
             </w:r>
           </w:p>
         </w:tc>
@@ -6466,7 +6466,7 @@
                 <w:i w:val="0"/>
                 <w:sz w:val="15"/>
               </w:rPr>
-              <w:t>39</w:t>
+              <w:t>20</w:t>
             </w:r>
           </w:p>
         </w:tc>
@@ -6487,7 +6487,7 @@
                 <w:i w:val="0"/>
                 <w:sz w:val="15"/>
               </w:rPr>
-              <w:t>2026</w:t>
+              <w:t>2021</w:t>
             </w:r>
           </w:p>
         </w:tc>
@@ -6508,7 +6508,7 @@
                 <w:i w:val="0"/>
                 <w:sz w:val="15"/>
               </w:rPr>
-              <w:t>$35.0M</w:t>
+              <w:t>$15.0M</w:t>
             </w:r>
           </w:p>
         </w:tc>
@@ -6529,7 +6529,7 @@
                 <w:i w:val="0"/>
                 <w:sz w:val="15"/>
               </w:rPr>
-              <w:t>$892</w:t>
+              <w:t>$728</w:t>
             </w:r>
           </w:p>
         </w:tc>
@@ -6549,7 +6549,7 @@
                 <w:i w:val="0"/>
                 <w:sz w:val="15"/>
               </w:rPr>
-              <w:t>NYCIDA notice and IDA resolution (</w:t>
+              <w:t xml:space="preserve">NYCIDA cost/benefit analysis (Jul </w:t>
             </w:r>
           </w:p>
         </w:tc>
@@ -6590,7 +6590,7 @@
                 <w:i w:val="0"/>
                 <w:sz w:val="15"/>
               </w:rPr>
-              <w:t>NineDot Eastern Towhee A/B (Centre St Brookl</w:t>
+              <w:t>Outer Cape (Provincetown) BESS</w:t>
             </w:r>
           </w:p>
         </w:tc>
@@ -6609,7 +6609,7 @@
                 <w:i w:val="0"/>
                 <w:sz w:val="15"/>
               </w:rPr>
-              <w:t>NY</w:t>
+              <w:t>MA</w:t>
             </w:r>
           </w:p>
         </w:tc>
@@ -6629,7 +6629,7 @@
                 <w:i w:val="0"/>
                 <w:sz w:val="15"/>
               </w:rPr>
-              <w:t>9</w:t>
+              <w:t>25</w:t>
             </w:r>
           </w:p>
         </w:tc>
@@ -6649,7 +6649,7 @@
                 <w:i w:val="0"/>
                 <w:sz w:val="15"/>
               </w:rPr>
-              <w:t>39</w:t>
+              <w:t>38</w:t>
             </w:r>
           </w:p>
         </w:tc>
@@ -6669,7 +6669,7 @@
                 <w:i w:val="0"/>
                 <w:sz w:val="15"/>
               </w:rPr>
-              <w:t>2027</w:t>
+              <w:t>2022</w:t>
             </w:r>
           </w:p>
         </w:tc>
@@ -6689,7 +6689,7 @@
                 <w:i w:val="0"/>
                 <w:sz w:val="15"/>
               </w:rPr>
-              <w:t>$32.6M</w:t>
+              <w:t>$49.0M</w:t>
             </w:r>
           </w:p>
         </w:tc>
@@ -6709,7 +6709,7 @@
                 <w:i w:val="0"/>
                 <w:sz w:val="15"/>
               </w:rPr>
-              <w:t>$832</w:t>
+              <w:t>$1,289</w:t>
             </w:r>
           </w:p>
         </w:tc>
@@ -6728,7 +6728,7 @@
                 <w:i w:val="0"/>
                 <w:sz w:val="15"/>
               </w:rPr>
-              <w:t>NYCIDA notice (City Record Jun 202</w:t>
+              <w:t>final/actual (as reported)</w:t>
             </w:r>
           </w:p>
         </w:tc>
@@ -6769,7 +6769,7 @@
                 <w:i w:val="0"/>
                 <w:sz w:val="15"/>
               </w:rPr>
-              <w:t>Whitehorse Grid-Scale BESS [CANADA]</w:t>
+              <w:t>NineDot Arthur Kill Road BESS (Staten Island</w:t>
             </w:r>
           </w:p>
         </w:tc>
@@ -6789,7 +6789,7 @@
                 <w:i w:val="0"/>
                 <w:sz w:val="15"/>
               </w:rPr>
-              <w:t>YT (Canada)</w:t>
+              <w:t>NY</w:t>
             </w:r>
           </w:p>
         </w:tc>
@@ -6810,7 +6810,7 @@
                 <w:i w:val="0"/>
                 <w:sz w:val="15"/>
               </w:rPr>
-              <w:t>7</w:t>
+              <w:t>9</w:t>
             </w:r>
           </w:p>
         </w:tc>
@@ -6831,7 +6831,7 @@
                 <w:i w:val="0"/>
                 <w:sz w:val="15"/>
               </w:rPr>
-              <w:t>40</w:t>
+              <w:t>39</w:t>
             </w:r>
           </w:p>
         </w:tc>
@@ -6852,7 +6852,7 @@
                 <w:i w:val="0"/>
                 <w:sz w:val="15"/>
               </w:rPr>
-              <w:t>2023</w:t>
+              <w:t>2025</w:t>
             </w:r>
           </w:p>
         </w:tc>
@@ -6873,7 +6873,7 @@
                 <w:i w:val="0"/>
                 <w:sz w:val="15"/>
               </w:rPr>
-              <w:t>$25.9M</w:t>
+              <w:t>$43.4M</w:t>
             </w:r>
           </w:p>
         </w:tc>
@@ -6894,7 +6894,7 @@
                 <w:i w:val="0"/>
                 <w:sz w:val="15"/>
               </w:rPr>
-              <w:t>$648</w:t>
+              <w:t>$1,110</w:t>
             </w:r>
           </w:p>
         </w:tc>
@@ -6914,7 +6914,7 @@
                 <w:i w:val="0"/>
                 <w:sz w:val="15"/>
               </w:rPr>
-              <w:t>YUB-reviewed final capital estimat</w:t>
+              <w:t xml:space="preserve">NYCIDA project budget (inducement </w:t>
             </w:r>
           </w:p>
         </w:tc>
@@ -6955,7 +6955,7 @@
                 <w:i w:val="0"/>
                 <w:sz w:val="15"/>
               </w:rPr>
-              <w:t>Virginia battery pilot portfolio (Scott Sola</w:t>
+              <w:t>NineDot Devoe Ave BESS (Bronx)</w:t>
             </w:r>
           </w:p>
         </w:tc>
@@ -6974,7 +6974,7 @@
                 <w:i w:val="0"/>
                 <w:sz w:val="15"/>
               </w:rPr>
-              <w:t>VA</w:t>
+              <w:t>NY</w:t>
             </w:r>
           </w:p>
         </w:tc>
@@ -6994,7 +6994,7 @@
                 <w:i w:val="0"/>
                 <w:sz w:val="15"/>
               </w:rPr>
-              <w:t>16</w:t>
+              <w:t>9</w:t>
             </w:r>
           </w:p>
         </w:tc>
@@ -7014,7 +7014,7 @@
                 <w:i w:val="0"/>
                 <w:sz w:val="15"/>
               </w:rPr>
-              <w:t>56</w:t>
+              <w:t>39</w:t>
             </w:r>
           </w:p>
         </w:tc>
@@ -7034,7 +7034,7 @@
                 <w:i w:val="0"/>
                 <w:sz w:val="15"/>
               </w:rPr>
-              <w:t>2021</w:t>
+              <w:t>2026</w:t>
             </w:r>
           </w:p>
         </w:tc>
@@ -7054,7 +7054,7 @@
                 <w:i w:val="0"/>
                 <w:sz w:val="15"/>
               </w:rPr>
-              <w:t>$33.0M</w:t>
+              <w:t>$35.0M</w:t>
             </w:r>
           </w:p>
         </w:tc>
@@ -7074,7 +7074,7 @@
                 <w:i w:val="0"/>
                 <w:sz w:val="15"/>
               </w:rPr>
-              <w:t>$589</w:t>
+              <w:t>$892</w:t>
             </w:r>
           </w:p>
         </w:tc>
@@ -7093,7 +7093,7 @@
                 <w:i w:val="0"/>
                 <w:sz w:val="15"/>
               </w:rPr>
-              <w:t>company estimate at SCC filing (po</w:t>
+              <w:t>NYCIDA notice and IDA resolution (</w:t>
             </w:r>
           </w:p>
         </w:tc>
@@ -7134,7 +7134,7 @@
                 <w:i w:val="0"/>
                 <w:sz w:val="15"/>
               </w:rPr>
-              <w:t>NineDot Blue Aster BESS (Hinsdale St Brookly</w:t>
+              <w:t>NineDot Eastern Towhee A/B (Centre St Brookl</w:t>
             </w:r>
           </w:p>
         </w:tc>
@@ -7175,7 +7175,7 @@
                 <w:i w:val="0"/>
                 <w:sz w:val="15"/>
               </w:rPr>
-              <w:t>14</w:t>
+              <w:t>9</w:t>
             </w:r>
           </w:p>
         </w:tc>
@@ -7196,7 +7196,7 @@
                 <w:i w:val="0"/>
                 <w:sz w:val="15"/>
               </w:rPr>
-              <w:t>58</w:t>
+              <w:t>39</w:t>
             </w:r>
           </w:p>
         </w:tc>
@@ -7217,7 +7217,7 @@
                 <w:i w:val="0"/>
                 <w:sz w:val="15"/>
               </w:rPr>
-              <w:t>2026</w:t>
+              <w:t>2027</w:t>
             </w:r>
           </w:p>
         </w:tc>
@@ -7238,7 +7238,7 @@
                 <w:i w:val="0"/>
                 <w:sz w:val="15"/>
               </w:rPr>
-              <w:t>$48.8M</w:t>
+              <w:t>$32.6M</w:t>
             </w:r>
           </w:p>
         </w:tc>
@@ -7259,7 +7259,7 @@
                 <w:i w:val="0"/>
                 <w:sz w:val="15"/>
               </w:rPr>
-              <w:t>$830</w:t>
+              <w:t>$832</w:t>
             </w:r>
           </w:p>
         </w:tc>
@@ -7279,7 +7279,7 @@
                 <w:i w:val="0"/>
                 <w:sz w:val="15"/>
               </w:rPr>
-              <w:t xml:space="preserve">NYCIDA cost/benefit analysis (Jul </w:t>
+              <w:t>NYCIDA notice (City Record Jun 202</w:t>
             </w:r>
           </w:p>
         </w:tc>
@@ -7320,7 +7320,7 @@
                 <w:i w:val="0"/>
                 <w:sz w:val="15"/>
               </w:rPr>
-              <w:t>Elevate Renewables Victory Blvd BESS (Staten</w:t>
+              <w:t>Whitehorse Grid-Scale BESS [CANADA]</w:t>
             </w:r>
           </w:p>
         </w:tc>
@@ -7339,7 +7339,7 @@
                 <w:i w:val="0"/>
                 <w:sz w:val="15"/>
               </w:rPr>
-              <w:t>NY</w:t>
+              <w:t>YT (Canada)</w:t>
             </w:r>
           </w:p>
         </w:tc>
@@ -7359,7 +7359,7 @@
                 <w:i w:val="0"/>
                 <w:sz w:val="15"/>
               </w:rPr>
-              <w:t>15</w:t>
+              <w:t>7</w:t>
             </w:r>
           </w:p>
         </w:tc>
@@ -7379,7 +7379,7 @@
                 <w:i w:val="0"/>
                 <w:sz w:val="15"/>
               </w:rPr>
-              <w:t>60</w:t>
+              <w:t>40</w:t>
             </w:r>
           </w:p>
         </w:tc>
@@ -7399,7 +7399,7 @@
                 <w:i w:val="0"/>
                 <w:sz w:val="15"/>
               </w:rPr>
-              <w:t>2025</w:t>
+              <w:t>2023</w:t>
             </w:r>
           </w:p>
         </w:tc>
@@ -7419,7 +7419,7 @@
                 <w:i w:val="0"/>
                 <w:sz w:val="15"/>
               </w:rPr>
-              <w:t>$31.6M</w:t>
+              <w:t>$25.9M</w:t>
             </w:r>
           </w:p>
         </w:tc>
@@ -7439,7 +7439,7 @@
                 <w:i w:val="0"/>
                 <w:sz w:val="15"/>
               </w:rPr>
-              <w:t>$524</w:t>
+              <w:t>$648</w:t>
             </w:r>
           </w:p>
         </w:tc>
@@ -7458,7 +7458,7 @@
                 <w:i w:val="0"/>
                 <w:sz w:val="15"/>
               </w:rPr>
-              <w:t xml:space="preserve">NYCIDA total project cost (public </w:t>
+              <w:t>YUB-reviewed final capital estimat</w:t>
             </w:r>
           </w:p>
         </w:tc>
@@ -7499,7 +7499,7 @@
                 <w:i w:val="0"/>
                 <w:sz w:val="15"/>
               </w:rPr>
-              <w:t>Martha's Vineyard BESS Phase 2 (cancelled)</w:t>
+              <w:t>Babcock Ranch storage add-on (FPL)</w:t>
             </w:r>
           </w:p>
         </w:tc>
@@ -7519,7 +7519,7 @@
                 <w:i w:val="0"/>
                 <w:sz w:val="15"/>
               </w:rPr>
-              <w:t>MA</w:t>
+              <w:t>FL</w:t>
             </w:r>
           </w:p>
         </w:tc>
@@ -7540,7 +7540,7 @@
                 <w:i w:val="0"/>
                 <w:sz w:val="15"/>
               </w:rPr>
-              <w:t>9</w:t>
+              <w:t>10</w:t>
             </w:r>
           </w:p>
         </w:tc>
@@ -7561,7 +7561,7 @@
                 <w:i w:val="0"/>
                 <w:sz w:val="15"/>
               </w:rPr>
-              <w:t>64</w:t>
+              <w:t>40</w:t>
             </w:r>
           </w:p>
         </w:tc>
@@ -7582,7 +7582,7 @@
                 <w:i w:val="0"/>
                 <w:sz w:val="15"/>
               </w:rPr>
-              <w:t>2019</w:t>
+              <w:t>2018</w:t>
             </w:r>
           </w:p>
         </w:tc>
@@ -7603,7 +7603,7 @@
                 <w:i w:val="0"/>
                 <w:sz w:val="15"/>
               </w:rPr>
-              <w:t>$28.0M</w:t>
+              <w:t>$15.0M</w:t>
             </w:r>
           </w:p>
         </w:tc>
@@ -7624,7 +7624,7 @@
                 <w:i w:val="0"/>
                 <w:sz w:val="15"/>
               </w:rPr>
-              <w:t>$438</w:t>
+              <w:t>$375</w:t>
             </w:r>
           </w:p>
         </w:tc>
@@ -7644,7 +7644,7 @@
                 <w:i w:val="0"/>
                 <w:sz w:val="15"/>
               </w:rPr>
-              <w:t>estimate (DPU 18-155 filing)</w:t>
+              <w:t>FPL statement via Utility Dive: ab</w:t>
             </w:r>
           </w:p>
         </w:tc>
@@ -7685,7 +7685,7 @@
                 <w:i w:val="0"/>
                 <w:sz w:val="15"/>
               </w:rPr>
-              <w:t>NineDot Wintergreen / Hunts Point BESS (Bron</w:t>
+              <w:t>Broken Hill BESS [AUSTRALIA]</w:t>
             </w:r>
           </w:p>
         </w:tc>
@@ -7704,7 +7704,7 @@
                 <w:i w:val="0"/>
                 <w:sz w:val="15"/>
               </w:rPr>
-              <w:t>NY</w:t>
+              <w:t>NSW (Australia)</w:t>
             </w:r>
           </w:p>
         </w:tc>
@@ -7724,7 +7724,7 @@
                 <w:i w:val="0"/>
                 <w:sz w:val="15"/>
               </w:rPr>
-              <w:t>19</w:t>
+              <w:t>50</w:t>
             </w:r>
           </w:p>
         </w:tc>
@@ -7744,7 +7744,7 @@
                 <w:i w:val="0"/>
                 <w:sz w:val="15"/>
               </w:rPr>
-              <w:t>78</w:t>
+              <w:t>50</w:t>
             </w:r>
           </w:p>
         </w:tc>
@@ -7764,7 +7764,7 @@
                 <w:i w:val="0"/>
                 <w:sz w:val="15"/>
               </w:rPr>
-              <w:t>2027</w:t>
+              <w:t>2023</w:t>
             </w:r>
           </w:p>
         </w:tc>
@@ -7784,7 +7784,7 @@
                 <w:i w:val="0"/>
                 <w:sz w:val="15"/>
               </w:rPr>
-              <w:t>$78.2M</w:t>
+              <w:t>$27.5M</w:t>
             </w:r>
           </w:p>
         </w:tc>
@@ -7804,7 +7804,7 @@
                 <w:i w:val="0"/>
                 <w:sz w:val="15"/>
               </w:rPr>
-              <w:t>$999</w:t>
+              <w:t>$550</w:t>
             </w:r>
           </w:p>
         </w:tc>
@@ -7823,7 +7823,7 @@
                 <w:i w:val="0"/>
                 <w:sz w:val="15"/>
               </w:rPr>
-              <w:t xml:space="preserve">NYCIDA cost/benefit analysis + 12 </w:t>
+              <w:t xml:space="preserve">ARENA release: total project cost </w:t>
             </w:r>
           </w:p>
         </w:tc>
@@ -7864,7 +7864,7 @@
                 <w:i w:val="0"/>
                 <w:sz w:val="15"/>
               </w:rPr>
-              <w:t>Chugach BESS (Southcentral Power Project sit</w:t>
+              <w:t>Lake Bonney BESS [AUSTRALIA]</w:t>
             </w:r>
           </w:p>
         </w:tc>
@@ -7884,7 +7884,7 @@
                 <w:i w:val="0"/>
                 <w:sz w:val="15"/>
               </w:rPr>
-              <w:t>AK</w:t>
+              <w:t>SA (Australia)</w:t>
             </w:r>
           </w:p>
         </w:tc>
@@ -7905,7 +7905,7 @@
                 <w:i w:val="0"/>
                 <w:sz w:val="15"/>
               </w:rPr>
-              <w:t>40</w:t>
+              <w:t>25</w:t>
             </w:r>
           </w:p>
         </w:tc>
@@ -7926,7 +7926,7 @@
                 <w:i w:val="0"/>
                 <w:sz w:val="15"/>
               </w:rPr>
-              <w:t>80</w:t>
+              <w:t>52</w:t>
             </w:r>
           </w:p>
         </w:tc>
@@ -7947,7 +7947,7 @@
                 <w:i w:val="0"/>
                 <w:sz w:val="15"/>
               </w:rPr>
-              <w:t>2024</w:t>
+              <w:t>2019</w:t>
             </w:r>
           </w:p>
         </w:tc>
@@ -7968,7 +7968,7 @@
                 <w:i w:val="0"/>
                 <w:sz w:val="15"/>
               </w:rPr>
-              <w:t>$65.0M</w:t>
+              <w:t>$26.6M</w:t>
             </w:r>
           </w:p>
         </w:tc>
@@ -7989,7 +7989,7 @@
                 <w:i w:val="0"/>
                 <w:sz w:val="15"/>
               </w:rPr>
-              <w:t>$812</w:t>
+              <w:t>$512</w:t>
             </w:r>
           </w:p>
         </w:tc>
@@ -8009,7 +8009,7 @@
                 <w:i w:val="0"/>
                 <w:sz w:val="15"/>
               </w:rPr>
-              <w:t>final/actual (as reported)</w:t>
+              <w:t>ASX release: about AUD 38M develop</w:t>
             </w:r>
           </w:p>
         </w:tc>
@@ -8029,7 +8029,7 @@
                 <w:i w:val="0"/>
                 <w:sz w:val="15"/>
               </w:rPr>
-              <w:t>High</w:t>
+              <w:t>Medium</w:t>
             </w:r>
           </w:p>
         </w:tc>
@@ -8050,7 +8050,7 @@
                 <w:i w:val="0"/>
                 <w:sz w:val="15"/>
               </w:rPr>
-              <w:t>Soltage Brigis 2 / Maspeth ESS (Queens)</w:t>
+              <w:t>Virginia battery pilot portfolio (Scott Sola</w:t>
             </w:r>
           </w:p>
         </w:tc>
@@ -8069,7 +8069,7 @@
                 <w:i w:val="0"/>
                 <w:sz w:val="15"/>
               </w:rPr>
-              <w:t>NY</w:t>
+              <w:t>VA</w:t>
             </w:r>
           </w:p>
         </w:tc>
@@ -8089,7 +8089,7 @@
                 <w:i w:val="0"/>
                 <w:sz w:val="15"/>
               </w:rPr>
-              <w:t>20</w:t>
+              <w:t>16</w:t>
             </w:r>
           </w:p>
         </w:tc>
@@ -8109,7 +8109,7 @@
                 <w:i w:val="0"/>
                 <w:sz w:val="15"/>
               </w:rPr>
-              <w:t>80</w:t>
+              <w:t>56</w:t>
             </w:r>
           </w:p>
         </w:tc>
@@ -8129,7 +8129,7 @@
                 <w:i w:val="0"/>
                 <w:sz w:val="15"/>
               </w:rPr>
-              <w:t>2027</w:t>
+              <w:t>2021</w:t>
             </w:r>
           </w:p>
         </w:tc>
@@ -8149,7 +8149,7 @@
                 <w:i w:val="0"/>
                 <w:sz w:val="15"/>
               </w:rPr>
-              <w:t>$80.7M</w:t>
+              <w:t>$33.0M</w:t>
             </w:r>
           </w:p>
         </w:tc>
@@ -8169,7 +8169,7 @@
                 <w:i w:val="0"/>
                 <w:sz w:val="15"/>
               </w:rPr>
-              <w:t>$1,009</w:t>
+              <w:t>$589</w:t>
             </w:r>
           </w:p>
         </w:tc>
@@ -8188,7 +8188,7 @@
                 <w:i w:val="0"/>
                 <w:sz w:val="15"/>
               </w:rPr>
-              <w:t xml:space="preserve">NYCIDA cost/benefit analysis (Sep </w:t>
+              <w:t>company estimate at SCC filing (po</w:t>
             </w:r>
           </w:p>
         </w:tc>
@@ -8229,7 +8229,7 @@
                 <w:i w:val="0"/>
                 <w:sz w:val="15"/>
               </w:rPr>
-              <w:t>Soldotna BESS (37 Megapacks)</w:t>
+              <w:t>NineDot Blue Aster BESS (Hinsdale St Brookly</w:t>
             </w:r>
           </w:p>
         </w:tc>
@@ -8249,7 +8249,7 @@
                 <w:i w:val="0"/>
                 <w:sz w:val="15"/>
               </w:rPr>
-              <w:t>AK</w:t>
+              <w:t>NY</w:t>
             </w:r>
           </w:p>
         </w:tc>
@@ -8270,7 +8270,7 @@
                 <w:i w:val="0"/>
                 <w:sz w:val="15"/>
               </w:rPr>
-              <w:t>46</w:t>
+              <w:t>14</w:t>
             </w:r>
           </w:p>
         </w:tc>
@@ -8291,7 +8291,7 @@
                 <w:i w:val="0"/>
                 <w:sz w:val="15"/>
               </w:rPr>
-              <w:t>93</w:t>
+              <w:t>58</w:t>
             </w:r>
           </w:p>
         </w:tc>
@@ -8312,7 +8312,7 @@
                 <w:i w:val="0"/>
                 <w:sz w:val="15"/>
               </w:rPr>
-              <w:t>2022</w:t>
+              <w:t>2026</w:t>
             </w:r>
           </w:p>
         </w:tc>
@@ -8333,7 +8333,7 @@
                 <w:i w:val="0"/>
                 <w:sz w:val="15"/>
               </w:rPr>
-              <w:t>$40.0M</w:t>
+              <w:t>$48.8M</w:t>
             </w:r>
           </w:p>
         </w:tc>
@@ -8354,7 +8354,7 @@
                 <w:i w:val="0"/>
                 <w:sz w:val="15"/>
               </w:rPr>
-              <w:t>$430</w:t>
+              <w:t>$830</w:t>
             </w:r>
           </w:p>
         </w:tc>
@@ -8374,7 +8374,7 @@
                 <w:i w:val="0"/>
                 <w:sz w:val="15"/>
               </w:rPr>
-              <w:t>reported up-front capital (about $</w:t>
+              <w:t xml:space="preserve">NYCIDA cost/benefit analysis (Jul </w:t>
             </w:r>
           </w:p>
         </w:tc>
@@ -8415,7 +8415,7 @@
                 <w:i w:val="0"/>
                 <w:sz w:val="15"/>
               </w:rPr>
-              <w:t>Waena BESS (Maui)</w:t>
+              <w:t>Elevate Renewables Victory Blvd BESS (Staten</w:t>
             </w:r>
           </w:p>
         </w:tc>
@@ -8434,7 +8434,7 @@
                 <w:i w:val="0"/>
                 <w:sz w:val="15"/>
               </w:rPr>
-              <w:t>HI</w:t>
+              <w:t>NY</w:t>
             </w:r>
           </w:p>
         </w:tc>
@@ -8454,7 +8454,7 @@
                 <w:i w:val="0"/>
                 <w:sz w:val="15"/>
               </w:rPr>
-              <w:t>40</w:t>
+              <w:t>15</w:t>
             </w:r>
           </w:p>
         </w:tc>
@@ -8474,7 +8474,7 @@
                 <w:i w:val="0"/>
                 <w:sz w:val="15"/>
               </w:rPr>
-              <w:t>160</w:t>
+              <w:t>60</w:t>
             </w:r>
           </w:p>
         </w:tc>
@@ -8494,7 +8494,7 @@
                 <w:i w:val="0"/>
                 <w:sz w:val="15"/>
               </w:rPr>
-              <w:t>2027</w:t>
+              <w:t>2025</w:t>
             </w:r>
           </w:p>
         </w:tc>
@@ -8514,7 +8514,7 @@
                 <w:i w:val="0"/>
                 <w:sz w:val="15"/>
               </w:rPr>
-              <w:t>$82.1M</w:t>
+              <w:t>$31.6M</w:t>
             </w:r>
           </w:p>
         </w:tc>
@@ -8534,7 +8534,7 @@
                 <w:i w:val="0"/>
                 <w:sz w:val="15"/>
               </w:rPr>
-              <w:t>$513</w:t>
+              <w:t>$524</w:t>
             </w:r>
           </w:p>
         </w:tc>
@@ -8553,7 +8553,7 @@
                 <w:i w:val="0"/>
                 <w:sz w:val="15"/>
               </w:rPr>
-              <w:t>approved budget/estimate (HPUC Dec</w:t>
+              <w:t xml:space="preserve">NYCIDA total project cost (public </w:t>
             </w:r>
           </w:p>
         </w:tc>
@@ -8594,7 +8594,7 @@
                 <w:i w:val="0"/>
                 <w:sz w:val="15"/>
               </w:rPr>
-              <w:t>Kwinana BESS Stage 1 [AUSTRALIA]</w:t>
+              <w:t>Martha's Vineyard BESS Phase 2 (cancelled)</w:t>
             </w:r>
           </w:p>
         </w:tc>
@@ -8614,7 +8614,7 @@
                 <w:i w:val="0"/>
                 <w:sz w:val="15"/>
               </w:rPr>
-              <w:t>WA (Australia)</w:t>
+              <w:t>MA</w:t>
             </w:r>
           </w:p>
         </w:tc>
@@ -8635,7 +8635,7 @@
                 <w:i w:val="0"/>
                 <w:sz w:val="15"/>
               </w:rPr>
-              <w:t>100</w:t>
+              <w:t>9</w:t>
             </w:r>
           </w:p>
         </w:tc>
@@ -8656,7 +8656,7 @@
                 <w:i w:val="0"/>
                 <w:sz w:val="15"/>
               </w:rPr>
-              <w:t>200</w:t>
+              <w:t>64</w:t>
             </w:r>
           </w:p>
         </w:tc>
@@ -8677,7 +8677,7 @@
                 <w:i w:val="0"/>
                 <w:sz w:val="15"/>
               </w:rPr>
-              <w:t>2023</w:t>
+              <w:t>2019</w:t>
             </w:r>
           </w:p>
         </w:tc>
@@ -8698,7 +8698,7 @@
                 <w:i w:val="0"/>
                 <w:sz w:val="15"/>
               </w:rPr>
-              <w:t>$103.5M</w:t>
+              <w:t>$28.0M</w:t>
             </w:r>
           </w:p>
         </w:tc>
@@ -8719,7 +8719,7 @@
                 <w:i w:val="0"/>
                 <w:sz w:val="15"/>
               </w:rPr>
-              <w:t>$518</w:t>
+              <w:t>$438</w:t>
             </w:r>
           </w:p>
         </w:tc>
@@ -8739,7 +8739,7 @@
                 <w:i w:val="0"/>
                 <w:sz w:val="15"/>
               </w:rPr>
-              <w:t>final (as reported)</w:t>
+              <w:t>estimate (DPU 18-155 filing)</w:t>
             </w:r>
           </w:p>
         </w:tc>
@@ -8780,7 +8780,7 @@
                 <w:i w:val="0"/>
                 <w:sz w:val="15"/>
               </w:rPr>
-              <w:t>Constable (Evergreen) BESS</w:t>
+              <w:t>Hornsdale Power Reserve expansion [AUSTRALIA</w:t>
             </w:r>
           </w:p>
         </w:tc>
@@ -8799,7 +8799,7 @@
                 <w:i w:val="0"/>
                 <w:sz w:val="15"/>
               </w:rPr>
-              <w:t>OR</w:t>
+              <w:t>SA (Australia)</w:t>
             </w:r>
           </w:p>
         </w:tc>
@@ -8819,7 +8819,7 @@
                 <w:i w:val="0"/>
                 <w:sz w:val="15"/>
               </w:rPr>
-              <w:t>75</w:t>
+              <w:t>50</w:t>
             </w:r>
           </w:p>
         </w:tc>
@@ -8839,7 +8839,7 @@
                 <w:i w:val="0"/>
                 <w:sz w:val="15"/>
               </w:rPr>
-              <w:t>300</w:t>
+              <w:t>64</w:t>
             </w:r>
           </w:p>
         </w:tc>
@@ -8859,7 +8859,7 @@
                 <w:i w:val="0"/>
                 <w:sz w:val="15"/>
               </w:rPr>
-              <w:t>2024</w:t>
+              <w:t>2020</w:t>
             </w:r>
           </w:p>
         </w:tc>
@@ -8879,7 +8879,7 @@
                 <w:i w:val="0"/>
                 <w:sz w:val="15"/>
               </w:rPr>
-              <w:t>$156.0M</w:t>
+              <w:t>$49.7M</w:t>
             </w:r>
           </w:p>
         </w:tc>
@@ -8899,7 +8899,7 @@
                 <w:i w:val="0"/>
                 <w:sz w:val="15"/>
               </w:rPr>
-              <w:t>$520</w:t>
+              <w:t>$771</w:t>
             </w:r>
           </w:p>
         </w:tc>
@@ -8918,7 +8918,7 @@
                 <w:i w:val="0"/>
                 <w:sz w:val="15"/>
               </w:rPr>
-              <w:t>final/actual (Electric Utility Pla</w:t>
+              <w:t xml:space="preserve">ARENA release: total project cost </w:t>
             </w:r>
           </w:p>
         </w:tc>
@@ -8937,7 +8937,7 @@
                 <w:i w:val="0"/>
                 <w:sz w:val="15"/>
               </w:rPr>
-              <w:t>High</w:t>
+              <w:t>Medium</w:t>
             </w:r>
           </w:p>
         </w:tc>
@@ -8959,7 +8959,7 @@
                 <w:i w:val="0"/>
                 <w:sz w:val="15"/>
               </w:rPr>
-              <w:t>Reid Gardner BESS</w:t>
+              <w:t>Wickham Market BESS [UK]</w:t>
             </w:r>
           </w:p>
         </w:tc>
@@ -8979,7 +8979,7 @@
                 <w:i w:val="0"/>
                 <w:sz w:val="15"/>
               </w:rPr>
-              <w:t>NV</w:t>
+              <w:t>England (UK)</w:t>
             </w:r>
           </w:p>
         </w:tc>
@@ -9000,7 +9000,7 @@
                 <w:i w:val="0"/>
                 <w:sz w:val="15"/>
               </w:rPr>
-              <w:t>220</w:t>
+              <w:t>50</w:t>
             </w:r>
           </w:p>
         </w:tc>
@@ -9021,7 +9021,7 @@
                 <w:i w:val="0"/>
                 <w:sz w:val="15"/>
               </w:rPr>
-              <w:t>440</w:t>
+              <w:t>74</w:t>
             </w:r>
           </w:p>
         </w:tc>
@@ -9042,7 +9042,7 @@
                 <w:i w:val="0"/>
                 <w:sz w:val="15"/>
               </w:rPr>
-              <w:t>2023</w:t>
+              <w:t>2020</w:t>
             </w:r>
           </w:p>
         </w:tc>
@@ -9063,7 +9063,7 @@
                 <w:i w:val="0"/>
                 <w:sz w:val="15"/>
               </w:rPr>
-              <w:t>$257.0M</w:t>
+              <w:t>$41.6M</w:t>
             </w:r>
           </w:p>
         </w:tc>
@@ -9084,7 +9084,7 @@
                 <w:i w:val="0"/>
                 <w:sz w:val="15"/>
               </w:rPr>
-              <w:t>$584</w:t>
+              <w:t>$562</w:t>
             </w:r>
           </w:p>
         </w:tc>
@@ -9104,7 +9104,7 @@
                 <w:i w:val="0"/>
                 <w:sz w:val="15"/>
               </w:rPr>
-              <w:t>final/actual (as reported)</w:t>
+              <w:t>total enterprise value incl. build</w:t>
             </w:r>
           </w:p>
         </w:tc>
@@ -9145,7 +9145,7 @@
                 <w:i w:val="0"/>
                 <w:sz w:val="15"/>
               </w:rPr>
-              <w:t>Nova Scotia BESS portfolio (Bridgewater, Wav</w:t>
+              <w:t>Thurcroft BESS [UK]</w:t>
             </w:r>
           </w:p>
         </w:tc>
@@ -9164,7 +9164,7 @@
                 <w:i w:val="0"/>
                 <w:sz w:val="15"/>
               </w:rPr>
-              <w:t>NS (Canada)</w:t>
+              <w:t>England (UK)</w:t>
             </w:r>
           </w:p>
         </w:tc>
@@ -9184,7 +9184,7 @@
                 <w:i w:val="0"/>
                 <w:sz w:val="15"/>
               </w:rPr>
-              <w:t>150</w:t>
+              <w:t>50</w:t>
             </w:r>
           </w:p>
         </w:tc>
@@ -9204,7 +9204,7 @@
                 <w:i w:val="0"/>
                 <w:sz w:val="15"/>
               </w:rPr>
-              <w:t>600</w:t>
+              <w:t>75</w:t>
             </w:r>
           </w:p>
         </w:tc>
@@ -9224,7 +9224,7 @@
                 <w:i w:val="0"/>
                 <w:sz w:val="15"/>
               </w:rPr>
-              <w:t>2026</w:t>
+              <w:t>2020</w:t>
             </w:r>
           </w:p>
         </w:tc>
@@ -9244,7 +9244,7 @@
                 <w:i w:val="0"/>
                 <w:sz w:val="15"/>
               </w:rPr>
-              <w:t>$258.0M</w:t>
+              <w:t>$41.3M</w:t>
             </w:r>
           </w:p>
         </w:tc>
@@ -9264,7 +9264,7 @@
                 <w:i w:val="0"/>
                 <w:sz w:val="15"/>
               </w:rPr>
-              <w:t>$430</w:t>
+              <w:t>$551</w:t>
             </w:r>
           </w:p>
         </w:tc>
@@ -9283,7 +9283,7 @@
                 <w:i w:val="0"/>
                 <w:sz w:val="15"/>
               </w:rPr>
-              <w:t>approved budget (NSUARB) incl. AFU</w:t>
+              <w:t>total enterprise value of construc</w:t>
             </w:r>
           </w:p>
         </w:tc>
@@ -9302,7 +9302,7 @@
                 <w:i w:val="0"/>
                 <w:sz w:val="15"/>
               </w:rPr>
-              <w:t>High</w:t>
+              <w:t>Medium</w:t>
             </w:r>
           </w:p>
         </w:tc>
@@ -9324,7 +9324,7 @@
                 <w:i w:val="0"/>
                 <w:sz w:val="15"/>
               </w:rPr>
-              <w:t>Seaside BESS</w:t>
+              <w:t>Wallgrove Grid Battery [AUSTRALIA]</w:t>
             </w:r>
           </w:p>
         </w:tc>
@@ -9344,7 +9344,7 @@
                 <w:i w:val="0"/>
                 <w:sz w:val="15"/>
               </w:rPr>
-              <w:t>OR</w:t>
+              <w:t>NSW (Australia)</w:t>
             </w:r>
           </w:p>
         </w:tc>
@@ -9365,7 +9365,7 @@
                 <w:i w:val="0"/>
                 <w:sz w:val="15"/>
               </w:rPr>
-              <w:t>200</w:t>
+              <w:t>50</w:t>
             </w:r>
           </w:p>
         </w:tc>
@@ -9386,7 +9386,7 @@
                 <w:i w:val="0"/>
                 <w:sz w:val="15"/>
               </w:rPr>
-              <w:t>800</w:t>
+              <w:t>75</w:t>
             </w:r>
           </w:p>
         </w:tc>
@@ -9407,7 +9407,7 @@
                 <w:i w:val="0"/>
                 <w:sz w:val="15"/>
               </w:rPr>
-              <w:t>2025</w:t>
+              <w:t>2021</w:t>
             </w:r>
           </w:p>
         </w:tc>
@@ -9428,7 +9428,7 @@
                 <w:i w:val="0"/>
                 <w:sz w:val="15"/>
               </w:rPr>
-              <w:t>$360.0M</w:t>
+              <w:t>$46.4M</w:t>
             </w:r>
           </w:p>
         </w:tc>
@@ -9449,7 +9449,7 @@
                 <w:i w:val="0"/>
                 <w:sz w:val="15"/>
               </w:rPr>
-              <w:t>$450</w:t>
+              <w:t>$619</w:t>
             </w:r>
           </w:p>
         </w:tc>
@@ -9469,7 +9469,7 @@
                 <w:i w:val="0"/>
                 <w:sz w:val="15"/>
               </w:rPr>
-              <w:t>contract price (fixed-cost build-t</w:t>
+              <w:t>ARENA / minister release: total pr</w:t>
             </w:r>
           </w:p>
         </w:tc>
@@ -9489,7 +9489,7 @@
                 <w:i w:val="0"/>
                 <w:sz w:val="15"/>
               </w:rPr>
-              <w:t>High</w:t>
+              <w:t>Medium</w:t>
             </w:r>
           </w:p>
         </w:tc>
@@ -9510,7 +9510,7 @@
                 <w:i w:val="0"/>
                 <w:sz w:val="15"/>
               </w:rPr>
-              <w:t>Roadrunner Reserve (Phase 1)</w:t>
+              <w:t>NineDot Wintergreen / Hunts Point BESS (Bron</w:t>
             </w:r>
           </w:p>
         </w:tc>
@@ -9529,7 +9529,7 @@
                 <w:i w:val="0"/>
                 <w:sz w:val="15"/>
               </w:rPr>
-              <w:t>AZ</w:t>
+              <w:t>NY</w:t>
             </w:r>
           </w:p>
         </w:tc>
@@ -9549,7 +9549,7 @@
                 <w:i w:val="0"/>
                 <w:sz w:val="15"/>
               </w:rPr>
-              <w:t>200</w:t>
+              <w:t>19</w:t>
             </w:r>
           </w:p>
         </w:tc>
@@ -9569,7 +9569,7 @@
                 <w:i w:val="0"/>
                 <w:sz w:val="15"/>
               </w:rPr>
-              <w:t>800</w:t>
+              <w:t>78</w:t>
             </w:r>
           </w:p>
         </w:tc>
@@ -9589,7 +9589,7 @@
                 <w:i w:val="0"/>
                 <w:sz w:val="15"/>
               </w:rPr>
-              <w:t>2025</w:t>
+              <w:t>2027</w:t>
             </w:r>
           </w:p>
         </w:tc>
@@ -9609,7 +9609,7 @@
                 <w:i w:val="0"/>
                 <w:sz w:val="15"/>
               </w:rPr>
-              <w:t>$294.0M</w:t>
+              <w:t>$78.2M</w:t>
             </w:r>
           </w:p>
         </w:tc>
@@ -9629,7 +9629,7 @@
                 <w:i w:val="0"/>
                 <w:sz w:val="15"/>
               </w:rPr>
-              <w:t>$368</w:t>
+              <w:t>$999</w:t>
             </w:r>
           </w:p>
         </w:tc>
@@ -9648,7 +9648,7 @@
                 <w:i w:val="0"/>
                 <w:sz w:val="15"/>
               </w:rPr>
-              <w:t>estimate at announcement (2023)</w:t>
+              <w:t xml:space="preserve">NYCIDA cost/benefit analysis + 12 </w:t>
             </w:r>
           </w:p>
         </w:tc>
@@ -9689,7 +9689,7 @@
                 <w:i w:val="0"/>
                 <w:sz w:val="15"/>
               </w:rPr>
-              <w:t>Roadrunner Reserve 2 (Phase 2)</w:t>
+              <w:t>Chugach BESS (Southcentral Power Project sit</w:t>
             </w:r>
           </w:p>
         </w:tc>
@@ -9709,7 +9709,7 @@
                 <w:i w:val="0"/>
                 <w:sz w:val="15"/>
               </w:rPr>
-              <w:t>AZ</w:t>
+              <w:t>AK</w:t>
             </w:r>
           </w:p>
         </w:tc>
@@ -9730,7 +9730,7 @@
                 <w:i w:val="0"/>
                 <w:sz w:val="15"/>
               </w:rPr>
-              <w:t>200</w:t>
+              <w:t>40</w:t>
             </w:r>
           </w:p>
         </w:tc>
@@ -9751,7 +9751,7 @@
                 <w:i w:val="0"/>
                 <w:sz w:val="15"/>
               </w:rPr>
-              <w:t>800</w:t>
+              <w:t>80</w:t>
             </w:r>
           </w:p>
         </w:tc>
@@ -9772,7 +9772,7 @@
                 <w:i w:val="0"/>
                 <w:sz w:val="15"/>
               </w:rPr>
-              <w:t>2026</w:t>
+              <w:t>2024</w:t>
             </w:r>
           </w:p>
         </w:tc>
@@ -9793,7 +9793,7 @@
                 <w:i w:val="0"/>
                 <w:sz w:val="15"/>
               </w:rPr>
-              <w:t>$350.0M</w:t>
+              <w:t>$65.0M</w:t>
             </w:r>
           </w:p>
         </w:tc>
@@ -9814,7 +9814,7 @@
                 <w:i w:val="0"/>
                 <w:sz w:val="15"/>
               </w:rPr>
-              <w:t>$438</w:t>
+              <w:t>$812</w:t>
             </w:r>
           </w:p>
         </w:tc>
@@ -9834,7 +9834,7 @@
                 <w:i w:val="0"/>
                 <w:sz w:val="15"/>
               </w:rPr>
-              <w:t>estimate (utility statement)</w:t>
+              <w:t>final/actual (as reported)</w:t>
             </w:r>
           </w:p>
         </w:tc>
@@ -9854,7 +9854,7 @@
                 <w:i w:val="0"/>
                 <w:sz w:val="15"/>
               </w:rPr>
-              <w:t>Medium</w:t>
+              <w:t>High</w:t>
             </w:r>
           </w:p>
         </w:tc>
@@ -9875,7 +9875,7 @@
                 <w:i w:val="0"/>
                 <w:sz w:val="15"/>
               </w:rPr>
-              <w:t>Trenton Channel Energy Center BESS</w:t>
+              <w:t>Soltage Brigis 2 / Maspeth ESS (Queens)</w:t>
             </w:r>
           </w:p>
         </w:tc>
@@ -9894,7 +9894,7 @@
                 <w:i w:val="0"/>
                 <w:sz w:val="15"/>
               </w:rPr>
-              <w:t>MI</w:t>
+              <w:t>NY</w:t>
             </w:r>
           </w:p>
         </w:tc>
@@ -9914,7 +9914,7 @@
                 <w:i w:val="0"/>
                 <w:sz w:val="15"/>
               </w:rPr>
-              <w:t>220</w:t>
+              <w:t>20</w:t>
             </w:r>
           </w:p>
         </w:tc>
@@ -9934,7 +9934,7 @@
                 <w:i w:val="0"/>
                 <w:sz w:val="15"/>
               </w:rPr>
-              <w:t>880</w:t>
+              <w:t>80</w:t>
             </w:r>
           </w:p>
         </w:tc>
@@ -9954,7 +9954,7 @@
                 <w:i w:val="0"/>
                 <w:sz w:val="15"/>
               </w:rPr>
-              <w:t>2026</w:t>
+              <w:t>2027</w:t>
             </w:r>
           </w:p>
         </w:tc>
@@ -9974,7 +9974,7 @@
                 <w:i w:val="0"/>
                 <w:sz w:val="15"/>
               </w:rPr>
-              <w:t>$460.0M</w:t>
+              <w:t>$80.7M</w:t>
             </w:r>
           </w:p>
         </w:tc>
@@ -9994,7 +9994,7 @@
                 <w:i w:val="0"/>
                 <w:sz w:val="15"/>
               </w:rPr>
-              <w:t>$523</w:t>
+              <w:t>$1,009</w:t>
             </w:r>
           </w:p>
         </w:tc>
@@ -10013,7 +10013,7 @@
                 <w:i w:val="0"/>
                 <w:sz w:val="15"/>
               </w:rPr>
-              <w:t>approved estimate (MPSC, 2024)</w:t>
+              <w:t xml:space="preserve">NYCIDA cost/benefit analysis (Sep </w:t>
             </w:r>
           </w:p>
         </w:tc>
@@ -10054,7 +10054,7 @@
                 <w:i w:val="0"/>
                 <w:sz w:val="15"/>
               </w:rPr>
-              <w:t>Oneida Energy Storage [CANADA]</w:t>
+              <w:t>Soldotna BESS (37 Megapacks)</w:t>
             </w:r>
           </w:p>
         </w:tc>
@@ -10074,7 +10074,7 @@
                 <w:i w:val="0"/>
                 <w:sz w:val="15"/>
               </w:rPr>
-              <w:t>ON (Canada)</w:t>
+              <w:t>AK</w:t>
             </w:r>
           </w:p>
         </w:tc>
@@ -10095,7 +10095,7 @@
                 <w:i w:val="0"/>
                 <w:sz w:val="15"/>
               </w:rPr>
-              <w:t>250</w:t>
+              <w:t>46</w:t>
             </w:r>
           </w:p>
         </w:tc>
@@ -10116,7 +10116,7 @@
                 <w:i w:val="0"/>
                 <w:sz w:val="15"/>
               </w:rPr>
-              <w:t>1000</w:t>
+              <w:t>93</w:t>
             </w:r>
           </w:p>
         </w:tc>
@@ -10137,7 +10137,7 @@
                 <w:i w:val="0"/>
                 <w:sz w:val="15"/>
               </w:rPr>
-              <w:t>2025</w:t>
+              <w:t>2022</w:t>
             </w:r>
           </w:p>
         </w:tc>
@@ -10158,7 +10158,7 @@
                 <w:i w:val="0"/>
                 <w:sz w:val="15"/>
               </w:rPr>
-              <w:t>$511.0M</w:t>
+              <w:t>$40.0M</w:t>
             </w:r>
           </w:p>
         </w:tc>
@@ -10179,7 +10179,7 @@
                 <w:i w:val="0"/>
                 <w:sz w:val="15"/>
               </w:rPr>
-              <w:t>$511</w:t>
+              <w:t>$430</w:t>
             </w:r>
           </w:p>
         </w:tc>
@@ -10199,7 +10199,7 @@
                 <w:i w:val="0"/>
                 <w:sz w:val="15"/>
               </w:rPr>
-              <w:t xml:space="preserve">final/actual (reported ~C$700M vs </w:t>
+              <w:t>reported up-front capital (about $</w:t>
             </w:r>
           </w:p>
         </w:tc>
@@ -10219,7 +10219,4752 @@
                 <w:i w:val="0"/>
                 <w:sz w:val="15"/>
               </w:rPr>
+              <w:t>Medium</w:t>
+            </w:r>
+          </w:p>
+        </w:tc>
+      </w:tr>
+      <w:tr>
+        <w:tc>
+          <w:tcPr>
+            <w:tcW w:type="dxa" w:w="2880"/>
+          </w:tcPr>
+          <w:p>
+            <w:pPr>
+              <w:spacing w:after="0" w:before="0"/>
+            </w:pPr>
+            <w:r/>
+            <w:r>
+              <w:rPr>
+                <w:b w:val="0"/>
+                <w:i w:val="0"/>
+                <w:sz w:val="15"/>
+              </w:rPr>
+              <w:t>Bouldercombe Battery [AUSTRALIA]</w:t>
+            </w:r>
+          </w:p>
+        </w:tc>
+        <w:tc>
+          <w:tcPr>
+            <w:tcW w:type="dxa" w:w="720"/>
+          </w:tcPr>
+          <w:p>
+            <w:pPr>
+              <w:spacing w:after="0" w:before="0"/>
+            </w:pPr>
+            <w:r/>
+            <w:r>
+              <w:rPr>
+                <w:b w:val="0"/>
+                <w:i w:val="0"/>
+                <w:sz w:val="15"/>
+              </w:rPr>
+              <w:t>QLD (Australia)</w:t>
+            </w:r>
+          </w:p>
+        </w:tc>
+        <w:tc>
+          <w:tcPr>
+            <w:tcW w:type="dxa" w:w="576"/>
+          </w:tcPr>
+          <w:p>
+            <w:pPr>
+              <w:spacing w:after="0" w:before="0"/>
+              <w:jc w:val="right"/>
+            </w:pPr>
+            <w:r/>
+            <w:r>
+              <w:rPr>
+                <w:b w:val="0"/>
+                <w:i w:val="0"/>
+                <w:sz w:val="15"/>
+              </w:rPr>
+              <w:t>50</w:t>
+            </w:r>
+          </w:p>
+        </w:tc>
+        <w:tc>
+          <w:tcPr>
+            <w:tcW w:type="dxa" w:w="648"/>
+          </w:tcPr>
+          <w:p>
+            <w:pPr>
+              <w:spacing w:after="0" w:before="0"/>
+              <w:jc w:val="right"/>
+            </w:pPr>
+            <w:r/>
+            <w:r>
+              <w:rPr>
+                <w:b w:val="0"/>
+                <w:i w:val="0"/>
+                <w:sz w:val="15"/>
+              </w:rPr>
+              <w:t>100</w:t>
+            </w:r>
+          </w:p>
+        </w:tc>
+        <w:tc>
+          <w:tcPr>
+            <w:tcW w:type="dxa" w:w="648"/>
+          </w:tcPr>
+          <w:p>
+            <w:pPr>
+              <w:spacing w:after="0" w:before="0"/>
+              <w:jc w:val="right"/>
+            </w:pPr>
+            <w:r/>
+            <w:r>
+              <w:rPr>
+                <w:b w:val="0"/>
+                <w:i w:val="0"/>
+                <w:sz w:val="15"/>
+              </w:rPr>
+              <w:t>2023</w:t>
+            </w:r>
+          </w:p>
+        </w:tc>
+        <w:tc>
+          <w:tcPr>
+            <w:tcW w:type="dxa" w:w="1008"/>
+          </w:tcPr>
+          <w:p>
+            <w:pPr>
+              <w:spacing w:after="0" w:before="0"/>
+              <w:jc w:val="right"/>
+            </w:pPr>
+            <w:r/>
+            <w:r>
+              <w:rPr>
+                <w:b w:val="0"/>
+                <w:i w:val="0"/>
+                <w:sz w:val="15"/>
+              </w:rPr>
+              <w:t>$40.2M</w:t>
+            </w:r>
+          </w:p>
+        </w:tc>
+        <w:tc>
+          <w:tcPr>
+            <w:tcW w:type="dxa" w:w="864"/>
+          </w:tcPr>
+          <w:p>
+            <w:pPr>
+              <w:spacing w:after="0" w:before="0"/>
+              <w:jc w:val="right"/>
+            </w:pPr>
+            <w:r/>
+            <w:r>
+              <w:rPr>
+                <w:b w:val="0"/>
+                <w:i w:val="0"/>
+                <w:sz w:val="15"/>
+              </w:rPr>
+              <w:t>$402</w:t>
+            </w:r>
+          </w:p>
+        </w:tc>
+        <w:tc>
+          <w:tcPr>
+            <w:tcW w:type="dxa" w:w="1944"/>
+          </w:tcPr>
+          <w:p>
+            <w:pPr>
+              <w:spacing w:after="0" w:before="0"/>
+            </w:pPr>
+            <w:r/>
+            <w:r>
+              <w:rPr>
+                <w:b w:val="0"/>
+                <w:i w:val="0"/>
+                <w:sz w:val="15"/>
+              </w:rPr>
+              <w:t xml:space="preserve">ASX: total capital budget AUD 60M </w:t>
+            </w:r>
+          </w:p>
+        </w:tc>
+        <w:tc>
+          <w:tcPr>
+            <w:tcW w:type="dxa" w:w="936"/>
+          </w:tcPr>
+          <w:p>
+            <w:pPr>
+              <w:spacing w:after="0" w:before="0"/>
+            </w:pPr>
+            <w:r/>
+            <w:r>
+              <w:rPr>
+                <w:b w:val="0"/>
+                <w:i w:val="0"/>
+                <w:sz w:val="15"/>
+              </w:rPr>
+              <w:t>Medium</w:t>
+            </w:r>
+          </w:p>
+        </w:tc>
+      </w:tr>
+      <w:tr>
+        <w:tc>
+          <w:tcPr>
+            <w:tcW w:type="dxa" w:w="2880"/>
+            <w:shd w:val="clear" w:color="auto" w:fill="F2F4F8"/>
+          </w:tcPr>
+          <w:p>
+            <w:pPr>
+              <w:spacing w:after="0" w:before="0"/>
+            </w:pPr>
+            <w:r/>
+            <w:r>
+              <w:rPr>
+                <w:b w:val="0"/>
+                <w:i w:val="0"/>
+                <w:sz w:val="15"/>
+              </w:rPr>
+              <w:t>Wandoan South BESS [AUSTRALIA]</w:t>
+            </w:r>
+          </w:p>
+        </w:tc>
+        <w:tc>
+          <w:tcPr>
+            <w:tcW w:type="dxa" w:w="720"/>
+            <w:shd w:val="clear" w:color="auto" w:fill="F2F4F8"/>
+          </w:tcPr>
+          <w:p>
+            <w:pPr>
+              <w:spacing w:after="0" w:before="0"/>
+            </w:pPr>
+            <w:r/>
+            <w:r>
+              <w:rPr>
+                <w:b w:val="0"/>
+                <w:i w:val="0"/>
+                <w:sz w:val="15"/>
+              </w:rPr>
+              <w:t>QLD (Australia)</w:t>
+            </w:r>
+          </w:p>
+        </w:tc>
+        <w:tc>
+          <w:tcPr>
+            <w:tcW w:type="dxa" w:w="576"/>
+            <w:shd w:val="clear" w:color="auto" w:fill="F2F4F8"/>
+          </w:tcPr>
+          <w:p>
+            <w:pPr>
+              <w:spacing w:after="0" w:before="0"/>
+              <w:jc w:val="right"/>
+            </w:pPr>
+            <w:r/>
+            <w:r>
+              <w:rPr>
+                <w:b w:val="0"/>
+                <w:i w:val="0"/>
+                <w:sz w:val="15"/>
+              </w:rPr>
+              <w:t>100</w:t>
+            </w:r>
+          </w:p>
+        </w:tc>
+        <w:tc>
+          <w:tcPr>
+            <w:tcW w:type="dxa" w:w="648"/>
+            <w:shd w:val="clear" w:color="auto" w:fill="F2F4F8"/>
+          </w:tcPr>
+          <w:p>
+            <w:pPr>
+              <w:spacing w:after="0" w:before="0"/>
+              <w:jc w:val="right"/>
+            </w:pPr>
+            <w:r/>
+            <w:r>
+              <w:rPr>
+                <w:b w:val="0"/>
+                <w:i w:val="0"/>
+                <w:sz w:val="15"/>
+              </w:rPr>
+              <w:t>150</w:t>
+            </w:r>
+          </w:p>
+        </w:tc>
+        <w:tc>
+          <w:tcPr>
+            <w:tcW w:type="dxa" w:w="648"/>
+            <w:shd w:val="clear" w:color="auto" w:fill="F2F4F8"/>
+          </w:tcPr>
+          <w:p>
+            <w:pPr>
+              <w:spacing w:after="0" w:before="0"/>
+              <w:jc w:val="right"/>
+            </w:pPr>
+            <w:r/>
+            <w:r>
+              <w:rPr>
+                <w:b w:val="0"/>
+                <w:i w:val="0"/>
+                <w:sz w:val="15"/>
+              </w:rPr>
+              <w:t>2021</w:t>
+            </w:r>
+          </w:p>
+        </w:tc>
+        <w:tc>
+          <w:tcPr>
+            <w:tcW w:type="dxa" w:w="1008"/>
+            <w:shd w:val="clear" w:color="auto" w:fill="F2F4F8"/>
+          </w:tcPr>
+          <w:p>
+            <w:pPr>
+              <w:spacing w:after="0" w:before="0"/>
+              <w:jc w:val="right"/>
+            </w:pPr>
+            <w:r/>
+            <w:r>
+              <w:rPr>
+                <w:b w:val="0"/>
+                <w:i w:val="0"/>
+                <w:sz w:val="15"/>
+              </w:rPr>
+              <w:t>$90.0M</w:t>
+            </w:r>
+          </w:p>
+        </w:tc>
+        <w:tc>
+          <w:tcPr>
+            <w:tcW w:type="dxa" w:w="864"/>
+            <w:shd w:val="clear" w:color="auto" w:fill="F2F4F8"/>
+          </w:tcPr>
+          <w:p>
+            <w:pPr>
+              <w:spacing w:after="0" w:before="0"/>
+              <w:jc w:val="right"/>
+            </w:pPr>
+            <w:r/>
+            <w:r>
+              <w:rPr>
+                <w:b w:val="0"/>
+                <w:i w:val="0"/>
+                <w:sz w:val="15"/>
+              </w:rPr>
+              <w:t>$600</w:t>
+            </w:r>
+          </w:p>
+        </w:tc>
+        <w:tc>
+          <w:tcPr>
+            <w:tcW w:type="dxa" w:w="1944"/>
+            <w:shd w:val="clear" w:color="auto" w:fill="F2F4F8"/>
+          </w:tcPr>
+          <w:p>
+            <w:pPr>
+              <w:spacing w:after="0" w:before="0"/>
+            </w:pPr>
+            <w:r/>
+            <w:r>
+              <w:rPr>
+                <w:b w:val="0"/>
+                <w:i w:val="0"/>
+                <w:sz w:val="15"/>
+              </w:rPr>
+              <w:t>project cost at financial close AU</w:t>
+            </w:r>
+          </w:p>
+        </w:tc>
+        <w:tc>
+          <w:tcPr>
+            <w:tcW w:type="dxa" w:w="936"/>
+            <w:shd w:val="clear" w:color="auto" w:fill="F2F4F8"/>
+          </w:tcPr>
+          <w:p>
+            <w:pPr>
+              <w:spacing w:after="0" w:before="0"/>
+            </w:pPr>
+            <w:r/>
+            <w:r>
+              <w:rPr>
+                <w:b w:val="0"/>
+                <w:i w:val="0"/>
+                <w:sz w:val="15"/>
+              </w:rPr>
+              <w:t>Medium</w:t>
+            </w:r>
+          </w:p>
+        </w:tc>
+      </w:tr>
+      <w:tr>
+        <w:tc>
+          <w:tcPr>
+            <w:tcW w:type="dxa" w:w="2880"/>
+          </w:tcPr>
+          <w:p>
+            <w:pPr>
+              <w:spacing w:after="0" w:before="0"/>
+            </w:pPr>
+            <w:r/>
+            <w:r>
+              <w:rPr>
+                <w:b w:val="0"/>
+                <w:i w:val="0"/>
+                <w:sz w:val="15"/>
+              </w:rPr>
+              <w:t>Hazelwood BESS [AUSTRALIA]</w:t>
+            </w:r>
+          </w:p>
+        </w:tc>
+        <w:tc>
+          <w:tcPr>
+            <w:tcW w:type="dxa" w:w="720"/>
+          </w:tcPr>
+          <w:p>
+            <w:pPr>
+              <w:spacing w:after="0" w:before="0"/>
+            </w:pPr>
+            <w:r/>
+            <w:r>
+              <w:rPr>
+                <w:b w:val="0"/>
+                <w:i w:val="0"/>
+                <w:sz w:val="15"/>
+              </w:rPr>
+              <w:t>VIC (Australia)</w:t>
+            </w:r>
+          </w:p>
+        </w:tc>
+        <w:tc>
+          <w:tcPr>
+            <w:tcW w:type="dxa" w:w="576"/>
+          </w:tcPr>
+          <w:p>
+            <w:pPr>
+              <w:spacing w:after="0" w:before="0"/>
+              <w:jc w:val="right"/>
+            </w:pPr>
+            <w:r/>
+            <w:r>
+              <w:rPr>
+                <w:b w:val="0"/>
+                <w:i w:val="0"/>
+                <w:sz w:val="15"/>
+              </w:rPr>
+              <w:t>150</w:t>
+            </w:r>
+          </w:p>
+        </w:tc>
+        <w:tc>
+          <w:tcPr>
+            <w:tcW w:type="dxa" w:w="648"/>
+          </w:tcPr>
+          <w:p>
+            <w:pPr>
+              <w:spacing w:after="0" w:before="0"/>
+              <w:jc w:val="right"/>
+            </w:pPr>
+            <w:r/>
+            <w:r>
+              <w:rPr>
+                <w:b w:val="0"/>
+                <w:i w:val="0"/>
+                <w:sz w:val="15"/>
+              </w:rPr>
+              <w:t>150</w:t>
+            </w:r>
+          </w:p>
+        </w:tc>
+        <w:tc>
+          <w:tcPr>
+            <w:tcW w:type="dxa" w:w="648"/>
+          </w:tcPr>
+          <w:p>
+            <w:pPr>
+              <w:spacing w:after="0" w:before="0"/>
+              <w:jc w:val="right"/>
+            </w:pPr>
+            <w:r/>
+            <w:r>
+              <w:rPr>
+                <w:b w:val="0"/>
+                <w:i w:val="0"/>
+                <w:sz w:val="15"/>
+              </w:rPr>
+              <w:t>2023</w:t>
+            </w:r>
+          </w:p>
+        </w:tc>
+        <w:tc>
+          <w:tcPr>
+            <w:tcW w:type="dxa" w:w="1008"/>
+          </w:tcPr>
+          <w:p>
+            <w:pPr>
+              <w:spacing w:after="0" w:before="0"/>
+              <w:jc w:val="right"/>
+            </w:pPr>
+            <w:r/>
+            <w:r>
+              <w:rPr>
+                <w:b w:val="0"/>
+                <w:i w:val="0"/>
+                <w:sz w:val="15"/>
+              </w:rPr>
+              <w:t>$100.0M</w:t>
+            </w:r>
+          </w:p>
+        </w:tc>
+        <w:tc>
+          <w:tcPr>
+            <w:tcW w:type="dxa" w:w="864"/>
+          </w:tcPr>
+          <w:p>
+            <w:pPr>
+              <w:spacing w:after="0" w:before="0"/>
+              <w:jc w:val="right"/>
+            </w:pPr>
+            <w:r/>
+            <w:r>
+              <w:rPr>
+                <w:b w:val="0"/>
+                <w:i w:val="0"/>
+                <w:sz w:val="15"/>
+              </w:rPr>
+              <w:t>$667</w:t>
+            </w:r>
+          </w:p>
+        </w:tc>
+        <w:tc>
+          <w:tcPr>
+            <w:tcW w:type="dxa" w:w="1944"/>
+          </w:tcPr>
+          <w:p>
+            <w:pPr>
+              <w:spacing w:after="0" w:before="0"/>
+            </w:pPr>
+            <w:r/>
+            <w:r>
+              <w:rPr>
+                <w:b w:val="0"/>
+                <w:i w:val="0"/>
+                <w:sz w:val="15"/>
+              </w:rPr>
+              <w:t xml:space="preserve">press: estimated project cost AUD </w:t>
+            </w:r>
+          </w:p>
+        </w:tc>
+        <w:tc>
+          <w:tcPr>
+            <w:tcW w:type="dxa" w:w="936"/>
+          </w:tcPr>
+          <w:p>
+            <w:pPr>
+              <w:spacing w:after="0" w:before="0"/>
+            </w:pPr>
+            <w:r/>
+            <w:r>
+              <w:rPr>
+                <w:b w:val="0"/>
+                <w:i w:val="0"/>
+                <w:sz w:val="15"/>
+              </w:rPr>
+              <w:t>Medium</w:t>
+            </w:r>
+          </w:p>
+        </w:tc>
+      </w:tr>
+      <w:tr>
+        <w:tc>
+          <w:tcPr>
+            <w:tcW w:type="dxa" w:w="2880"/>
+            <w:shd w:val="clear" w:color="auto" w:fill="F2F4F8"/>
+          </w:tcPr>
+          <w:p>
+            <w:pPr>
+              <w:spacing w:after="0" w:before="0"/>
+            </w:pPr>
+            <w:r/>
+            <w:r>
+              <w:rPr>
+                <w:b w:val="0"/>
+                <w:i w:val="0"/>
+                <w:sz w:val="15"/>
+              </w:rPr>
+              <w:t>Waena BESS (Maui)</w:t>
+            </w:r>
+          </w:p>
+        </w:tc>
+        <w:tc>
+          <w:tcPr>
+            <w:tcW w:type="dxa" w:w="720"/>
+            <w:shd w:val="clear" w:color="auto" w:fill="F2F4F8"/>
+          </w:tcPr>
+          <w:p>
+            <w:pPr>
+              <w:spacing w:after="0" w:before="0"/>
+            </w:pPr>
+            <w:r/>
+            <w:r>
+              <w:rPr>
+                <w:b w:val="0"/>
+                <w:i w:val="0"/>
+                <w:sz w:val="15"/>
+              </w:rPr>
+              <w:t>HI</w:t>
+            </w:r>
+          </w:p>
+        </w:tc>
+        <w:tc>
+          <w:tcPr>
+            <w:tcW w:type="dxa" w:w="576"/>
+            <w:shd w:val="clear" w:color="auto" w:fill="F2F4F8"/>
+          </w:tcPr>
+          <w:p>
+            <w:pPr>
+              <w:spacing w:after="0" w:before="0"/>
+              <w:jc w:val="right"/>
+            </w:pPr>
+            <w:r/>
+            <w:r>
+              <w:rPr>
+                <w:b w:val="0"/>
+                <w:i w:val="0"/>
+                <w:sz w:val="15"/>
+              </w:rPr>
+              <w:t>40</w:t>
+            </w:r>
+          </w:p>
+        </w:tc>
+        <w:tc>
+          <w:tcPr>
+            <w:tcW w:type="dxa" w:w="648"/>
+            <w:shd w:val="clear" w:color="auto" w:fill="F2F4F8"/>
+          </w:tcPr>
+          <w:p>
+            <w:pPr>
+              <w:spacing w:after="0" w:before="0"/>
+              <w:jc w:val="right"/>
+            </w:pPr>
+            <w:r/>
+            <w:r>
+              <w:rPr>
+                <w:b w:val="0"/>
+                <w:i w:val="0"/>
+                <w:sz w:val="15"/>
+              </w:rPr>
+              <w:t>160</w:t>
+            </w:r>
+          </w:p>
+        </w:tc>
+        <w:tc>
+          <w:tcPr>
+            <w:tcW w:type="dxa" w:w="648"/>
+            <w:shd w:val="clear" w:color="auto" w:fill="F2F4F8"/>
+          </w:tcPr>
+          <w:p>
+            <w:pPr>
+              <w:spacing w:after="0" w:before="0"/>
+              <w:jc w:val="right"/>
+            </w:pPr>
+            <w:r/>
+            <w:r>
+              <w:rPr>
+                <w:b w:val="0"/>
+                <w:i w:val="0"/>
+                <w:sz w:val="15"/>
+              </w:rPr>
+              <w:t>2027</w:t>
+            </w:r>
+          </w:p>
+        </w:tc>
+        <w:tc>
+          <w:tcPr>
+            <w:tcW w:type="dxa" w:w="1008"/>
+            <w:shd w:val="clear" w:color="auto" w:fill="F2F4F8"/>
+          </w:tcPr>
+          <w:p>
+            <w:pPr>
+              <w:spacing w:after="0" w:before="0"/>
+              <w:jc w:val="right"/>
+            </w:pPr>
+            <w:r/>
+            <w:r>
+              <w:rPr>
+                <w:b w:val="0"/>
+                <w:i w:val="0"/>
+                <w:sz w:val="15"/>
+              </w:rPr>
+              <w:t>$82.1M</w:t>
+            </w:r>
+          </w:p>
+        </w:tc>
+        <w:tc>
+          <w:tcPr>
+            <w:tcW w:type="dxa" w:w="864"/>
+            <w:shd w:val="clear" w:color="auto" w:fill="F2F4F8"/>
+          </w:tcPr>
+          <w:p>
+            <w:pPr>
+              <w:spacing w:after="0" w:before="0"/>
+              <w:jc w:val="right"/>
+            </w:pPr>
+            <w:r/>
+            <w:r>
+              <w:rPr>
+                <w:b w:val="0"/>
+                <w:i w:val="0"/>
+                <w:sz w:val="15"/>
+              </w:rPr>
+              <w:t>$513</w:t>
+            </w:r>
+          </w:p>
+        </w:tc>
+        <w:tc>
+          <w:tcPr>
+            <w:tcW w:type="dxa" w:w="1944"/>
+            <w:shd w:val="clear" w:color="auto" w:fill="F2F4F8"/>
+          </w:tcPr>
+          <w:p>
+            <w:pPr>
+              <w:spacing w:after="0" w:before="0"/>
+            </w:pPr>
+            <w:r/>
+            <w:r>
+              <w:rPr>
+                <w:b w:val="0"/>
+                <w:i w:val="0"/>
+                <w:sz w:val="15"/>
+              </w:rPr>
+              <w:t>approved budget/estimate (HPUC Dec</w:t>
+            </w:r>
+          </w:p>
+        </w:tc>
+        <w:tc>
+          <w:tcPr>
+            <w:tcW w:type="dxa" w:w="936"/>
+            <w:shd w:val="clear" w:color="auto" w:fill="F2F4F8"/>
+          </w:tcPr>
+          <w:p>
+            <w:pPr>
+              <w:spacing w:after="0" w:before="0"/>
+            </w:pPr>
+            <w:r/>
+            <w:r>
+              <w:rPr>
+                <w:b w:val="0"/>
+                <w:i w:val="0"/>
+                <w:sz w:val="15"/>
+              </w:rPr>
               <w:t>High</w:t>
+            </w:r>
+          </w:p>
+        </w:tc>
+      </w:tr>
+      <w:tr>
+        <w:tc>
+          <w:tcPr>
+            <w:tcW w:type="dxa" w:w="2880"/>
+          </w:tcPr>
+          <w:p>
+            <w:pPr>
+              <w:spacing w:after="0" w:before="0"/>
+            </w:pPr>
+            <w:r/>
+            <w:r>
+              <w:rPr>
+                <w:b w:val="0"/>
+                <w:i w:val="0"/>
+                <w:sz w:val="15"/>
+              </w:rPr>
+              <w:t>Jurassic BESS [CANADA]</w:t>
+            </w:r>
+          </w:p>
+        </w:tc>
+        <w:tc>
+          <w:tcPr>
+            <w:tcW w:type="dxa" w:w="720"/>
+          </w:tcPr>
+          <w:p>
+            <w:pPr>
+              <w:spacing w:after="0" w:before="0"/>
+            </w:pPr>
+            <w:r/>
+            <w:r>
+              <w:rPr>
+                <w:b w:val="0"/>
+                <w:i w:val="0"/>
+                <w:sz w:val="15"/>
+              </w:rPr>
+              <w:t>AB (Canada)</w:t>
+            </w:r>
+          </w:p>
+        </w:tc>
+        <w:tc>
+          <w:tcPr>
+            <w:tcW w:type="dxa" w:w="576"/>
+          </w:tcPr>
+          <w:p>
+            <w:pPr>
+              <w:spacing w:after="0" w:before="0"/>
+              <w:jc w:val="right"/>
+            </w:pPr>
+            <w:r/>
+            <w:r>
+              <w:rPr>
+                <w:b w:val="0"/>
+                <w:i w:val="0"/>
+                <w:sz w:val="15"/>
+              </w:rPr>
+              <w:t>80</w:t>
+            </w:r>
+          </w:p>
+        </w:tc>
+        <w:tc>
+          <w:tcPr>
+            <w:tcW w:type="dxa" w:w="648"/>
+          </w:tcPr>
+          <w:p>
+            <w:pPr>
+              <w:spacing w:after="0" w:before="0"/>
+              <w:jc w:val="right"/>
+            </w:pPr>
+            <w:r/>
+            <w:r>
+              <w:rPr>
+                <w:b w:val="0"/>
+                <w:i w:val="0"/>
+                <w:sz w:val="15"/>
+              </w:rPr>
+              <w:t>160</w:t>
+            </w:r>
+          </w:p>
+        </w:tc>
+        <w:tc>
+          <w:tcPr>
+            <w:tcW w:type="dxa" w:w="648"/>
+          </w:tcPr>
+          <w:p>
+            <w:pPr>
+              <w:spacing w:after="0" w:before="0"/>
+              <w:jc w:val="right"/>
+            </w:pPr>
+            <w:r/>
+            <w:r>
+              <w:rPr>
+                <w:b w:val="0"/>
+                <w:i w:val="0"/>
+                <w:sz w:val="15"/>
+              </w:rPr>
+              <w:t>2026</w:t>
+            </w:r>
+          </w:p>
+        </w:tc>
+        <w:tc>
+          <w:tcPr>
+            <w:tcW w:type="dxa" w:w="1008"/>
+          </w:tcPr>
+          <w:p>
+            <w:pPr>
+              <w:spacing w:after="0" w:before="0"/>
+              <w:jc w:val="right"/>
+            </w:pPr>
+            <w:r/>
+            <w:r>
+              <w:rPr>
+                <w:b w:val="0"/>
+                <w:i w:val="0"/>
+                <w:sz w:val="15"/>
+              </w:rPr>
+              <w:t>$88.8M</w:t>
+            </w:r>
+          </w:p>
+        </w:tc>
+        <w:tc>
+          <w:tcPr>
+            <w:tcW w:type="dxa" w:w="864"/>
+          </w:tcPr>
+          <w:p>
+            <w:pPr>
+              <w:spacing w:after="0" w:before="0"/>
+              <w:jc w:val="right"/>
+            </w:pPr>
+            <w:r/>
+            <w:r>
+              <w:rPr>
+                <w:b w:val="0"/>
+                <w:i w:val="0"/>
+                <w:sz w:val="15"/>
+              </w:rPr>
+              <w:t>$555</w:t>
+            </w:r>
+          </w:p>
+        </w:tc>
+        <w:tc>
+          <w:tcPr>
+            <w:tcW w:type="dxa" w:w="1944"/>
+          </w:tcPr>
+          <w:p>
+            <w:pPr>
+              <w:spacing w:after="0" w:before="0"/>
+            </w:pPr>
+            <w:r/>
+            <w:r>
+              <w:rPr>
+                <w:b w:val="0"/>
+                <w:i w:val="0"/>
+                <w:sz w:val="15"/>
+              </w:rPr>
+              <w:t xml:space="preserve">estimated total cost at financial </w:t>
+            </w:r>
+          </w:p>
+        </w:tc>
+        <w:tc>
+          <w:tcPr>
+            <w:tcW w:type="dxa" w:w="936"/>
+          </w:tcPr>
+          <w:p>
+            <w:pPr>
+              <w:spacing w:after="0" w:before="0"/>
+            </w:pPr>
+            <w:r/>
+            <w:r>
+              <w:rPr>
+                <w:b w:val="0"/>
+                <w:i w:val="0"/>
+                <w:sz w:val="15"/>
+              </w:rPr>
+              <w:t>Medium</w:t>
+            </w:r>
+          </w:p>
+        </w:tc>
+      </w:tr>
+      <w:tr>
+        <w:tc>
+          <w:tcPr>
+            <w:tcW w:type="dxa" w:w="2880"/>
+            <w:shd w:val="clear" w:color="auto" w:fill="F2F4F8"/>
+          </w:tcPr>
+          <w:p>
+            <w:pPr>
+              <w:spacing w:after="0" w:before="0"/>
+            </w:pPr>
+            <w:r/>
+            <w:r>
+              <w:rPr>
+                <w:b w:val="0"/>
+                <w:i w:val="0"/>
+                <w:sz w:val="15"/>
+              </w:rPr>
+              <w:t>Homer Electric second BESS (Soldotna area 45</w:t>
+            </w:r>
+          </w:p>
+        </w:tc>
+        <w:tc>
+          <w:tcPr>
+            <w:tcW w:type="dxa" w:w="720"/>
+            <w:shd w:val="clear" w:color="auto" w:fill="F2F4F8"/>
+          </w:tcPr>
+          <w:p>
+            <w:pPr>
+              <w:spacing w:after="0" w:before="0"/>
+            </w:pPr>
+            <w:r/>
+            <w:r>
+              <w:rPr>
+                <w:b w:val="0"/>
+                <w:i w:val="0"/>
+                <w:sz w:val="15"/>
+              </w:rPr>
+              <w:t>AK</w:t>
+            </w:r>
+          </w:p>
+        </w:tc>
+        <w:tc>
+          <w:tcPr>
+            <w:tcW w:type="dxa" w:w="576"/>
+            <w:shd w:val="clear" w:color="auto" w:fill="F2F4F8"/>
+          </w:tcPr>
+          <w:p>
+            <w:pPr>
+              <w:spacing w:after="0" w:before="0"/>
+              <w:jc w:val="right"/>
+            </w:pPr>
+            <w:r/>
+            <w:r>
+              <w:rPr>
+                <w:b w:val="0"/>
+                <w:i w:val="0"/>
+                <w:sz w:val="15"/>
+              </w:rPr>
+              <w:t>45</w:t>
+            </w:r>
+          </w:p>
+        </w:tc>
+        <w:tc>
+          <w:tcPr>
+            <w:tcW w:type="dxa" w:w="648"/>
+            <w:shd w:val="clear" w:color="auto" w:fill="F2F4F8"/>
+          </w:tcPr>
+          <w:p>
+            <w:pPr>
+              <w:spacing w:after="0" w:before="0"/>
+              <w:jc w:val="right"/>
+            </w:pPr>
+            <w:r/>
+            <w:r>
+              <w:rPr>
+                <w:b w:val="0"/>
+                <w:i w:val="0"/>
+                <w:sz w:val="15"/>
+              </w:rPr>
+              <w:t>180</w:t>
+            </w:r>
+          </w:p>
+        </w:tc>
+        <w:tc>
+          <w:tcPr>
+            <w:tcW w:type="dxa" w:w="648"/>
+            <w:shd w:val="clear" w:color="auto" w:fill="F2F4F8"/>
+          </w:tcPr>
+          <w:p>
+            <w:pPr>
+              <w:spacing w:after="0" w:before="0"/>
+              <w:jc w:val="right"/>
+            </w:pPr>
+            <w:r/>
+            <w:r>
+              <w:rPr>
+                <w:b w:val="0"/>
+                <w:i w:val="0"/>
+                <w:sz w:val="15"/>
+              </w:rPr>
+              <w:t>2027</w:t>
+            </w:r>
+          </w:p>
+        </w:tc>
+        <w:tc>
+          <w:tcPr>
+            <w:tcW w:type="dxa" w:w="1008"/>
+            <w:shd w:val="clear" w:color="auto" w:fill="F2F4F8"/>
+          </w:tcPr>
+          <w:p>
+            <w:pPr>
+              <w:spacing w:after="0" w:before="0"/>
+              <w:jc w:val="right"/>
+            </w:pPr>
+            <w:r/>
+            <w:r>
+              <w:rPr>
+                <w:b w:val="0"/>
+                <w:i w:val="0"/>
+                <w:sz w:val="15"/>
+              </w:rPr>
+              <w:t>$112.0M</w:t>
+            </w:r>
+          </w:p>
+        </w:tc>
+        <w:tc>
+          <w:tcPr>
+            <w:tcW w:type="dxa" w:w="864"/>
+            <w:shd w:val="clear" w:color="auto" w:fill="F2F4F8"/>
+          </w:tcPr>
+          <w:p>
+            <w:pPr>
+              <w:spacing w:after="0" w:before="0"/>
+              <w:jc w:val="right"/>
+            </w:pPr>
+            <w:r/>
+            <w:r>
+              <w:rPr>
+                <w:b w:val="0"/>
+                <w:i w:val="0"/>
+                <w:sz w:val="15"/>
+              </w:rPr>
+              <w:t>$622</w:t>
+            </w:r>
+          </w:p>
+        </w:tc>
+        <w:tc>
+          <w:tcPr>
+            <w:tcW w:type="dxa" w:w="1944"/>
+            <w:shd w:val="clear" w:color="auto" w:fill="F2F4F8"/>
+          </w:tcPr>
+          <w:p>
+            <w:pPr>
+              <w:spacing w:after="0" w:before="0"/>
+            </w:pPr>
+            <w:r/>
+            <w:r>
+              <w:rPr>
+                <w:b w:val="0"/>
+                <w:i w:val="0"/>
+                <w:sz w:val="15"/>
+              </w:rPr>
+              <w:t>NRECA via USDA PACE: roughly $112M</w:t>
+            </w:r>
+          </w:p>
+        </w:tc>
+        <w:tc>
+          <w:tcPr>
+            <w:tcW w:type="dxa" w:w="936"/>
+            <w:shd w:val="clear" w:color="auto" w:fill="F2F4F8"/>
+          </w:tcPr>
+          <w:p>
+            <w:pPr>
+              <w:spacing w:after="0" w:before="0"/>
+            </w:pPr>
+            <w:r/>
+            <w:r>
+              <w:rPr>
+                <w:b w:val="0"/>
+                <w:i w:val="0"/>
+                <w:sz w:val="15"/>
+              </w:rPr>
+              <w:t>Medium</w:t>
+            </w:r>
+          </w:p>
+        </w:tc>
+      </w:tr>
+      <w:tr>
+        <w:tc>
+          <w:tcPr>
+            <w:tcW w:type="dxa" w:w="2880"/>
+          </w:tcPr>
+          <w:p>
+            <w:pPr>
+              <w:spacing w:after="0" w:before="0"/>
+            </w:pPr>
+            <w:r/>
+            <w:r>
+              <w:rPr>
+                <w:b w:val="0"/>
+                <w:i w:val="0"/>
+                <w:sz w:val="15"/>
+              </w:rPr>
+              <w:t>Kwinana BESS Stage 1 [AUSTRALIA]</w:t>
+            </w:r>
+          </w:p>
+        </w:tc>
+        <w:tc>
+          <w:tcPr>
+            <w:tcW w:type="dxa" w:w="720"/>
+          </w:tcPr>
+          <w:p>
+            <w:pPr>
+              <w:spacing w:after="0" w:before="0"/>
+            </w:pPr>
+            <w:r/>
+            <w:r>
+              <w:rPr>
+                <w:b w:val="0"/>
+                <w:i w:val="0"/>
+                <w:sz w:val="15"/>
+              </w:rPr>
+              <w:t>WA (Australia)</w:t>
+            </w:r>
+          </w:p>
+        </w:tc>
+        <w:tc>
+          <w:tcPr>
+            <w:tcW w:type="dxa" w:w="576"/>
+          </w:tcPr>
+          <w:p>
+            <w:pPr>
+              <w:spacing w:after="0" w:before="0"/>
+              <w:jc w:val="right"/>
+            </w:pPr>
+            <w:r/>
+            <w:r>
+              <w:rPr>
+                <w:b w:val="0"/>
+                <w:i w:val="0"/>
+                <w:sz w:val="15"/>
+              </w:rPr>
+              <w:t>100</w:t>
+            </w:r>
+          </w:p>
+        </w:tc>
+        <w:tc>
+          <w:tcPr>
+            <w:tcW w:type="dxa" w:w="648"/>
+          </w:tcPr>
+          <w:p>
+            <w:pPr>
+              <w:spacing w:after="0" w:before="0"/>
+              <w:jc w:val="right"/>
+            </w:pPr>
+            <w:r/>
+            <w:r>
+              <w:rPr>
+                <w:b w:val="0"/>
+                <w:i w:val="0"/>
+                <w:sz w:val="15"/>
+              </w:rPr>
+              <w:t>200</w:t>
+            </w:r>
+          </w:p>
+        </w:tc>
+        <w:tc>
+          <w:tcPr>
+            <w:tcW w:type="dxa" w:w="648"/>
+          </w:tcPr>
+          <w:p>
+            <w:pPr>
+              <w:spacing w:after="0" w:before="0"/>
+              <w:jc w:val="right"/>
+            </w:pPr>
+            <w:r/>
+            <w:r>
+              <w:rPr>
+                <w:b w:val="0"/>
+                <w:i w:val="0"/>
+                <w:sz w:val="15"/>
+              </w:rPr>
+              <w:t>2023</w:t>
+            </w:r>
+          </w:p>
+        </w:tc>
+        <w:tc>
+          <w:tcPr>
+            <w:tcW w:type="dxa" w:w="1008"/>
+          </w:tcPr>
+          <w:p>
+            <w:pPr>
+              <w:spacing w:after="0" w:before="0"/>
+              <w:jc w:val="right"/>
+            </w:pPr>
+            <w:r/>
+            <w:r>
+              <w:rPr>
+                <w:b w:val="0"/>
+                <w:i w:val="0"/>
+                <w:sz w:val="15"/>
+              </w:rPr>
+              <w:t>$103.5M</w:t>
+            </w:r>
+          </w:p>
+        </w:tc>
+        <w:tc>
+          <w:tcPr>
+            <w:tcW w:type="dxa" w:w="864"/>
+          </w:tcPr>
+          <w:p>
+            <w:pPr>
+              <w:spacing w:after="0" w:before="0"/>
+              <w:jc w:val="right"/>
+            </w:pPr>
+            <w:r/>
+            <w:r>
+              <w:rPr>
+                <w:b w:val="0"/>
+                <w:i w:val="0"/>
+                <w:sz w:val="15"/>
+              </w:rPr>
+              <w:t>$518</w:t>
+            </w:r>
+          </w:p>
+        </w:tc>
+        <w:tc>
+          <w:tcPr>
+            <w:tcW w:type="dxa" w:w="1944"/>
+          </w:tcPr>
+          <w:p>
+            <w:pPr>
+              <w:spacing w:after="0" w:before="0"/>
+            </w:pPr>
+            <w:r/>
+            <w:r>
+              <w:rPr>
+                <w:b w:val="0"/>
+                <w:i w:val="0"/>
+                <w:sz w:val="15"/>
+              </w:rPr>
+              <w:t>final (as reported)</w:t>
+            </w:r>
+          </w:p>
+        </w:tc>
+        <w:tc>
+          <w:tcPr>
+            <w:tcW w:type="dxa" w:w="936"/>
+          </w:tcPr>
+          <w:p>
+            <w:pPr>
+              <w:spacing w:after="0" w:before="0"/>
+            </w:pPr>
+            <w:r/>
+            <w:r>
+              <w:rPr>
+                <w:b w:val="0"/>
+                <w:i w:val="0"/>
+                <w:sz w:val="15"/>
+              </w:rPr>
+              <w:t>Medium</w:t>
+            </w:r>
+          </w:p>
+        </w:tc>
+      </w:tr>
+      <w:tr>
+        <w:tc>
+          <w:tcPr>
+            <w:tcW w:type="dxa" w:w="2880"/>
+            <w:shd w:val="clear" w:color="auto" w:fill="F2F4F8"/>
+          </w:tcPr>
+          <w:p>
+            <w:pPr>
+              <w:spacing w:after="0" w:before="0"/>
+            </w:pPr>
+            <w:r/>
+            <w:r>
+              <w:rPr>
+                <w:b w:val="0"/>
+                <w:i w:val="0"/>
+                <w:sz w:val="15"/>
+              </w:rPr>
+              <w:t>Chinchilla Battery [AUSTRALIA]</w:t>
+            </w:r>
+          </w:p>
+        </w:tc>
+        <w:tc>
+          <w:tcPr>
+            <w:tcW w:type="dxa" w:w="720"/>
+            <w:shd w:val="clear" w:color="auto" w:fill="F2F4F8"/>
+          </w:tcPr>
+          <w:p>
+            <w:pPr>
+              <w:spacing w:after="0" w:before="0"/>
+            </w:pPr>
+            <w:r/>
+            <w:r>
+              <w:rPr>
+                <w:b w:val="0"/>
+                <w:i w:val="0"/>
+                <w:sz w:val="15"/>
+              </w:rPr>
+              <w:t>QLD (Australia)</w:t>
+            </w:r>
+          </w:p>
+        </w:tc>
+        <w:tc>
+          <w:tcPr>
+            <w:tcW w:type="dxa" w:w="576"/>
+            <w:shd w:val="clear" w:color="auto" w:fill="F2F4F8"/>
+          </w:tcPr>
+          <w:p>
+            <w:pPr>
+              <w:spacing w:after="0" w:before="0"/>
+              <w:jc w:val="right"/>
+            </w:pPr>
+            <w:r/>
+            <w:r>
+              <w:rPr>
+                <w:b w:val="0"/>
+                <w:i w:val="0"/>
+                <w:sz w:val="15"/>
+              </w:rPr>
+              <w:t>100</w:t>
+            </w:r>
+          </w:p>
+        </w:tc>
+        <w:tc>
+          <w:tcPr>
+            <w:tcW w:type="dxa" w:w="648"/>
+            <w:shd w:val="clear" w:color="auto" w:fill="F2F4F8"/>
+          </w:tcPr>
+          <w:p>
+            <w:pPr>
+              <w:spacing w:after="0" w:before="0"/>
+              <w:jc w:val="right"/>
+            </w:pPr>
+            <w:r/>
+            <w:r>
+              <w:rPr>
+                <w:b w:val="0"/>
+                <w:i w:val="0"/>
+                <w:sz w:val="15"/>
+              </w:rPr>
+              <w:t>200</w:t>
+            </w:r>
+          </w:p>
+        </w:tc>
+        <w:tc>
+          <w:tcPr>
+            <w:tcW w:type="dxa" w:w="648"/>
+            <w:shd w:val="clear" w:color="auto" w:fill="F2F4F8"/>
+          </w:tcPr>
+          <w:p>
+            <w:pPr>
+              <w:spacing w:after="0" w:before="0"/>
+              <w:jc w:val="right"/>
+            </w:pPr>
+            <w:r/>
+            <w:r>
+              <w:rPr>
+                <w:b w:val="0"/>
+                <w:i w:val="0"/>
+                <w:sz w:val="15"/>
+              </w:rPr>
+              <w:t>2024</w:t>
+            </w:r>
+          </w:p>
+        </w:tc>
+        <w:tc>
+          <w:tcPr>
+            <w:tcW w:type="dxa" w:w="1008"/>
+            <w:shd w:val="clear" w:color="auto" w:fill="F2F4F8"/>
+          </w:tcPr>
+          <w:p>
+            <w:pPr>
+              <w:spacing w:after="0" w:before="0"/>
+              <w:jc w:val="right"/>
+            </w:pPr>
+            <w:r/>
+            <w:r>
+              <w:rPr>
+                <w:b w:val="0"/>
+                <w:i w:val="0"/>
+                <w:sz w:val="15"/>
+              </w:rPr>
+              <w:t>$100.0M</w:t>
+            </w:r>
+          </w:p>
+        </w:tc>
+        <w:tc>
+          <w:tcPr>
+            <w:tcW w:type="dxa" w:w="864"/>
+            <w:shd w:val="clear" w:color="auto" w:fill="F2F4F8"/>
+          </w:tcPr>
+          <w:p>
+            <w:pPr>
+              <w:spacing w:after="0" w:before="0"/>
+              <w:jc w:val="right"/>
+            </w:pPr>
+            <w:r/>
+            <w:r>
+              <w:rPr>
+                <w:b w:val="0"/>
+                <w:i w:val="0"/>
+                <w:sz w:val="15"/>
+              </w:rPr>
+              <w:t>$500</w:t>
+            </w:r>
+          </w:p>
+        </w:tc>
+        <w:tc>
+          <w:tcPr>
+            <w:tcW w:type="dxa" w:w="1944"/>
+            <w:shd w:val="clear" w:color="auto" w:fill="F2F4F8"/>
+          </w:tcPr>
+          <w:p>
+            <w:pPr>
+              <w:spacing w:after="0" w:before="0"/>
+            </w:pPr>
+            <w:r/>
+            <w:r>
+              <w:rPr>
+                <w:b w:val="0"/>
+                <w:i w:val="0"/>
+                <w:sz w:val="15"/>
+              </w:rPr>
+              <w:t>CS Energy fact sheet: AUD 150M inv</w:t>
+            </w:r>
+          </w:p>
+        </w:tc>
+        <w:tc>
+          <w:tcPr>
+            <w:tcW w:type="dxa" w:w="936"/>
+            <w:shd w:val="clear" w:color="auto" w:fill="F2F4F8"/>
+          </w:tcPr>
+          <w:p>
+            <w:pPr>
+              <w:spacing w:after="0" w:before="0"/>
+            </w:pPr>
+            <w:r/>
+            <w:r>
+              <w:rPr>
+                <w:b w:val="0"/>
+                <w:i w:val="0"/>
+                <w:sz w:val="15"/>
+              </w:rPr>
+              <w:t>Medium</w:t>
+            </w:r>
+          </w:p>
+        </w:tc>
+      </w:tr>
+      <w:tr>
+        <w:tc>
+          <w:tcPr>
+            <w:tcW w:type="dxa" w:w="2880"/>
+          </w:tcPr>
+          <w:p>
+            <w:pPr>
+              <w:spacing w:after="0" w:before="0"/>
+            </w:pPr>
+            <w:r/>
+            <w:r>
+              <w:rPr>
+                <w:b w:val="0"/>
+                <w:i w:val="0"/>
+                <w:sz w:val="15"/>
+              </w:rPr>
+              <w:t>Constable (Evergreen) BESS</w:t>
+            </w:r>
+          </w:p>
+        </w:tc>
+        <w:tc>
+          <w:tcPr>
+            <w:tcW w:type="dxa" w:w="720"/>
+          </w:tcPr>
+          <w:p>
+            <w:pPr>
+              <w:spacing w:after="0" w:before="0"/>
+            </w:pPr>
+            <w:r/>
+            <w:r>
+              <w:rPr>
+                <w:b w:val="0"/>
+                <w:i w:val="0"/>
+                <w:sz w:val="15"/>
+              </w:rPr>
+              <w:t>OR</w:t>
+            </w:r>
+          </w:p>
+        </w:tc>
+        <w:tc>
+          <w:tcPr>
+            <w:tcW w:type="dxa" w:w="576"/>
+          </w:tcPr>
+          <w:p>
+            <w:pPr>
+              <w:spacing w:after="0" w:before="0"/>
+              <w:jc w:val="right"/>
+            </w:pPr>
+            <w:r/>
+            <w:r>
+              <w:rPr>
+                <w:b w:val="0"/>
+                <w:i w:val="0"/>
+                <w:sz w:val="15"/>
+              </w:rPr>
+              <w:t>75</w:t>
+            </w:r>
+          </w:p>
+        </w:tc>
+        <w:tc>
+          <w:tcPr>
+            <w:tcW w:type="dxa" w:w="648"/>
+          </w:tcPr>
+          <w:p>
+            <w:pPr>
+              <w:spacing w:after="0" w:before="0"/>
+              <w:jc w:val="right"/>
+            </w:pPr>
+            <w:r/>
+            <w:r>
+              <w:rPr>
+                <w:b w:val="0"/>
+                <w:i w:val="0"/>
+                <w:sz w:val="15"/>
+              </w:rPr>
+              <w:t>300</w:t>
+            </w:r>
+          </w:p>
+        </w:tc>
+        <w:tc>
+          <w:tcPr>
+            <w:tcW w:type="dxa" w:w="648"/>
+          </w:tcPr>
+          <w:p>
+            <w:pPr>
+              <w:spacing w:after="0" w:before="0"/>
+              <w:jc w:val="right"/>
+            </w:pPr>
+            <w:r/>
+            <w:r>
+              <w:rPr>
+                <w:b w:val="0"/>
+                <w:i w:val="0"/>
+                <w:sz w:val="15"/>
+              </w:rPr>
+              <w:t>2024</w:t>
+            </w:r>
+          </w:p>
+        </w:tc>
+        <w:tc>
+          <w:tcPr>
+            <w:tcW w:type="dxa" w:w="1008"/>
+          </w:tcPr>
+          <w:p>
+            <w:pPr>
+              <w:spacing w:after="0" w:before="0"/>
+              <w:jc w:val="right"/>
+            </w:pPr>
+            <w:r/>
+            <w:r>
+              <w:rPr>
+                <w:b w:val="0"/>
+                <w:i w:val="0"/>
+                <w:sz w:val="15"/>
+              </w:rPr>
+              <w:t>$156.0M</w:t>
+            </w:r>
+          </w:p>
+        </w:tc>
+        <w:tc>
+          <w:tcPr>
+            <w:tcW w:type="dxa" w:w="864"/>
+          </w:tcPr>
+          <w:p>
+            <w:pPr>
+              <w:spacing w:after="0" w:before="0"/>
+              <w:jc w:val="right"/>
+            </w:pPr>
+            <w:r/>
+            <w:r>
+              <w:rPr>
+                <w:b w:val="0"/>
+                <w:i w:val="0"/>
+                <w:sz w:val="15"/>
+              </w:rPr>
+              <w:t>$520</w:t>
+            </w:r>
+          </w:p>
+        </w:tc>
+        <w:tc>
+          <w:tcPr>
+            <w:tcW w:type="dxa" w:w="1944"/>
+          </w:tcPr>
+          <w:p>
+            <w:pPr>
+              <w:spacing w:after="0" w:before="0"/>
+            </w:pPr>
+            <w:r/>
+            <w:r>
+              <w:rPr>
+                <w:b w:val="0"/>
+                <w:i w:val="0"/>
+                <w:sz w:val="15"/>
+              </w:rPr>
+              <w:t>final/actual (Electric Utility Pla</w:t>
+            </w:r>
+          </w:p>
+        </w:tc>
+        <w:tc>
+          <w:tcPr>
+            <w:tcW w:type="dxa" w:w="936"/>
+          </w:tcPr>
+          <w:p>
+            <w:pPr>
+              <w:spacing w:after="0" w:before="0"/>
+            </w:pPr>
+            <w:r/>
+            <w:r>
+              <w:rPr>
+                <w:b w:val="0"/>
+                <w:i w:val="0"/>
+                <w:sz w:val="15"/>
+              </w:rPr>
+              <w:t>High</w:t>
+            </w:r>
+          </w:p>
+        </w:tc>
+      </w:tr>
+      <w:tr>
+        <w:tc>
+          <w:tcPr>
+            <w:tcW w:type="dxa" w:w="2880"/>
+            <w:shd w:val="clear" w:color="auto" w:fill="F2F4F8"/>
+          </w:tcPr>
+          <w:p>
+            <w:pPr>
+              <w:spacing w:after="0" w:before="0"/>
+            </w:pPr>
+            <w:r/>
+            <w:r>
+              <w:rPr>
+                <w:b w:val="0"/>
+                <w:i w:val="0"/>
+                <w:sz w:val="15"/>
+              </w:rPr>
+              <w:t>Oglethorpe Power three-site BESS (GRIP)</w:t>
+            </w:r>
+          </w:p>
+        </w:tc>
+        <w:tc>
+          <w:tcPr>
+            <w:tcW w:type="dxa" w:w="720"/>
+            <w:shd w:val="clear" w:color="auto" w:fill="F2F4F8"/>
+          </w:tcPr>
+          <w:p>
+            <w:pPr>
+              <w:spacing w:after="0" w:before="0"/>
+            </w:pPr>
+            <w:r/>
+            <w:r>
+              <w:rPr>
+                <w:b w:val="0"/>
+                <w:i w:val="0"/>
+                <w:sz w:val="15"/>
+              </w:rPr>
+              <w:t>GA</w:t>
+            </w:r>
+          </w:p>
+        </w:tc>
+        <w:tc>
+          <w:tcPr>
+            <w:tcW w:type="dxa" w:w="576"/>
+            <w:shd w:val="clear" w:color="auto" w:fill="F2F4F8"/>
+          </w:tcPr>
+          <w:p>
+            <w:pPr>
+              <w:spacing w:after="0" w:before="0"/>
+              <w:jc w:val="right"/>
+            </w:pPr>
+            <w:r/>
+            <w:r>
+              <w:rPr>
+                <w:b w:val="0"/>
+                <w:i w:val="0"/>
+                <w:sz w:val="15"/>
+              </w:rPr>
+              <w:t>75</w:t>
+            </w:r>
+          </w:p>
+        </w:tc>
+        <w:tc>
+          <w:tcPr>
+            <w:tcW w:type="dxa" w:w="648"/>
+            <w:shd w:val="clear" w:color="auto" w:fill="F2F4F8"/>
+          </w:tcPr>
+          <w:p>
+            <w:pPr>
+              <w:spacing w:after="0" w:before="0"/>
+              <w:jc w:val="right"/>
+            </w:pPr>
+            <w:r/>
+            <w:r>
+              <w:rPr>
+                <w:b w:val="0"/>
+                <w:i w:val="0"/>
+                <w:sz w:val="15"/>
+              </w:rPr>
+              <w:t>300</w:t>
+            </w:r>
+          </w:p>
+        </w:tc>
+        <w:tc>
+          <w:tcPr>
+            <w:tcW w:type="dxa" w:w="648"/>
+            <w:shd w:val="clear" w:color="auto" w:fill="F2F4F8"/>
+          </w:tcPr>
+          <w:p>
+            <w:pPr>
+              <w:spacing w:after="0" w:before="0"/>
+              <w:jc w:val="right"/>
+            </w:pPr>
+            <w:r/>
+            <w:r>
+              <w:rPr>
+                <w:b w:val="0"/>
+                <w:i w:val="0"/>
+                <w:sz w:val="15"/>
+              </w:rPr>
+              <w:t>2030</w:t>
+            </w:r>
+          </w:p>
+        </w:tc>
+        <w:tc>
+          <w:tcPr>
+            <w:tcW w:type="dxa" w:w="1008"/>
+            <w:shd w:val="clear" w:color="auto" w:fill="F2F4F8"/>
+          </w:tcPr>
+          <w:p>
+            <w:pPr>
+              <w:spacing w:after="0" w:before="0"/>
+              <w:jc w:val="right"/>
+            </w:pPr>
+            <w:r/>
+            <w:r>
+              <w:rPr>
+                <w:b w:val="0"/>
+                <w:i w:val="0"/>
+                <w:sz w:val="15"/>
+              </w:rPr>
+              <w:t>$240.0M</w:t>
+            </w:r>
+          </w:p>
+        </w:tc>
+        <w:tc>
+          <w:tcPr>
+            <w:tcW w:type="dxa" w:w="864"/>
+            <w:shd w:val="clear" w:color="auto" w:fill="F2F4F8"/>
+          </w:tcPr>
+          <w:p>
+            <w:pPr>
+              <w:spacing w:after="0" w:before="0"/>
+              <w:jc w:val="right"/>
+            </w:pPr>
+            <w:r/>
+            <w:r>
+              <w:rPr>
+                <w:b w:val="0"/>
+                <w:i w:val="0"/>
+                <w:sz w:val="15"/>
+              </w:rPr>
+              <w:t>$800</w:t>
+            </w:r>
+          </w:p>
+        </w:tc>
+        <w:tc>
+          <w:tcPr>
+            <w:tcW w:type="dxa" w:w="1944"/>
+            <w:shd w:val="clear" w:color="auto" w:fill="F2F4F8"/>
+          </w:tcPr>
+          <w:p>
+            <w:pPr>
+              <w:spacing w:after="0" w:before="0"/>
+            </w:pPr>
+            <w:r/>
+            <w:r>
+              <w:rPr>
+                <w:b w:val="0"/>
+                <w:i w:val="0"/>
+                <w:sz w:val="15"/>
+              </w:rPr>
+              <w:t xml:space="preserve">Oglethorpe FY2024 10-K: estimated </w:t>
+            </w:r>
+          </w:p>
+        </w:tc>
+        <w:tc>
+          <w:tcPr>
+            <w:tcW w:type="dxa" w:w="936"/>
+            <w:shd w:val="clear" w:color="auto" w:fill="F2F4F8"/>
+          </w:tcPr>
+          <w:p>
+            <w:pPr>
+              <w:spacing w:after="0" w:before="0"/>
+            </w:pPr>
+            <w:r/>
+            <w:r>
+              <w:rPr>
+                <w:b w:val="0"/>
+                <w:i w:val="0"/>
+                <w:sz w:val="15"/>
+              </w:rPr>
+              <w:t>Medium</w:t>
+            </w:r>
+          </w:p>
+        </w:tc>
+      </w:tr>
+      <w:tr>
+        <w:tc>
+          <w:tcPr>
+            <w:tcW w:type="dxa" w:w="2880"/>
+          </w:tcPr>
+          <w:p>
+            <w:pPr>
+              <w:spacing w:after="0" w:before="0"/>
+            </w:pPr>
+            <w:r/>
+            <w:r>
+              <w:rPr>
+                <w:b w:val="0"/>
+                <w:i w:val="0"/>
+                <w:sz w:val="15"/>
+              </w:rPr>
+              <w:t>Tilbury Battery Storage [CANADA]</w:t>
+            </w:r>
+          </w:p>
+        </w:tc>
+        <w:tc>
+          <w:tcPr>
+            <w:tcW w:type="dxa" w:w="720"/>
+          </w:tcPr>
+          <w:p>
+            <w:pPr>
+              <w:spacing w:after="0" w:before="0"/>
+            </w:pPr>
+            <w:r/>
+            <w:r>
+              <w:rPr>
+                <w:b w:val="0"/>
+                <w:i w:val="0"/>
+                <w:sz w:val="15"/>
+              </w:rPr>
+              <w:t>ON (Canada)</w:t>
+            </w:r>
+          </w:p>
+        </w:tc>
+        <w:tc>
+          <w:tcPr>
+            <w:tcW w:type="dxa" w:w="576"/>
+          </w:tcPr>
+          <w:p>
+            <w:pPr>
+              <w:spacing w:after="0" w:before="0"/>
+              <w:jc w:val="right"/>
+            </w:pPr>
+            <w:r/>
+            <w:r>
+              <w:rPr>
+                <w:b w:val="0"/>
+                <w:i w:val="0"/>
+                <w:sz w:val="15"/>
+              </w:rPr>
+              <w:t>80</w:t>
+            </w:r>
+          </w:p>
+        </w:tc>
+        <w:tc>
+          <w:tcPr>
+            <w:tcW w:type="dxa" w:w="648"/>
+          </w:tcPr>
+          <w:p>
+            <w:pPr>
+              <w:spacing w:after="0" w:before="0"/>
+              <w:jc w:val="right"/>
+            </w:pPr>
+            <w:r/>
+            <w:r>
+              <w:rPr>
+                <w:b w:val="0"/>
+                <w:i w:val="0"/>
+                <w:sz w:val="15"/>
+              </w:rPr>
+              <w:t>320</w:t>
+            </w:r>
+          </w:p>
+        </w:tc>
+        <w:tc>
+          <w:tcPr>
+            <w:tcW w:type="dxa" w:w="648"/>
+          </w:tcPr>
+          <w:p>
+            <w:pPr>
+              <w:spacing w:after="0" w:before="0"/>
+              <w:jc w:val="right"/>
+            </w:pPr>
+            <w:r/>
+            <w:r>
+              <w:rPr>
+                <w:b w:val="0"/>
+                <w:i w:val="0"/>
+                <w:sz w:val="15"/>
+              </w:rPr>
+              <w:t>2025</w:t>
+            </w:r>
+          </w:p>
+        </w:tc>
+        <w:tc>
+          <w:tcPr>
+            <w:tcW w:type="dxa" w:w="1008"/>
+          </w:tcPr>
+          <w:p>
+            <w:pPr>
+              <w:spacing w:after="0" w:before="0"/>
+              <w:jc w:val="right"/>
+            </w:pPr>
+            <w:r/>
+            <w:r>
+              <w:rPr>
+                <w:b w:val="0"/>
+                <w:i w:val="0"/>
+                <w:sz w:val="15"/>
+              </w:rPr>
+              <w:t>$125.8M</w:t>
+            </w:r>
+          </w:p>
+        </w:tc>
+        <w:tc>
+          <w:tcPr>
+            <w:tcW w:type="dxa" w:w="864"/>
+          </w:tcPr>
+          <w:p>
+            <w:pPr>
+              <w:spacing w:after="0" w:before="0"/>
+              <w:jc w:val="right"/>
+            </w:pPr>
+            <w:r/>
+            <w:r>
+              <w:rPr>
+                <w:b w:val="0"/>
+                <w:i w:val="0"/>
+                <w:sz w:val="15"/>
+              </w:rPr>
+              <w:t>$393</w:t>
+            </w:r>
+          </w:p>
+        </w:tc>
+        <w:tc>
+          <w:tcPr>
+            <w:tcW w:type="dxa" w:w="1944"/>
+          </w:tcPr>
+          <w:p>
+            <w:pPr>
+              <w:spacing w:after="0" w:before="0"/>
+            </w:pPr>
+            <w:r/>
+            <w:r>
+              <w:rPr>
+                <w:b w:val="0"/>
+                <w:i w:val="0"/>
+                <w:sz w:val="15"/>
+              </w:rPr>
+              <w:t>Ontario government release: projec</w:t>
+            </w:r>
+          </w:p>
+        </w:tc>
+        <w:tc>
+          <w:tcPr>
+            <w:tcW w:type="dxa" w:w="936"/>
+          </w:tcPr>
+          <w:p>
+            <w:pPr>
+              <w:spacing w:after="0" w:before="0"/>
+            </w:pPr>
+            <w:r/>
+            <w:r>
+              <w:rPr>
+                <w:b w:val="0"/>
+                <w:i w:val="0"/>
+                <w:sz w:val="15"/>
+              </w:rPr>
+              <w:t>Medium</w:t>
+            </w:r>
+          </w:p>
+        </w:tc>
+      </w:tr>
+      <w:tr>
+        <w:tc>
+          <w:tcPr>
+            <w:tcW w:type="dxa" w:w="2880"/>
+            <w:shd w:val="clear" w:color="auto" w:fill="F2F4F8"/>
+          </w:tcPr>
+          <w:p>
+            <w:pPr>
+              <w:spacing w:after="0" w:before="0"/>
+            </w:pPr>
+            <w:r/>
+            <w:r>
+              <w:rPr>
+                <w:b w:val="0"/>
+                <w:i w:val="0"/>
+                <w:sz w:val="15"/>
+              </w:rPr>
+              <w:t>Hemingway BESS (Idaho Power)</w:t>
+            </w:r>
+          </w:p>
+        </w:tc>
+        <w:tc>
+          <w:tcPr>
+            <w:tcW w:type="dxa" w:w="720"/>
+            <w:shd w:val="clear" w:color="auto" w:fill="F2F4F8"/>
+          </w:tcPr>
+          <w:p>
+            <w:pPr>
+              <w:spacing w:after="0" w:before="0"/>
+            </w:pPr>
+            <w:r/>
+            <w:r>
+              <w:rPr>
+                <w:b w:val="0"/>
+                <w:i w:val="0"/>
+                <w:sz w:val="15"/>
+              </w:rPr>
+              <w:t>ID</w:t>
+            </w:r>
+          </w:p>
+        </w:tc>
+        <w:tc>
+          <w:tcPr>
+            <w:tcW w:type="dxa" w:w="576"/>
+            <w:shd w:val="clear" w:color="auto" w:fill="F2F4F8"/>
+          </w:tcPr>
+          <w:p>
+            <w:pPr>
+              <w:spacing w:after="0" w:before="0"/>
+              <w:jc w:val="right"/>
+            </w:pPr>
+            <w:r/>
+            <w:r>
+              <w:rPr>
+                <w:b w:val="0"/>
+                <w:i w:val="0"/>
+                <w:sz w:val="15"/>
+              </w:rPr>
+              <w:t>80</w:t>
+            </w:r>
+          </w:p>
+        </w:tc>
+        <w:tc>
+          <w:tcPr>
+            <w:tcW w:type="dxa" w:w="648"/>
+            <w:shd w:val="clear" w:color="auto" w:fill="F2F4F8"/>
+          </w:tcPr>
+          <w:p>
+            <w:pPr>
+              <w:spacing w:after="0" w:before="0"/>
+              <w:jc w:val="right"/>
+            </w:pPr>
+            <w:r/>
+            <w:r>
+              <w:rPr>
+                <w:b w:val="0"/>
+                <w:i w:val="0"/>
+                <w:sz w:val="15"/>
+              </w:rPr>
+              <w:t>320</w:t>
+            </w:r>
+          </w:p>
+        </w:tc>
+        <w:tc>
+          <w:tcPr>
+            <w:tcW w:type="dxa" w:w="648"/>
+            <w:shd w:val="clear" w:color="auto" w:fill="F2F4F8"/>
+          </w:tcPr>
+          <w:p>
+            <w:pPr>
+              <w:spacing w:after="0" w:before="0"/>
+              <w:jc w:val="right"/>
+            </w:pPr>
+            <w:r/>
+            <w:r>
+              <w:rPr>
+                <w:b w:val="0"/>
+                <w:i w:val="0"/>
+                <w:sz w:val="15"/>
+              </w:rPr>
+              <w:t>2023</w:t>
+            </w:r>
+          </w:p>
+        </w:tc>
+        <w:tc>
+          <w:tcPr>
+            <w:tcW w:type="dxa" w:w="1008"/>
+            <w:shd w:val="clear" w:color="auto" w:fill="F2F4F8"/>
+          </w:tcPr>
+          <w:p>
+            <w:pPr>
+              <w:spacing w:after="0" w:before="0"/>
+              <w:jc w:val="right"/>
+            </w:pPr>
+            <w:r/>
+            <w:r>
+              <w:rPr>
+                <w:b w:val="0"/>
+                <w:i w:val="0"/>
+                <w:sz w:val="15"/>
+              </w:rPr>
+              <w:t>$100.5M</w:t>
+            </w:r>
+          </w:p>
+        </w:tc>
+        <w:tc>
+          <w:tcPr>
+            <w:tcW w:type="dxa" w:w="864"/>
+            <w:shd w:val="clear" w:color="auto" w:fill="F2F4F8"/>
+          </w:tcPr>
+          <w:p>
+            <w:pPr>
+              <w:spacing w:after="0" w:before="0"/>
+              <w:jc w:val="right"/>
+            </w:pPr>
+            <w:r/>
+            <w:r>
+              <w:rPr>
+                <w:b w:val="0"/>
+                <w:i w:val="0"/>
+                <w:sz w:val="15"/>
+              </w:rPr>
+              <w:t>$314</w:t>
+            </w:r>
+          </w:p>
+        </w:tc>
+        <w:tc>
+          <w:tcPr>
+            <w:tcW w:type="dxa" w:w="1944"/>
+            <w:shd w:val="clear" w:color="auto" w:fill="F2F4F8"/>
+          </w:tcPr>
+          <w:p>
+            <w:pPr>
+              <w:spacing w:after="0" w:before="0"/>
+            </w:pPr>
+            <w:r/>
+            <w:r>
+              <w:rPr>
+                <w:b w:val="0"/>
+                <w:i w:val="0"/>
+                <w:sz w:val="15"/>
+              </w:rPr>
+              <w:t>IPUC Staff comments IPC-E-22-13: s</w:t>
+            </w:r>
+          </w:p>
+        </w:tc>
+        <w:tc>
+          <w:tcPr>
+            <w:tcW w:type="dxa" w:w="936"/>
+            <w:shd w:val="clear" w:color="auto" w:fill="F2F4F8"/>
+          </w:tcPr>
+          <w:p>
+            <w:pPr>
+              <w:spacing w:after="0" w:before="0"/>
+            </w:pPr>
+            <w:r/>
+            <w:r>
+              <w:rPr>
+                <w:b w:val="0"/>
+                <w:i w:val="0"/>
+                <w:sz w:val="15"/>
+              </w:rPr>
+              <w:t>High</w:t>
+            </w:r>
+          </w:p>
+        </w:tc>
+      </w:tr>
+      <w:tr>
+        <w:tc>
+          <w:tcPr>
+            <w:tcW w:type="dxa" w:w="2880"/>
+          </w:tcPr>
+          <w:p>
+            <w:pPr>
+              <w:spacing w:after="0" w:before="0"/>
+            </w:pPr>
+            <w:r/>
+            <w:r>
+              <w:rPr>
+                <w:b w:val="0"/>
+                <w:i w:val="0"/>
+                <w:sz w:val="15"/>
+              </w:rPr>
+              <w:t>Edgewater BESS (Alliant / WPL)</w:t>
+            </w:r>
+          </w:p>
+        </w:tc>
+        <w:tc>
+          <w:tcPr>
+            <w:tcW w:type="dxa" w:w="720"/>
+          </w:tcPr>
+          <w:p>
+            <w:pPr>
+              <w:spacing w:after="0" w:before="0"/>
+            </w:pPr>
+            <w:r/>
+            <w:r>
+              <w:rPr>
+                <w:b w:val="0"/>
+                <w:i w:val="0"/>
+                <w:sz w:val="15"/>
+              </w:rPr>
+              <w:t>WI</w:t>
+            </w:r>
+          </w:p>
+        </w:tc>
+        <w:tc>
+          <w:tcPr>
+            <w:tcW w:type="dxa" w:w="576"/>
+          </w:tcPr>
+          <w:p>
+            <w:pPr>
+              <w:spacing w:after="0" w:before="0"/>
+              <w:jc w:val="right"/>
+            </w:pPr>
+            <w:r/>
+            <w:r>
+              <w:rPr>
+                <w:b w:val="0"/>
+                <w:i w:val="0"/>
+                <w:sz w:val="15"/>
+              </w:rPr>
+              <w:t>99</w:t>
+            </w:r>
+          </w:p>
+        </w:tc>
+        <w:tc>
+          <w:tcPr>
+            <w:tcW w:type="dxa" w:w="648"/>
+          </w:tcPr>
+          <w:p>
+            <w:pPr>
+              <w:spacing w:after="0" w:before="0"/>
+              <w:jc w:val="right"/>
+            </w:pPr>
+            <w:r/>
+            <w:r>
+              <w:rPr>
+                <w:b w:val="0"/>
+                <w:i w:val="0"/>
+                <w:sz w:val="15"/>
+              </w:rPr>
+              <w:t>396</w:t>
+            </w:r>
+          </w:p>
+        </w:tc>
+        <w:tc>
+          <w:tcPr>
+            <w:tcW w:type="dxa" w:w="648"/>
+          </w:tcPr>
+          <w:p>
+            <w:pPr>
+              <w:spacing w:after="0" w:before="0"/>
+              <w:jc w:val="right"/>
+            </w:pPr>
+            <w:r/>
+            <w:r>
+              <w:rPr>
+                <w:b w:val="0"/>
+                <w:i w:val="0"/>
+                <w:sz w:val="15"/>
+              </w:rPr>
+              <w:t>2025</w:t>
+            </w:r>
+          </w:p>
+        </w:tc>
+        <w:tc>
+          <w:tcPr>
+            <w:tcW w:type="dxa" w:w="1008"/>
+          </w:tcPr>
+          <w:p>
+            <w:pPr>
+              <w:spacing w:after="0" w:before="0"/>
+              <w:jc w:val="right"/>
+            </w:pPr>
+            <w:r/>
+            <w:r>
+              <w:rPr>
+                <w:b w:val="0"/>
+                <w:i w:val="0"/>
+                <w:sz w:val="15"/>
+              </w:rPr>
+              <w:t>$200.0M</w:t>
+            </w:r>
+          </w:p>
+        </w:tc>
+        <w:tc>
+          <w:tcPr>
+            <w:tcW w:type="dxa" w:w="864"/>
+          </w:tcPr>
+          <w:p>
+            <w:pPr>
+              <w:spacing w:after="0" w:before="0"/>
+              <w:jc w:val="right"/>
+            </w:pPr>
+            <w:r/>
+            <w:r>
+              <w:rPr>
+                <w:b w:val="0"/>
+                <w:i w:val="0"/>
+                <w:sz w:val="15"/>
+              </w:rPr>
+              <w:t>$505</w:t>
+            </w:r>
+          </w:p>
+        </w:tc>
+        <w:tc>
+          <w:tcPr>
+            <w:tcW w:type="dxa" w:w="1944"/>
+          </w:tcPr>
+          <w:p>
+            <w:pPr>
+              <w:spacing w:after="0" w:before="0"/>
+            </w:pPr>
+            <w:r/>
+            <w:r>
+              <w:rPr>
+                <w:b w:val="0"/>
+                <w:i w:val="0"/>
+                <w:sz w:val="15"/>
+              </w:rPr>
+              <w:t>utility press release / PSCW appli</w:t>
+            </w:r>
+          </w:p>
+        </w:tc>
+        <w:tc>
+          <w:tcPr>
+            <w:tcW w:type="dxa" w:w="936"/>
+          </w:tcPr>
+          <w:p>
+            <w:pPr>
+              <w:spacing w:after="0" w:before="0"/>
+            </w:pPr>
+            <w:r/>
+            <w:r>
+              <w:rPr>
+                <w:b w:val="0"/>
+                <w:i w:val="0"/>
+                <w:sz w:val="15"/>
+              </w:rPr>
+              <w:t>Medium</w:t>
+            </w:r>
+          </w:p>
+        </w:tc>
+      </w:tr>
+      <w:tr>
+        <w:tc>
+          <w:tcPr>
+            <w:tcW w:type="dxa" w:w="2880"/>
+            <w:shd w:val="clear" w:color="auto" w:fill="F2F4F8"/>
+          </w:tcPr>
+          <w:p>
+            <w:pPr>
+              <w:spacing w:after="0" w:before="0"/>
+            </w:pPr>
+            <w:r/>
+            <w:r>
+              <w:rPr>
+                <w:b w:val="0"/>
+                <w:i w:val="0"/>
+                <w:sz w:val="15"/>
+              </w:rPr>
+              <w:t>Reid Gardner BESS</w:t>
+            </w:r>
+          </w:p>
+        </w:tc>
+        <w:tc>
+          <w:tcPr>
+            <w:tcW w:type="dxa" w:w="720"/>
+            <w:shd w:val="clear" w:color="auto" w:fill="F2F4F8"/>
+          </w:tcPr>
+          <w:p>
+            <w:pPr>
+              <w:spacing w:after="0" w:before="0"/>
+            </w:pPr>
+            <w:r/>
+            <w:r>
+              <w:rPr>
+                <w:b w:val="0"/>
+                <w:i w:val="0"/>
+                <w:sz w:val="15"/>
+              </w:rPr>
+              <w:t>NV</w:t>
+            </w:r>
+          </w:p>
+        </w:tc>
+        <w:tc>
+          <w:tcPr>
+            <w:tcW w:type="dxa" w:w="576"/>
+            <w:shd w:val="clear" w:color="auto" w:fill="F2F4F8"/>
+          </w:tcPr>
+          <w:p>
+            <w:pPr>
+              <w:spacing w:after="0" w:before="0"/>
+              <w:jc w:val="right"/>
+            </w:pPr>
+            <w:r/>
+            <w:r>
+              <w:rPr>
+                <w:b w:val="0"/>
+                <w:i w:val="0"/>
+                <w:sz w:val="15"/>
+              </w:rPr>
+              <w:t>220</w:t>
+            </w:r>
+          </w:p>
+        </w:tc>
+        <w:tc>
+          <w:tcPr>
+            <w:tcW w:type="dxa" w:w="648"/>
+            <w:shd w:val="clear" w:color="auto" w:fill="F2F4F8"/>
+          </w:tcPr>
+          <w:p>
+            <w:pPr>
+              <w:spacing w:after="0" w:before="0"/>
+              <w:jc w:val="right"/>
+            </w:pPr>
+            <w:r/>
+            <w:r>
+              <w:rPr>
+                <w:b w:val="0"/>
+                <w:i w:val="0"/>
+                <w:sz w:val="15"/>
+              </w:rPr>
+              <w:t>440</w:t>
+            </w:r>
+          </w:p>
+        </w:tc>
+        <w:tc>
+          <w:tcPr>
+            <w:tcW w:type="dxa" w:w="648"/>
+            <w:shd w:val="clear" w:color="auto" w:fill="F2F4F8"/>
+          </w:tcPr>
+          <w:p>
+            <w:pPr>
+              <w:spacing w:after="0" w:before="0"/>
+              <w:jc w:val="right"/>
+            </w:pPr>
+            <w:r/>
+            <w:r>
+              <w:rPr>
+                <w:b w:val="0"/>
+                <w:i w:val="0"/>
+                <w:sz w:val="15"/>
+              </w:rPr>
+              <w:t>2023</w:t>
+            </w:r>
+          </w:p>
+        </w:tc>
+        <w:tc>
+          <w:tcPr>
+            <w:tcW w:type="dxa" w:w="1008"/>
+            <w:shd w:val="clear" w:color="auto" w:fill="F2F4F8"/>
+          </w:tcPr>
+          <w:p>
+            <w:pPr>
+              <w:spacing w:after="0" w:before="0"/>
+              <w:jc w:val="right"/>
+            </w:pPr>
+            <w:r/>
+            <w:r>
+              <w:rPr>
+                <w:b w:val="0"/>
+                <w:i w:val="0"/>
+                <w:sz w:val="15"/>
+              </w:rPr>
+              <w:t>$257.0M</w:t>
+            </w:r>
+          </w:p>
+        </w:tc>
+        <w:tc>
+          <w:tcPr>
+            <w:tcW w:type="dxa" w:w="864"/>
+            <w:shd w:val="clear" w:color="auto" w:fill="F2F4F8"/>
+          </w:tcPr>
+          <w:p>
+            <w:pPr>
+              <w:spacing w:after="0" w:before="0"/>
+              <w:jc w:val="right"/>
+            </w:pPr>
+            <w:r/>
+            <w:r>
+              <w:rPr>
+                <w:b w:val="0"/>
+                <w:i w:val="0"/>
+                <w:sz w:val="15"/>
+              </w:rPr>
+              <w:t>$584</w:t>
+            </w:r>
+          </w:p>
+        </w:tc>
+        <w:tc>
+          <w:tcPr>
+            <w:tcW w:type="dxa" w:w="1944"/>
+            <w:shd w:val="clear" w:color="auto" w:fill="F2F4F8"/>
+          </w:tcPr>
+          <w:p>
+            <w:pPr>
+              <w:spacing w:after="0" w:before="0"/>
+            </w:pPr>
+            <w:r/>
+            <w:r>
+              <w:rPr>
+                <w:b w:val="0"/>
+                <w:i w:val="0"/>
+                <w:sz w:val="15"/>
+              </w:rPr>
+              <w:t>final/actual (as reported)</w:t>
+            </w:r>
+          </w:p>
+        </w:tc>
+        <w:tc>
+          <w:tcPr>
+            <w:tcW w:type="dxa" w:w="936"/>
+            <w:shd w:val="clear" w:color="auto" w:fill="F2F4F8"/>
+          </w:tcPr>
+          <w:p>
+            <w:pPr>
+              <w:spacing w:after="0" w:before="0"/>
+            </w:pPr>
+            <w:r/>
+            <w:r>
+              <w:rPr>
+                <w:b w:val="0"/>
+                <w:i w:val="0"/>
+                <w:sz w:val="15"/>
+              </w:rPr>
+              <w:t>Medium</w:t>
+            </w:r>
+          </w:p>
+        </w:tc>
+      </w:tr>
+      <w:tr>
+        <w:tc>
+          <w:tcPr>
+            <w:tcW w:type="dxa" w:w="2880"/>
+          </w:tcPr>
+          <w:p>
+            <w:pPr>
+              <w:spacing w:after="0" w:before="0"/>
+            </w:pPr>
+            <w:r/>
+            <w:r>
+              <w:rPr>
+                <w:b w:val="0"/>
+                <w:i w:val="0"/>
+                <w:sz w:val="15"/>
+              </w:rPr>
+              <w:t>Nova Scotia BESS portfolio (Bridgewater, Wav</w:t>
+            </w:r>
+          </w:p>
+        </w:tc>
+        <w:tc>
+          <w:tcPr>
+            <w:tcW w:type="dxa" w:w="720"/>
+          </w:tcPr>
+          <w:p>
+            <w:pPr>
+              <w:spacing w:after="0" w:before="0"/>
+            </w:pPr>
+            <w:r/>
+            <w:r>
+              <w:rPr>
+                <w:b w:val="0"/>
+                <w:i w:val="0"/>
+                <w:sz w:val="15"/>
+              </w:rPr>
+              <w:t>NS (Canada)</w:t>
+            </w:r>
+          </w:p>
+        </w:tc>
+        <w:tc>
+          <w:tcPr>
+            <w:tcW w:type="dxa" w:w="576"/>
+          </w:tcPr>
+          <w:p>
+            <w:pPr>
+              <w:spacing w:after="0" w:before="0"/>
+              <w:jc w:val="right"/>
+            </w:pPr>
+            <w:r/>
+            <w:r>
+              <w:rPr>
+                <w:b w:val="0"/>
+                <w:i w:val="0"/>
+                <w:sz w:val="15"/>
+              </w:rPr>
+              <w:t>150</w:t>
+            </w:r>
+          </w:p>
+        </w:tc>
+        <w:tc>
+          <w:tcPr>
+            <w:tcW w:type="dxa" w:w="648"/>
+          </w:tcPr>
+          <w:p>
+            <w:pPr>
+              <w:spacing w:after="0" w:before="0"/>
+              <w:jc w:val="right"/>
+            </w:pPr>
+            <w:r/>
+            <w:r>
+              <w:rPr>
+                <w:b w:val="0"/>
+                <w:i w:val="0"/>
+                <w:sz w:val="15"/>
+              </w:rPr>
+              <w:t>600</w:t>
+            </w:r>
+          </w:p>
+        </w:tc>
+        <w:tc>
+          <w:tcPr>
+            <w:tcW w:type="dxa" w:w="648"/>
+          </w:tcPr>
+          <w:p>
+            <w:pPr>
+              <w:spacing w:after="0" w:before="0"/>
+              <w:jc w:val="right"/>
+            </w:pPr>
+            <w:r/>
+            <w:r>
+              <w:rPr>
+                <w:b w:val="0"/>
+                <w:i w:val="0"/>
+                <w:sz w:val="15"/>
+              </w:rPr>
+              <w:t>2026</w:t>
+            </w:r>
+          </w:p>
+        </w:tc>
+        <w:tc>
+          <w:tcPr>
+            <w:tcW w:type="dxa" w:w="1008"/>
+          </w:tcPr>
+          <w:p>
+            <w:pPr>
+              <w:spacing w:after="0" w:before="0"/>
+              <w:jc w:val="right"/>
+            </w:pPr>
+            <w:r/>
+            <w:r>
+              <w:rPr>
+                <w:b w:val="0"/>
+                <w:i w:val="0"/>
+                <w:sz w:val="15"/>
+              </w:rPr>
+              <w:t>$258.0M</w:t>
+            </w:r>
+          </w:p>
+        </w:tc>
+        <w:tc>
+          <w:tcPr>
+            <w:tcW w:type="dxa" w:w="864"/>
+          </w:tcPr>
+          <w:p>
+            <w:pPr>
+              <w:spacing w:after="0" w:before="0"/>
+              <w:jc w:val="right"/>
+            </w:pPr>
+            <w:r/>
+            <w:r>
+              <w:rPr>
+                <w:b w:val="0"/>
+                <w:i w:val="0"/>
+                <w:sz w:val="15"/>
+              </w:rPr>
+              <w:t>$430</w:t>
+            </w:r>
+          </w:p>
+        </w:tc>
+        <w:tc>
+          <w:tcPr>
+            <w:tcW w:type="dxa" w:w="1944"/>
+          </w:tcPr>
+          <w:p>
+            <w:pPr>
+              <w:spacing w:after="0" w:before="0"/>
+            </w:pPr>
+            <w:r/>
+            <w:r>
+              <w:rPr>
+                <w:b w:val="0"/>
+                <w:i w:val="0"/>
+                <w:sz w:val="15"/>
+              </w:rPr>
+              <w:t>approved budget (NSUARB) incl. AFU</w:t>
+            </w:r>
+          </w:p>
+        </w:tc>
+        <w:tc>
+          <w:tcPr>
+            <w:tcW w:type="dxa" w:w="936"/>
+          </w:tcPr>
+          <w:p>
+            <w:pPr>
+              <w:spacing w:after="0" w:before="0"/>
+            </w:pPr>
+            <w:r/>
+            <w:r>
+              <w:rPr>
+                <w:b w:val="0"/>
+                <w:i w:val="0"/>
+                <w:sz w:val="15"/>
+              </w:rPr>
+              <w:t>High</w:t>
+            </w:r>
+          </w:p>
+        </w:tc>
+      </w:tr>
+      <w:tr>
+        <w:tc>
+          <w:tcPr>
+            <w:tcW w:type="dxa" w:w="2880"/>
+            <w:shd w:val="clear" w:color="auto" w:fill="F2F4F8"/>
+          </w:tcPr>
+          <w:p>
+            <w:pPr>
+              <w:spacing w:after="0" w:before="0"/>
+            </w:pPr>
+            <w:r/>
+            <w:r>
+              <w:rPr>
+                <w:b w:val="0"/>
+                <w:i w:val="0"/>
+                <w:sz w:val="15"/>
+              </w:rPr>
+              <w:t>Nova Scotia Power BESS portfolio (Bridgewate</w:t>
+            </w:r>
+          </w:p>
+        </w:tc>
+        <w:tc>
+          <w:tcPr>
+            <w:tcW w:type="dxa" w:w="720"/>
+            <w:shd w:val="clear" w:color="auto" w:fill="F2F4F8"/>
+          </w:tcPr>
+          <w:p>
+            <w:pPr>
+              <w:spacing w:after="0" w:before="0"/>
+            </w:pPr>
+            <w:r/>
+            <w:r>
+              <w:rPr>
+                <w:b w:val="0"/>
+                <w:i w:val="0"/>
+                <w:sz w:val="15"/>
+              </w:rPr>
+              <w:t>NS (Canada)</w:t>
+            </w:r>
+          </w:p>
+        </w:tc>
+        <w:tc>
+          <w:tcPr>
+            <w:tcW w:type="dxa" w:w="576"/>
+            <w:shd w:val="clear" w:color="auto" w:fill="F2F4F8"/>
+          </w:tcPr>
+          <w:p>
+            <w:pPr>
+              <w:spacing w:after="0" w:before="0"/>
+              <w:jc w:val="right"/>
+            </w:pPr>
+            <w:r/>
+            <w:r>
+              <w:rPr>
+                <w:b w:val="0"/>
+                <w:i w:val="0"/>
+                <w:sz w:val="15"/>
+              </w:rPr>
+              <w:t>150</w:t>
+            </w:r>
+          </w:p>
+        </w:tc>
+        <w:tc>
+          <w:tcPr>
+            <w:tcW w:type="dxa" w:w="648"/>
+            <w:shd w:val="clear" w:color="auto" w:fill="F2F4F8"/>
+          </w:tcPr>
+          <w:p>
+            <w:pPr>
+              <w:spacing w:after="0" w:before="0"/>
+              <w:jc w:val="right"/>
+            </w:pPr>
+            <w:r/>
+            <w:r>
+              <w:rPr>
+                <w:b w:val="0"/>
+                <w:i w:val="0"/>
+                <w:sz w:val="15"/>
+              </w:rPr>
+              <w:t>600</w:t>
+            </w:r>
+          </w:p>
+        </w:tc>
+        <w:tc>
+          <w:tcPr>
+            <w:tcW w:type="dxa" w:w="648"/>
+            <w:shd w:val="clear" w:color="auto" w:fill="F2F4F8"/>
+          </w:tcPr>
+          <w:p>
+            <w:pPr>
+              <w:spacing w:after="0" w:before="0"/>
+              <w:jc w:val="right"/>
+            </w:pPr>
+            <w:r/>
+            <w:r>
+              <w:rPr>
+                <w:b w:val="0"/>
+                <w:i w:val="0"/>
+                <w:sz w:val="15"/>
+              </w:rPr>
+              <w:t>2026</w:t>
+            </w:r>
+          </w:p>
+        </w:tc>
+        <w:tc>
+          <w:tcPr>
+            <w:tcW w:type="dxa" w:w="1008"/>
+            <w:shd w:val="clear" w:color="auto" w:fill="F2F4F8"/>
+          </w:tcPr>
+          <w:p>
+            <w:pPr>
+              <w:spacing w:after="0" w:before="0"/>
+              <w:jc w:val="right"/>
+            </w:pPr>
+            <w:r/>
+            <w:r>
+              <w:rPr>
+                <w:b w:val="0"/>
+                <w:i w:val="0"/>
+                <w:sz w:val="15"/>
+              </w:rPr>
+              <w:t>$262.0M</w:t>
+            </w:r>
+          </w:p>
+        </w:tc>
+        <w:tc>
+          <w:tcPr>
+            <w:tcW w:type="dxa" w:w="864"/>
+            <w:shd w:val="clear" w:color="auto" w:fill="F2F4F8"/>
+          </w:tcPr>
+          <w:p>
+            <w:pPr>
+              <w:spacing w:after="0" w:before="0"/>
+              <w:jc w:val="right"/>
+            </w:pPr>
+            <w:r/>
+            <w:r>
+              <w:rPr>
+                <w:b w:val="0"/>
+                <w:i w:val="0"/>
+                <w:sz w:val="15"/>
+              </w:rPr>
+              <w:t>$437</w:t>
+            </w:r>
+          </w:p>
+        </w:tc>
+        <w:tc>
+          <w:tcPr>
+            <w:tcW w:type="dxa" w:w="1944"/>
+            <w:shd w:val="clear" w:color="auto" w:fill="F2F4F8"/>
+          </w:tcPr>
+          <w:p>
+            <w:pPr>
+              <w:spacing w:after="0" w:before="0"/>
+            </w:pPr>
+            <w:r/>
+            <w:r>
+              <w:rPr>
+                <w:b w:val="0"/>
+                <w:i w:val="0"/>
+                <w:sz w:val="15"/>
+              </w:rPr>
+              <w:t>NSUARB-approved capital CAD 354M f</w:t>
+            </w:r>
+          </w:p>
+        </w:tc>
+        <w:tc>
+          <w:tcPr>
+            <w:tcW w:type="dxa" w:w="936"/>
+            <w:shd w:val="clear" w:color="auto" w:fill="F2F4F8"/>
+          </w:tcPr>
+          <w:p>
+            <w:pPr>
+              <w:spacing w:after="0" w:before="0"/>
+            </w:pPr>
+            <w:r/>
+            <w:r>
+              <w:rPr>
+                <w:b w:val="0"/>
+                <w:i w:val="0"/>
+                <w:sz w:val="15"/>
+              </w:rPr>
+              <w:t>Medium</w:t>
+            </w:r>
+          </w:p>
+        </w:tc>
+      </w:tr>
+      <w:tr>
+        <w:tc>
+          <w:tcPr>
+            <w:tcW w:type="dxa" w:w="2880"/>
+          </w:tcPr>
+          <w:p>
+            <w:pPr>
+              <w:spacing w:after="0" w:before="0"/>
+            </w:pPr>
+            <w:r/>
+            <w:r>
+              <w:rPr>
+                <w:b w:val="0"/>
+                <w:i w:val="0"/>
+                <w:sz w:val="15"/>
+              </w:rPr>
+              <w:t>Seaside BESS</w:t>
+            </w:r>
+          </w:p>
+        </w:tc>
+        <w:tc>
+          <w:tcPr>
+            <w:tcW w:type="dxa" w:w="720"/>
+          </w:tcPr>
+          <w:p>
+            <w:pPr>
+              <w:spacing w:after="0" w:before="0"/>
+            </w:pPr>
+            <w:r/>
+            <w:r>
+              <w:rPr>
+                <w:b w:val="0"/>
+                <w:i w:val="0"/>
+                <w:sz w:val="15"/>
+              </w:rPr>
+              <w:t>OR</w:t>
+            </w:r>
+          </w:p>
+        </w:tc>
+        <w:tc>
+          <w:tcPr>
+            <w:tcW w:type="dxa" w:w="576"/>
+          </w:tcPr>
+          <w:p>
+            <w:pPr>
+              <w:spacing w:after="0" w:before="0"/>
+              <w:jc w:val="right"/>
+            </w:pPr>
+            <w:r/>
+            <w:r>
+              <w:rPr>
+                <w:b w:val="0"/>
+                <w:i w:val="0"/>
+                <w:sz w:val="15"/>
+              </w:rPr>
+              <w:t>200</w:t>
+            </w:r>
+          </w:p>
+        </w:tc>
+        <w:tc>
+          <w:tcPr>
+            <w:tcW w:type="dxa" w:w="648"/>
+          </w:tcPr>
+          <w:p>
+            <w:pPr>
+              <w:spacing w:after="0" w:before="0"/>
+              <w:jc w:val="right"/>
+            </w:pPr>
+            <w:r/>
+            <w:r>
+              <w:rPr>
+                <w:b w:val="0"/>
+                <w:i w:val="0"/>
+                <w:sz w:val="15"/>
+              </w:rPr>
+              <w:t>800</w:t>
+            </w:r>
+          </w:p>
+        </w:tc>
+        <w:tc>
+          <w:tcPr>
+            <w:tcW w:type="dxa" w:w="648"/>
+          </w:tcPr>
+          <w:p>
+            <w:pPr>
+              <w:spacing w:after="0" w:before="0"/>
+              <w:jc w:val="right"/>
+            </w:pPr>
+            <w:r/>
+            <w:r>
+              <w:rPr>
+                <w:b w:val="0"/>
+                <w:i w:val="0"/>
+                <w:sz w:val="15"/>
+              </w:rPr>
+              <w:t>2025</w:t>
+            </w:r>
+          </w:p>
+        </w:tc>
+        <w:tc>
+          <w:tcPr>
+            <w:tcW w:type="dxa" w:w="1008"/>
+          </w:tcPr>
+          <w:p>
+            <w:pPr>
+              <w:spacing w:after="0" w:before="0"/>
+              <w:jc w:val="right"/>
+            </w:pPr>
+            <w:r/>
+            <w:r>
+              <w:rPr>
+                <w:b w:val="0"/>
+                <w:i w:val="0"/>
+                <w:sz w:val="15"/>
+              </w:rPr>
+              <w:t>$360.0M</w:t>
+            </w:r>
+          </w:p>
+        </w:tc>
+        <w:tc>
+          <w:tcPr>
+            <w:tcW w:type="dxa" w:w="864"/>
+          </w:tcPr>
+          <w:p>
+            <w:pPr>
+              <w:spacing w:after="0" w:before="0"/>
+              <w:jc w:val="right"/>
+            </w:pPr>
+            <w:r/>
+            <w:r>
+              <w:rPr>
+                <w:b w:val="0"/>
+                <w:i w:val="0"/>
+                <w:sz w:val="15"/>
+              </w:rPr>
+              <w:t>$450</w:t>
+            </w:r>
+          </w:p>
+        </w:tc>
+        <w:tc>
+          <w:tcPr>
+            <w:tcW w:type="dxa" w:w="1944"/>
+          </w:tcPr>
+          <w:p>
+            <w:pPr>
+              <w:spacing w:after="0" w:before="0"/>
+            </w:pPr>
+            <w:r/>
+            <w:r>
+              <w:rPr>
+                <w:b w:val="0"/>
+                <w:i w:val="0"/>
+                <w:sz w:val="15"/>
+              </w:rPr>
+              <w:t>contract price (fixed-cost build-t</w:t>
+            </w:r>
+          </w:p>
+        </w:tc>
+        <w:tc>
+          <w:tcPr>
+            <w:tcW w:type="dxa" w:w="936"/>
+          </w:tcPr>
+          <w:p>
+            <w:pPr>
+              <w:spacing w:after="0" w:before="0"/>
+            </w:pPr>
+            <w:r/>
+            <w:r>
+              <w:rPr>
+                <w:b w:val="0"/>
+                <w:i w:val="0"/>
+                <w:sz w:val="15"/>
+              </w:rPr>
+              <w:t>High</w:t>
+            </w:r>
+          </w:p>
+        </w:tc>
+      </w:tr>
+      <w:tr>
+        <w:tc>
+          <w:tcPr>
+            <w:tcW w:type="dxa" w:w="2880"/>
+            <w:shd w:val="clear" w:color="auto" w:fill="F2F4F8"/>
+          </w:tcPr>
+          <w:p>
+            <w:pPr>
+              <w:spacing w:after="0" w:before="0"/>
+            </w:pPr>
+            <w:r/>
+            <w:r>
+              <w:rPr>
+                <w:b w:val="0"/>
+                <w:i w:val="0"/>
+                <w:sz w:val="15"/>
+              </w:rPr>
+              <w:t>Roadrunner Reserve (Phase 1)</w:t>
+            </w:r>
+          </w:p>
+        </w:tc>
+        <w:tc>
+          <w:tcPr>
+            <w:tcW w:type="dxa" w:w="720"/>
+            <w:shd w:val="clear" w:color="auto" w:fill="F2F4F8"/>
+          </w:tcPr>
+          <w:p>
+            <w:pPr>
+              <w:spacing w:after="0" w:before="0"/>
+            </w:pPr>
+            <w:r/>
+            <w:r>
+              <w:rPr>
+                <w:b w:val="0"/>
+                <w:i w:val="0"/>
+                <w:sz w:val="15"/>
+              </w:rPr>
+              <w:t>AZ</w:t>
+            </w:r>
+          </w:p>
+        </w:tc>
+        <w:tc>
+          <w:tcPr>
+            <w:tcW w:type="dxa" w:w="576"/>
+            <w:shd w:val="clear" w:color="auto" w:fill="F2F4F8"/>
+          </w:tcPr>
+          <w:p>
+            <w:pPr>
+              <w:spacing w:after="0" w:before="0"/>
+              <w:jc w:val="right"/>
+            </w:pPr>
+            <w:r/>
+            <w:r>
+              <w:rPr>
+                <w:b w:val="0"/>
+                <w:i w:val="0"/>
+                <w:sz w:val="15"/>
+              </w:rPr>
+              <w:t>200</w:t>
+            </w:r>
+          </w:p>
+        </w:tc>
+        <w:tc>
+          <w:tcPr>
+            <w:tcW w:type="dxa" w:w="648"/>
+            <w:shd w:val="clear" w:color="auto" w:fill="F2F4F8"/>
+          </w:tcPr>
+          <w:p>
+            <w:pPr>
+              <w:spacing w:after="0" w:before="0"/>
+              <w:jc w:val="right"/>
+            </w:pPr>
+            <w:r/>
+            <w:r>
+              <w:rPr>
+                <w:b w:val="0"/>
+                <w:i w:val="0"/>
+                <w:sz w:val="15"/>
+              </w:rPr>
+              <w:t>800</w:t>
+            </w:r>
+          </w:p>
+        </w:tc>
+        <w:tc>
+          <w:tcPr>
+            <w:tcW w:type="dxa" w:w="648"/>
+            <w:shd w:val="clear" w:color="auto" w:fill="F2F4F8"/>
+          </w:tcPr>
+          <w:p>
+            <w:pPr>
+              <w:spacing w:after="0" w:before="0"/>
+              <w:jc w:val="right"/>
+            </w:pPr>
+            <w:r/>
+            <w:r>
+              <w:rPr>
+                <w:b w:val="0"/>
+                <w:i w:val="0"/>
+                <w:sz w:val="15"/>
+              </w:rPr>
+              <w:t>2025</w:t>
+            </w:r>
+          </w:p>
+        </w:tc>
+        <w:tc>
+          <w:tcPr>
+            <w:tcW w:type="dxa" w:w="1008"/>
+            <w:shd w:val="clear" w:color="auto" w:fill="F2F4F8"/>
+          </w:tcPr>
+          <w:p>
+            <w:pPr>
+              <w:spacing w:after="0" w:before="0"/>
+              <w:jc w:val="right"/>
+            </w:pPr>
+            <w:r/>
+            <w:r>
+              <w:rPr>
+                <w:b w:val="0"/>
+                <w:i w:val="0"/>
+                <w:sz w:val="15"/>
+              </w:rPr>
+              <w:t>$294.0M</w:t>
+            </w:r>
+          </w:p>
+        </w:tc>
+        <w:tc>
+          <w:tcPr>
+            <w:tcW w:type="dxa" w:w="864"/>
+            <w:shd w:val="clear" w:color="auto" w:fill="F2F4F8"/>
+          </w:tcPr>
+          <w:p>
+            <w:pPr>
+              <w:spacing w:after="0" w:before="0"/>
+              <w:jc w:val="right"/>
+            </w:pPr>
+            <w:r/>
+            <w:r>
+              <w:rPr>
+                <w:b w:val="0"/>
+                <w:i w:val="0"/>
+                <w:sz w:val="15"/>
+              </w:rPr>
+              <w:t>$368</w:t>
+            </w:r>
+          </w:p>
+        </w:tc>
+        <w:tc>
+          <w:tcPr>
+            <w:tcW w:type="dxa" w:w="1944"/>
+            <w:shd w:val="clear" w:color="auto" w:fill="F2F4F8"/>
+          </w:tcPr>
+          <w:p>
+            <w:pPr>
+              <w:spacing w:after="0" w:before="0"/>
+            </w:pPr>
+            <w:r/>
+            <w:r>
+              <w:rPr>
+                <w:b w:val="0"/>
+                <w:i w:val="0"/>
+                <w:sz w:val="15"/>
+              </w:rPr>
+              <w:t>estimate at announcement (2023)</w:t>
+            </w:r>
+          </w:p>
+        </w:tc>
+        <w:tc>
+          <w:tcPr>
+            <w:tcW w:type="dxa" w:w="936"/>
+            <w:shd w:val="clear" w:color="auto" w:fill="F2F4F8"/>
+          </w:tcPr>
+          <w:p>
+            <w:pPr>
+              <w:spacing w:after="0" w:before="0"/>
+            </w:pPr>
+            <w:r/>
+            <w:r>
+              <w:rPr>
+                <w:b w:val="0"/>
+                <w:i w:val="0"/>
+                <w:sz w:val="15"/>
+              </w:rPr>
+              <w:t>Medium</w:t>
+            </w:r>
+          </w:p>
+        </w:tc>
+      </w:tr>
+      <w:tr>
+        <w:tc>
+          <w:tcPr>
+            <w:tcW w:type="dxa" w:w="2880"/>
+          </w:tcPr>
+          <w:p>
+            <w:pPr>
+              <w:spacing w:after="0" w:before="0"/>
+            </w:pPr>
+            <w:r/>
+            <w:r>
+              <w:rPr>
+                <w:b w:val="0"/>
+                <w:i w:val="0"/>
+                <w:sz w:val="15"/>
+              </w:rPr>
+              <w:t>Roadrunner Reserve 2 (Phase 2)</w:t>
+            </w:r>
+          </w:p>
+        </w:tc>
+        <w:tc>
+          <w:tcPr>
+            <w:tcW w:type="dxa" w:w="720"/>
+          </w:tcPr>
+          <w:p>
+            <w:pPr>
+              <w:spacing w:after="0" w:before="0"/>
+            </w:pPr>
+            <w:r/>
+            <w:r>
+              <w:rPr>
+                <w:b w:val="0"/>
+                <w:i w:val="0"/>
+                <w:sz w:val="15"/>
+              </w:rPr>
+              <w:t>AZ</w:t>
+            </w:r>
+          </w:p>
+        </w:tc>
+        <w:tc>
+          <w:tcPr>
+            <w:tcW w:type="dxa" w:w="576"/>
+          </w:tcPr>
+          <w:p>
+            <w:pPr>
+              <w:spacing w:after="0" w:before="0"/>
+              <w:jc w:val="right"/>
+            </w:pPr>
+            <w:r/>
+            <w:r>
+              <w:rPr>
+                <w:b w:val="0"/>
+                <w:i w:val="0"/>
+                <w:sz w:val="15"/>
+              </w:rPr>
+              <w:t>200</w:t>
+            </w:r>
+          </w:p>
+        </w:tc>
+        <w:tc>
+          <w:tcPr>
+            <w:tcW w:type="dxa" w:w="648"/>
+          </w:tcPr>
+          <w:p>
+            <w:pPr>
+              <w:spacing w:after="0" w:before="0"/>
+              <w:jc w:val="right"/>
+            </w:pPr>
+            <w:r/>
+            <w:r>
+              <w:rPr>
+                <w:b w:val="0"/>
+                <w:i w:val="0"/>
+                <w:sz w:val="15"/>
+              </w:rPr>
+              <w:t>800</w:t>
+            </w:r>
+          </w:p>
+        </w:tc>
+        <w:tc>
+          <w:tcPr>
+            <w:tcW w:type="dxa" w:w="648"/>
+          </w:tcPr>
+          <w:p>
+            <w:pPr>
+              <w:spacing w:after="0" w:before="0"/>
+              <w:jc w:val="right"/>
+            </w:pPr>
+            <w:r/>
+            <w:r>
+              <w:rPr>
+                <w:b w:val="0"/>
+                <w:i w:val="0"/>
+                <w:sz w:val="15"/>
+              </w:rPr>
+              <w:t>2026</w:t>
+            </w:r>
+          </w:p>
+        </w:tc>
+        <w:tc>
+          <w:tcPr>
+            <w:tcW w:type="dxa" w:w="1008"/>
+          </w:tcPr>
+          <w:p>
+            <w:pPr>
+              <w:spacing w:after="0" w:before="0"/>
+              <w:jc w:val="right"/>
+            </w:pPr>
+            <w:r/>
+            <w:r>
+              <w:rPr>
+                <w:b w:val="0"/>
+                <w:i w:val="0"/>
+                <w:sz w:val="15"/>
+              </w:rPr>
+              <w:t>$350.0M</w:t>
+            </w:r>
+          </w:p>
+        </w:tc>
+        <w:tc>
+          <w:tcPr>
+            <w:tcW w:type="dxa" w:w="864"/>
+          </w:tcPr>
+          <w:p>
+            <w:pPr>
+              <w:spacing w:after="0" w:before="0"/>
+              <w:jc w:val="right"/>
+            </w:pPr>
+            <w:r/>
+            <w:r>
+              <w:rPr>
+                <w:b w:val="0"/>
+                <w:i w:val="0"/>
+                <w:sz w:val="15"/>
+              </w:rPr>
+              <w:t>$438</w:t>
+            </w:r>
+          </w:p>
+        </w:tc>
+        <w:tc>
+          <w:tcPr>
+            <w:tcW w:type="dxa" w:w="1944"/>
+          </w:tcPr>
+          <w:p>
+            <w:pPr>
+              <w:spacing w:after="0" w:before="0"/>
+            </w:pPr>
+            <w:r/>
+            <w:r>
+              <w:rPr>
+                <w:b w:val="0"/>
+                <w:i w:val="0"/>
+                <w:sz w:val="15"/>
+              </w:rPr>
+              <w:t>estimate (utility statement)</w:t>
+            </w:r>
+          </w:p>
+        </w:tc>
+        <w:tc>
+          <w:tcPr>
+            <w:tcW w:type="dxa" w:w="936"/>
+          </w:tcPr>
+          <w:p>
+            <w:pPr>
+              <w:spacing w:after="0" w:before="0"/>
+            </w:pPr>
+            <w:r/>
+            <w:r>
+              <w:rPr>
+                <w:b w:val="0"/>
+                <w:i w:val="0"/>
+                <w:sz w:val="15"/>
+              </w:rPr>
+              <w:t>Medium</w:t>
+            </w:r>
+          </w:p>
+        </w:tc>
+      </w:tr>
+      <w:tr>
+        <w:tc>
+          <w:tcPr>
+            <w:tcW w:type="dxa" w:w="2880"/>
+            <w:shd w:val="clear" w:color="auto" w:fill="F2F4F8"/>
+          </w:tcPr>
+          <w:p>
+            <w:pPr>
+              <w:spacing w:after="0" w:before="0"/>
+            </w:pPr>
+            <w:r/>
+            <w:r>
+              <w:rPr>
+                <w:b w:val="0"/>
+                <w:i w:val="0"/>
+                <w:sz w:val="15"/>
+              </w:rPr>
+              <w:t>Roadrunner Reserve (TEP)</w:t>
+            </w:r>
+          </w:p>
+        </w:tc>
+        <w:tc>
+          <w:tcPr>
+            <w:tcW w:type="dxa" w:w="720"/>
+            <w:shd w:val="clear" w:color="auto" w:fill="F2F4F8"/>
+          </w:tcPr>
+          <w:p>
+            <w:pPr>
+              <w:spacing w:after="0" w:before="0"/>
+            </w:pPr>
+            <w:r/>
+            <w:r>
+              <w:rPr>
+                <w:b w:val="0"/>
+                <w:i w:val="0"/>
+                <w:sz w:val="15"/>
+              </w:rPr>
+              <w:t>AZ</w:t>
+            </w:r>
+          </w:p>
+        </w:tc>
+        <w:tc>
+          <w:tcPr>
+            <w:tcW w:type="dxa" w:w="576"/>
+            <w:shd w:val="clear" w:color="auto" w:fill="F2F4F8"/>
+          </w:tcPr>
+          <w:p>
+            <w:pPr>
+              <w:spacing w:after="0" w:before="0"/>
+              <w:jc w:val="right"/>
+            </w:pPr>
+            <w:r/>
+            <w:r>
+              <w:rPr>
+                <w:b w:val="0"/>
+                <w:i w:val="0"/>
+                <w:sz w:val="15"/>
+              </w:rPr>
+              <w:t>200</w:t>
+            </w:r>
+          </w:p>
+        </w:tc>
+        <w:tc>
+          <w:tcPr>
+            <w:tcW w:type="dxa" w:w="648"/>
+            <w:shd w:val="clear" w:color="auto" w:fill="F2F4F8"/>
+          </w:tcPr>
+          <w:p>
+            <w:pPr>
+              <w:spacing w:after="0" w:before="0"/>
+              <w:jc w:val="right"/>
+            </w:pPr>
+            <w:r/>
+            <w:r>
+              <w:rPr>
+                <w:b w:val="0"/>
+                <w:i w:val="0"/>
+                <w:sz w:val="15"/>
+              </w:rPr>
+              <w:t>800</w:t>
+            </w:r>
+          </w:p>
+        </w:tc>
+        <w:tc>
+          <w:tcPr>
+            <w:tcW w:type="dxa" w:w="648"/>
+            <w:shd w:val="clear" w:color="auto" w:fill="F2F4F8"/>
+          </w:tcPr>
+          <w:p>
+            <w:pPr>
+              <w:spacing w:after="0" w:before="0"/>
+              <w:jc w:val="right"/>
+            </w:pPr>
+            <w:r/>
+            <w:r>
+              <w:rPr>
+                <w:b w:val="0"/>
+                <w:i w:val="0"/>
+                <w:sz w:val="15"/>
+              </w:rPr>
+              <w:t>2025</w:t>
+            </w:r>
+          </w:p>
+        </w:tc>
+        <w:tc>
+          <w:tcPr>
+            <w:tcW w:type="dxa" w:w="1008"/>
+            <w:shd w:val="clear" w:color="auto" w:fill="F2F4F8"/>
+          </w:tcPr>
+          <w:p>
+            <w:pPr>
+              <w:spacing w:after="0" w:before="0"/>
+              <w:jc w:val="right"/>
+            </w:pPr>
+            <w:r/>
+            <w:r>
+              <w:rPr>
+                <w:b w:val="0"/>
+                <w:i w:val="0"/>
+                <w:sz w:val="15"/>
+              </w:rPr>
+              <w:t>$294.0M</w:t>
+            </w:r>
+          </w:p>
+        </w:tc>
+        <w:tc>
+          <w:tcPr>
+            <w:tcW w:type="dxa" w:w="864"/>
+            <w:shd w:val="clear" w:color="auto" w:fill="F2F4F8"/>
+          </w:tcPr>
+          <w:p>
+            <w:pPr>
+              <w:spacing w:after="0" w:before="0"/>
+              <w:jc w:val="right"/>
+            </w:pPr>
+            <w:r/>
+            <w:r>
+              <w:rPr>
+                <w:b w:val="0"/>
+                <w:i w:val="0"/>
+                <w:sz w:val="15"/>
+              </w:rPr>
+              <w:t>$368</w:t>
+            </w:r>
+          </w:p>
+        </w:tc>
+        <w:tc>
+          <w:tcPr>
+            <w:tcW w:type="dxa" w:w="1944"/>
+            <w:shd w:val="clear" w:color="auto" w:fill="F2F4F8"/>
+          </w:tcPr>
+          <w:p>
+            <w:pPr>
+              <w:spacing w:after="0" w:before="0"/>
+            </w:pPr>
+            <w:r/>
+            <w:r>
+              <w:rPr>
+                <w:b w:val="0"/>
+                <w:i w:val="0"/>
+                <w:sz w:val="15"/>
+              </w:rPr>
+              <w:t>SEC 8-K exhibit press release ($29</w:t>
+            </w:r>
+          </w:p>
+        </w:tc>
+        <w:tc>
+          <w:tcPr>
+            <w:tcW w:type="dxa" w:w="936"/>
+            <w:shd w:val="clear" w:color="auto" w:fill="F2F4F8"/>
+          </w:tcPr>
+          <w:p>
+            <w:pPr>
+              <w:spacing w:after="0" w:before="0"/>
+            </w:pPr>
+            <w:r/>
+            <w:r>
+              <w:rPr>
+                <w:b w:val="0"/>
+                <w:i w:val="0"/>
+                <w:sz w:val="15"/>
+              </w:rPr>
+              <w:t>Medium</w:t>
+            </w:r>
+          </w:p>
+        </w:tc>
+      </w:tr>
+      <w:tr>
+        <w:tc>
+          <w:tcPr>
+            <w:tcW w:type="dxa" w:w="2880"/>
+          </w:tcPr>
+          <w:p>
+            <w:pPr>
+              <w:spacing w:after="0" w:before="0"/>
+            </w:pPr>
+            <w:r/>
+            <w:r>
+              <w:rPr>
+                <w:b w:val="0"/>
+                <w:i w:val="0"/>
+                <w:sz w:val="15"/>
+              </w:rPr>
+              <w:t>Roadrunner Reserve II (TEP)</w:t>
+            </w:r>
+          </w:p>
+        </w:tc>
+        <w:tc>
+          <w:tcPr>
+            <w:tcW w:type="dxa" w:w="720"/>
+          </w:tcPr>
+          <w:p>
+            <w:pPr>
+              <w:spacing w:after="0" w:before="0"/>
+            </w:pPr>
+            <w:r/>
+            <w:r>
+              <w:rPr>
+                <w:b w:val="0"/>
+                <w:i w:val="0"/>
+                <w:sz w:val="15"/>
+              </w:rPr>
+              <w:t>AZ</w:t>
+            </w:r>
+          </w:p>
+        </w:tc>
+        <w:tc>
+          <w:tcPr>
+            <w:tcW w:type="dxa" w:w="576"/>
+          </w:tcPr>
+          <w:p>
+            <w:pPr>
+              <w:spacing w:after="0" w:before="0"/>
+              <w:jc w:val="right"/>
+            </w:pPr>
+            <w:r/>
+            <w:r>
+              <w:rPr>
+                <w:b w:val="0"/>
+                <w:i w:val="0"/>
+                <w:sz w:val="15"/>
+              </w:rPr>
+              <w:t>200</w:t>
+            </w:r>
+          </w:p>
+        </w:tc>
+        <w:tc>
+          <w:tcPr>
+            <w:tcW w:type="dxa" w:w="648"/>
+          </w:tcPr>
+          <w:p>
+            <w:pPr>
+              <w:spacing w:after="0" w:before="0"/>
+              <w:jc w:val="right"/>
+            </w:pPr>
+            <w:r/>
+            <w:r>
+              <w:rPr>
+                <w:b w:val="0"/>
+                <w:i w:val="0"/>
+                <w:sz w:val="15"/>
+              </w:rPr>
+              <w:t>800</w:t>
+            </w:r>
+          </w:p>
+        </w:tc>
+        <w:tc>
+          <w:tcPr>
+            <w:tcW w:type="dxa" w:w="648"/>
+          </w:tcPr>
+          <w:p>
+            <w:pPr>
+              <w:spacing w:after="0" w:before="0"/>
+              <w:jc w:val="right"/>
+            </w:pPr>
+            <w:r/>
+            <w:r>
+              <w:rPr>
+                <w:b w:val="0"/>
+                <w:i w:val="0"/>
+                <w:sz w:val="15"/>
+              </w:rPr>
+              <w:t>2026</w:t>
+            </w:r>
+          </w:p>
+        </w:tc>
+        <w:tc>
+          <w:tcPr>
+            <w:tcW w:type="dxa" w:w="1008"/>
+          </w:tcPr>
+          <w:p>
+            <w:pPr>
+              <w:spacing w:after="0" w:before="0"/>
+              <w:jc w:val="right"/>
+            </w:pPr>
+            <w:r/>
+            <w:r>
+              <w:rPr>
+                <w:b w:val="0"/>
+                <w:i w:val="0"/>
+                <w:sz w:val="15"/>
+              </w:rPr>
+              <w:t>$350.0M</w:t>
+            </w:r>
+          </w:p>
+        </w:tc>
+        <w:tc>
+          <w:tcPr>
+            <w:tcW w:type="dxa" w:w="864"/>
+          </w:tcPr>
+          <w:p>
+            <w:pPr>
+              <w:spacing w:after="0" w:before="0"/>
+              <w:jc w:val="right"/>
+            </w:pPr>
+            <w:r/>
+            <w:r>
+              <w:rPr>
+                <w:b w:val="0"/>
+                <w:i w:val="0"/>
+                <w:sz w:val="15"/>
+              </w:rPr>
+              <w:t>$438</w:t>
+            </w:r>
+          </w:p>
+        </w:tc>
+        <w:tc>
+          <w:tcPr>
+            <w:tcW w:type="dxa" w:w="1944"/>
+          </w:tcPr>
+          <w:p>
+            <w:pPr>
+              <w:spacing w:after="0" w:before="0"/>
+            </w:pPr>
+            <w:r/>
+            <w:r>
+              <w:rPr>
+                <w:b w:val="0"/>
+                <w:i w:val="0"/>
+                <w:sz w:val="15"/>
+              </w:rPr>
+              <w:t xml:space="preserve">utility statement via local press </w:t>
+            </w:r>
+          </w:p>
+        </w:tc>
+        <w:tc>
+          <w:tcPr>
+            <w:tcW w:type="dxa" w:w="936"/>
+          </w:tcPr>
+          <w:p>
+            <w:pPr>
+              <w:spacing w:after="0" w:before="0"/>
+            </w:pPr>
+            <w:r/>
+            <w:r>
+              <w:rPr>
+                <w:b w:val="0"/>
+                <w:i w:val="0"/>
+                <w:sz w:val="15"/>
+              </w:rPr>
+              <w:t>Medium</w:t>
+            </w:r>
+          </w:p>
+        </w:tc>
+      </w:tr>
+      <w:tr>
+        <w:tc>
+          <w:tcPr>
+            <w:tcW w:type="dxa" w:w="2880"/>
+            <w:shd w:val="clear" w:color="auto" w:fill="F2F4F8"/>
+          </w:tcPr>
+          <w:p>
+            <w:pPr>
+              <w:spacing w:after="0" w:before="0"/>
+            </w:pPr>
+            <w:r/>
+            <w:r>
+              <w:rPr>
+                <w:b w:val="0"/>
+                <w:i w:val="0"/>
+                <w:sz w:val="15"/>
+              </w:rPr>
+              <w:t>Trenton Channel Energy Center BESS</w:t>
+            </w:r>
+          </w:p>
+        </w:tc>
+        <w:tc>
+          <w:tcPr>
+            <w:tcW w:type="dxa" w:w="720"/>
+            <w:shd w:val="clear" w:color="auto" w:fill="F2F4F8"/>
+          </w:tcPr>
+          <w:p>
+            <w:pPr>
+              <w:spacing w:after="0" w:before="0"/>
+            </w:pPr>
+            <w:r/>
+            <w:r>
+              <w:rPr>
+                <w:b w:val="0"/>
+                <w:i w:val="0"/>
+                <w:sz w:val="15"/>
+              </w:rPr>
+              <w:t>MI</w:t>
+            </w:r>
+          </w:p>
+        </w:tc>
+        <w:tc>
+          <w:tcPr>
+            <w:tcW w:type="dxa" w:w="576"/>
+            <w:shd w:val="clear" w:color="auto" w:fill="F2F4F8"/>
+          </w:tcPr>
+          <w:p>
+            <w:pPr>
+              <w:spacing w:after="0" w:before="0"/>
+              <w:jc w:val="right"/>
+            </w:pPr>
+            <w:r/>
+            <w:r>
+              <w:rPr>
+                <w:b w:val="0"/>
+                <w:i w:val="0"/>
+                <w:sz w:val="15"/>
+              </w:rPr>
+              <w:t>220</w:t>
+            </w:r>
+          </w:p>
+        </w:tc>
+        <w:tc>
+          <w:tcPr>
+            <w:tcW w:type="dxa" w:w="648"/>
+            <w:shd w:val="clear" w:color="auto" w:fill="F2F4F8"/>
+          </w:tcPr>
+          <w:p>
+            <w:pPr>
+              <w:spacing w:after="0" w:before="0"/>
+              <w:jc w:val="right"/>
+            </w:pPr>
+            <w:r/>
+            <w:r>
+              <w:rPr>
+                <w:b w:val="0"/>
+                <w:i w:val="0"/>
+                <w:sz w:val="15"/>
+              </w:rPr>
+              <w:t>880</w:t>
+            </w:r>
+          </w:p>
+        </w:tc>
+        <w:tc>
+          <w:tcPr>
+            <w:tcW w:type="dxa" w:w="648"/>
+            <w:shd w:val="clear" w:color="auto" w:fill="F2F4F8"/>
+          </w:tcPr>
+          <w:p>
+            <w:pPr>
+              <w:spacing w:after="0" w:before="0"/>
+              <w:jc w:val="right"/>
+            </w:pPr>
+            <w:r/>
+            <w:r>
+              <w:rPr>
+                <w:b w:val="0"/>
+                <w:i w:val="0"/>
+                <w:sz w:val="15"/>
+              </w:rPr>
+              <w:t>2026</w:t>
+            </w:r>
+          </w:p>
+        </w:tc>
+        <w:tc>
+          <w:tcPr>
+            <w:tcW w:type="dxa" w:w="1008"/>
+            <w:shd w:val="clear" w:color="auto" w:fill="F2F4F8"/>
+          </w:tcPr>
+          <w:p>
+            <w:pPr>
+              <w:spacing w:after="0" w:before="0"/>
+              <w:jc w:val="right"/>
+            </w:pPr>
+            <w:r/>
+            <w:r>
+              <w:rPr>
+                <w:b w:val="0"/>
+                <w:i w:val="0"/>
+                <w:sz w:val="15"/>
+              </w:rPr>
+              <w:t>$460.0M</w:t>
+            </w:r>
+          </w:p>
+        </w:tc>
+        <w:tc>
+          <w:tcPr>
+            <w:tcW w:type="dxa" w:w="864"/>
+            <w:shd w:val="clear" w:color="auto" w:fill="F2F4F8"/>
+          </w:tcPr>
+          <w:p>
+            <w:pPr>
+              <w:spacing w:after="0" w:before="0"/>
+              <w:jc w:val="right"/>
+            </w:pPr>
+            <w:r/>
+            <w:r>
+              <w:rPr>
+                <w:b w:val="0"/>
+                <w:i w:val="0"/>
+                <w:sz w:val="15"/>
+              </w:rPr>
+              <w:t>$523</w:t>
+            </w:r>
+          </w:p>
+        </w:tc>
+        <w:tc>
+          <w:tcPr>
+            <w:tcW w:type="dxa" w:w="1944"/>
+            <w:shd w:val="clear" w:color="auto" w:fill="F2F4F8"/>
+          </w:tcPr>
+          <w:p>
+            <w:pPr>
+              <w:spacing w:after="0" w:before="0"/>
+            </w:pPr>
+            <w:r/>
+            <w:r>
+              <w:rPr>
+                <w:b w:val="0"/>
+                <w:i w:val="0"/>
+                <w:sz w:val="15"/>
+              </w:rPr>
+              <w:t>approved estimate (MPSC, 2024)</w:t>
+            </w:r>
+          </w:p>
+        </w:tc>
+        <w:tc>
+          <w:tcPr>
+            <w:tcW w:type="dxa" w:w="936"/>
+            <w:shd w:val="clear" w:color="auto" w:fill="F2F4F8"/>
+          </w:tcPr>
+          <w:p>
+            <w:pPr>
+              <w:spacing w:after="0" w:before="0"/>
+            </w:pPr>
+            <w:r/>
+            <w:r>
+              <w:rPr>
+                <w:b w:val="0"/>
+                <w:i w:val="0"/>
+                <w:sz w:val="15"/>
+              </w:rPr>
+              <w:t>Medium</w:t>
+            </w:r>
+          </w:p>
+        </w:tc>
+      </w:tr>
+      <w:tr>
+        <w:tc>
+          <w:tcPr>
+            <w:tcW w:type="dxa" w:w="2880"/>
+          </w:tcPr>
+          <w:p>
+            <w:pPr>
+              <w:spacing w:after="0" w:before="0"/>
+            </w:pPr>
+            <w:r/>
+            <w:r>
+              <w:rPr>
+                <w:b w:val="0"/>
+                <w:i w:val="0"/>
+                <w:sz w:val="15"/>
+              </w:rPr>
+              <w:t>Trenton Channel BESS (DTE)</w:t>
+            </w:r>
+          </w:p>
+        </w:tc>
+        <w:tc>
+          <w:tcPr>
+            <w:tcW w:type="dxa" w:w="720"/>
+          </w:tcPr>
+          <w:p>
+            <w:pPr>
+              <w:spacing w:after="0" w:before="0"/>
+            </w:pPr>
+            <w:r/>
+            <w:r>
+              <w:rPr>
+                <w:b w:val="0"/>
+                <w:i w:val="0"/>
+                <w:sz w:val="15"/>
+              </w:rPr>
+              <w:t>MI</w:t>
+            </w:r>
+          </w:p>
+        </w:tc>
+        <w:tc>
+          <w:tcPr>
+            <w:tcW w:type="dxa" w:w="576"/>
+          </w:tcPr>
+          <w:p>
+            <w:pPr>
+              <w:spacing w:after="0" w:before="0"/>
+              <w:jc w:val="right"/>
+            </w:pPr>
+            <w:r/>
+            <w:r>
+              <w:rPr>
+                <w:b w:val="0"/>
+                <w:i w:val="0"/>
+                <w:sz w:val="15"/>
+              </w:rPr>
+              <w:t>220</w:t>
+            </w:r>
+          </w:p>
+        </w:tc>
+        <w:tc>
+          <w:tcPr>
+            <w:tcW w:type="dxa" w:w="648"/>
+          </w:tcPr>
+          <w:p>
+            <w:pPr>
+              <w:spacing w:after="0" w:before="0"/>
+              <w:jc w:val="right"/>
+            </w:pPr>
+            <w:r/>
+            <w:r>
+              <w:rPr>
+                <w:b w:val="0"/>
+                <w:i w:val="0"/>
+                <w:sz w:val="15"/>
+              </w:rPr>
+              <w:t>880</w:t>
+            </w:r>
+          </w:p>
+        </w:tc>
+        <w:tc>
+          <w:tcPr>
+            <w:tcW w:type="dxa" w:w="648"/>
+          </w:tcPr>
+          <w:p>
+            <w:pPr>
+              <w:spacing w:after="0" w:before="0"/>
+              <w:jc w:val="right"/>
+            </w:pPr>
+            <w:r/>
+            <w:r>
+              <w:rPr>
+                <w:b w:val="0"/>
+                <w:i w:val="0"/>
+                <w:sz w:val="15"/>
+              </w:rPr>
+              <w:t>2026</w:t>
+            </w:r>
+          </w:p>
+        </w:tc>
+        <w:tc>
+          <w:tcPr>
+            <w:tcW w:type="dxa" w:w="1008"/>
+          </w:tcPr>
+          <w:p>
+            <w:pPr>
+              <w:spacing w:after="0" w:before="0"/>
+              <w:jc w:val="right"/>
+            </w:pPr>
+            <w:r/>
+            <w:r>
+              <w:rPr>
+                <w:b w:val="0"/>
+                <w:i w:val="0"/>
+                <w:sz w:val="15"/>
+              </w:rPr>
+              <w:t>$460.0M</w:t>
+            </w:r>
+          </w:p>
+        </w:tc>
+        <w:tc>
+          <w:tcPr>
+            <w:tcW w:type="dxa" w:w="864"/>
+          </w:tcPr>
+          <w:p>
+            <w:pPr>
+              <w:spacing w:after="0" w:before="0"/>
+              <w:jc w:val="right"/>
+            </w:pPr>
+            <w:r/>
+            <w:r>
+              <w:rPr>
+                <w:b w:val="0"/>
+                <w:i w:val="0"/>
+                <w:sz w:val="15"/>
+              </w:rPr>
+              <w:t>$523</w:t>
+            </w:r>
+          </w:p>
+        </w:tc>
+        <w:tc>
+          <w:tcPr>
+            <w:tcW w:type="dxa" w:w="1944"/>
+          </w:tcPr>
+          <w:p>
+            <w:pPr>
+              <w:spacing w:after="0" w:before="0"/>
+            </w:pPr>
+            <w:r/>
+            <w:r>
+              <w:rPr>
+                <w:b w:val="0"/>
+                <w:i w:val="0"/>
+                <w:sz w:val="15"/>
+              </w:rPr>
+              <w:t>MPSC approval as reported: DTE ran</w:t>
+            </w:r>
+          </w:p>
+        </w:tc>
+        <w:tc>
+          <w:tcPr>
+            <w:tcW w:type="dxa" w:w="936"/>
+          </w:tcPr>
+          <w:p>
+            <w:pPr>
+              <w:spacing w:after="0" w:before="0"/>
+            </w:pPr>
+            <w:r/>
+            <w:r>
+              <w:rPr>
+                <w:b w:val="0"/>
+                <w:i w:val="0"/>
+                <w:sz w:val="15"/>
+              </w:rPr>
+              <w:t>Medium</w:t>
+            </w:r>
+          </w:p>
+        </w:tc>
+      </w:tr>
+      <w:tr>
+        <w:tc>
+          <w:tcPr>
+            <w:tcW w:type="dxa" w:w="2880"/>
+            <w:shd w:val="clear" w:color="auto" w:fill="F2F4F8"/>
+          </w:tcPr>
+          <w:p>
+            <w:pPr>
+              <w:spacing w:after="0" w:before="0"/>
+            </w:pPr>
+            <w:r/>
+            <w:r>
+              <w:rPr>
+                <w:b w:val="0"/>
+                <w:i w:val="0"/>
+                <w:sz w:val="15"/>
+              </w:rPr>
+              <w:t>Oneida Energy Storage [CANADA]</w:t>
+            </w:r>
+          </w:p>
+        </w:tc>
+        <w:tc>
+          <w:tcPr>
+            <w:tcW w:type="dxa" w:w="720"/>
+            <w:shd w:val="clear" w:color="auto" w:fill="F2F4F8"/>
+          </w:tcPr>
+          <w:p>
+            <w:pPr>
+              <w:spacing w:after="0" w:before="0"/>
+            </w:pPr>
+            <w:r/>
+            <w:r>
+              <w:rPr>
+                <w:b w:val="0"/>
+                <w:i w:val="0"/>
+                <w:sz w:val="15"/>
+              </w:rPr>
+              <w:t>ON (Canada)</w:t>
+            </w:r>
+          </w:p>
+        </w:tc>
+        <w:tc>
+          <w:tcPr>
+            <w:tcW w:type="dxa" w:w="576"/>
+            <w:shd w:val="clear" w:color="auto" w:fill="F2F4F8"/>
+          </w:tcPr>
+          <w:p>
+            <w:pPr>
+              <w:spacing w:after="0" w:before="0"/>
+              <w:jc w:val="right"/>
+            </w:pPr>
+            <w:r/>
+            <w:r>
+              <w:rPr>
+                <w:b w:val="0"/>
+                <w:i w:val="0"/>
+                <w:sz w:val="15"/>
+              </w:rPr>
+              <w:t>250</w:t>
+            </w:r>
+          </w:p>
+        </w:tc>
+        <w:tc>
+          <w:tcPr>
+            <w:tcW w:type="dxa" w:w="648"/>
+            <w:shd w:val="clear" w:color="auto" w:fill="F2F4F8"/>
+          </w:tcPr>
+          <w:p>
+            <w:pPr>
+              <w:spacing w:after="0" w:before="0"/>
+              <w:jc w:val="right"/>
+            </w:pPr>
+            <w:r/>
+            <w:r>
+              <w:rPr>
+                <w:b w:val="0"/>
+                <w:i w:val="0"/>
+                <w:sz w:val="15"/>
+              </w:rPr>
+              <w:t>1000</w:t>
+            </w:r>
+          </w:p>
+        </w:tc>
+        <w:tc>
+          <w:tcPr>
+            <w:tcW w:type="dxa" w:w="648"/>
+            <w:shd w:val="clear" w:color="auto" w:fill="F2F4F8"/>
+          </w:tcPr>
+          <w:p>
+            <w:pPr>
+              <w:spacing w:after="0" w:before="0"/>
+              <w:jc w:val="right"/>
+            </w:pPr>
+            <w:r/>
+            <w:r>
+              <w:rPr>
+                <w:b w:val="0"/>
+                <w:i w:val="0"/>
+                <w:sz w:val="15"/>
+              </w:rPr>
+              <w:t>2025</w:t>
+            </w:r>
+          </w:p>
+        </w:tc>
+        <w:tc>
+          <w:tcPr>
+            <w:tcW w:type="dxa" w:w="1008"/>
+            <w:shd w:val="clear" w:color="auto" w:fill="F2F4F8"/>
+          </w:tcPr>
+          <w:p>
+            <w:pPr>
+              <w:spacing w:after="0" w:before="0"/>
+              <w:jc w:val="right"/>
+            </w:pPr>
+            <w:r/>
+            <w:r>
+              <w:rPr>
+                <w:b w:val="0"/>
+                <w:i w:val="0"/>
+                <w:sz w:val="15"/>
+              </w:rPr>
+              <w:t>$511.0M</w:t>
+            </w:r>
+          </w:p>
+        </w:tc>
+        <w:tc>
+          <w:tcPr>
+            <w:tcW w:type="dxa" w:w="864"/>
+            <w:shd w:val="clear" w:color="auto" w:fill="F2F4F8"/>
+          </w:tcPr>
+          <w:p>
+            <w:pPr>
+              <w:spacing w:after="0" w:before="0"/>
+              <w:jc w:val="right"/>
+            </w:pPr>
+            <w:r/>
+            <w:r>
+              <w:rPr>
+                <w:b w:val="0"/>
+                <w:i w:val="0"/>
+                <w:sz w:val="15"/>
+              </w:rPr>
+              <w:t>$511</w:t>
+            </w:r>
+          </w:p>
+        </w:tc>
+        <w:tc>
+          <w:tcPr>
+            <w:tcW w:type="dxa" w:w="1944"/>
+            <w:shd w:val="clear" w:color="auto" w:fill="F2F4F8"/>
+          </w:tcPr>
+          <w:p>
+            <w:pPr>
+              <w:spacing w:after="0" w:before="0"/>
+            </w:pPr>
+            <w:r/>
+            <w:r>
+              <w:rPr>
+                <w:b w:val="0"/>
+                <w:i w:val="0"/>
+                <w:sz w:val="15"/>
+              </w:rPr>
+              <w:t xml:space="preserve">final/actual (reported ~C$700M vs </w:t>
+            </w:r>
+          </w:p>
+        </w:tc>
+        <w:tc>
+          <w:tcPr>
+            <w:tcW w:type="dxa" w:w="936"/>
+            <w:shd w:val="clear" w:color="auto" w:fill="F2F4F8"/>
+          </w:tcPr>
+          <w:p>
+            <w:pPr>
+              <w:spacing w:after="0" w:before="0"/>
+            </w:pPr>
+            <w:r/>
+            <w:r>
+              <w:rPr>
+                <w:b w:val="0"/>
+                <w:i w:val="0"/>
+                <w:sz w:val="15"/>
+              </w:rPr>
+              <w:t>High</w:t>
+            </w:r>
+          </w:p>
+        </w:tc>
+      </w:tr>
+      <w:tr>
+        <w:tc>
+          <w:tcPr>
+            <w:tcW w:type="dxa" w:w="2880"/>
+          </w:tcPr>
+          <w:p>
+            <w:pPr>
+              <w:spacing w:after="0" w:before="0"/>
+            </w:pPr>
+            <w:r/>
+            <w:r>
+              <w:rPr>
+                <w:b w:val="0"/>
+                <w:i w:val="0"/>
+                <w:sz w:val="15"/>
+              </w:rPr>
+              <w:t>Frontier Energy Storage (OG&amp;E)</w:t>
+            </w:r>
+          </w:p>
+        </w:tc>
+        <w:tc>
+          <w:tcPr>
+            <w:tcW w:type="dxa" w:w="720"/>
+          </w:tcPr>
+          <w:p>
+            <w:pPr>
+              <w:spacing w:after="0" w:before="0"/>
+            </w:pPr>
+            <w:r/>
+            <w:r>
+              <w:rPr>
+                <w:b w:val="0"/>
+                <w:i w:val="0"/>
+                <w:sz w:val="15"/>
+              </w:rPr>
+              <w:t>OK</w:t>
+            </w:r>
+          </w:p>
+        </w:tc>
+        <w:tc>
+          <w:tcPr>
+            <w:tcW w:type="dxa" w:w="576"/>
+          </w:tcPr>
+          <w:p>
+            <w:pPr>
+              <w:spacing w:after="0" w:before="0"/>
+              <w:jc w:val="right"/>
+            </w:pPr>
+            <w:r/>
+            <w:r>
+              <w:rPr>
+                <w:b w:val="0"/>
+                <w:i w:val="0"/>
+                <w:sz w:val="15"/>
+              </w:rPr>
+              <w:t>302</w:t>
+            </w:r>
+          </w:p>
+        </w:tc>
+        <w:tc>
+          <w:tcPr>
+            <w:tcW w:type="dxa" w:w="648"/>
+          </w:tcPr>
+          <w:p>
+            <w:pPr>
+              <w:spacing w:after="0" w:before="0"/>
+              <w:jc w:val="right"/>
+            </w:pPr>
+            <w:r/>
+            <w:r>
+              <w:rPr>
+                <w:b w:val="0"/>
+                <w:i w:val="0"/>
+                <w:sz w:val="15"/>
+              </w:rPr>
+              <w:t>1208</w:t>
+            </w:r>
+          </w:p>
+        </w:tc>
+        <w:tc>
+          <w:tcPr>
+            <w:tcW w:type="dxa" w:w="648"/>
+          </w:tcPr>
+          <w:p>
+            <w:pPr>
+              <w:spacing w:after="0" w:before="0"/>
+              <w:jc w:val="right"/>
+            </w:pPr>
+            <w:r/>
+            <w:r>
+              <w:rPr>
+                <w:b w:val="0"/>
+                <w:i w:val="0"/>
+                <w:sz w:val="15"/>
+              </w:rPr>
+              <w:t>2027</w:t>
+            </w:r>
+          </w:p>
+        </w:tc>
+        <w:tc>
+          <w:tcPr>
+            <w:tcW w:type="dxa" w:w="1008"/>
+          </w:tcPr>
+          <w:p>
+            <w:pPr>
+              <w:spacing w:after="0" w:before="0"/>
+              <w:jc w:val="right"/>
+            </w:pPr>
+            <w:r/>
+            <w:r>
+              <w:rPr>
+                <w:b w:val="0"/>
+                <w:i w:val="0"/>
+                <w:sz w:val="15"/>
+              </w:rPr>
+              <w:t>$394.0M</w:t>
+            </w:r>
+          </w:p>
+        </w:tc>
+        <w:tc>
+          <w:tcPr>
+            <w:tcW w:type="dxa" w:w="864"/>
+          </w:tcPr>
+          <w:p>
+            <w:pPr>
+              <w:spacing w:after="0" w:before="0"/>
+              <w:jc w:val="right"/>
+            </w:pPr>
+            <w:r/>
+            <w:r>
+              <w:rPr>
+                <w:b w:val="0"/>
+                <w:i w:val="0"/>
+                <w:sz w:val="15"/>
+              </w:rPr>
+              <w:t>$326</w:t>
+            </w:r>
+          </w:p>
+        </w:tc>
+        <w:tc>
+          <w:tcPr>
+            <w:tcW w:type="dxa" w:w="1944"/>
+          </w:tcPr>
+          <w:p>
+            <w:pPr>
+              <w:spacing w:after="0" w:before="0"/>
+            </w:pPr>
+            <w:r/>
+            <w:r>
+              <w:rPr>
+                <w:b w:val="0"/>
+                <w:i w:val="0"/>
+                <w:sz w:val="15"/>
+              </w:rPr>
+              <w:t>OCC approval as reported (about $3</w:t>
+            </w:r>
+          </w:p>
+        </w:tc>
+        <w:tc>
+          <w:tcPr>
+            <w:tcW w:type="dxa" w:w="936"/>
+          </w:tcPr>
+          <w:p>
+            <w:pPr>
+              <w:spacing w:after="0" w:before="0"/>
+            </w:pPr>
+            <w:r/>
+            <w:r>
+              <w:rPr>
+                <w:b w:val="0"/>
+                <w:i w:val="0"/>
+                <w:sz w:val="15"/>
+              </w:rPr>
+              <w:t>Medium</w:t>
+            </w:r>
+          </w:p>
+        </w:tc>
+      </w:tr>
+      <w:tr>
+        <w:tc>
+          <w:tcPr>
+            <w:tcW w:type="dxa" w:w="2880"/>
+            <w:shd w:val="clear" w:color="auto" w:fill="F2F4F8"/>
+          </w:tcPr>
+          <w:p>
+            <w:pPr>
+              <w:spacing w:after="0" w:before="0"/>
+            </w:pPr>
+            <w:r/>
+            <w:r>
+              <w:rPr>
+                <w:b w:val="0"/>
+                <w:i w:val="0"/>
+                <w:sz w:val="15"/>
+              </w:rPr>
+              <w:t>Sierra Solar storage portion (NV Energy)</w:t>
+            </w:r>
+          </w:p>
+        </w:tc>
+        <w:tc>
+          <w:tcPr>
+            <w:tcW w:type="dxa" w:w="720"/>
+            <w:shd w:val="clear" w:color="auto" w:fill="F2F4F8"/>
+          </w:tcPr>
+          <w:p>
+            <w:pPr>
+              <w:spacing w:after="0" w:before="0"/>
+            </w:pPr>
+            <w:r/>
+            <w:r>
+              <w:rPr>
+                <w:b w:val="0"/>
+                <w:i w:val="0"/>
+                <w:sz w:val="15"/>
+              </w:rPr>
+              <w:t>NV</w:t>
+            </w:r>
+          </w:p>
+        </w:tc>
+        <w:tc>
+          <w:tcPr>
+            <w:tcW w:type="dxa" w:w="576"/>
+            <w:shd w:val="clear" w:color="auto" w:fill="F2F4F8"/>
+          </w:tcPr>
+          <w:p>
+            <w:pPr>
+              <w:spacing w:after="0" w:before="0"/>
+              <w:jc w:val="right"/>
+            </w:pPr>
+            <w:r/>
+            <w:r>
+              <w:rPr>
+                <w:b w:val="0"/>
+                <w:i w:val="0"/>
+                <w:sz w:val="15"/>
+              </w:rPr>
+              <w:t>400</w:t>
+            </w:r>
+          </w:p>
+        </w:tc>
+        <w:tc>
+          <w:tcPr>
+            <w:tcW w:type="dxa" w:w="648"/>
+            <w:shd w:val="clear" w:color="auto" w:fill="F2F4F8"/>
+          </w:tcPr>
+          <w:p>
+            <w:pPr>
+              <w:spacing w:after="0" w:before="0"/>
+              <w:jc w:val="right"/>
+            </w:pPr>
+            <w:r/>
+            <w:r>
+              <w:rPr>
+                <w:b w:val="0"/>
+                <w:i w:val="0"/>
+                <w:sz w:val="15"/>
+              </w:rPr>
+              <w:t>1600</w:t>
+            </w:r>
+          </w:p>
+        </w:tc>
+        <w:tc>
+          <w:tcPr>
+            <w:tcW w:type="dxa" w:w="648"/>
+            <w:shd w:val="clear" w:color="auto" w:fill="F2F4F8"/>
+          </w:tcPr>
+          <w:p>
+            <w:pPr>
+              <w:spacing w:after="0" w:before="0"/>
+              <w:jc w:val="right"/>
+            </w:pPr>
+            <w:r/>
+            <w:r>
+              <w:rPr>
+                <w:b w:val="0"/>
+                <w:i w:val="0"/>
+                <w:sz w:val="15"/>
+              </w:rPr>
+              <w:t>2026</w:t>
+            </w:r>
+          </w:p>
+        </w:tc>
+        <w:tc>
+          <w:tcPr>
+            <w:tcW w:type="dxa" w:w="1008"/>
+            <w:shd w:val="clear" w:color="auto" w:fill="F2F4F8"/>
+          </w:tcPr>
+          <w:p>
+            <w:pPr>
+              <w:spacing w:after="0" w:before="0"/>
+              <w:jc w:val="right"/>
+            </w:pPr>
+            <w:r/>
+            <w:r>
+              <w:rPr>
+                <w:b w:val="0"/>
+                <w:i w:val="0"/>
+                <w:sz w:val="15"/>
+              </w:rPr>
+              <w:t>$731.0M</w:t>
+            </w:r>
+          </w:p>
+        </w:tc>
+        <w:tc>
+          <w:tcPr>
+            <w:tcW w:type="dxa" w:w="864"/>
+            <w:shd w:val="clear" w:color="auto" w:fill="F2F4F8"/>
+          </w:tcPr>
+          <w:p>
+            <w:pPr>
+              <w:spacing w:after="0" w:before="0"/>
+              <w:jc w:val="right"/>
+            </w:pPr>
+            <w:r/>
+            <w:r>
+              <w:rPr>
+                <w:b w:val="0"/>
+                <w:i w:val="0"/>
+                <w:sz w:val="15"/>
+              </w:rPr>
+              <w:t>$457</w:t>
+            </w:r>
+          </w:p>
+        </w:tc>
+        <w:tc>
+          <w:tcPr>
+            <w:tcW w:type="dxa" w:w="1944"/>
+            <w:shd w:val="clear" w:color="auto" w:fill="F2F4F8"/>
+          </w:tcPr>
+          <w:p>
+            <w:pPr>
+              <w:spacing w:after="0" w:before="0"/>
+            </w:pPr>
+            <w:r/>
+            <w:r>
+              <w:rPr>
+                <w:b w:val="0"/>
+                <w:i w:val="0"/>
+                <w:sz w:val="15"/>
+              </w:rPr>
+              <w:t>PUCN IRP approval; storage portion</w:t>
+            </w:r>
+          </w:p>
+        </w:tc>
+        <w:tc>
+          <w:tcPr>
+            <w:tcW w:type="dxa" w:w="936"/>
+            <w:shd w:val="clear" w:color="auto" w:fill="F2F4F8"/>
+          </w:tcPr>
+          <w:p>
+            <w:pPr>
+              <w:spacing w:after="0" w:before="0"/>
+            </w:pPr>
+            <w:r/>
+            <w:r>
+              <w:rPr>
+                <w:b w:val="0"/>
+                <w:i w:val="0"/>
+                <w:sz w:val="15"/>
+              </w:rPr>
+              <w:t>Medium</w:t>
             </w:r>
           </w:p>
         </w:tc>
@@ -10425,14 +15170,14 @@
           <w:b w:val="0"/>
           <w:i w:val="0"/>
         </w:rPr>
-        <w:t>The class was redefined on 2 October 2026 at a reviewer's request: every project at or below 100 MWh with an all-in disclosed cost, whoever owns it. 44 projects qualify, 26 utility-owned and 18 developer-owned, the latter dominated by thirteen New York City sites whose costs are filed with the City's Industrial Development Agency. The median is $831/kWh, the interquartile range $640 to $1,239/kWh, and the full range $410 to $2,775. The utility-owned subclass (26 members) has a median of $993/kWh. Hyde Park's installed battery at $833/kWh ranks at the 52% percentile of the full class, its station-complete direct cost at $1,483/kWh at the 86% percentile (77% in the utility subclass), and its approval level at $2,862/kWh above the maximum. Broadening the class moved Hyde Park up, not down: the developer-owned sites are four-hour systems on leased lots with no utility switching station, no landfill platform, no siting case, no utility indirects and no AFUDC, and their incentives are not netted from the filed costs. The members closest to Hyde Park in scope remain the recent, utility-owned, substation-sited projects disclosed to a regulator: BGE Fairhaven (2.5 MW / 9.7 MWh, 2023, $1,659/kWh actual against $1,010/kWh estimated), NYPA Chateaugay (20 MW / 20 MWh, 2023, $1,490/kWh), Vermont Electric Cooperative's Hinesburg battery (1 MW / 4 MWh, 2023, $1,400/kWh) and Eversource's Provincetown (24.9 MW / 38 MWh, 2022, $1,289/kWh). Of the thirteen New York City developer sites, NineDot's Arthur Kill Road budget ($1,110/kWh, $4,427/kW) is the closest in size and date.</w:t>
+        <w:t>The class was redefined on 2 October 2026 at a reviewer's request: every project at or below 100 MWh with an all-in disclosed cost, whoever owns it. 55 projects qualify, 31 utility-owned and 24 developer-owned, the latter dominated by thirteen New York City sites whose costs are filed with the City's Industrial Development Agency. The median is $771/kWh, the interquartile range $576 to $1,172/kWh, and the full range $375 to $2,775. The utility-owned subclass (31 members) has a median of $986/kWh. Hyde Park's installed battery at $833/kWh ranks at the 58% percentile of the full class, its station-complete direct cost at $1,483/kWh at the 85% percentile (74% in the utility subclass), and its approval level at $2,862/kWh above the maximum. Broadening the class moved Hyde Park up, not down: the developer-owned sites are four-hour systems on leased lots with no utility switching station, no landfill platform, no siting case, no utility indirects and no AFUDC, and their incentives are not netted from the filed costs. The members closest to Hyde Park in scope remain the recent, utility-owned, substation-sited projects disclosed to a regulator: BGE Fairhaven (2.5 MW / 9.7 MWh, 2023, $1,659/kWh actual against $1,010/kWh estimated), NYPA Chateaugay (20 MW / 20 MWh, 2023, $1,490/kWh), Vermont Electric Cooperative's Hinesburg battery (1 MW / 4 MWh, 2023, $1,400/kWh) and Eversource's Provincetown (24.9 MW / 38 MWh, 2022, $1,289/kWh). Of the thirteen New York City developer sites, NineDot's Arthur Kill Road budget ($1,110/kWh, $4,427/kW) is the closest in size and date.</w:t>
       </w:r>
     </w:p>
     <w:p>
       <w:r>
         <w:drawing>
           <wp:inline xmlns:a="http://schemas.openxmlformats.org/drawingml/2006/main" xmlns:pic="http://schemas.openxmlformats.org/drawingml/2006/picture">
-            <wp:extent cx="5943600" cy="6318985"/>
+            <wp:extent cx="5943600" cy="4223084"/>
             <wp:docPr id="1" name="Picture 1"/>
             <wp:cNvGraphicFramePr>
               <a:graphicFrameLocks noChangeAspect="1"/>
@@ -10453,7 +15198,7 @@
                   <pic:spPr>
                     <a:xfrm>
                       <a:off x="0" y="0"/>
-                      <a:ext cx="5943600" cy="6318985"/>
+                      <a:ext cx="5943600" cy="4223084"/>
                     </a:xfrm>
                     <a:prstGeom prst="rect"/>
                   </pic:spPr>
@@ -10493,7 +15238,7 @@
           <w:b w:val="0"/>
           <w:i w:val="0"/>
         </w:rPr>
-        <w:t>Each comparable was re-based to 2026 with a two-component model: the battery share of its cost (40 percent, with 30 and 50 percent as sensitivities) deflated along a battery index, and the remainder (station, civil, labor, interconnection, overheads) escalated on the Handy-Whitman North Atlantic utility construction index as posted by PJM, which rose 49 percent from 2018 to 2026 (700 in 2015, 745 in 2018, 861 in 2021, 953 in 2022, 1,112 in 2026). Under the installed all-in index the class median moves from $831 to $861 per kWh; under the pack index to $848; under BNEF's turnkey series to $828; under NREL's base-year series to $853; under the LCOS midpoint to $921; and with construction escalation alone to $923. Hyde Park's station-complete direct cost ($1,483) sits between the 73% and 91% percentiles across the six; the approval level ($2,862) stays at or above the top under all of them. Deflating a comparable's whole cost at the battery rate, which is the arithmetic behind the challenge, gives $772 to $611 and treats a 2019 project's switchgear, civil works and interconnection as if they were lithium cells. In the utility-owned subclass the same exercise moves the median from $993 to $1,109 (installed index) and $1,124 (pack). The formulas are on the workbook tab '2026$ Adjustment'.</w:t>
+        <w:t>Each comparable was re-based to 2026 with a two-component model: the battery share of its cost (40 percent, with 30 and 50 percent as sensitivities) deflated along a battery index, and the remainder (station, civil, labor, interconnection, overheads) escalated on the Handy-Whitman North Atlantic utility construction index as posted by PJM, which rose 49 percent from 2018 to 2026 (700 in 2015, 745 in 2018, 861 in 2021, 953 in 2022, 1,112 in 2026). Under the installed all-in index the class median moves from $771 to $832 per kWh; under the pack index to $830; under BNEF's turnkey series to $806; under NREL's base-year series to $838; under the LCOS midpoint to $903; and with construction escalation alone to $902. Hyde Park's station-complete direct cost ($1,483) sits between the 75% and 89% percentiles across the six; the approval level ($2,862) stays at or above the top under all of them. Deflating a comparable's whole cost at the battery rate, which is the arithmetic behind the challenge, gives $620 to $524 and treats a 2019 project's switchgear, civil works and interconnection as if they were lithium cells. In the utility-owned subclass the same exercise moves the median from $986 to $1,057 (installed index) and $1,093 (pack). The formulas are on the workbook tab '2026$ Adjustment'.</w:t>
       </w:r>
     </w:p>
     <w:p>
@@ -10533,7 +15278,7 @@
           <w:b w:val="0"/>
           <w:i w:val="0"/>
         </w:rPr>
-        <w:t>With the class fixed at 44 members and the battery share at 40 percent, the five published battery series give class medians between $828 and $861 per kWh, a spread of about 4 percent; LCOS, which is flat, gives $921. The curves disagree about packs and agree about projects, because for a 2018 project the net factor is 0.4 times a battery ratio of 0.5 to 0.7 plus 0.6 times a construction ratio of 1.49, which lands between 1.1 and 1.2 whichever battery series is used. The battery share is a larger lever than the curve: moving it from 30 to 50 percent changes the median by $48 under the installed index. The non-battery escalator is the largest: the Handy-Whitman series rose 49 percent from 2018 to 2026 against 32 percent for a flat 3.5 percent proxy, and substituting the proxy moves the installed-index median from $861 to $839. The practical rule for a reviewer: state the share and the construction index first; the battery curve is the least consequential of the three choices, and none of them moves Hyde Park's station-complete cost out of the top quarter of the class.</w:t>
+        <w:t>With the class fixed at 55 members and the battery share at 40 percent, the five published battery series give class medians between $806 and $838 per kWh, a spread of 4% of the nominal median; LCOS, which is flat, gives $903. The curves disagree about packs and agree about projects, because for a 2018 project the net factor is 0.4 times a battery ratio of 0.5 to 0.7 plus 0.6 times a construction ratio of 1.49, which lands between 1.1 and 1.2 whichever battery series is used. The battery share is a larger lever than the curve: moving it from 30 to 50 percent changes the median by $11 under the installed index. The non-battery escalator is the largest: the Handy-Whitman series rose 49 percent from 2018 to 2026 against 32 percent for a flat 3.5 percent proxy, and substituting the proxy moves the installed-index median from $832 to $816. The practical rule for a reviewer: state the share and the construction index first; the battery curve and the share are choices of the same order, and none of them moves Hyde Park's station-complete cost out of the top quarter of the class.</w:t>
       </w:r>
     </w:p>
     <w:p>
@@ -10553,7 +15298,7 @@
           <w:b w:val="0"/>
           <w:i w:val="0"/>
         </w:rPr>
-        <w:t>A log-log ordinary least squares model was fitted with heteroskedasticity-robust standard errors: ln($/kWh) on ln(MWh), ln(duration in hours) and calendar year. Results for the 55 projects: R-squared 0.51 (adjusted 0.48); size elasticity -0.14 (p = 0.000), so a tenfold increase in MWh lowers $/kWh by about 27 percent; duration elasticity -0.33 (p = 0.001), so doubling duration lowers $/kWh by about 21 percent, close to the 38 percent that Modo Energy's September 2026 survey reports for two-hour versus four-hour systems; and a year effect that is not distinguishable from zero (p = 0.57), which is what one expects when falling pack prices and rising installation, interconnection and tariff costs offset over the period. Adding ownership and Northeast dummies changes nothing of substance (R-squared 0.52, both p above 0.5), so the parsimonious model is used. The residual standard deviation of 0.35 in log terms means that a project of given size and duration lands within a factor of about 1.42 of the fitted value two times in three.</w:t>
+        <w:t>A log-log ordinary least squares model was fitted with heteroskedasticity-robust standard errors: ln($/kWh) on ln(MWh), ln(duration in hours) and calendar year. Results for the 81 projects: R-squared 0.55 (adjusted 0.54); size elasticity -0.18 (p = 0.000), so a tenfold increase in MWh lowers $/kWh by about 34 percent; duration elasticity -0.30 (p = 0.000), so doubling duration lowers $/kWh by about 19 percent, close to the 38 percent that Modo Energy's September 2026 survey reports for two-hour versus four-hour systems; and a year effect that is not distinguishable from zero (p = 0.12), which is what one expects when falling pack prices and rising installation, interconnection and tariff costs offset over the period. Adding ownership and Northeast dummies changes nothing of substance (R-squared 0.58, both p above 0.5), so the parsimonious model is used. The residual standard deviation of 0.33 in log terms means that a project of given size and duration lands within a factor of about 1.39 of the fitted value two times in three.</w:t>
       </w:r>
     </w:p>
     <w:p>
@@ -10565,7 +15310,7 @@
           <w:b w:val="0"/>
           <w:i w:val="0"/>
         </w:rPr>
-        <w:t>For a 20 MWh, two-hour project in 2028 the fitted value is $1,014/kWh and the 80 percent prediction interval is $631 to $1,630/kWh. Hyde Park's boundaries fall at the following percentiles of that predictive distribution: vendor contract 8%, installed battery 30%, station complete direct 85%, approval level 100%. The reading is direct. The battery is priced below what the population would predict for a project this small and this short. The station, complete and unloaded, is a high-normal outcome. The approval level is an outlier against public disclosures, and the memo's position is that the outlier is explained by scope that the disclosures do not carry rather than by pricing.</w:t>
+        <w:t>For a 20 MWh, two-hour project in 2028 the fitted value is $1,062/kWh and the 80 percent prediction interval is $676 to $1,668/kWh. Hyde Park's boundaries fall at the following percentiles of that predictive distribution: vendor contract 6%, installed battery 25%, station complete direct 83%, approval level 100%. The reading is direct. The battery is priced below what the population would predict for a project this small and this short. The station, complete and unloaded, is a high-normal outcome. The approval level is an outlier against public disclosures, and the memo's position is that the outlier is explained by scope that the disclosures do not carry rather than by pricing.</w:t>
       </w:r>
     </w:p>
     <w:p>
@@ -10602,6 +15347,18 @@
             </a:graphic>
           </wp:inline>
         </w:drawing>
+      </w:r>
+    </w:p>
+    <w:p>
+      <w:pPr>
+        <w:spacing w:after="120"/>
+      </w:pPr>
+      <w:r>
+        <w:rPr>
+          <w:b w:val="0"/>
+          <w:i w:val="0"/>
+        </w:rPr>
+        <w:t>A fuller specification adds ownership and a New England / New York indicator (n = 81, R-squared 0.58). With the dataset at this size the ownership term is significant: utility-owned projects cost 18% more per kWh than developer-owned projects of the same size, duration and year (p = 0.026), and the year term turns positive and significant (+0.039 per year, p = 0.024), which is the construction-inflation effect outweighing battery deflation in nominal project costs since 2020. The regional term is not significant (p = 0.97). Both findings cut the same way as the layered argument: what a utility carries, and what has inflated, is the non-battery scope.</w:t>
       </w:r>
     </w:p>
     <w:p>
@@ -11751,7 +16508,7 @@
         <w:spacing w:after="60"/>
       </w:pPr>
       <w:r>
-        <w:t>Dataset: bess_projects.csv (44 rows) and bess_projects_notes.md, compiled 29 Sep 2026 from regulator orders, utility releases, 10-K filings and trade press; per-project quotes and known data problems in the notes file.</w:t>
+        <w:t>Dataset: bess_projects.csv (81 rows used of 75 compiled) and bess_projects_notes.md, compiled 29 Sep 2026 and extended 2 Oct 2026 from regulator orders, utility releases, 10-K filings and trade press; per-project quotes and known data problems in the notes file.</w:t>
       </w:r>
     </w:p>
     <w:p>

--- a/Hyde Park BESS/6) Cost Analysis Deliverables/Hyde Park BESS - Statistical Benchmarking Memo.docx
+++ b/Hyde Park BESS/6) Cost Analysis Deliverables/Hyde Park BESS - Statistical Benchmarking Memo.docx
@@ -15279,6 +15279,38 @@
           <w:i w:val="0"/>
         </w:rPr>
         <w:t>With the class fixed at 55 members and the battery share at 40 percent, the five published battery series give class medians between $806 and $838 per kWh, a spread of 4% of the nominal median; LCOS, which is flat, gives $903. The curves disagree about packs and agree about projects, because for a 2018 project the net factor is 0.4 times a battery ratio of 0.5 to 0.7 plus 0.6 times a construction ratio of 1.49, which lands between 1.1 and 1.2 whichever battery series is used. The battery share is a larger lever than the curve: moving it from 30 to 50 percent changes the median by $11 under the installed index. The non-battery escalator is the largest: the Handy-Whitman series rose 49 percent from 2018 to 2026 against 32 percent for a flat 3.5 percent proxy, and substituting the proxy moves the installed-index median from $832 to $816. The practical rule for a reviewer: state the share and the construction index first; the battery curve and the share are choices of the same order, and none of them moves Hyde Park's station-complete cost out of the top quarter of the class.</w:t>
+      </w:r>
+    </w:p>
+    <w:p>
+      <w:pPr>
+        <w:pStyle w:val="Heading2"/>
+      </w:pPr>
+      <w:r>
+        <w:t>3.4 One escalator per layer</w:t>
+      </w:r>
+    </w:p>
+    <w:p>
+      <w:pPr>
+        <w:spacing w:after="120"/>
+      </w:pPr>
+      <w:r>
+        <w:rPr>
+          <w:b w:val="0"/>
+          <w:i w:val="0"/>
+        </w:rPr>
+        <w:t>The two-component model uses one construction index for everything that is not a battery. A reviewer can object that a substation does not escalate like a steam plant. The check (3 Oct 2026) replaces the Handy-Whitman index with the published series that fits each layer: the IBEW Local 103 journeyman rate for the labor-driven layers (install, feeder protection, testing), the BLS producer price index for power and distribution transformers for the GSUs, the PPI for switchgear for the switching station, the ENR Construction Cost Index for civil, and the PPI for engineering services for owner soft costs. Since 2018 those series stand at 1.30x, 1.89x, 1.83x, 1.26x and 1.26x; the installed battery index at 0.73x. Weighted by the Rev 3 loaded layers, a 2018 project built the way Hyde Park is built costs 1.17x in 2026 dollars; the two-component model gives 1.19x and deflating the whole cost at the battery rate gives 0.73x.</w:t>
+      </w:r>
+    </w:p>
+    <w:p>
+      <w:pPr>
+        <w:spacing w:after="120"/>
+      </w:pPr>
+      <w:r>
+        <w:rPr>
+          <w:b w:val="0"/>
+          <w:i w:val="0"/>
+        </w:rPr>
+        <w:t>Applied to the 55-project class with a merchant-project composition (battery 45 percent, PCS and balance of system 15, labor 10, soft costs 12, interconnection 8, transformers 5, civil 5), the layer method gives a median of $832 per kWh against $832 for the two-component model and $771 nominal; Hyde Park's station-direct percentile is 85% under both. Substituting the BNEF pack or turnkey series for the battery moves the median to $830 and $779. The additional detail therefore confirms the two-component result rather than changing it: the non-battery escalators cluster between 1.26x and 1.9x since 2018, the battery is the only layer that fell, and the answer is governed by the battery share, which no comparable discloses. The BLS series are exact FRED observations through 2023 and search-excerpt anchors after; ENR, IBEW and the Handy-Whitman component lines are from published tables and the Cost Estimating CoE's own extraction. Series, confidence tags and the API fetch script are in the build folder.</w:t>
       </w:r>
     </w:p>
     <w:p>

--- a/Hyde Park BESS/6) Cost Analysis Deliverables/Hyde Park BESS - Statistical Benchmarking Memo.docx
+++ b/Hyde Park BESS/6) Cost Analysis Deliverables/Hyde Park BESS - Statistical Benchmarking Memo.docx
@@ -15298,7 +15298,7 @@
           <w:b w:val="0"/>
           <w:i w:val="0"/>
         </w:rPr>
-        <w:t>The two-component model uses one construction index for everything that is not a battery. A reviewer can object that a substation does not escalate like a steam plant. The check (3 Oct 2026) replaces the Handy-Whitman index with the published series that fits each layer: the IBEW Local 103 journeyman rate for the labor-driven layers (install, feeder protection, testing), the BLS producer price index for power and distribution transformers for the GSUs, the PPI for switchgear for the switching station, the ENR Construction Cost Index for civil, and the PPI for engineering services for owner soft costs. Since 2018 those series stand at 1.30x, 1.89x, 1.83x, 1.26x and 1.26x; the installed battery index at 0.73x. Weighted by the Rev 3 loaded layers, a 2018 project built the way Hyde Park is built costs 1.17x in 2026 dollars; the two-component model gives 1.19x and deflating the whole cost at the battery rate gives 0.73x.</w:t>
+        <w:t>The two-component model uses one construction index for everything that is not a battery. A reviewer can object that a substation does not escalate like a steam plant. The check (3 Oct 2026) replaces the Handy-Whitman index with the published series that fits each layer: the IBEW Local 103 journeyman rate for the labor-driven layers (install, feeder protection, testing), the BLS producer price index for power and distribution transformers for the GSUs, the PPI for switchgear for the switching station, the ENR Construction Cost Index for civil, and the PPI for engineering services for owner soft costs. Since 2018 those series stand at 1.30x, 1.91x, 1.82x, 1.26x and 1.25x; the installed battery index at 0.73x. Weighted by the Rev 3 loaded layers, a 2018 project built the way Hyde Park is built costs 1.17x in 2026 dollars; the two-component model gives 1.19x and deflating the whole cost at the battery rate gives 0.73x.</w:t>
       </w:r>
     </w:p>
     <w:p>
@@ -15310,7 +15310,7 @@
           <w:b w:val="0"/>
           <w:i w:val="0"/>
         </w:rPr>
-        <w:t>Applied to the 55-project class with a merchant-project composition (battery 45 percent, PCS and balance of system 15, labor 10, soft costs 12, interconnection 8, transformers 5, civil 5), the layer method gives a median of $832 per kWh against $832 for the two-component model and $771 nominal; Hyde Park's station-direct percentile is 85% under both. Substituting the BNEF pack or turnkey series for the battery moves the median to $830 and $779. The additional detail therefore confirms the two-component result rather than changing it: the non-battery escalators cluster between 1.26x and 1.9x since 2018, the battery is the only layer that fell, and the answer is governed by the battery share, which no comparable discloses. The BLS series are exact FRED observations through 2023 and search-excerpt anchors after; ENR, IBEW and the Handy-Whitman component lines are from published tables and the Cost Estimating CoE's own extraction. Series, confidence tags and the API fetch script are in the build folder.</w:t>
+        <w:t>Applied to the 55-project class with a merchant-project composition (battery 45 percent, PCS and balance of system 15, labor 10, soft costs 12, interconnection 8, transformers 5, civil 5), the layer method gives a median of $832 per kWh against $832 for the two-component model and $771 nominal; Hyde Park's station-direct percentile is 85% under both. Substituting the BNEF pack or turnkey series for the battery moves the median to $829 and $778. The additional detail therefore confirms the two-component result rather than changing it: the non-battery escalators cluster between 1.26x and 1.9x since 2018, the battery is the only layer that fell, and the answer is governed by the battery share, which no comparable discloses. The BLS series are exact FRED observations through 2023 and search-excerpt anchors after; ENR, IBEW and the Handy-Whitman component lines are from published tables and the Cost Estimating CoE's own extraction. Series, confidence tags and the API fetch script are in the build folder.</w:t>
       </w:r>
     </w:p>
     <w:p>

--- a/Hyde Park BESS/6) Cost Analysis Deliverables/Hyde Park BESS - Statistical Benchmarking Memo.docx
+++ b/Hyde Park BESS/6) Cost Analysis Deliverables/Hyde Park BESS - Statistical Benchmarking Memo.docx
@@ -15238,7 +15238,7 @@
           <w:b w:val="0"/>
           <w:i w:val="0"/>
         </w:rPr>
-        <w:t>Each comparable was re-based to 2026 with a two-component model: the battery share of its cost (40 percent, with 30 and 50 percent as sensitivities) deflated along a battery index, and the remainder (station, civil, labor, interconnection, overheads) escalated on the Handy-Whitman North Atlantic utility construction index as posted by PJM, which rose 49 percent from 2018 to 2026 (700 in 2015, 745 in 2018, 861 in 2021, 953 in 2022, 1,112 in 2026). Under the installed all-in index the class median moves from $771 to $832 per kWh; under the pack index to $830; under BNEF's turnkey series to $806; under NREL's base-year series to $838; under the LCOS midpoint to $903; and with construction escalation alone to $902. Hyde Park's station-complete direct cost ($1,483) sits between the 75% and 89% percentiles across the six; the approval level ($2,862) stays at or above the top under all of them. Deflating a comparable's whole cost at the battery rate, which is the arithmetic behind the challenge, gives $620 to $524 and treats a 2019 project's switchgear, civil works and interconnection as if they were lithium cells. In the utility-owned subclass the same exercise moves the median from $986 to $1,057 (installed index) and $1,093 (pack). The formulas are on the workbook tab '2026$ Adjustment'.</w:t>
+        <w:t>Each comparable was re-based to 2026 with a two-component model that holds physical quantities fixed: a composite price index C(y) = s0 x I(y)/I(2024) + (1 - s0) x HW(y)/HW(2024), with s0 the battery share of an all-in project at 2024 prices (40 percent for utility-owned members, 55 percent for developer-owned, with 10 points either side as sensitivities), I a published battery index and HW the Handy-Whitman North Atlantic utility construction index as posted by PJM (700 in 2015, 745 in 2018, 861 in 2021, 953 in 2022, 1,112 in 2026); the 2026-dollar cost is the nominal cost times C(2026)/C(y). The form matters. A review on 5 October 2026 objected that 2016-2018 battery technology was far dearer than today and that an older project should therefore come to 2026 cheaper, not dearer, and the objection was correct against the first version of this section, which applied today's 40 percent share to every year. With quantities fixed, the battery share a project had in its own year is implied by the indices: 73% in 2016 and 56% in 2018 for a utility-owned project, so a 2016 member comes to 2026 at 0.68 times its nominal cost and a 2018 member at 1.06; members from 2021 onward move within a few percent either way. The installed index now carries every EIA year from 2015 to 2022 (2,102; 1,270; 834; 625; 589; 645; 671; 396 dollars per kWh, capacity-weighted, from the 2024 figure data file) and LBNL's $458 for 2024. Under the installed all-in index the class median moves from $771 to $778 per kWh; under the pack index to $773; under BNEF's turnkey series to $740; under NREL's base-year series to $778; under the LCOS midpoint to $892; and with construction escalation alone to $902. Hyde Park's station-complete direct cost ($1,483) sits between the 75% and 89% percentiles across the six; the approval level ($2,862) stays at or above the top under all of them. Deflating a comparable's whole cost at the battery rate, which is the arithmetic behind the challenge, gives $694 to $524 and treats a 2019 project's switchgear, civil works and interconnection as if they were lithium cells. In the utility-owned subclass the same exercise moves the median from $986 to $818 (installed index) and $775 (pack). The formulas are on the workbook tab '2026$ Adjustment'.</w:t>
       </w:r>
     </w:p>
     <w:p>
@@ -15278,7 +15278,7 @@
           <w:b w:val="0"/>
           <w:i w:val="0"/>
         </w:rPr>
-        <w:t>With the class fixed at 55 members and the battery share at 40 percent, the five published battery series give class medians between $806 and $838 per kWh, a spread of 4% of the nominal median; LCOS, which is flat, gives $903. The curves disagree about packs and agree about projects, because for a 2018 project the net factor is 0.4 times a battery ratio of 0.5 to 0.7 plus 0.6 times a construction ratio of 1.49, which lands between 1.1 and 1.2 whichever battery series is used. The battery share is a larger lever than the curve: moving it from 30 to 50 percent changes the median by $11 under the installed index. The non-battery escalator is the largest: the Handy-Whitman series rose 49 percent from 2018 to 2026 against 32 percent for a flat 3.5 percent proxy, and substituting the proxy moves the installed-index median from $832 to $816. The practical rule for a reviewer: state the share and the construction index first; the battery curve and the share are choices of the same order, and none of them moves Hyde Park's station-complete cost out of the top quarter of the class.</w:t>
+        <w:t>With the class fixed at 55 members and the battery share at 40 percent, the five published battery series give class medians between $740 and $778 per kWh, a spread of 5% of the nominal median; LCOS, which is flat, gives $892. The curves disagree about packs and agree about projects, because with quantities fixed a 2018 project comes to 2026 at 0.92 to 1.06 and a 2016 project at 0.68 to 1.05 whichever battery series is used. The anchor battery share is a lever of the same order as the curve: moving it from 30 to 50 percent changes the median by $86 under the installed index. The earlier fixed-share form, superseded on 5 October 2026, gave $832 under the installed index because it made every member dearer; the fixed-quantity form gives $778, with the 2015-2017 members cheaper and the 2018-2020 members slightly dearer. The practical rule for a reviewer: state the share and the construction index first; the battery curve and the share are choices of the same order, and none of them moves Hyde Park's station-complete cost below the top fifth of the class.</w:t>
       </w:r>
     </w:p>
     <w:p>
@@ -15298,7 +15298,7 @@
           <w:b w:val="0"/>
           <w:i w:val="0"/>
         </w:rPr>
-        <w:t>The two-component model uses one construction index for everything that is not a battery. A reviewer can object that a substation does not escalate like a steam plant. The check (3 Oct 2026) replaces the Handy-Whitman index with the published series that fits each layer: the IBEW Local 103 journeyman rate for the labor-driven layers (install, feeder protection, testing), the BLS producer price index for power and distribution transformers for the GSUs, the PPI for switchgear for the switching station, the ENR Construction Cost Index for civil, and the PPI for engineering services for owner soft costs. Since 2018 those series stand at 1.30x, 1.91x, 1.82x, 1.26x and 1.25x; the installed battery index at 0.73x. Weighted by the Rev 3 loaded layers, a 2018 project built the way Hyde Park is built costs 1.17x in 2026 dollars; the two-component model gives 1.19x and deflating the whole cost at the battery rate gives 0.73x.</w:t>
+        <w:t>The two-component model uses one construction index for everything that is not a battery. A reviewer can object that a substation does not escalate like a steam plant. The check (3 Oct 2026) replaces the Handy-Whitman index with the published series that fits each layer: the IBEW Local 103 journeyman rate for the labor-driven layers (install, feeder protection, testing), the BLS producer price index for power and distribution transformers for the GSUs, the PPI for switchgear for the switching station, the ENR Construction Cost Index for civil, and the PPI for engineering services for owner soft costs. Since 2018 those series stand at 1.30x, 1.91x, 1.82x, 1.26x and 1.25x; the installed battery index at 0.73x. Weighted by the Rev 3 loaded layers, a 2018 project built the way Hyde Park is built costs 1.04x in 2026 dollars; the two-component model gives 1.06x and deflating the whole cost at the battery rate gives 0.73x.</w:t>
       </w:r>
     </w:p>
     <w:p>
@@ -15310,7 +15310,7 @@
           <w:b w:val="0"/>
           <w:i w:val="0"/>
         </w:rPr>
-        <w:t>Applied to the 55-project class with a merchant-project composition (battery 45 percent, PCS and balance of system 15, labor 10, soft costs 12, interconnection 8, transformers 5, civil 5), the layer method gives a median of $832 per kWh against $832 for the two-component model and $771 nominal; Hyde Park's station-direct percentile is 85% under both. Substituting the BNEF pack or turnkey series for the battery moves the median to $829 and $778. The additional detail therefore confirms the two-component result rather than changing it: the non-battery escalators cluster between 1.26x and 1.9x since 2018, the battery is the only layer that fell, and the answer is governed by the battery share, which no comparable discloses. The BLS series are exact FRED observations through 2023 and search-excerpt anchors after; ENR, IBEW and the Handy-Whitman component lines are from published tables and the Cost Estimating CoE's own extraction. Series, confidence tags and the API fetch script are in the build folder.</w:t>
+        <w:t>Applied to the 55-project class with a merchant-project composition (battery 45 percent, PCS and balance of system 15, labor 10, soft costs 12, interconnection 8, transformers 5, civil 5), the layer method gives a median of $752 per kWh against $778 for the two-component model and $771 nominal; Hyde Park's station-direct percentile is 82% under both. Substituting the BNEF pack or turnkey series for the battery moves the median to $751 and $715. The additional detail therefore confirms the two-component result rather than changing it: the non-battery escalators cluster between 1.26x and 1.9x since 2018, the battery is the only layer that fell, and the answer is governed by the battery share, which no comparable discloses. The BLS series are exact FRED observations through 2023 and search-excerpt anchors after; ENR, IBEW and the Handy-Whitman component lines are from published tables and the Cost Estimating CoE's own extraction. Series, confidence tags and the API fetch script are in the build folder.</w:t>
       </w:r>
     </w:p>
     <w:p>

--- a/Hyde Park BESS/6) Cost Analysis Deliverables/Hyde Park BESS - Statistical Benchmarking Memo.docx
+++ b/Hyde Park BESS/6) Cost Analysis Deliverables/Hyde Park BESS - Statistical Benchmarking Memo.docx
@@ -96,7 +96,7 @@
               <w:rPr>
                 <w:sz w:val="20"/>
               </w:rPr>
-              <w:t>A 20 MWh, two-hour project in 2028 is predicted at $1,062/kWh with an 80 percent prediction interval of $676 to $1,668/kWh. Hyde Park's station-complete direct cost of $1,483/kWh sits at the 83% percentile of that interval and at the 85% percentile of the reference class; its installed battery at $833/kWh sits at the 25% and 58% percentiles. The approval level of $2,862/kWh is above every project in the reference class, and the reasons are named: a separate 13.8 kV switching station, a feeder protection program at Station 496, a landfill platform, and $23.7 million of risk, contingency, indirects and AFUDC that most disclosed project costs do not carry. The Monte Carlo puts the P80 total at $53.0M on base element ranges and $55.9M on Class 5-like ranges, against a $57.2M approval level that carries $7.6M of risk and contingency; the reserve covers the element ranges as modeled and is thin against the 9 to 64 percent estimate-to-actual uplifts observed on comparable small utility projects. The element ranges assume the Haugland reconciliation does not move the construction base; the red team's expectation is that it will.</w:t>
+              <w:t>A 20 MWh, two-hour project in 2028 is predicted at $968/kWh with an 80 percent prediction interval of $571 to $1,640/kWh. Hyde Park's station-complete direct cost of $1,483/kWh sits at the 85% percentile of that interval and at the 77% percentile of the reference class; its installed battery at $833/kWh sits at the 36% and 57% percentiles. The approval level of $2,862/kWh is above every project in the reference class, and the reasons are named: a separate 13.8 kV switching station, a feeder protection program at Station 496, a landfill platform, and $23.7 million of risk, contingency, indirects and AFUDC that most disclosed project costs do not carry. The Monte Carlo puts the P80 total at $53.0M on base element ranges and $55.9M on Class 5-like ranges, against a $57.2M approval level that carries $7.6M of risk and contingency; the reserve covers the element ranges as modeled and is thin against the 9 to 64 percent estimate-to-actual uplifts observed on comparable small utility projects. The element ranges assume the Haugland reconciliation does not move the construction base; the red team's expectation is that it will.</w:t>
             </w:r>
           </w:p>
         </w:tc>
@@ -647,7 +647,7 @@
                 <w:i w:val="0"/>
                 <w:sz w:val="15"/>
               </w:rPr>
-              <w:t>2016</w:t>
+              <w:t>2018</w:t>
             </w:r>
           </w:p>
         </w:tc>
@@ -1194,7 +1194,7 @@
                 <w:i w:val="0"/>
                 <w:sz w:val="15"/>
               </w:rPr>
-              <w:t>2023</w:t>
+              <w:t>2019</w:t>
             </w:r>
           </w:p>
         </w:tc>
@@ -1559,7 +1559,7 @@
                 <w:i w:val="0"/>
                 <w:sz w:val="15"/>
               </w:rPr>
-              <w:t>2019</w:t>
+              <w:t>2018</w:t>
             </w:r>
           </w:p>
         </w:tc>
@@ -6304,7 +6304,7 @@
                 <w:i w:val="0"/>
                 <w:sz w:val="15"/>
               </w:rPr>
-              <w:t>2017</w:t>
+              <w:t>2016</w:t>
             </w:r>
           </w:p>
         </w:tc>
@@ -6487,7 +6487,7 @@
                 <w:i w:val="0"/>
                 <w:sz w:val="15"/>
               </w:rPr>
-              <w:t>2021</w:t>
+              <w:t>2025</w:t>
             </w:r>
           </w:p>
         </w:tc>
@@ -6873,7 +6873,7 @@
                 <w:i w:val="0"/>
                 <w:sz w:val="15"/>
               </w:rPr>
-              <w:t>$43.4M</w:t>
+              <w:t>$39.4M</w:t>
             </w:r>
           </w:p>
         </w:tc>
@@ -6894,7 +6894,7 @@
                 <w:i w:val="0"/>
                 <w:sz w:val="15"/>
               </w:rPr>
-              <w:t>$1,110</w:t>
+              <w:t>$1,009</w:t>
             </w:r>
           </w:p>
         </w:tc>
@@ -7764,7 +7764,7 @@
                 <w:i w:val="0"/>
                 <w:sz w:val="15"/>
               </w:rPr>
-              <w:t>2023</w:t>
+              <w:t>2024</w:t>
             </w:r>
           </w:p>
         </w:tc>
@@ -10502,7 +10502,7 @@
                 <w:i w:val="0"/>
                 <w:sz w:val="15"/>
               </w:rPr>
-              <w:t>2021</w:t>
+              <w:t>2022</w:t>
             </w:r>
           </w:p>
         </w:tc>
@@ -15170,7 +15170,7 @@
           <w:b w:val="0"/>
           <w:i w:val="0"/>
         </w:rPr>
-        <w:t>The class was redefined on 2 October 2026 at a reviewer's request: every project at or below 100 MWh with an all-in disclosed cost, whoever owns it. 55 projects qualify, 31 utility-owned and 24 developer-owned, the latter dominated by thirteen New York City sites whose costs are filed with the City's Industrial Development Agency. The median is $771/kWh, the interquartile range $576 to $1,172/kWh, and the full range $375 to $2,775. The utility-owned subclass (31 members) has a median of $986/kWh. Hyde Park's installed battery at $833/kWh ranks at the 58% percentile of the full class, its station-complete direct cost at $1,483/kWh at the 85% percentile (74% in the utility subclass), and its approval level at $2,862/kWh above the maximum. Broadening the class moved Hyde Park up, not down: the developer-owned sites are four-hour systems on leased lots with no utility switching station, no landfill platform, no siting case, no utility indirects and no AFUDC, and their incentives are not netted from the filed costs. The members closest to Hyde Park in scope remain the recent, utility-owned, substation-sited projects disclosed to a regulator: BGE Fairhaven (2.5 MW / 9.7 MWh, 2023, $1,659/kWh actual against $1,010/kWh estimated), NYPA Chateaugay (20 MW / 20 MWh, 2023, $1,490/kWh), Vermont Electric Cooperative's Hinesburg battery (1 MW / 4 MWh, 2023, $1,400/kWh) and Eversource's Provincetown (24.9 MW / 38 MWh, 2022, $1,289/kWh). Of the thirteen New York City developer sites, NineDot's Arthur Kill Road budget ($1,110/kWh, $4,427/kW) is the closest in size and date.</w:t>
+        <w:t>The class was redefined on 2 October 2026 at a reviewer's request: every project at or below 100 MWh with an all-in disclosed cost, whoever owns it. 35 projects qualify, 25 utility-owned and 10 developer-owned, the latter dominated by thirteen New York City sites whose costs are filed with the City's Industrial Development Agency. The median is $750/kWh, the interquartile range $556 to $1,275/kWh, and the full range $375 to $2,775. The utility-owned subclass (25 members) has a median of $1,235/kWh. Hyde Park's installed battery at $833/kWh ranks at the 57% percentile of the full class, its station-complete direct cost at $1,483/kWh at the 77% percentile (68% in the utility subclass), and its approval level at $2,862/kWh above the maximum. Broadening the class moved Hyde Park up, not down: the developer-owned sites are four-hour systems on leased lots with no utility switching station, no landfill platform, no siting case, no utility indirects and no AFUDC, and their incentives are not netted from the filed costs. The members closest to Hyde Park in scope remain the recent, utility-owned, substation-sited projects disclosed to a regulator: BGE Fairhaven (2.5 MW / 9.7 MWh, 2023, $1,659/kWh actual against $1,010/kWh estimated), NYPA Chateaugay (20 MW / 20 MWh, 2023, $1,490/kWh), Vermont Electric Cooperative's Hinesburg battery (1 MW / 4 MWh, 2023, $1,400/kWh) and Eversource's Provincetown (24.9 MW / 38 MWh, 2022, $1,289/kWh). Of the thirteen New York City developer sites, NineDot's Arthur Kill Road budget ($1,110/kWh, $4,427/kW) is the closest in size and date.</w:t>
       </w:r>
     </w:p>
     <w:p>
@@ -15211,6 +15211,18 @@
     </w:p>
     <w:p>
       <w:pPr>
+        <w:spacing w:after="120"/>
+      </w:pPr>
+      <w:r>
+        <w:rPr>
+          <w:b w:val="0"/>
+          <w:i w:val="0"/>
+        </w:rPr>
+        <w:t>Build status (5 October 2026). A reviewer objected that some comparables were filed project ideas rather than built plants with real costs. Every row in the dataset was therefore checked against operator, regulator, market-operator or EIA records for its status as of October 2026. 27 of 81 rows were planned, under development, under construction or cancelled and are excluded from the class and the regression from this revision on; the pre-audit class of 55 is kept in the workbook for the record (median $771). Of the 35 built members, 14 carry a final or actual cost on the public record (median $756, Hyde Park station-direct at the 79% percentile); the remainder are contract prices, approved budgets or announcement figures for projects that were built, which is the usual state of utility disclosure and is labelled per row. Excluded: Martha's Vineyard BESS Phase 1 (cancelled), Martha's Vineyard BESS Phase 2 (cancelled), Waena BESS (Maui), Trenton Channel Energy Center BESS, SCE substation BESS portfolio (Springvale 225 MW, Hinson 200 MW, Etiwanda 112.5 MW), Whitehorse Grid-Scale BESS [CANADA], Elevate Renewables Victory Blvd BESS (Staten Island), Soltage Brigis 1A BESS (Maspeth, Queens), Concord MLP grid-scale battery (planned), Westmoreland Clean Innovation Project BESS (withdrawn), Greenbacker Staten Island Energy Storage 3 (Androvette St), OSCII Blondell Ave BESS (Bronx), OSCII Gildersleeve Ave BESS (Bronx), OSCII Gun Hill Rd BESS (Bronx), Convergent SSC Richmond Rd BESS (Staten Island), NineDot Wintergreen / Hunts Point BESS (Bronx), NineDot Blue Aster BESS (Hinsdale St Brooklyn), Convergent East Bay Ave Energy Storage 1 (Bronx), NineDot Devoe Ave BESS (Bronx), Soltage Brigis 2 / Maspeth ESS (Queens), Convergent 720 E 144th St Energy Storage 1 (Bronx), NineDot Eastern Towhee A/B (Centre St Brooklyn), Trenton Channel BESS (DTE), Frontier Energy Storage (OG&amp;E), Edgewater BESS (Alliant / WPL), Oglethorpe Power three-site BESS (GRIP), Homer Electric second BESS (Soldotna area 45 MW / 4-h).</w:t>
+      </w:r>
+    </w:p>
+    <w:p>
+      <w:pPr>
         <w:pStyle w:val="Heading2"/>
       </w:pPr>
       <w:r>
@@ -15238,7 +15250,7 @@
           <w:b w:val="0"/>
           <w:i w:val="0"/>
         </w:rPr>
-        <w:t>Each comparable was re-based to 2026 with a two-component model that holds physical quantities fixed: a composite price index C(y) = s0 x I(y)/I(2024) + (1 - s0) x HW(y)/HW(2024), with s0 the battery share of an all-in project at 2024 prices (40 percent for utility-owned members, 55 percent for developer-owned, with 10 points either side as sensitivities), I a published battery index and HW the Handy-Whitman North Atlantic utility construction index as posted by PJM (700 in 2015, 745 in 2018, 861 in 2021, 953 in 2022, 1,112 in 2026); the 2026-dollar cost is the nominal cost times C(2026)/C(y). The form matters. A review on 5 October 2026 objected that 2016-2018 battery technology was far dearer than today and that an older project should therefore come to 2026 cheaper, not dearer, and the objection was correct against the first version of this section, which applied today's 40 percent share to every year. With quantities fixed, the battery share a project had in its own year is implied by the indices: 73% in 2016 and 56% in 2018 for a utility-owned project, so a 2016 member comes to 2026 at 0.68 times its nominal cost and a 2018 member at 1.06; members from 2021 onward move within a few percent either way. The installed index now carries every EIA year from 2015 to 2022 (2,102; 1,270; 834; 625; 589; 645; 671; 396 dollars per kWh, capacity-weighted, from the 2024 figure data file) and LBNL's $458 for 2024. Under the installed all-in index the class median moves from $771 to $778 per kWh; under the pack index to $773; under BNEF's turnkey series to $740; under NREL's base-year series to $778; under the LCOS midpoint to $892; and with construction escalation alone to $902. Hyde Park's station-complete direct cost ($1,483) sits between the 75% and 89% percentiles across the six; the approval level ($2,862) stays at or above the top under all of them. Deflating a comparable's whole cost at the battery rate, which is the arithmetic behind the challenge, gives $694 to $524 and treats a 2019 project's switchgear, civil works and interconnection as if they were lithium cells. In the utility-owned subclass the same exercise moves the median from $986 to $818 (installed index) and $775 (pack). The formulas are on the workbook tab '2026$ Adjustment'.</w:t>
+        <w:t>Each comparable was re-based to 2026 with a two-component model that holds physical quantities fixed: a composite price index C(y) = s0 x I(y)/I(2024) + (1 - s0) x HW(y)/HW(2024), with s0 the battery share of an all-in project at 2024 prices (40 percent for utility-owned members, 55 percent for developer-owned, with 10 points either side as sensitivities), I a published battery index and HW the Handy-Whitman North Atlantic utility construction index as posted by PJM (700 in 2015, 745 in 2018, 861 in 2021, 953 in 2022, 1,112 in 2026); the 2026-dollar cost is the nominal cost times C(2026)/C(y). The form matters. A review on 5 October 2026 objected that 2016-2018 battery technology was far dearer than today and that an older project should therefore come to 2026 cheaper, not dearer, and the objection was correct against the first version of this section, which applied today's 40 percent share to every year. With quantities fixed, the battery share a project had in its own year is implied by the indices: 73% in 2016 and 56% in 2018 for a utility-owned project, so a 2016 member comes to 2026 at 0.68 times its nominal cost and a 2018 member at 1.06; members from 2021 onward move within a few percent either way. The installed index now carries every EIA year from 2015 to 2022 (2,102; 1,270; 834; 625; 589; 645; 671; 396 dollars per kWh, capacity-weighted, from the 2024 figure data file) and LBNL's $458 for 2024. Under the installed all-in index the class median moves from $750 to $742 per kWh; under the pack index to $743; under BNEF's turnkey series to $686; under NREL's base-year series to $742; under the LCOS midpoint to $892; and with construction escalation alone to $1,052. Hyde Park's station-complete direct cost ($1,483) sits between the 63% and 83% percentiles across the six; the approval level ($2,862) stays at or above the top under all of them. Deflating a comparable's whole cost at the battery rate, which is the arithmetic behind the challenge, gives $549 to $390 and treats a 2019 project's switchgear, civil works and interconnection as if they were lithium cells. In the utility-owned subclass the same exercise moves the median from $1,235 to $851 (installed index) and $929 (pack). The formulas are on the workbook tab '2026$ Adjustment'.</w:t>
       </w:r>
     </w:p>
     <w:p>
@@ -15278,7 +15290,7 @@
           <w:b w:val="0"/>
           <w:i w:val="0"/>
         </w:rPr>
-        <w:t>With the class fixed at 55 members and the battery share at 40 percent, the five published battery series give class medians between $740 and $778 per kWh, a spread of 5% of the nominal median; LCOS, which is flat, gives $892. The curves disagree about packs and agree about projects, because with quantities fixed a 2018 project comes to 2026 at 0.92 to 1.06 and a 2016 project at 0.68 to 1.05 whichever battery series is used. The anchor battery share is a lever of the same order as the curve: moving it from 30 to 50 percent changes the median by $86 under the installed index. The earlier fixed-share form, superseded on 5 October 2026, gave $832 under the installed index because it made every member dearer; the fixed-quantity form gives $778, with the 2015-2017 members cheaper and the 2018-2020 members slightly dearer. The practical rule for a reviewer: state the share and the construction index first; the battery curve and the share are choices of the same order, and none of them moves Hyde Park's station-complete cost below the top fifth of the class.</w:t>
+        <w:t>With the class fixed at 35 members and the battery share at 40 percent, the five published battery series give class medians between $686 and $743 per kWh, a spread of 8% of the nominal median; LCOS, which is flat, gives $892. The curves disagree about packs and agree about projects, because with quantities fixed a 2018 project comes to 2026 at 0.92 to 1.06 and a 2016 project at 0.68 to 1.05 whichever battery series is used. The anchor battery share is a lever of the same order as the curve: moving it from 30 to 50 percent changes the median by $79 under the installed index. The earlier fixed-share form, superseded on 5 October 2026, gave $838 under the installed index because it made every member dearer; the fixed-quantity form gives $742, with the 2015-2017 members cheaper and the 2018-2020 members slightly dearer. The practical rule for a reviewer: state the share and the construction index first; the battery curve and the share are choices of the same order, and none of them moves Hyde Park's station-complete cost below the top fifth of the class.</w:t>
       </w:r>
     </w:p>
     <w:p>
@@ -15310,7 +15322,7 @@
           <w:b w:val="0"/>
           <w:i w:val="0"/>
         </w:rPr>
-        <w:t>Applied to the 55-project class with a merchant-project composition (battery 45 percent, PCS and balance of system 15, labor 10, soft costs 12, interconnection 8, transformers 5, civil 5), the layer method gives a median of $752 per kWh against $778 for the two-component model and $771 nominal; Hyde Park's station-direct percentile is 82% under both. Substituting the BNEF pack or turnkey series for the battery moves the median to $751 and $715. The additional detail therefore confirms the two-component result rather than changing it: the non-battery escalators cluster between 1.26x and 1.9x since 2018, the battery is the only layer that fell, and the answer is governed by the battery share, which no comparable discloses. The BLS series are exact FRED observations through 2023 and search-excerpt anchors after; ENR, IBEW and the Handy-Whitman component lines are from published tables and the Cost Estimating CoE's own extraction. Series, confidence tags and the API fetch script are in the build folder.</w:t>
+        <w:t>Applied to the 35-project class with a merchant-project composition (battery 45 percent, PCS and balance of system 15, labor 10, soft costs 12, interconnection 8, transformers 5, civil 5), the layer method gives a median of $744 per kWh against $742 for the two-component model and $750 nominal; Hyde Park's station-direct percentile is 77% under both. Substituting the BNEF pack or turnkey series for the battery moves the median to $680 and $585. The additional detail therefore confirms the two-component result rather than changing it: the non-battery escalators cluster between 1.26x and 1.9x since 2018, the battery is the only layer that fell, and the answer is governed by the battery share, which no comparable discloses. The BLS series are exact FRED observations through 2023 and search-excerpt anchors after; ENR, IBEW and the Handy-Whitman component lines are from published tables and the Cost Estimating CoE's own extraction. Series, confidence tags and the API fetch script are in the build folder.</w:t>
       </w:r>
     </w:p>
     <w:p>
@@ -15330,7 +15342,7 @@
           <w:b w:val="0"/>
           <w:i w:val="0"/>
         </w:rPr>
-        <w:t>A log-log ordinary least squares model was fitted with heteroskedasticity-robust standard errors: ln($/kWh) on ln(MWh), ln(duration in hours) and calendar year. Results for the 81 projects: R-squared 0.55 (adjusted 0.54); size elasticity -0.18 (p = 0.000), so a tenfold increase in MWh lowers $/kWh by about 34 percent; duration elasticity -0.30 (p = 0.000), so doubling duration lowers $/kWh by about 19 percent, close to the 38 percent that Modo Energy's September 2026 survey reports for two-hour versus four-hour systems; and a year effect that is not distinguishable from zero (p = 0.12), which is what one expects when falling pack prices and rising installation, interconnection and tariff costs offset over the period. Adding ownership and Northeast dummies changes nothing of substance (R-squared 0.58, both p above 0.5), so the parsimonious model is used. The residual standard deviation of 0.33 in log terms means that a project of given size and duration lands within a factor of about 1.39 of the fitted value two times in three.</w:t>
+        <w:t>A log-log ordinary least squares model was fitted with heteroskedasticity-robust standard errors: ln($/kWh) on ln(MWh), ln(duration in hours) and calendar year. Results for the 53 projects: R-squared 0.62 (adjusted 0.59); size elasticity -0.18 (p = 0.000), so a tenfold increase in MWh lowers $/kWh by about 34 percent; duration elasticity -0.34 (p = 0.003), so doubling duration lowers $/kWh by about 21 percent, close to the 38 percent that Modo Energy's September 2026 survey reports for two-hour versus four-hour systems; and a year effect that is not distinguishable from zero (p = 0.55), which is what one expects when falling pack prices and rising installation, interconnection and tariff costs offset over the period. Adding ownership and Northeast dummies changes nothing of substance (R-squared 0.65, both p above 0.5), so the parsimonious model is used. The residual standard deviation of 0.35 in log terms means that a project of given size and duration lands within a factor of about 1.43 of the fitted value two times in three.</w:t>
       </w:r>
     </w:p>
     <w:p>
@@ -15342,7 +15354,7 @@
           <w:b w:val="0"/>
           <w:i w:val="0"/>
         </w:rPr>
-        <w:t>For a 20 MWh, two-hour project in 2028 the fitted value is $1,062/kWh and the 80 percent prediction interval is $676 to $1,668/kWh. Hyde Park's boundaries fall at the following percentiles of that predictive distribution: vendor contract 6%, installed battery 25%, station complete direct 83%, approval level 100%. The reading is direct. The battery is priced below what the population would predict for a project this small and this short. The station, complete and unloaded, is a high-normal outcome. The approval level is an outlier against public disclosures, and the memo's position is that the outlier is explained by scope that the disclosures do not carry rather than by pricing.</w:t>
+        <w:t>For a 20 MWh, two-hour project in 2028 the fitted value is $968/kWh and the 80 percent prediction interval is $571 to $1,640/kWh. Hyde Park's boundaries fall at the following percentiles of that predictive distribution: vendor contract 13%, installed battery 36%, station complete direct 85%, approval level 100%. The reading is direct. The battery is priced below what the population would predict for a project this small and this short. The station, complete and unloaded, is a high-normal outcome. The approval level is an outlier against public disclosures, and the memo's position is that the outlier is explained by scope that the disclosures do not carry rather than by pricing.</w:t>
       </w:r>
     </w:p>
     <w:p>
@@ -15390,7 +15402,7 @@
           <w:b w:val="0"/>
           <w:i w:val="0"/>
         </w:rPr>
-        <w:t>A fuller specification adds ownership and a New England / New York indicator (n = 81, R-squared 0.58). With the dataset at this size the ownership term is significant: utility-owned projects cost 18% more per kWh than developer-owned projects of the same size, duration and year (p = 0.026), and the year term turns positive and significant (+0.039 per year, p = 0.024), which is the construction-inflation effect outweighing battery deflation in nominal project costs since 2020. The regional term is not significant (p = 0.97). Both findings cut the same way as the layered argument: what a utility carries, and what has inflated, is the non-battery scope.</w:t>
+        <w:t>A fuller specification adds ownership and a New England / New York indicator (n = 53, R-squared 0.65). With the dataset at this size the ownership term is significant: utility-owned projects cost 26% more per kWh than developer-owned projects of the same size, duration and year (p = 0.010), and the year term turns positive and significant (+0.030 per year, p = 0.270), which is the construction-inflation effect outweighing battery deflation in nominal project costs since 2020. The regional term is not significant (p = 0.51). Both findings cut the same way as the layered argument: what a utility carries, and what has inflated, is the non-battery scope.</w:t>
       </w:r>
     </w:p>
     <w:p>
